--- a/Fase 1/Evidencias Individuales/Gutierrez_Pablo_1.3_APT122_AutoevaluaciónFase1.docx
+++ b/Fase 1/Evidencias Individuales/Gutierrez_Pablo_1.3_APT122_AutoevaluaciónFase1.docx
@@ -1,6 +1,6 @@
 
 <file path=word/document.xml><?xml version="1.0" encoding="utf-8"?>
-<w:document xmlns:wpc="http://schemas.microsoft.com/office/word/2010/wordprocessingCanvas" xmlns:cx="http://schemas.microsoft.com/office/drawing/2014/chartex" xmlns:cx1="http://schemas.microsoft.com/office/drawing/2015/9/8/chartex" xmlns:cx2="http://schemas.microsoft.com/office/drawing/2015/10/21/chartex" xmlns:cx3="http://schemas.microsoft.com/office/drawing/2016/5/9/chartex" xmlns:cx4="http://schemas.microsoft.com/office/drawing/2016/5/10/chartex" xmlns:cx5="http://schemas.microsoft.com/office/drawing/2016/5/11/chartex" xmlns:cx6="http://schemas.microsoft.com/office/drawing/2016/5/12/chartex" xmlns:cx7="http://schemas.microsoft.com/office/drawing/2016/5/13/chartex" xmlns:cx8="http://schemas.microsoft.com/office/drawing/2016/5/14/chartex" xmlns:mc="http://schemas.openxmlformats.org/markup-compatibility/2006" xmlns:aink="http://schemas.microsoft.com/office/drawing/2016/ink" xmlns:am3d="http://schemas.microsoft.com/office/drawing/2017/model3d" xmlns:o="urn:schemas-microsoft-com:office:office" xmlns:oel="http://schemas.microsoft.com/office/2019/extlst" xmlns:r="http://schemas.openxmlformats.org/officeDocument/2006/relationships" xmlns:m="http://schemas.openxmlformats.org/officeDocument/2006/math" xmlns:v="urn:schemas-microsoft-com:vml" xmlns:wp14="http://schemas.microsoft.com/office/word/2010/wordprocessingDrawing" xmlns:wp="http://schemas.openxmlformats.org/drawingml/2006/wordprocessingDrawing" xmlns:w10="urn:schemas-microsoft-com:office:word" xmlns:w="http://schemas.openxmlformats.org/wordprocessingml/2006/main" xmlns:w14="http://schemas.microsoft.com/office/word/2010/wordml" xmlns:w15="http://schemas.microsoft.com/office/word/2012/wordml" xmlns:w16cex="http://schemas.microsoft.com/office/word/2018/wordml/cex" xmlns:w16cid="http://schemas.microsoft.com/office/word/2016/wordml/cid" xmlns:w16="http://schemas.microsoft.com/office/word/2018/wordml" xmlns:w16sdtdh="http://schemas.microsoft.com/office/word/2020/wordml/sdtdatahash" xmlns:w16se="http://schemas.microsoft.com/office/word/2015/wordml/symex" xmlns:wpg="http://schemas.microsoft.com/office/word/2010/wordprocessingGroup" xmlns:wpi="http://schemas.microsoft.com/office/word/2010/wordprocessingInk" xmlns:wne="http://schemas.microsoft.com/office/word/2006/wordml" xmlns:wps="http://schemas.microsoft.com/office/word/2010/wordprocessingShape" mc:Ignorable="w14 w15 w16se w16cid w16 w16cex w16sdtdh wp14">
+<w:document xmlns:wpc="http://schemas.microsoft.com/office/word/2010/wordprocessingCanvas" xmlns:cx="http://schemas.microsoft.com/office/drawing/2014/chartex" xmlns:cx1="http://schemas.microsoft.com/office/drawing/2015/9/8/chartex" xmlns:cx2="http://schemas.microsoft.com/office/drawing/2015/10/21/chartex" xmlns:cx3="http://schemas.microsoft.com/office/drawing/2016/5/9/chartex" xmlns:cx4="http://schemas.microsoft.com/office/drawing/2016/5/10/chartex" xmlns:cx5="http://schemas.microsoft.com/office/drawing/2016/5/11/chartex" xmlns:cx6="http://schemas.microsoft.com/office/drawing/2016/5/12/chartex" xmlns:cx7="http://schemas.microsoft.com/office/drawing/2016/5/13/chartex" xmlns:cx8="http://schemas.microsoft.com/office/drawing/2016/5/14/chartex" xmlns:mc="http://schemas.openxmlformats.org/markup-compatibility/2006" xmlns:aink="http://schemas.microsoft.com/office/drawing/2016/ink" xmlns:am3d="http://schemas.microsoft.com/office/drawing/2017/model3d" xmlns:o="urn:schemas-microsoft-com:office:office" xmlns:oel="http://schemas.microsoft.com/office/2019/extlst" xmlns:r="http://schemas.openxmlformats.org/officeDocument/2006/relationships" xmlns:m="http://schemas.openxmlformats.org/officeDocument/2006/math" xmlns:v="urn:schemas-microsoft-com:vml" xmlns:wp14="http://schemas.microsoft.com/office/word/2010/wordprocessingDrawing" xmlns:wp="http://schemas.openxmlformats.org/drawingml/2006/wordprocessingDrawing" xmlns:w10="urn:schemas-microsoft-com:office:word" xmlns:w="http://schemas.openxmlformats.org/wordprocessingml/2006/main" xmlns:w14="http://schemas.microsoft.com/office/word/2010/wordml" xmlns:w15="http://schemas.microsoft.com/office/word/2012/wordml" xmlns:w16cex="http://schemas.microsoft.com/office/word/2018/wordml/cex" xmlns:w16cid="http://schemas.microsoft.com/office/word/2016/wordml/cid" xmlns:w16="http://schemas.microsoft.com/office/word/2018/wordml" xmlns:w16du="http://schemas.microsoft.com/office/word/2023/wordml/word16du" xmlns:w16sdtdh="http://schemas.microsoft.com/office/word/2020/wordml/sdtdatahash" xmlns:w16sdtfl="http://schemas.microsoft.com/office/word/2024/wordml/sdtformatlock" xmlns:w16se="http://schemas.microsoft.com/office/word/2015/wordml/symex" xmlns:wpg="http://schemas.microsoft.com/office/word/2010/wordprocessingGroup" xmlns:wpi="http://schemas.microsoft.com/office/word/2010/wordprocessingInk" xmlns:wne="http://schemas.microsoft.com/office/word/2006/wordml" xmlns:wps="http://schemas.microsoft.com/office/word/2010/wordprocessingShape" mc:Ignorable="w14 w15 w16se w16cid w16 w16cex w16sdtdh w16sdtfl w16du wp14">
   <w:body>
     <w:p>
       <w:pPr>
@@ -294,7 +294,6 @@
         <w:tc>
           <w:tcPr>
             <w:tcW w:w="706" w:type="pct"/>
-            <w:shd w:val="clear" w:color="auto" w:fill="auto"/>
             <w:vAlign w:val="center"/>
           </w:tcPr>
           <w:p>
@@ -327,7 +326,6 @@
         <w:tc>
           <w:tcPr>
             <w:tcW w:w="2401" w:type="pct"/>
-            <w:shd w:val="clear" w:color="auto" w:fill="auto"/>
             <w:vAlign w:val="center"/>
           </w:tcPr>
           <w:p>
@@ -1894,32 +1892,14 @@
                 <w:bCs/>
                 <w:color w:val="3B3838" w:themeColor="background2" w:themeShade="40"/>
               </w:rPr>
-              <w:t xml:space="preserve">IL </w:t>
-            </w:r>
-            <w:proofErr w:type="gramStart"/>
-            <w:r>
-              <w:rPr>
-                <w:rFonts w:asciiTheme="minorHAnsi" w:eastAsiaTheme="minorEastAsia" w:hAnsiTheme="minorHAnsi" w:cstheme="minorBidi"/>
-                <w:b/>
-                <w:bCs/>
+              <w:t xml:space="preserve">IL 1.3  </w:t>
+            </w:r>
+            <w:r>
+              <w:rPr>
+                <w:rFonts w:asciiTheme="minorHAnsi" w:eastAsiaTheme="minorEastAsia" w:hAnsiTheme="minorHAnsi" w:cstheme="minorBidi"/>
                 <w:color w:val="3B3838" w:themeColor="background2" w:themeShade="40"/>
               </w:rPr>
-              <w:t xml:space="preserve">1.3  </w:t>
-            </w:r>
-            <w:r>
-              <w:rPr>
-                <w:rFonts w:asciiTheme="minorHAnsi" w:eastAsiaTheme="minorEastAsia" w:hAnsiTheme="minorHAnsi" w:cstheme="minorBidi"/>
-                <w:color w:val="3B3838" w:themeColor="background2" w:themeShade="40"/>
-              </w:rPr>
-              <w:t>Establece</w:t>
-            </w:r>
-            <w:proofErr w:type="gramEnd"/>
-            <w:r>
-              <w:rPr>
-                <w:rFonts w:asciiTheme="minorHAnsi" w:eastAsiaTheme="minorEastAsia" w:hAnsiTheme="minorHAnsi" w:cstheme="minorBidi"/>
-                <w:color w:val="3B3838" w:themeColor="background2" w:themeShade="40"/>
-              </w:rPr>
-              <w:t xml:space="preserve"> un plan de trabajo para su Proyecto APT y evidencias que permiten cumplir los objetivos propuestos, considerando recursos y tiempos pertinentes para el desarrollo de las actividades en el periodo académico establecido.</w:t>
+              <w:t>Establece un plan de trabajo para su Proyecto APT y evidencias que permiten cumplir los objetivos propuestos, considerando recursos y tiempos pertinentes para el desarrollo de las actividades en el periodo académico establecido.</w:t>
             </w:r>
           </w:p>
         </w:tc>
@@ -2485,23 +2465,7 @@
                 <w:rFonts w:asciiTheme="minorHAnsi" w:eastAsiaTheme="minorEastAsia" w:hAnsiTheme="minorHAnsi" w:cstheme="minorBidi"/>
                 <w:color w:val="3B3838" w:themeColor="background2" w:themeShade="40"/>
               </w:rPr>
-              <w:t xml:space="preserve">el diseño del Proyecto APT </w:t>
-            </w:r>
-            <w:proofErr w:type="gramStart"/>
-            <w:r>
-              <w:rPr>
-                <w:rFonts w:asciiTheme="minorHAnsi" w:eastAsiaTheme="minorEastAsia" w:hAnsiTheme="minorHAnsi" w:cstheme="minorBidi"/>
-                <w:color w:val="3B3838" w:themeColor="background2" w:themeShade="40"/>
-              </w:rPr>
-              <w:t>de acuerdo a</w:t>
-            </w:r>
-            <w:proofErr w:type="gramEnd"/>
-            <w:r>
-              <w:rPr>
-                <w:rFonts w:asciiTheme="minorHAnsi" w:eastAsiaTheme="minorEastAsia" w:hAnsiTheme="minorHAnsi" w:cstheme="minorBidi"/>
-                <w:color w:val="3B3838" w:themeColor="background2" w:themeShade="40"/>
-              </w:rPr>
-              <w:t xml:space="preserve"> estándares definidos por la disciplina.</w:t>
+              <w:t>el diseño del Proyecto APT de acuerdo a estándares definidos por la disciplina.</w:t>
             </w:r>
           </w:p>
         </w:tc>
@@ -2525,25 +2489,7 @@
                 <w:color w:val="000000" w:themeColor="text1"/>
                 <w:lang w:eastAsia="es-CL"/>
               </w:rPr>
-              <w:t xml:space="preserve">11. Cumple con los indicadores de calidad requeridos en la presentación del diseño del Proyecto APT </w:t>
-            </w:r>
-            <w:proofErr w:type="gramStart"/>
-            <w:r>
-              <w:rPr>
-                <w:rFonts w:asciiTheme="minorHAnsi" w:eastAsiaTheme="minorEastAsia" w:hAnsiTheme="minorHAnsi" w:cstheme="minorBidi"/>
-                <w:color w:val="000000" w:themeColor="text1"/>
-                <w:lang w:eastAsia="es-CL"/>
-              </w:rPr>
-              <w:t>de acuerdo a</w:t>
-            </w:r>
-            <w:proofErr w:type="gramEnd"/>
-            <w:r>
-              <w:rPr>
-                <w:rFonts w:asciiTheme="minorHAnsi" w:eastAsiaTheme="minorEastAsia" w:hAnsiTheme="minorHAnsi" w:cstheme="minorBidi"/>
-                <w:color w:val="000000" w:themeColor="text1"/>
-                <w:lang w:eastAsia="es-CL"/>
-              </w:rPr>
-              <w:t xml:space="preserve"> estándares definidos por la disciplina.</w:t>
+              <w:t>11. Cumple con los indicadores de calidad requeridos en la presentación del diseño del Proyecto APT de acuerdo a estándares definidos por la disciplina.</w:t>
             </w:r>
           </w:p>
         </w:tc>
@@ -2654,7 +2600,6 @@
               <w:t xml:space="preserve">Redacta el </w:t>
             </w:r>
             <w:proofErr w:type="spellStart"/>
-            <w:proofErr w:type="gramStart"/>
             <w:r>
               <w:rPr>
                 <w:rFonts w:asciiTheme="minorHAnsi" w:eastAsiaTheme="minorEastAsia" w:hAnsiTheme="minorHAnsi" w:cstheme="minorBidi"/>
@@ -2664,7 +2609,6 @@
               <w:t>abstract</w:t>
             </w:r>
             <w:proofErr w:type="spellEnd"/>
-            <w:proofErr w:type="gramEnd"/>
             <w:r>
               <w:rPr>
                 <w:rFonts w:asciiTheme="minorHAnsi" w:eastAsiaTheme="minorEastAsia" w:hAnsiTheme="minorHAnsi" w:cstheme="minorBidi"/>
@@ -4195,25 +4139,7 @@
                 <w:sz w:val="22"/>
                 <w:szCs w:val="22"/>
               </w:rPr>
-              <w:t xml:space="preserve"> diseño del Proyecto APT </w:t>
-            </w:r>
-            <w:proofErr w:type="gramStart"/>
-            <w:r>
-              <w:rPr>
-                <w:rFonts w:asciiTheme="minorHAnsi" w:eastAsiaTheme="minorEastAsia" w:hAnsiTheme="minorHAnsi" w:cstheme="minorBidi"/>
-                <w:sz w:val="22"/>
-                <w:szCs w:val="22"/>
-              </w:rPr>
-              <w:t>de acuerdo a</w:t>
-            </w:r>
-            <w:proofErr w:type="gramEnd"/>
-            <w:r>
-              <w:rPr>
-                <w:rFonts w:asciiTheme="minorHAnsi" w:eastAsiaTheme="minorEastAsia" w:hAnsiTheme="minorHAnsi" w:cstheme="minorBidi"/>
-                <w:sz w:val="22"/>
-                <w:szCs w:val="22"/>
-              </w:rPr>
-              <w:t xml:space="preserve"> estándares definidos por la disciplina”, deberás revisar si tu Definición de Proyecto APT cumple con los indicadores de calidad disciplinarios, propios de las competencias del Perfil de Egreso de la Carrera que están involucradas en tu Proyecto. Para ello, deberás seleccionar de la siguiente tabla aquellos indicadores de calidad propios de cada una de las competencias del perfil de egreso que </w:t>
+              <w:t xml:space="preserve"> diseño del Proyecto APT de acuerdo a estándares definidos por la disciplina”, deberás revisar si tu Definición de Proyecto APT cumple con los indicadores de calidad disciplinarios, propios de las competencias del Perfil de Egreso de la Carrera que están involucradas en tu Proyecto. Para ello, deberás seleccionar de la siguiente tabla aquellos indicadores de calidad propios de cada una de las competencias del perfil de egreso que </w:t>
             </w:r>
             <w:r>
               <w:rPr>
@@ -4544,15 +4470,13 @@
               </w:rPr>
               <w:t xml:space="preserve">1.3 Desarrolla mejoras al producto en base al resultado de </w:t>
             </w:r>
-            <w:proofErr w:type="gramStart"/>
-            <w:r>
-              <w:rPr>
-                <w:rFonts w:asciiTheme="minorHAnsi" w:eastAsiaTheme="minorEastAsia" w:hAnsiTheme="minorHAnsi" w:cstheme="minorBidi"/>
-                <w:color w:val="000000" w:themeColor="text1"/>
-              </w:rPr>
-              <w:t>las mismas</w:t>
-            </w:r>
-            <w:proofErr w:type="gramEnd"/>
+            <w:r>
+              <w:rPr>
+                <w:rFonts w:asciiTheme="minorHAnsi" w:eastAsiaTheme="minorEastAsia" w:hAnsiTheme="minorHAnsi" w:cstheme="minorBidi"/>
+                <w:color w:val="000000" w:themeColor="text1"/>
+              </w:rPr>
+              <w:t>estas</w:t>
+            </w:r>
             <w:r>
               <w:rPr>
                 <w:rFonts w:asciiTheme="minorHAnsi" w:eastAsiaTheme="minorEastAsia" w:hAnsiTheme="minorHAnsi" w:cstheme="minorBidi"/>
@@ -4601,17 +4525,15 @@
               </w:rPr>
               <w:t xml:space="preserve">Gestionar proyectos informáticos, ofreciendo alternativas para la toma de decisiones </w:t>
             </w:r>
-            <w:proofErr w:type="gramStart"/>
-            <w:r>
-              <w:rPr>
-                <w:rFonts w:asciiTheme="minorHAnsi" w:eastAsiaTheme="minorEastAsia" w:hAnsiTheme="minorHAnsi" w:cstheme="minorBidi"/>
-                <w:b/>
-                <w:bCs/>
-                <w:color w:val="000000" w:themeColor="text1"/>
-              </w:rPr>
-              <w:t>de acuerdo a</w:t>
-            </w:r>
-            <w:proofErr w:type="gramEnd"/>
+            <w:r>
+              <w:rPr>
+                <w:rFonts w:asciiTheme="minorHAnsi" w:eastAsiaTheme="minorEastAsia" w:hAnsiTheme="minorHAnsi" w:cstheme="minorBidi"/>
+                <w:b/>
+                <w:bCs/>
+                <w:color w:val="000000" w:themeColor="text1"/>
+              </w:rPr>
+              <w:t>de acuerdo con</w:t>
+            </w:r>
             <w:r>
               <w:rPr>
                 <w:rFonts w:asciiTheme="minorHAnsi" w:eastAsiaTheme="minorEastAsia" w:hAnsiTheme="minorHAnsi" w:cstheme="minorBidi"/>
@@ -4649,15 +4571,13 @@
               </w:rPr>
               <w:t xml:space="preserve">2.1 Planifica proyectos informáticos, ofreciendo alternativas para la toma de decisiones </w:t>
             </w:r>
-            <w:proofErr w:type="gramStart"/>
-            <w:r>
-              <w:rPr>
-                <w:rFonts w:asciiTheme="minorHAnsi" w:eastAsiaTheme="minorEastAsia" w:hAnsiTheme="minorHAnsi" w:cstheme="minorBidi"/>
-                <w:color w:val="000000" w:themeColor="text1"/>
-              </w:rPr>
-              <w:t>de acuerdo a</w:t>
-            </w:r>
-            <w:proofErr w:type="gramEnd"/>
+            <w:r>
+              <w:rPr>
+                <w:rFonts w:asciiTheme="minorHAnsi" w:eastAsiaTheme="minorEastAsia" w:hAnsiTheme="minorHAnsi" w:cstheme="minorBidi"/>
+                <w:color w:val="000000" w:themeColor="text1"/>
+              </w:rPr>
+              <w:t>de acuerdo con</w:t>
+            </w:r>
             <w:r>
               <w:rPr>
                 <w:rFonts w:asciiTheme="minorHAnsi" w:eastAsiaTheme="minorEastAsia" w:hAnsiTheme="minorHAnsi" w:cstheme="minorBidi"/>
@@ -4706,15 +4626,13 @@
               </w:rPr>
               <w:t xml:space="preserve">2.2 Controla proyectos informáticos, ofreciendo alternativas para la toma de decisiones </w:t>
             </w:r>
-            <w:proofErr w:type="gramStart"/>
-            <w:r>
-              <w:rPr>
-                <w:rFonts w:asciiTheme="minorHAnsi" w:eastAsiaTheme="minorEastAsia" w:hAnsiTheme="minorHAnsi" w:cstheme="minorBidi"/>
-                <w:color w:val="000000" w:themeColor="text1"/>
-              </w:rPr>
-              <w:t>de acuerdo a</w:t>
-            </w:r>
-            <w:proofErr w:type="gramEnd"/>
+            <w:r>
+              <w:rPr>
+                <w:rFonts w:asciiTheme="minorHAnsi" w:eastAsiaTheme="minorEastAsia" w:hAnsiTheme="minorHAnsi" w:cstheme="minorBidi"/>
+                <w:color w:val="000000" w:themeColor="text1"/>
+              </w:rPr>
+              <w:t>de acuerdo con</w:t>
+            </w:r>
             <w:r>
               <w:rPr>
                 <w:rFonts w:asciiTheme="minorHAnsi" w:eastAsiaTheme="minorEastAsia" w:hAnsiTheme="minorHAnsi" w:cstheme="minorBidi"/>
@@ -4763,17 +4681,15 @@
               </w:rPr>
               <w:t xml:space="preserve">Construir modelos de datos para soportar los requerimientos de la organización </w:t>
             </w:r>
-            <w:proofErr w:type="gramStart"/>
-            <w:r>
-              <w:rPr>
-                <w:rFonts w:asciiTheme="minorHAnsi" w:eastAsiaTheme="minorEastAsia" w:hAnsiTheme="minorHAnsi" w:cstheme="minorBidi"/>
-                <w:b/>
-                <w:bCs/>
-                <w:color w:val="000000" w:themeColor="text1"/>
-              </w:rPr>
-              <w:t>de acuerdo a</w:t>
-            </w:r>
-            <w:proofErr w:type="gramEnd"/>
+            <w:r>
+              <w:rPr>
+                <w:rFonts w:asciiTheme="minorHAnsi" w:eastAsiaTheme="minorEastAsia" w:hAnsiTheme="minorHAnsi" w:cstheme="minorBidi"/>
+                <w:b/>
+                <w:bCs/>
+                <w:color w:val="000000" w:themeColor="text1"/>
+              </w:rPr>
+              <w:t>de acuerdo con</w:t>
+            </w:r>
             <w:r>
               <w:rPr>
                 <w:rFonts w:asciiTheme="minorHAnsi" w:eastAsiaTheme="minorEastAsia" w:hAnsiTheme="minorHAnsi" w:cstheme="minorBidi"/>
@@ -4811,15 +4727,13 @@
               </w:rPr>
               <w:t xml:space="preserve">3.1 Diseña modelos de datos para soportar los requerimientos de la organización </w:t>
             </w:r>
-            <w:proofErr w:type="gramStart"/>
-            <w:r>
-              <w:rPr>
-                <w:rFonts w:asciiTheme="minorHAnsi" w:eastAsiaTheme="minorEastAsia" w:hAnsiTheme="minorHAnsi" w:cstheme="minorBidi"/>
-                <w:color w:val="000000" w:themeColor="text1"/>
-              </w:rPr>
-              <w:t>de acuerdo a</w:t>
-            </w:r>
-            <w:proofErr w:type="gramEnd"/>
+            <w:r>
+              <w:rPr>
+                <w:rFonts w:asciiTheme="minorHAnsi" w:eastAsiaTheme="minorEastAsia" w:hAnsiTheme="minorHAnsi" w:cstheme="minorBidi"/>
+                <w:color w:val="000000" w:themeColor="text1"/>
+              </w:rPr>
+              <w:t>de acuerdo con</w:t>
+            </w:r>
             <w:r>
               <w:rPr>
                 <w:rFonts w:asciiTheme="minorHAnsi" w:eastAsiaTheme="minorEastAsia" w:hAnsiTheme="minorHAnsi" w:cstheme="minorBidi"/>
@@ -4868,15 +4782,13 @@
               </w:rPr>
               <w:t xml:space="preserve">3.2 Implementa modelos de datos para soportar los requerimientos de la organización </w:t>
             </w:r>
-            <w:proofErr w:type="gramStart"/>
-            <w:r>
-              <w:rPr>
-                <w:rFonts w:asciiTheme="minorHAnsi" w:eastAsiaTheme="minorEastAsia" w:hAnsiTheme="minorHAnsi" w:cstheme="minorBidi"/>
-                <w:color w:val="000000" w:themeColor="text1"/>
-              </w:rPr>
-              <w:t>de acuerdo a</w:t>
-            </w:r>
-            <w:proofErr w:type="gramEnd"/>
+            <w:r>
+              <w:rPr>
+                <w:rFonts w:asciiTheme="minorHAnsi" w:eastAsiaTheme="minorEastAsia" w:hAnsiTheme="minorHAnsi" w:cstheme="minorBidi"/>
+                <w:color w:val="000000" w:themeColor="text1"/>
+              </w:rPr>
+              <w:t>de acuerdo con</w:t>
+            </w:r>
             <w:r>
               <w:rPr>
                 <w:rFonts w:asciiTheme="minorHAnsi" w:eastAsiaTheme="minorEastAsia" w:hAnsiTheme="minorHAnsi" w:cstheme="minorBidi"/>
@@ -7556,23 +7468,7 @@
                 <w:rFonts w:asciiTheme="minorHAnsi" w:eastAsiaTheme="minorEastAsia" w:hAnsiTheme="minorHAnsi" w:cstheme="minorBidi"/>
                 <w:color w:val="000000" w:themeColor="text1"/>
               </w:rPr>
-              <w:t xml:space="preserve">objetivos claros y coherentes con la situación a abordar, pero imprecisos </w:t>
-            </w:r>
-            <w:proofErr w:type="gramStart"/>
-            <w:r>
-              <w:rPr>
-                <w:rFonts w:asciiTheme="minorHAnsi" w:eastAsiaTheme="minorEastAsia" w:hAnsiTheme="minorHAnsi" w:cstheme="minorBidi"/>
-                <w:color w:val="000000" w:themeColor="text1"/>
-              </w:rPr>
-              <w:t>de acuerdo a</w:t>
-            </w:r>
-            <w:proofErr w:type="gramEnd"/>
-            <w:r>
-              <w:rPr>
-                <w:rFonts w:asciiTheme="minorHAnsi" w:eastAsiaTheme="minorEastAsia" w:hAnsiTheme="minorHAnsi" w:cstheme="minorBidi"/>
-                <w:color w:val="000000" w:themeColor="text1"/>
-              </w:rPr>
-              <w:t xml:space="preserve"> la disciplina. </w:t>
+              <w:t xml:space="preserve">objetivos claros y coherentes con la situación a abordar, pero imprecisos de acuerdo a la disciplina. </w:t>
             </w:r>
           </w:p>
         </w:tc>
@@ -8848,25 +8744,7 @@
                 <w:color w:val="000000" w:themeColor="text1"/>
                 <w:lang w:eastAsia="es-CL"/>
               </w:rPr>
-              <w:t xml:space="preserve"> diseño del Proyecto APT </w:t>
-            </w:r>
-            <w:proofErr w:type="gramStart"/>
-            <w:r>
-              <w:rPr>
-                <w:rFonts w:asciiTheme="minorHAnsi" w:eastAsiaTheme="minorEastAsia" w:hAnsiTheme="minorHAnsi" w:cstheme="minorBidi"/>
-                <w:color w:val="000000" w:themeColor="text1"/>
-                <w:lang w:eastAsia="es-CL"/>
-              </w:rPr>
-              <w:t>de acuerdo a</w:t>
-            </w:r>
-            <w:proofErr w:type="gramEnd"/>
-            <w:r>
-              <w:rPr>
-                <w:rFonts w:asciiTheme="minorHAnsi" w:eastAsiaTheme="minorEastAsia" w:hAnsiTheme="minorHAnsi" w:cstheme="minorBidi"/>
-                <w:color w:val="000000" w:themeColor="text1"/>
-                <w:lang w:eastAsia="es-CL"/>
-              </w:rPr>
-              <w:t xml:space="preserve"> estándares definidos por la disciplina.</w:t>
+              <w:t xml:space="preserve"> diseño del Proyecto APT de acuerdo a estándares definidos por la disciplina.</w:t>
             </w:r>
           </w:p>
         </w:tc>
@@ -9024,18 +8902,9 @@
                 <w:color w:val="000000" w:themeColor="text1"/>
                 <w:lang w:eastAsia="es-CL"/>
               </w:rPr>
-              <w:t xml:space="preserve">12.  </w:t>
-            </w:r>
-            <w:r>
-              <w:rPr>
-                <w:rFonts w:asciiTheme="minorHAnsi" w:eastAsiaTheme="minorEastAsia" w:hAnsiTheme="minorHAnsi" w:cstheme="minorBidi"/>
-                <w:color w:val="000000" w:themeColor="text1"/>
-                <w:lang w:eastAsia="es-CL"/>
-              </w:rPr>
-              <w:t xml:space="preserve">Redacta el </w:t>
+              <w:t xml:space="preserve">12.  Redacta el </w:t>
             </w:r>
             <w:proofErr w:type="spellStart"/>
-            <w:proofErr w:type="gramStart"/>
             <w:r>
               <w:rPr>
                 <w:rFonts w:asciiTheme="minorHAnsi" w:eastAsiaTheme="minorEastAsia" w:hAnsiTheme="minorHAnsi" w:cstheme="minorBidi"/>
@@ -9045,7 +8914,6 @@
               <w:t>abstract</w:t>
             </w:r>
             <w:proofErr w:type="spellEnd"/>
-            <w:proofErr w:type="gramEnd"/>
             <w:r>
               <w:rPr>
                 <w:rFonts w:asciiTheme="minorHAnsi" w:eastAsiaTheme="minorEastAsia" w:hAnsiTheme="minorHAnsi" w:cstheme="minorBidi"/>
@@ -9334,7 +9202,7 @@
 </file>
 
 <file path=word/endnotes.xml><?xml version="1.0" encoding="utf-8"?>
-<w:endnotes xmlns:wpc="http://schemas.microsoft.com/office/word/2010/wordprocessingCanvas" xmlns:cx="http://schemas.microsoft.com/office/drawing/2014/chartex" xmlns:cx1="http://schemas.microsoft.com/office/drawing/2015/9/8/chartex" xmlns:cx2="http://schemas.microsoft.com/office/drawing/2015/10/21/chartex" xmlns:cx3="http://schemas.microsoft.com/office/drawing/2016/5/9/chartex" xmlns:cx4="http://schemas.microsoft.com/office/drawing/2016/5/10/chartex" xmlns:cx5="http://schemas.microsoft.com/office/drawing/2016/5/11/chartex" xmlns:cx6="http://schemas.microsoft.com/office/drawing/2016/5/12/chartex" xmlns:cx7="http://schemas.microsoft.com/office/drawing/2016/5/13/chartex" xmlns:cx8="http://schemas.microsoft.com/office/drawing/2016/5/14/chartex" xmlns:mc="http://schemas.openxmlformats.org/markup-compatibility/2006" xmlns:aink="http://schemas.microsoft.com/office/drawing/2016/ink" xmlns:am3d="http://schemas.microsoft.com/office/drawing/2017/model3d" xmlns:o="urn:schemas-microsoft-com:office:office" xmlns:oel="http://schemas.microsoft.com/office/2019/extlst" xmlns:r="http://schemas.openxmlformats.org/officeDocument/2006/relationships" xmlns:m="http://schemas.openxmlformats.org/officeDocument/2006/math" xmlns:v="urn:schemas-microsoft-com:vml" xmlns:wp14="http://schemas.microsoft.com/office/word/2010/wordprocessingDrawing" xmlns:wp="http://schemas.openxmlformats.org/drawingml/2006/wordprocessingDrawing" xmlns:w10="urn:schemas-microsoft-com:office:word" xmlns:w="http://schemas.openxmlformats.org/wordprocessingml/2006/main" xmlns:w14="http://schemas.microsoft.com/office/word/2010/wordml" xmlns:w15="http://schemas.microsoft.com/office/word/2012/wordml" xmlns:w16cex="http://schemas.microsoft.com/office/word/2018/wordml/cex" xmlns:w16cid="http://schemas.microsoft.com/office/word/2016/wordml/cid" xmlns:w16="http://schemas.microsoft.com/office/word/2018/wordml" xmlns:w16sdtdh="http://schemas.microsoft.com/office/word/2020/wordml/sdtdatahash" xmlns:w16se="http://schemas.microsoft.com/office/word/2015/wordml/symex" xmlns:wpg="http://schemas.microsoft.com/office/word/2010/wordprocessingGroup" xmlns:wpi="http://schemas.microsoft.com/office/word/2010/wordprocessingInk" xmlns:wne="http://schemas.microsoft.com/office/word/2006/wordml" xmlns:wps="http://schemas.microsoft.com/office/word/2010/wordprocessingShape" mc:Ignorable="w14 w15 w16se w16cid w16 w16cex w16sdtdh wp14">
+<w:endnotes xmlns:wpc="http://schemas.microsoft.com/office/word/2010/wordprocessingCanvas" xmlns:cx="http://schemas.microsoft.com/office/drawing/2014/chartex" xmlns:cx1="http://schemas.microsoft.com/office/drawing/2015/9/8/chartex" xmlns:cx2="http://schemas.microsoft.com/office/drawing/2015/10/21/chartex" xmlns:cx3="http://schemas.microsoft.com/office/drawing/2016/5/9/chartex" xmlns:cx4="http://schemas.microsoft.com/office/drawing/2016/5/10/chartex" xmlns:cx5="http://schemas.microsoft.com/office/drawing/2016/5/11/chartex" xmlns:cx6="http://schemas.microsoft.com/office/drawing/2016/5/12/chartex" xmlns:cx7="http://schemas.microsoft.com/office/drawing/2016/5/13/chartex" xmlns:cx8="http://schemas.microsoft.com/office/drawing/2016/5/14/chartex" xmlns:mc="http://schemas.openxmlformats.org/markup-compatibility/2006" xmlns:aink="http://schemas.microsoft.com/office/drawing/2016/ink" xmlns:am3d="http://schemas.microsoft.com/office/drawing/2017/model3d" xmlns:o="urn:schemas-microsoft-com:office:office" xmlns:oel="http://schemas.microsoft.com/office/2019/extlst" xmlns:r="http://schemas.openxmlformats.org/officeDocument/2006/relationships" xmlns:m="http://schemas.openxmlformats.org/officeDocument/2006/math" xmlns:v="urn:schemas-microsoft-com:vml" xmlns:wp14="http://schemas.microsoft.com/office/word/2010/wordprocessingDrawing" xmlns:wp="http://schemas.openxmlformats.org/drawingml/2006/wordprocessingDrawing" xmlns:w10="urn:schemas-microsoft-com:office:word" xmlns:w="http://schemas.openxmlformats.org/wordprocessingml/2006/main" xmlns:w14="http://schemas.microsoft.com/office/word/2010/wordml" xmlns:w15="http://schemas.microsoft.com/office/word/2012/wordml" xmlns:w16cex="http://schemas.microsoft.com/office/word/2018/wordml/cex" xmlns:w16cid="http://schemas.microsoft.com/office/word/2016/wordml/cid" xmlns:w16="http://schemas.microsoft.com/office/word/2018/wordml" xmlns:w16du="http://schemas.microsoft.com/office/word/2023/wordml/word16du" xmlns:w16sdtdh="http://schemas.microsoft.com/office/word/2020/wordml/sdtdatahash" xmlns:w16sdtfl="http://schemas.microsoft.com/office/word/2024/wordml/sdtformatlock" xmlns:w16se="http://schemas.microsoft.com/office/word/2015/wordml/symex" xmlns:wpg="http://schemas.microsoft.com/office/word/2010/wordprocessingGroup" xmlns:wpi="http://schemas.microsoft.com/office/word/2010/wordprocessingInk" xmlns:wne="http://schemas.microsoft.com/office/word/2006/wordml" xmlns:wps="http://schemas.microsoft.com/office/word/2010/wordprocessingShape" mc:Ignorable="w14 w15 w16se w16cid w16 w16cex w16sdtdh w16sdtfl w16du wp14">
   <w:endnote w:type="separator" w:id="-1">
     <w:p>
       <w:r>
@@ -9353,7 +9221,7 @@
 </file>
 
 <file path=word/footer1.xml><?xml version="1.0" encoding="utf-8"?>
-<w:ftr xmlns:wpc="http://schemas.microsoft.com/office/word/2010/wordprocessingCanvas" xmlns:cx="http://schemas.microsoft.com/office/drawing/2014/chartex" xmlns:cx1="http://schemas.microsoft.com/office/drawing/2015/9/8/chartex" xmlns:cx2="http://schemas.microsoft.com/office/drawing/2015/10/21/chartex" xmlns:cx3="http://schemas.microsoft.com/office/drawing/2016/5/9/chartex" xmlns:cx4="http://schemas.microsoft.com/office/drawing/2016/5/10/chartex" xmlns:cx5="http://schemas.microsoft.com/office/drawing/2016/5/11/chartex" xmlns:cx6="http://schemas.microsoft.com/office/drawing/2016/5/12/chartex" xmlns:cx7="http://schemas.microsoft.com/office/drawing/2016/5/13/chartex" xmlns:cx8="http://schemas.microsoft.com/office/drawing/2016/5/14/chartex" xmlns:mc="http://schemas.openxmlformats.org/markup-compatibility/2006" xmlns:aink="http://schemas.microsoft.com/office/drawing/2016/ink" xmlns:am3d="http://schemas.microsoft.com/office/drawing/2017/model3d" xmlns:o="urn:schemas-microsoft-com:office:office" xmlns:oel="http://schemas.microsoft.com/office/2019/extlst" xmlns:r="http://schemas.openxmlformats.org/officeDocument/2006/relationships" xmlns:m="http://schemas.openxmlformats.org/officeDocument/2006/math" xmlns:v="urn:schemas-microsoft-com:vml" xmlns:wp14="http://schemas.microsoft.com/office/word/2010/wordprocessingDrawing" xmlns:wp="http://schemas.openxmlformats.org/drawingml/2006/wordprocessingDrawing" xmlns:w10="urn:schemas-microsoft-com:office:word" xmlns:w="http://schemas.openxmlformats.org/wordprocessingml/2006/main" xmlns:w14="http://schemas.microsoft.com/office/word/2010/wordml" xmlns:w15="http://schemas.microsoft.com/office/word/2012/wordml" xmlns:w16cex="http://schemas.microsoft.com/office/word/2018/wordml/cex" xmlns:w16cid="http://schemas.microsoft.com/office/word/2016/wordml/cid" xmlns:w16="http://schemas.microsoft.com/office/word/2018/wordml" xmlns:w16sdtdh="http://schemas.microsoft.com/office/word/2020/wordml/sdtdatahash" xmlns:w16se="http://schemas.microsoft.com/office/word/2015/wordml/symex" xmlns:wpg="http://schemas.microsoft.com/office/word/2010/wordprocessingGroup" xmlns:wpi="http://schemas.microsoft.com/office/word/2010/wordprocessingInk" xmlns:wne="http://schemas.microsoft.com/office/word/2006/wordml" xmlns:wps="http://schemas.microsoft.com/office/word/2010/wordprocessingShape" mc:Ignorable="w14 w15 w16se w16cid w16 w16cex w16sdtdh wp14">
+<w:ftr xmlns:wpc="http://schemas.microsoft.com/office/word/2010/wordprocessingCanvas" xmlns:cx="http://schemas.microsoft.com/office/drawing/2014/chartex" xmlns:cx1="http://schemas.microsoft.com/office/drawing/2015/9/8/chartex" xmlns:cx2="http://schemas.microsoft.com/office/drawing/2015/10/21/chartex" xmlns:cx3="http://schemas.microsoft.com/office/drawing/2016/5/9/chartex" xmlns:cx4="http://schemas.microsoft.com/office/drawing/2016/5/10/chartex" xmlns:cx5="http://schemas.microsoft.com/office/drawing/2016/5/11/chartex" xmlns:cx6="http://schemas.microsoft.com/office/drawing/2016/5/12/chartex" xmlns:cx7="http://schemas.microsoft.com/office/drawing/2016/5/13/chartex" xmlns:cx8="http://schemas.microsoft.com/office/drawing/2016/5/14/chartex" xmlns:mc="http://schemas.openxmlformats.org/markup-compatibility/2006" xmlns:aink="http://schemas.microsoft.com/office/drawing/2016/ink" xmlns:am3d="http://schemas.microsoft.com/office/drawing/2017/model3d" xmlns:o="urn:schemas-microsoft-com:office:office" xmlns:oel="http://schemas.microsoft.com/office/2019/extlst" xmlns:r="http://schemas.openxmlformats.org/officeDocument/2006/relationships" xmlns:m="http://schemas.openxmlformats.org/officeDocument/2006/math" xmlns:v="urn:schemas-microsoft-com:vml" xmlns:wp14="http://schemas.microsoft.com/office/word/2010/wordprocessingDrawing" xmlns:wp="http://schemas.openxmlformats.org/drawingml/2006/wordprocessingDrawing" xmlns:w10="urn:schemas-microsoft-com:office:word" xmlns:w="http://schemas.openxmlformats.org/wordprocessingml/2006/main" xmlns:w14="http://schemas.microsoft.com/office/word/2010/wordml" xmlns:w15="http://schemas.microsoft.com/office/word/2012/wordml" xmlns:w16cex="http://schemas.microsoft.com/office/word/2018/wordml/cex" xmlns:w16cid="http://schemas.microsoft.com/office/word/2016/wordml/cid" xmlns:w16="http://schemas.microsoft.com/office/word/2018/wordml" xmlns:w16du="http://schemas.microsoft.com/office/word/2023/wordml/word16du" xmlns:w16sdtdh="http://schemas.microsoft.com/office/word/2020/wordml/sdtdatahash" xmlns:w16sdtfl="http://schemas.microsoft.com/office/word/2024/wordml/sdtformatlock" xmlns:w16se="http://schemas.microsoft.com/office/word/2015/wordml/symex" xmlns:wpg="http://schemas.microsoft.com/office/word/2010/wordprocessingGroup" xmlns:wpi="http://schemas.microsoft.com/office/word/2010/wordprocessingInk" xmlns:wne="http://schemas.microsoft.com/office/word/2006/wordml" xmlns:wps="http://schemas.microsoft.com/office/word/2010/wordprocessingShape" mc:Ignorable="w14 w15 w16se w16cid w16 w16cex w16sdtdh w16sdtfl w16du wp14">
   <w:p>
     <w:pPr>
       <w:pStyle w:val="Piedepgina"/>
@@ -9835,7 +9703,7 @@
 </file>
 
 <file path=word/footnotes.xml><?xml version="1.0" encoding="utf-8"?>
-<w:footnotes xmlns:wpc="http://schemas.microsoft.com/office/word/2010/wordprocessingCanvas" xmlns:cx="http://schemas.microsoft.com/office/drawing/2014/chartex" xmlns:cx1="http://schemas.microsoft.com/office/drawing/2015/9/8/chartex" xmlns:cx2="http://schemas.microsoft.com/office/drawing/2015/10/21/chartex" xmlns:cx3="http://schemas.microsoft.com/office/drawing/2016/5/9/chartex" xmlns:cx4="http://schemas.microsoft.com/office/drawing/2016/5/10/chartex" xmlns:cx5="http://schemas.microsoft.com/office/drawing/2016/5/11/chartex" xmlns:cx6="http://schemas.microsoft.com/office/drawing/2016/5/12/chartex" xmlns:cx7="http://schemas.microsoft.com/office/drawing/2016/5/13/chartex" xmlns:cx8="http://schemas.microsoft.com/office/drawing/2016/5/14/chartex" xmlns:mc="http://schemas.openxmlformats.org/markup-compatibility/2006" xmlns:aink="http://schemas.microsoft.com/office/drawing/2016/ink" xmlns:am3d="http://schemas.microsoft.com/office/drawing/2017/model3d" xmlns:o="urn:schemas-microsoft-com:office:office" xmlns:oel="http://schemas.microsoft.com/office/2019/extlst" xmlns:r="http://schemas.openxmlformats.org/officeDocument/2006/relationships" xmlns:m="http://schemas.openxmlformats.org/officeDocument/2006/math" xmlns:v="urn:schemas-microsoft-com:vml" xmlns:wp14="http://schemas.microsoft.com/office/word/2010/wordprocessingDrawing" xmlns:wp="http://schemas.openxmlformats.org/drawingml/2006/wordprocessingDrawing" xmlns:w10="urn:schemas-microsoft-com:office:word" xmlns:w="http://schemas.openxmlformats.org/wordprocessingml/2006/main" xmlns:w14="http://schemas.microsoft.com/office/word/2010/wordml" xmlns:w15="http://schemas.microsoft.com/office/word/2012/wordml" xmlns:w16cex="http://schemas.microsoft.com/office/word/2018/wordml/cex" xmlns:w16cid="http://schemas.microsoft.com/office/word/2016/wordml/cid" xmlns:w16="http://schemas.microsoft.com/office/word/2018/wordml" xmlns:w16sdtdh="http://schemas.microsoft.com/office/word/2020/wordml/sdtdatahash" xmlns:w16se="http://schemas.microsoft.com/office/word/2015/wordml/symex" xmlns:wpg="http://schemas.microsoft.com/office/word/2010/wordprocessingGroup" xmlns:wpi="http://schemas.microsoft.com/office/word/2010/wordprocessingInk" xmlns:wne="http://schemas.microsoft.com/office/word/2006/wordml" xmlns:wps="http://schemas.microsoft.com/office/word/2010/wordprocessingShape" mc:Ignorable="w14 w15 w16se w16cid w16 w16cex w16sdtdh wp14">
+<w:footnotes xmlns:wpc="http://schemas.microsoft.com/office/word/2010/wordprocessingCanvas" xmlns:cx="http://schemas.microsoft.com/office/drawing/2014/chartex" xmlns:cx1="http://schemas.microsoft.com/office/drawing/2015/9/8/chartex" xmlns:cx2="http://schemas.microsoft.com/office/drawing/2015/10/21/chartex" xmlns:cx3="http://schemas.microsoft.com/office/drawing/2016/5/9/chartex" xmlns:cx4="http://schemas.microsoft.com/office/drawing/2016/5/10/chartex" xmlns:cx5="http://schemas.microsoft.com/office/drawing/2016/5/11/chartex" xmlns:cx6="http://schemas.microsoft.com/office/drawing/2016/5/12/chartex" xmlns:cx7="http://schemas.microsoft.com/office/drawing/2016/5/13/chartex" xmlns:cx8="http://schemas.microsoft.com/office/drawing/2016/5/14/chartex" xmlns:mc="http://schemas.openxmlformats.org/markup-compatibility/2006" xmlns:aink="http://schemas.microsoft.com/office/drawing/2016/ink" xmlns:am3d="http://schemas.microsoft.com/office/drawing/2017/model3d" xmlns:o="urn:schemas-microsoft-com:office:office" xmlns:oel="http://schemas.microsoft.com/office/2019/extlst" xmlns:r="http://schemas.openxmlformats.org/officeDocument/2006/relationships" xmlns:m="http://schemas.openxmlformats.org/officeDocument/2006/math" xmlns:v="urn:schemas-microsoft-com:vml" xmlns:wp14="http://schemas.microsoft.com/office/word/2010/wordprocessingDrawing" xmlns:wp="http://schemas.openxmlformats.org/drawingml/2006/wordprocessingDrawing" xmlns:w10="urn:schemas-microsoft-com:office:word" xmlns:w="http://schemas.openxmlformats.org/wordprocessingml/2006/main" xmlns:w14="http://schemas.microsoft.com/office/word/2010/wordml" xmlns:w15="http://schemas.microsoft.com/office/word/2012/wordml" xmlns:w16cex="http://schemas.microsoft.com/office/word/2018/wordml/cex" xmlns:w16cid="http://schemas.microsoft.com/office/word/2016/wordml/cid" xmlns:w16="http://schemas.microsoft.com/office/word/2018/wordml" xmlns:w16du="http://schemas.microsoft.com/office/word/2023/wordml/word16du" xmlns:w16sdtdh="http://schemas.microsoft.com/office/word/2020/wordml/sdtdatahash" xmlns:w16sdtfl="http://schemas.microsoft.com/office/word/2024/wordml/sdtformatlock" xmlns:w16se="http://schemas.microsoft.com/office/word/2015/wordml/symex" xmlns:wpg="http://schemas.microsoft.com/office/word/2010/wordprocessingGroup" xmlns:wpi="http://schemas.microsoft.com/office/word/2010/wordprocessingInk" xmlns:wne="http://schemas.microsoft.com/office/word/2006/wordml" xmlns:wps="http://schemas.microsoft.com/office/word/2010/wordprocessingShape" mc:Ignorable="w14 w15 w16se w16cid w16 w16cex w16sdtdh w16sdtfl w16du wp14">
   <w:footnote w:type="separator" w:id="-1">
     <w:p>
       <w:r>
@@ -9854,7 +9722,7 @@
 </file>
 
 <file path=word/header1.xml><?xml version="1.0" encoding="utf-8"?>
-<w:hdr xmlns:wpc="http://schemas.microsoft.com/office/word/2010/wordprocessingCanvas" xmlns:cx="http://schemas.microsoft.com/office/drawing/2014/chartex" xmlns:cx1="http://schemas.microsoft.com/office/drawing/2015/9/8/chartex" xmlns:cx2="http://schemas.microsoft.com/office/drawing/2015/10/21/chartex" xmlns:cx3="http://schemas.microsoft.com/office/drawing/2016/5/9/chartex" xmlns:cx4="http://schemas.microsoft.com/office/drawing/2016/5/10/chartex" xmlns:cx5="http://schemas.microsoft.com/office/drawing/2016/5/11/chartex" xmlns:cx6="http://schemas.microsoft.com/office/drawing/2016/5/12/chartex" xmlns:cx7="http://schemas.microsoft.com/office/drawing/2016/5/13/chartex" xmlns:cx8="http://schemas.microsoft.com/office/drawing/2016/5/14/chartex" xmlns:mc="http://schemas.openxmlformats.org/markup-compatibility/2006" xmlns:aink="http://schemas.microsoft.com/office/drawing/2016/ink" xmlns:am3d="http://schemas.microsoft.com/office/drawing/2017/model3d" xmlns:o="urn:schemas-microsoft-com:office:office" xmlns:oel="http://schemas.microsoft.com/office/2019/extlst" xmlns:r="http://schemas.openxmlformats.org/officeDocument/2006/relationships" xmlns:m="http://schemas.openxmlformats.org/officeDocument/2006/math" xmlns:v="urn:schemas-microsoft-com:vml" xmlns:wp14="http://schemas.microsoft.com/office/word/2010/wordprocessingDrawing" xmlns:wp="http://schemas.openxmlformats.org/drawingml/2006/wordprocessingDrawing" xmlns:w10="urn:schemas-microsoft-com:office:word" xmlns:w="http://schemas.openxmlformats.org/wordprocessingml/2006/main" xmlns:w14="http://schemas.microsoft.com/office/word/2010/wordml" xmlns:w15="http://schemas.microsoft.com/office/word/2012/wordml" xmlns:w16cex="http://schemas.microsoft.com/office/word/2018/wordml/cex" xmlns:w16cid="http://schemas.microsoft.com/office/word/2016/wordml/cid" xmlns:w16="http://schemas.microsoft.com/office/word/2018/wordml" xmlns:w16sdtdh="http://schemas.microsoft.com/office/word/2020/wordml/sdtdatahash" xmlns:w16se="http://schemas.microsoft.com/office/word/2015/wordml/symex" xmlns:wpg="http://schemas.microsoft.com/office/word/2010/wordprocessingGroup" xmlns:wpi="http://schemas.microsoft.com/office/word/2010/wordprocessingInk" xmlns:wne="http://schemas.microsoft.com/office/word/2006/wordml" xmlns:wps="http://schemas.microsoft.com/office/word/2010/wordprocessingShape" mc:Ignorable="w14 w15 w16se w16cid w16 w16cex w16sdtdh wp14">
+<w:hdr xmlns:wpc="http://schemas.microsoft.com/office/word/2010/wordprocessingCanvas" xmlns:cx="http://schemas.microsoft.com/office/drawing/2014/chartex" xmlns:cx1="http://schemas.microsoft.com/office/drawing/2015/9/8/chartex" xmlns:cx2="http://schemas.microsoft.com/office/drawing/2015/10/21/chartex" xmlns:cx3="http://schemas.microsoft.com/office/drawing/2016/5/9/chartex" xmlns:cx4="http://schemas.microsoft.com/office/drawing/2016/5/10/chartex" xmlns:cx5="http://schemas.microsoft.com/office/drawing/2016/5/11/chartex" xmlns:cx6="http://schemas.microsoft.com/office/drawing/2016/5/12/chartex" xmlns:cx7="http://schemas.microsoft.com/office/drawing/2016/5/13/chartex" xmlns:cx8="http://schemas.microsoft.com/office/drawing/2016/5/14/chartex" xmlns:mc="http://schemas.openxmlformats.org/markup-compatibility/2006" xmlns:aink="http://schemas.microsoft.com/office/drawing/2016/ink" xmlns:am3d="http://schemas.microsoft.com/office/drawing/2017/model3d" xmlns:o="urn:schemas-microsoft-com:office:office" xmlns:oel="http://schemas.microsoft.com/office/2019/extlst" xmlns:r="http://schemas.openxmlformats.org/officeDocument/2006/relationships" xmlns:m="http://schemas.openxmlformats.org/officeDocument/2006/math" xmlns:v="urn:schemas-microsoft-com:vml" xmlns:wp14="http://schemas.microsoft.com/office/word/2010/wordprocessingDrawing" xmlns:wp="http://schemas.openxmlformats.org/drawingml/2006/wordprocessingDrawing" xmlns:w10="urn:schemas-microsoft-com:office:word" xmlns:w="http://schemas.openxmlformats.org/wordprocessingml/2006/main" xmlns:w14="http://schemas.microsoft.com/office/word/2010/wordml" xmlns:w15="http://schemas.microsoft.com/office/word/2012/wordml" xmlns:w16cex="http://schemas.microsoft.com/office/word/2018/wordml/cex" xmlns:w16cid="http://schemas.microsoft.com/office/word/2016/wordml/cid" xmlns:w16="http://schemas.microsoft.com/office/word/2018/wordml" xmlns:w16du="http://schemas.microsoft.com/office/word/2023/wordml/word16du" xmlns:w16sdtdh="http://schemas.microsoft.com/office/word/2020/wordml/sdtdatahash" xmlns:w16sdtfl="http://schemas.microsoft.com/office/word/2024/wordml/sdtformatlock" xmlns:w16se="http://schemas.microsoft.com/office/word/2015/wordml/symex" xmlns:wpg="http://schemas.microsoft.com/office/word/2010/wordprocessingGroup" xmlns:wpi="http://schemas.microsoft.com/office/word/2010/wordprocessingInk" xmlns:wne="http://schemas.microsoft.com/office/word/2006/wordml" xmlns:wps="http://schemas.microsoft.com/office/word/2010/wordprocessingShape" mc:Ignorable="w14 w15 w16se w16cid w16 w16cex w16sdtdh w16sdtfl w16du wp14">
   <w:p>
     <w:pPr>
       <w:pStyle w:val="Encabezado"/>
@@ -9952,7 +9820,7 @@
 </file>
 
 <file path=word/numbering.xml><?xml version="1.0" encoding="utf-8"?>
-<w:numbering xmlns:wpc="http://schemas.microsoft.com/office/word/2010/wordprocessingCanvas" xmlns:cx="http://schemas.microsoft.com/office/drawing/2014/chartex" xmlns:cx1="http://schemas.microsoft.com/office/drawing/2015/9/8/chartex" xmlns:cx2="http://schemas.microsoft.com/office/drawing/2015/10/21/chartex" xmlns:cx3="http://schemas.microsoft.com/office/drawing/2016/5/9/chartex" xmlns:cx4="http://schemas.microsoft.com/office/drawing/2016/5/10/chartex" xmlns:cx5="http://schemas.microsoft.com/office/drawing/2016/5/11/chartex" xmlns:cx6="http://schemas.microsoft.com/office/drawing/2016/5/12/chartex" xmlns:cx7="http://schemas.microsoft.com/office/drawing/2016/5/13/chartex" xmlns:cx8="http://schemas.microsoft.com/office/drawing/2016/5/14/chartex" xmlns:mc="http://schemas.openxmlformats.org/markup-compatibility/2006" xmlns:aink="http://schemas.microsoft.com/office/drawing/2016/ink" xmlns:am3d="http://schemas.microsoft.com/office/drawing/2017/model3d" xmlns:o="urn:schemas-microsoft-com:office:office" xmlns:oel="http://schemas.microsoft.com/office/2019/extlst" xmlns:r="http://schemas.openxmlformats.org/officeDocument/2006/relationships" xmlns:m="http://schemas.openxmlformats.org/officeDocument/2006/math" xmlns:v="urn:schemas-microsoft-com:vml" xmlns:wp14="http://schemas.microsoft.com/office/word/2010/wordprocessingDrawing" xmlns:wp="http://schemas.openxmlformats.org/drawingml/2006/wordprocessingDrawing" xmlns:w10="urn:schemas-microsoft-com:office:word" xmlns:w="http://schemas.openxmlformats.org/wordprocessingml/2006/main" xmlns:w14="http://schemas.microsoft.com/office/word/2010/wordml" xmlns:w15="http://schemas.microsoft.com/office/word/2012/wordml" xmlns:w16cex="http://schemas.microsoft.com/office/word/2018/wordml/cex" xmlns:w16cid="http://schemas.microsoft.com/office/word/2016/wordml/cid" xmlns:w16="http://schemas.microsoft.com/office/word/2018/wordml" xmlns:w16sdtdh="http://schemas.microsoft.com/office/word/2020/wordml/sdtdatahash" xmlns:w16se="http://schemas.microsoft.com/office/word/2015/wordml/symex" xmlns:wpg="http://schemas.microsoft.com/office/word/2010/wordprocessingGroup" xmlns:wpi="http://schemas.microsoft.com/office/word/2010/wordprocessingInk" xmlns:wne="http://schemas.microsoft.com/office/word/2006/wordml" xmlns:wps="http://schemas.microsoft.com/office/word/2010/wordprocessingShape" mc:Ignorable="w14 w15 w16se w16cid w16 w16cex w16sdtdh wp14">
+<w:numbering xmlns:wpc="http://schemas.microsoft.com/office/word/2010/wordprocessingCanvas" xmlns:cx="http://schemas.microsoft.com/office/drawing/2014/chartex" xmlns:cx1="http://schemas.microsoft.com/office/drawing/2015/9/8/chartex" xmlns:cx2="http://schemas.microsoft.com/office/drawing/2015/10/21/chartex" xmlns:cx3="http://schemas.microsoft.com/office/drawing/2016/5/9/chartex" xmlns:cx4="http://schemas.microsoft.com/office/drawing/2016/5/10/chartex" xmlns:cx5="http://schemas.microsoft.com/office/drawing/2016/5/11/chartex" xmlns:cx6="http://schemas.microsoft.com/office/drawing/2016/5/12/chartex" xmlns:cx7="http://schemas.microsoft.com/office/drawing/2016/5/13/chartex" xmlns:cx8="http://schemas.microsoft.com/office/drawing/2016/5/14/chartex" xmlns:mc="http://schemas.openxmlformats.org/markup-compatibility/2006" xmlns:aink="http://schemas.microsoft.com/office/drawing/2016/ink" xmlns:am3d="http://schemas.microsoft.com/office/drawing/2017/model3d" xmlns:o="urn:schemas-microsoft-com:office:office" xmlns:oel="http://schemas.microsoft.com/office/2019/extlst" xmlns:r="http://schemas.openxmlformats.org/officeDocument/2006/relationships" xmlns:m="http://schemas.openxmlformats.org/officeDocument/2006/math" xmlns:v="urn:schemas-microsoft-com:vml" xmlns:wp14="http://schemas.microsoft.com/office/word/2010/wordprocessingDrawing" xmlns:wp="http://schemas.openxmlformats.org/drawingml/2006/wordprocessingDrawing" xmlns:w10="urn:schemas-microsoft-com:office:word" xmlns:w="http://schemas.openxmlformats.org/wordprocessingml/2006/main" xmlns:w14="http://schemas.microsoft.com/office/word/2010/wordml" xmlns:w15="http://schemas.microsoft.com/office/word/2012/wordml" xmlns:w16cex="http://schemas.microsoft.com/office/word/2018/wordml/cex" xmlns:w16cid="http://schemas.microsoft.com/office/word/2016/wordml/cid" xmlns:w16="http://schemas.microsoft.com/office/word/2018/wordml" xmlns:w16du="http://schemas.microsoft.com/office/word/2023/wordml/word16du" xmlns:w16sdtdh="http://schemas.microsoft.com/office/word/2020/wordml/sdtdatahash" xmlns:w16sdtfl="http://schemas.microsoft.com/office/word/2024/wordml/sdtformatlock" xmlns:w16se="http://schemas.microsoft.com/office/word/2015/wordml/symex" xmlns:wpg="http://schemas.microsoft.com/office/word/2010/wordprocessingGroup" xmlns:wpi="http://schemas.microsoft.com/office/word/2010/wordprocessingInk" xmlns:wne="http://schemas.microsoft.com/office/word/2006/wordml" xmlns:wps="http://schemas.microsoft.com/office/word/2010/wordprocessingShape" mc:Ignorable="w14 w15 w16se w16cid w16 w16cex w16sdtdh w16sdtfl w16du wp14">
   <w:abstractNum w:abstractNumId="0" w15:restartNumberingAfterBreak="0">
     <w:nsid w:val="08183884"/>
     <w:multiLevelType w:val="hybridMultilevel"/>
@@ -13311,7 +13179,7 @@
 </file>
 
 <file path=word/styles.xml><?xml version="1.0" encoding="utf-8"?>
-<w:styles xmlns:mc="http://schemas.openxmlformats.org/markup-compatibility/2006" xmlns:r="http://schemas.openxmlformats.org/officeDocument/2006/relationships" xmlns:w="http://schemas.openxmlformats.org/wordprocessingml/2006/main" xmlns:w14="http://schemas.microsoft.com/office/word/2010/wordml" xmlns:w15="http://schemas.microsoft.com/office/word/2012/wordml" xmlns:w16cex="http://schemas.microsoft.com/office/word/2018/wordml/cex" xmlns:w16cid="http://schemas.microsoft.com/office/word/2016/wordml/cid" xmlns:w16="http://schemas.microsoft.com/office/word/2018/wordml" xmlns:w16sdtdh="http://schemas.microsoft.com/office/word/2020/wordml/sdtdatahash" xmlns:w16se="http://schemas.microsoft.com/office/word/2015/wordml/symex" mc:Ignorable="w14 w15 w16se w16cid w16 w16cex w16sdtdh">
+<w:styles xmlns:mc="http://schemas.openxmlformats.org/markup-compatibility/2006" xmlns:r="http://schemas.openxmlformats.org/officeDocument/2006/relationships" xmlns:w="http://schemas.openxmlformats.org/wordprocessingml/2006/main" xmlns:w14="http://schemas.microsoft.com/office/word/2010/wordml" xmlns:w15="http://schemas.microsoft.com/office/word/2012/wordml" xmlns:w16cex="http://schemas.microsoft.com/office/word/2018/wordml/cex" xmlns:w16cid="http://schemas.microsoft.com/office/word/2016/wordml/cid" xmlns:w16="http://schemas.microsoft.com/office/word/2018/wordml" xmlns:w16du="http://schemas.microsoft.com/office/word/2023/wordml/word16du" xmlns:w16sdtdh="http://schemas.microsoft.com/office/word/2020/wordml/sdtdatahash" xmlns:w16sdtfl="http://schemas.microsoft.com/office/word/2024/wordml/sdtformatlock" xmlns:w16se="http://schemas.microsoft.com/office/word/2015/wordml/symex" mc:Ignorable="w14 w15 w16se w16cid w16 w16cex w16sdtdh w16sdtfl w16du">
   <w:docDefaults>
     <w:rPrDefault>
       <w:rPr>
@@ -13433,6 +13301,7 @@
     <w:lsdException w:name="HTML Sample" w:semiHidden="1" w:unhideWhenUsed="1"/>
     <w:lsdException w:name="HTML Typewriter" w:semiHidden="1" w:unhideWhenUsed="1"/>
     <w:lsdException w:name="HTML Variable" w:semiHidden="1" w:unhideWhenUsed="1"/>
+    <w:lsdException w:name="Normal Table" w:semiHidden="1" w:unhideWhenUsed="1"/>
     <w:lsdException w:name="annotation subject" w:semiHidden="1" w:unhideWhenUsed="1"/>
     <w:lsdException w:name="No List" w:semiHidden="1" w:unhideWhenUsed="1"/>
     <w:lsdException w:name="Outline List 1" w:semiHidden="1" w:unhideWhenUsed="1"/>
@@ -13475,8 +13344,11 @@
     <w:lsdException w:name="Table Contemporary" w:semiHidden="1" w:unhideWhenUsed="1"/>
     <w:lsdException w:name="Table Elegant" w:semiHidden="1" w:unhideWhenUsed="1"/>
     <w:lsdException w:name="Table Professional" w:semiHidden="1" w:unhideWhenUsed="1"/>
+    <w:lsdException w:name="Table Subtle 1" w:semiHidden="1" w:unhideWhenUsed="1"/>
     <w:lsdException w:name="Table Subtle 2" w:semiHidden="1" w:unhideWhenUsed="1"/>
     <w:lsdException w:name="Table Web 1" w:semiHidden="1" w:unhideWhenUsed="1"/>
+    <w:lsdException w:name="Table Web 2" w:semiHidden="1" w:unhideWhenUsed="1"/>
+    <w:lsdException w:name="Table Web 3" w:semiHidden="1" w:unhideWhenUsed="1"/>
     <w:lsdException w:name="Balloon Text" w:semiHidden="1" w:unhideWhenUsed="1"/>
     <w:lsdException w:name="Table Grid" w:uiPriority="39"/>
     <w:lsdException w:name="Table Theme" w:semiHidden="1" w:unhideWhenUsed="1"/>
@@ -14191,7 +14063,7 @@
       <w:lang w:val="es-CL" w:eastAsia="es-CL"/>
     </w:rPr>
   </w:style>
-  <w:style w:type="character" w:styleId="Textoennegrita">
+  <w:style w:type="character" w:styleId="Fuerte">
     <w:name w:val="Strong"/>
     <w:basedOn w:val="Fuentedeprrafopredeter"/>
     <w:uiPriority w:val="22"/>
@@ -14478,16 +14350,15 @@
 </file>
 
 <file path=customXml/item2.xml><?xml version="1.0" encoding="utf-8"?>
-<b:Sources xmlns:b="http://schemas.openxmlformats.org/officeDocument/2006/bibliography" xmlns="http://schemas.openxmlformats.org/officeDocument/2006/bibliography" SelectedStyle="\APASixthEditionOfficeOnline.xsl" StyleName="APA" Version="6"/>
+<?mso-contentType ?>
+<FormTemplates xmlns="http://schemas.microsoft.com/sharepoint/v3/contenttype/forms">
+  <Display>DocumentLibraryForm</Display>
+  <Edit>DocumentLibraryForm</Edit>
+  <New>DocumentLibraryForm</New>
+</FormTemplates>
 </file>
 
 <file path=customXml/item3.xml><?xml version="1.0" encoding="utf-8"?>
-<p:properties xmlns:p="http://schemas.microsoft.com/office/2006/metadata/properties" xmlns:xsi="http://www.w3.org/2001/XMLSchema-instance" xmlns:pc="http://schemas.microsoft.com/office/infopath/2007/PartnerControls">
-  <documentManagement/>
-</p:properties>
-</file>
-
-<file path=customXml/item4.xml><?xml version="1.0" encoding="utf-8"?>
 <ct:contentTypeSchema xmlns:ct="http://schemas.microsoft.com/office/2006/metadata/contentType" xmlns:ma="http://schemas.microsoft.com/office/2006/metadata/properties/metaAttributes" ct:_="" ma:_="" ma:contentTypeName="Documento" ma:contentTypeID="0x010100E96778489EE7714D8BD12CC105EB918B" ma:contentTypeVersion="2" ma:contentTypeDescription="Crear nuevo documento." ma:contentTypeScope="" ma:versionID="416c5c7ae9b5d54d83875cd3c65194e3">
   <xsd:schema xmlns:xsd="http://www.w3.org/2001/XMLSchema" xmlns:xs="http://www.w3.org/2001/XMLSchema" xmlns:p="http://schemas.microsoft.com/office/2006/metadata/properties" xmlns:ns2="126e8a1c-9ea9-435a-ac89-d06c80d62e30" targetNamespace="http://schemas.microsoft.com/office/2006/metadata/properties" ma:root="true" ma:fieldsID="70a237c842677bd850644f8595079f5e" ns2:_="">
     <xsd:import namespace="126e8a1c-9ea9-435a-ac89-d06c80d62e30"/>
@@ -14619,13 +14490,14 @@
 </ct:contentTypeSchema>
 </file>
 
+<file path=customXml/item4.xml><?xml version="1.0" encoding="utf-8"?>
+<p:properties xmlns:p="http://schemas.microsoft.com/office/2006/metadata/properties" xmlns:xsi="http://www.w3.org/2001/XMLSchema-instance" xmlns:pc="http://schemas.microsoft.com/office/infopath/2007/PartnerControls">
+  <documentManagement/>
+</p:properties>
+</file>
+
 <file path=customXml/item5.xml><?xml version="1.0" encoding="utf-8"?>
-<?mso-contentType ?>
-<FormTemplates xmlns="http://schemas.microsoft.com/sharepoint/v3/contenttype/forms">
-  <Display>DocumentLibraryForm</Display>
-  <Edit>DocumentLibraryForm</Edit>
-  <New>DocumentLibraryForm</New>
-</FormTemplates>
+<b:Sources xmlns:b="http://schemas.openxmlformats.org/officeDocument/2006/bibliography" xmlns="http://schemas.openxmlformats.org/officeDocument/2006/bibliography" SelectedStyle="\APASixthEditionOfficeOnline.xsl" StyleName="APA" Version="6"/>
 </file>
 
 <file path=customXml/itemProps1.xml><?xml version="1.0" encoding="utf-8"?>
@@ -14637,23 +14509,14 @@
 </file>
 
 <file path=customXml/itemProps2.xml><?xml version="1.0" encoding="utf-8"?>
-<ds:datastoreItem xmlns:ds="http://schemas.openxmlformats.org/officeDocument/2006/customXml" ds:itemID="{028C5B15-B524-4B7C-9DF0-F573AFD0F54E}">
+<ds:datastoreItem xmlns:ds="http://schemas.openxmlformats.org/officeDocument/2006/customXml" ds:itemID="{4EF1E242-F579-4982-B8CC-2FBF33737424}">
   <ds:schemaRefs>
-    <ds:schemaRef ds:uri="http://schemas.openxmlformats.org/officeDocument/2006/bibliography"/>
+    <ds:schemaRef ds:uri="http://schemas.microsoft.com/sharepoint/v3/contenttype/forms"/>
   </ds:schemaRefs>
 </ds:datastoreItem>
 </file>
 
 <file path=customXml/itemProps3.xml><?xml version="1.0" encoding="utf-8"?>
-<ds:datastoreItem xmlns:ds="http://schemas.openxmlformats.org/officeDocument/2006/customXml" ds:itemID="{5B7B5873-BEF7-4EF9-B783-7B50266FE496}">
-  <ds:schemaRefs>
-    <ds:schemaRef ds:uri="http://schemas.microsoft.com/office/2006/metadata/properties"/>
-    <ds:schemaRef ds:uri="http://schemas.microsoft.com/office/infopath/2007/PartnerControls"/>
-  </ds:schemaRefs>
-</ds:datastoreItem>
-</file>
-
-<file path=customXml/itemProps4.xml><?xml version="1.0" encoding="utf-8"?>
 <ds:datastoreItem xmlns:ds="http://schemas.openxmlformats.org/officeDocument/2006/customXml" ds:itemID="{14D1F39E-8B56-417C-B337-6A9061C37D5D}">
   <ds:schemaRefs>
     <ds:schemaRef ds:uri="http://schemas.microsoft.com/office/2006/metadata/contentType"/>
@@ -14671,10 +14534,19 @@
 </ds:datastoreItem>
 </file>
 
+<file path=customXml/itemProps4.xml><?xml version="1.0" encoding="utf-8"?>
+<ds:datastoreItem xmlns:ds="http://schemas.openxmlformats.org/officeDocument/2006/customXml" ds:itemID="{5B7B5873-BEF7-4EF9-B783-7B50266FE496}">
+  <ds:schemaRefs>
+    <ds:schemaRef ds:uri="http://schemas.microsoft.com/office/2006/metadata/properties"/>
+    <ds:schemaRef ds:uri="http://schemas.microsoft.com/office/infopath/2007/PartnerControls"/>
+  </ds:schemaRefs>
+</ds:datastoreItem>
+</file>
+
 <file path=customXml/itemProps5.xml><?xml version="1.0" encoding="utf-8"?>
-<ds:datastoreItem xmlns:ds="http://schemas.openxmlformats.org/officeDocument/2006/customXml" ds:itemID="{4EF1E242-F579-4982-B8CC-2FBF33737424}">
+<ds:datastoreItem xmlns:ds="http://schemas.openxmlformats.org/officeDocument/2006/customXml" ds:itemID="{028C5B15-B524-4B7C-9DF0-F573AFD0F54E}">
   <ds:schemaRefs>
-    <ds:schemaRef ds:uri="http://schemas.microsoft.com/sharepoint/v3/contenttype/forms"/>
+    <ds:schemaRef ds:uri="http://schemas.openxmlformats.org/officeDocument/2006/bibliography"/>
   </ds:schemaRefs>
 </ds:datastoreItem>
 </file>
--- a/Fase 1/Evidencias Individuales/Gutierrez_Pablo_1.3_APT122_AutoevaluaciónFase1.docx
+++ b/Fase 1/Evidencias Individuales/Gutierrez_Pablo_1.3_APT122_AutoevaluaciónFase1.docx
@@ -2465,7 +2465,23 @@
                 <w:rFonts w:asciiTheme="minorHAnsi" w:eastAsiaTheme="minorEastAsia" w:hAnsiTheme="minorHAnsi" w:cstheme="minorBidi"/>
                 <w:color w:val="3B3838" w:themeColor="background2" w:themeShade="40"/>
               </w:rPr>
-              <w:t>el diseño del Proyecto APT de acuerdo a estándares definidos por la disciplina.</w:t>
+              <w:t xml:space="preserve">el diseño del Proyecto APT </w:t>
+            </w:r>
+            <w:proofErr w:type="gramStart"/>
+            <w:r>
+              <w:rPr>
+                <w:rFonts w:asciiTheme="minorHAnsi" w:eastAsiaTheme="minorEastAsia" w:hAnsiTheme="minorHAnsi" w:cstheme="minorBidi"/>
+                <w:color w:val="3B3838" w:themeColor="background2" w:themeShade="40"/>
+              </w:rPr>
+              <w:t>de acuerdo a</w:t>
+            </w:r>
+            <w:proofErr w:type="gramEnd"/>
+            <w:r>
+              <w:rPr>
+                <w:rFonts w:asciiTheme="minorHAnsi" w:eastAsiaTheme="minorEastAsia" w:hAnsiTheme="minorHAnsi" w:cstheme="minorBidi"/>
+                <w:color w:val="3B3838" w:themeColor="background2" w:themeShade="40"/>
+              </w:rPr>
+              <w:t xml:space="preserve"> estándares definidos por la disciplina.</w:t>
             </w:r>
           </w:p>
         </w:tc>
@@ -2489,7 +2505,25 @@
                 <w:color w:val="000000" w:themeColor="text1"/>
                 <w:lang w:eastAsia="es-CL"/>
               </w:rPr>
-              <w:t>11. Cumple con los indicadores de calidad requeridos en la presentación del diseño del Proyecto APT de acuerdo a estándares definidos por la disciplina.</w:t>
+              <w:t xml:space="preserve">11. Cumple con los indicadores de calidad requeridos en la presentación del diseño del Proyecto APT </w:t>
+            </w:r>
+            <w:proofErr w:type="gramStart"/>
+            <w:r>
+              <w:rPr>
+                <w:rFonts w:asciiTheme="minorHAnsi" w:eastAsiaTheme="minorEastAsia" w:hAnsiTheme="minorHAnsi" w:cstheme="minorBidi"/>
+                <w:color w:val="000000" w:themeColor="text1"/>
+                <w:lang w:eastAsia="es-CL"/>
+              </w:rPr>
+              <w:t>de acuerdo a</w:t>
+            </w:r>
+            <w:proofErr w:type="gramEnd"/>
+            <w:r>
+              <w:rPr>
+                <w:rFonts w:asciiTheme="minorHAnsi" w:eastAsiaTheme="minorEastAsia" w:hAnsiTheme="minorHAnsi" w:cstheme="minorBidi"/>
+                <w:color w:val="000000" w:themeColor="text1"/>
+                <w:lang w:eastAsia="es-CL"/>
+              </w:rPr>
+              <w:t xml:space="preserve"> estándares definidos por la disciplina.</w:t>
             </w:r>
           </w:p>
         </w:tc>
@@ -2600,6 +2634,7 @@
               <w:t xml:space="preserve">Redacta el </w:t>
             </w:r>
             <w:proofErr w:type="spellStart"/>
+            <w:proofErr w:type="gramStart"/>
             <w:r>
               <w:rPr>
                 <w:rFonts w:asciiTheme="minorHAnsi" w:eastAsiaTheme="minorEastAsia" w:hAnsiTheme="minorHAnsi" w:cstheme="minorBidi"/>
@@ -2609,6 +2644,7 @@
               <w:t>abstract</w:t>
             </w:r>
             <w:proofErr w:type="spellEnd"/>
+            <w:proofErr w:type="gramEnd"/>
             <w:r>
               <w:rPr>
                 <w:rFonts w:asciiTheme="minorHAnsi" w:eastAsiaTheme="minorEastAsia" w:hAnsiTheme="minorHAnsi" w:cstheme="minorBidi"/>
@@ -4139,7 +4175,23 @@
                 <w:sz w:val="22"/>
                 <w:szCs w:val="22"/>
               </w:rPr>
-              <w:t xml:space="preserve"> diseño del Proyecto APT de acuerdo a estándares definidos por la disciplina”, deberás revisar si tu Definición de Proyecto APT cumple con los indicadores de calidad disciplinarios, propios de las competencias del Perfil de Egreso de la Carrera que están involucradas en tu Proyecto. Para ello, deberás seleccionar de la siguiente tabla aquellos indicadores de calidad propios de cada una de las competencias del perfil de egreso que </w:t>
+              <w:t xml:space="preserve"> diseño del Proyecto APT </w:t>
+            </w:r>
+            <w:r>
+              <w:rPr>
+                <w:rFonts w:asciiTheme="minorHAnsi" w:eastAsiaTheme="minorEastAsia" w:hAnsiTheme="minorHAnsi" w:cstheme="minorBidi"/>
+                <w:sz w:val="22"/>
+                <w:szCs w:val="22"/>
+              </w:rPr>
+              <w:t>de acuerdo con</w:t>
+            </w:r>
+            <w:r>
+              <w:rPr>
+                <w:rFonts w:asciiTheme="minorHAnsi" w:eastAsiaTheme="minorEastAsia" w:hAnsiTheme="minorHAnsi" w:cstheme="minorBidi"/>
+                <w:sz w:val="22"/>
+                <w:szCs w:val="22"/>
+              </w:rPr>
+              <w:t xml:space="preserve"> estándares definidos por la disciplina”, deberás revisar si tu Definición de Proyecto APT cumple con los indicadores de calidad disciplinarios, propios de las competencias del Perfil de Egreso de la Carrera que están involucradas en tu Proyecto. Para ello, deberás seleccionar de la siguiente tabla aquellos indicadores de calidad propios de cada una de las competencias del perfil de egreso que </w:t>
             </w:r>
             <w:r>
               <w:rPr>
@@ -7468,7 +7520,23 @@
                 <w:rFonts w:asciiTheme="minorHAnsi" w:eastAsiaTheme="minorEastAsia" w:hAnsiTheme="minorHAnsi" w:cstheme="minorBidi"/>
                 <w:color w:val="000000" w:themeColor="text1"/>
               </w:rPr>
-              <w:t xml:space="preserve">objetivos claros y coherentes con la situación a abordar, pero imprecisos de acuerdo a la disciplina. </w:t>
+              <w:t xml:space="preserve">objetivos claros y coherentes con la situación a abordar, pero imprecisos </w:t>
+            </w:r>
+            <w:proofErr w:type="gramStart"/>
+            <w:r>
+              <w:rPr>
+                <w:rFonts w:asciiTheme="minorHAnsi" w:eastAsiaTheme="minorEastAsia" w:hAnsiTheme="minorHAnsi" w:cstheme="minorBidi"/>
+                <w:color w:val="000000" w:themeColor="text1"/>
+              </w:rPr>
+              <w:t>de acuerdo a</w:t>
+            </w:r>
+            <w:proofErr w:type="gramEnd"/>
+            <w:r>
+              <w:rPr>
+                <w:rFonts w:asciiTheme="minorHAnsi" w:eastAsiaTheme="minorEastAsia" w:hAnsiTheme="minorHAnsi" w:cstheme="minorBidi"/>
+                <w:color w:val="000000" w:themeColor="text1"/>
+              </w:rPr>
+              <w:t xml:space="preserve"> la disciplina. </w:t>
             </w:r>
           </w:p>
         </w:tc>
@@ -8744,7 +8812,25 @@
                 <w:color w:val="000000" w:themeColor="text1"/>
                 <w:lang w:eastAsia="es-CL"/>
               </w:rPr>
-              <w:t xml:space="preserve"> diseño del Proyecto APT de acuerdo a estándares definidos por la disciplina.</w:t>
+              <w:t xml:space="preserve"> diseño del Proyecto APT </w:t>
+            </w:r>
+            <w:proofErr w:type="gramStart"/>
+            <w:r>
+              <w:rPr>
+                <w:rFonts w:asciiTheme="minorHAnsi" w:eastAsiaTheme="minorEastAsia" w:hAnsiTheme="minorHAnsi" w:cstheme="minorBidi"/>
+                <w:color w:val="000000" w:themeColor="text1"/>
+                <w:lang w:eastAsia="es-CL"/>
+              </w:rPr>
+              <w:t>de acuerdo a</w:t>
+            </w:r>
+            <w:proofErr w:type="gramEnd"/>
+            <w:r>
+              <w:rPr>
+                <w:rFonts w:asciiTheme="minorHAnsi" w:eastAsiaTheme="minorEastAsia" w:hAnsiTheme="minorHAnsi" w:cstheme="minorBidi"/>
+                <w:color w:val="000000" w:themeColor="text1"/>
+                <w:lang w:eastAsia="es-CL"/>
+              </w:rPr>
+              <w:t xml:space="preserve"> estándares definidos por la disciplina.</w:t>
             </w:r>
           </w:p>
         </w:tc>
@@ -8905,6 +8991,7 @@
               <w:t xml:space="preserve">12.  Redacta el </w:t>
             </w:r>
             <w:proofErr w:type="spellStart"/>
+            <w:proofErr w:type="gramStart"/>
             <w:r>
               <w:rPr>
                 <w:rFonts w:asciiTheme="minorHAnsi" w:eastAsiaTheme="minorEastAsia" w:hAnsiTheme="minorHAnsi" w:cstheme="minorBidi"/>
@@ -8914,6 +9001,7 @@
               <w:t>abstract</w:t>
             </w:r>
             <w:proofErr w:type="spellEnd"/>
+            <w:proofErr w:type="gramEnd"/>
             <w:r>
               <w:rPr>
                 <w:rFonts w:asciiTheme="minorHAnsi" w:eastAsiaTheme="minorEastAsia" w:hAnsiTheme="minorHAnsi" w:cstheme="minorBidi"/>
@@ -9173,6 +9261,6374 @@
                 <w:lang w:eastAsia="es-CL"/>
               </w:rPr>
               <w:t>100%</w:t>
+            </w:r>
+          </w:p>
+        </w:tc>
+      </w:tr>
+    </w:tbl>
+    <w:p>
+      <w:pPr>
+        <w:rPr>
+          <w:rFonts w:asciiTheme="minorHAnsi" w:eastAsiaTheme="minorEastAsia" w:hAnsiTheme="minorHAnsi" w:cstheme="minorBidi"/>
+          <w:color w:val="000000"/>
+          <w:sz w:val="22"/>
+          <w:szCs w:val="22"/>
+          <w:u w:val="single"/>
+        </w:rPr>
+      </w:pPr>
+    </w:p>
+    <w:p>
+      <w:pPr>
+        <w:spacing w:after="160" w:line="259" w:lineRule="auto"/>
+        <w:rPr>
+          <w:rFonts w:asciiTheme="minorHAnsi" w:eastAsiaTheme="minorEastAsia" w:hAnsiTheme="minorHAnsi" w:cstheme="minorBidi"/>
+          <w:color w:val="000000"/>
+          <w:sz w:val="22"/>
+          <w:szCs w:val="22"/>
+          <w:u w:val="single"/>
+        </w:rPr>
+      </w:pPr>
+      <w:r>
+        <w:rPr>
+          <w:rFonts w:asciiTheme="minorHAnsi" w:eastAsiaTheme="minorEastAsia" w:hAnsiTheme="minorHAnsi" w:cstheme="minorBidi"/>
+          <w:color w:val="000000"/>
+          <w:sz w:val="22"/>
+          <w:szCs w:val="22"/>
+          <w:u w:val="single"/>
+        </w:rPr>
+        <w:br w:type="page"/>
+      </w:r>
+    </w:p>
+    <w:p>
+      <w:pPr>
+        <w:pStyle w:val="Ttulo1"/>
+        <w:jc w:val="center"/>
+        <w:rPr>
+          <w:color w:val="202124"/>
+        </w:rPr>
+      </w:pPr>
+      <w:r>
+        <w:rPr>
+          <w:color w:val="202124"/>
+        </w:rPr>
+        <w:lastRenderedPageBreak/>
+        <w:t>Informe de Definición Proyecto APT</w:t>
+      </w:r>
+    </w:p>
+    <w:p>
+      <w:pPr>
+        <w:pBdr>
+          <w:top w:val="nil"/>
+          <w:left w:val="nil"/>
+          <w:bottom w:val="nil"/>
+          <w:right w:val="nil"/>
+          <w:between w:val="nil"/>
+        </w:pBdr>
+        <w:spacing w:line="300" w:lineRule="auto"/>
+        <w:jc w:val="both"/>
+      </w:pPr>
+      <w:r>
+        <w:rPr>
+          <w:b/>
+          <w:bCs/>
+        </w:rPr>
+        <w:t>Tema:</w:t>
+      </w:r>
+      <w:r>
+        <w:t xml:space="preserve"> Plataforma Web de Gestión de Turnos y Fichas Clínicas para CESFAM Municipales</w:t>
+      </w:r>
+    </w:p>
+    <w:p>
+      <w:pPr>
+        <w:pBdr>
+          <w:top w:val="nil"/>
+          <w:left w:val="nil"/>
+          <w:bottom w:val="nil"/>
+          <w:right w:val="nil"/>
+          <w:between w:val="nil"/>
+        </w:pBdr>
+        <w:spacing w:line="300" w:lineRule="auto"/>
+        <w:jc w:val="both"/>
+      </w:pPr>
+      <w:r>
+        <w:rPr>
+          <w:b/>
+          <w:bCs/>
+        </w:rPr>
+        <w:t>Área de desempeño:</w:t>
+      </w:r>
+      <w:r>
+        <w:t xml:space="preserve"> Desarrollo de Software, Arquitectura de Software, Seguridad de Sistemas Computacionales</w:t>
+      </w:r>
+    </w:p>
+    <w:p>
+      <w:pPr>
+        <w:pBdr>
+          <w:top w:val="nil"/>
+          <w:left w:val="nil"/>
+          <w:bottom w:val="nil"/>
+          <w:right w:val="nil"/>
+          <w:between w:val="nil"/>
+        </w:pBdr>
+      </w:pPr>
+    </w:p>
+    <w:p>
+      <w:pPr>
+        <w:pStyle w:val="Ttulo2"/>
+        <w:spacing w:after="240"/>
+        <w:rPr>
+          <w:color w:val="1A73E8"/>
+        </w:rPr>
+      </w:pPr>
+      <w:r>
+        <w:rPr>
+          <w:color w:val="1A73E8"/>
+        </w:rPr>
+        <w:t xml:space="preserve">1. </w:t>
+      </w:r>
+      <w:proofErr w:type="spellStart"/>
+      <w:r>
+        <w:rPr>
+          <w:color w:val="1A73E8"/>
+        </w:rPr>
+        <w:t>Abstracts</w:t>
+      </w:r>
+      <w:proofErr w:type="spellEnd"/>
+    </w:p>
+    <w:p>
+      <w:pPr>
+        <w:pStyle w:val="Ttulo3"/>
+        <w:spacing w:before="0"/>
+      </w:pPr>
+      <w:proofErr w:type="spellStart"/>
+      <w:r>
+        <w:t>Abstract</w:t>
+      </w:r>
+      <w:proofErr w:type="spellEnd"/>
+      <w:r>
+        <w:t xml:space="preserve"> (</w:t>
+      </w:r>
+      <w:proofErr w:type="gramStart"/>
+      <w:r>
+        <w:t>Español</w:t>
+      </w:r>
+      <w:proofErr w:type="gramEnd"/>
+      <w:r>
+        <w:t>)</w:t>
+      </w:r>
+    </w:p>
+    <w:p>
+      <w:pPr>
+        <w:pBdr>
+          <w:top w:val="nil"/>
+          <w:left w:val="nil"/>
+          <w:bottom w:val="nil"/>
+          <w:right w:val="nil"/>
+          <w:between w:val="nil"/>
+        </w:pBdr>
+        <w:spacing w:after="240" w:line="300" w:lineRule="auto"/>
+        <w:jc w:val="both"/>
+      </w:pPr>
+      <w:r>
+        <w:t>El presente proyecto propone el desarrollo de una plataforma web dirigida a los Centros de Salud Familiar (CESFAM) de gestión municipal en Chile, motivado por la necesidad de resolver la problemática crónica de la gestión manual de horas médicas y fichas clínicas. El sistema busca digitalizar estos procesos para reducir los tiempos de espera y mejorar la coordinación de la atención de los pacientes, especialmente en comunas de alta demanda como Maipú. La solución técnica se construirá utilizando Django y PostgreSQL, e integrará tres módulos centrales: gestión de pacientes, agenda médica y registro de atenciones, asegurando accesos controlados mediante roles específicos (administrador, médico y técnico paramédico).</w:t>
+      </w:r>
+    </w:p>
+    <w:p>
+      <w:pPr>
+        <w:pStyle w:val="Ttulo3"/>
+        <w:spacing w:before="0"/>
+      </w:pPr>
+      <w:proofErr w:type="spellStart"/>
+      <w:r>
+        <w:t>Abstract</w:t>
+      </w:r>
+      <w:proofErr w:type="spellEnd"/>
+      <w:r>
+        <w:t xml:space="preserve"> (English)</w:t>
+      </w:r>
+    </w:p>
+    <w:p>
+      <w:pPr>
+        <w:pBdr>
+          <w:top w:val="nil"/>
+          <w:left w:val="nil"/>
+          <w:bottom w:val="nil"/>
+          <w:right w:val="nil"/>
+          <w:between w:val="nil"/>
+        </w:pBdr>
+        <w:spacing w:line="300" w:lineRule="auto"/>
+        <w:jc w:val="both"/>
+      </w:pPr>
+      <w:proofErr w:type="spellStart"/>
+      <w:r>
+        <w:t>This</w:t>
+      </w:r>
+      <w:proofErr w:type="spellEnd"/>
+      <w:r>
+        <w:t xml:space="preserve"> </w:t>
+      </w:r>
+      <w:proofErr w:type="spellStart"/>
+      <w:r>
+        <w:t>project</w:t>
+      </w:r>
+      <w:proofErr w:type="spellEnd"/>
+      <w:r>
+        <w:t xml:space="preserve"> </w:t>
+      </w:r>
+      <w:proofErr w:type="spellStart"/>
+      <w:r>
+        <w:t>proposes</w:t>
+      </w:r>
+      <w:proofErr w:type="spellEnd"/>
+      <w:r>
+        <w:t xml:space="preserve"> </w:t>
+      </w:r>
+      <w:proofErr w:type="spellStart"/>
+      <w:r>
+        <w:t>the</w:t>
+      </w:r>
+      <w:proofErr w:type="spellEnd"/>
+      <w:r>
+        <w:t xml:space="preserve"> </w:t>
+      </w:r>
+      <w:proofErr w:type="spellStart"/>
+      <w:r>
+        <w:t>development</w:t>
+      </w:r>
+      <w:proofErr w:type="spellEnd"/>
+      <w:r>
+        <w:t xml:space="preserve"> </w:t>
+      </w:r>
+      <w:proofErr w:type="spellStart"/>
+      <w:r>
+        <w:t>of</w:t>
+      </w:r>
+      <w:proofErr w:type="spellEnd"/>
+      <w:r>
+        <w:t xml:space="preserve"> a web </w:t>
+      </w:r>
+      <w:proofErr w:type="spellStart"/>
+      <w:r>
+        <w:t>platform</w:t>
+      </w:r>
+      <w:proofErr w:type="spellEnd"/>
+      <w:r>
+        <w:t xml:space="preserve"> </w:t>
+      </w:r>
+      <w:proofErr w:type="spellStart"/>
+      <w:r>
+        <w:t>aimed</w:t>
+      </w:r>
+      <w:proofErr w:type="spellEnd"/>
+      <w:r>
+        <w:t xml:space="preserve"> at municipal </w:t>
+      </w:r>
+      <w:proofErr w:type="spellStart"/>
+      <w:r>
+        <w:t>Family</w:t>
+      </w:r>
+      <w:proofErr w:type="spellEnd"/>
+      <w:r>
+        <w:t xml:space="preserve"> Health Centers (CESFAM) in Chile, </w:t>
+      </w:r>
+      <w:proofErr w:type="spellStart"/>
+      <w:r>
+        <w:t>driven</w:t>
+      </w:r>
+      <w:proofErr w:type="spellEnd"/>
+      <w:r>
+        <w:t xml:space="preserve"> </w:t>
+      </w:r>
+      <w:proofErr w:type="spellStart"/>
+      <w:r>
+        <w:t>by</w:t>
+      </w:r>
+      <w:proofErr w:type="spellEnd"/>
+      <w:r>
+        <w:t xml:space="preserve"> </w:t>
+      </w:r>
+      <w:proofErr w:type="spellStart"/>
+      <w:r>
+        <w:t>the</w:t>
+      </w:r>
+      <w:proofErr w:type="spellEnd"/>
+      <w:r>
+        <w:t xml:space="preserve"> </w:t>
+      </w:r>
+      <w:proofErr w:type="spellStart"/>
+      <w:r>
+        <w:t>need</w:t>
+      </w:r>
+      <w:proofErr w:type="spellEnd"/>
+      <w:r>
+        <w:t xml:space="preserve"> </w:t>
+      </w:r>
+      <w:proofErr w:type="spellStart"/>
+      <w:r>
+        <w:t>to</w:t>
+      </w:r>
+      <w:proofErr w:type="spellEnd"/>
+      <w:r>
+        <w:t xml:space="preserve"> </w:t>
+      </w:r>
+      <w:proofErr w:type="spellStart"/>
+      <w:r>
+        <w:t>solve</w:t>
+      </w:r>
+      <w:proofErr w:type="spellEnd"/>
+      <w:r>
+        <w:t xml:space="preserve"> </w:t>
+      </w:r>
+      <w:proofErr w:type="spellStart"/>
+      <w:r>
+        <w:t>the</w:t>
+      </w:r>
+      <w:proofErr w:type="spellEnd"/>
+      <w:r>
+        <w:t xml:space="preserve"> </w:t>
+      </w:r>
+      <w:proofErr w:type="spellStart"/>
+      <w:r>
+        <w:t>chronic</w:t>
+      </w:r>
+      <w:proofErr w:type="spellEnd"/>
+      <w:r>
+        <w:t xml:space="preserve"> </w:t>
+      </w:r>
+      <w:proofErr w:type="spellStart"/>
+      <w:r>
+        <w:t>problem</w:t>
+      </w:r>
+      <w:proofErr w:type="spellEnd"/>
+      <w:r>
+        <w:t xml:space="preserve"> </w:t>
+      </w:r>
+      <w:proofErr w:type="spellStart"/>
+      <w:r>
+        <w:t>of</w:t>
+      </w:r>
+      <w:proofErr w:type="spellEnd"/>
+      <w:r>
+        <w:t xml:space="preserve"> manual </w:t>
+      </w:r>
+      <w:proofErr w:type="spellStart"/>
+      <w:r>
+        <w:t>management</w:t>
+      </w:r>
+      <w:proofErr w:type="spellEnd"/>
+      <w:r>
+        <w:t xml:space="preserve"> </w:t>
+      </w:r>
+      <w:proofErr w:type="spellStart"/>
+      <w:r>
+        <w:t>of</w:t>
+      </w:r>
+      <w:proofErr w:type="spellEnd"/>
+      <w:r>
+        <w:t xml:space="preserve"> medical </w:t>
+      </w:r>
+      <w:proofErr w:type="spellStart"/>
+      <w:r>
+        <w:t>appointments</w:t>
+      </w:r>
+      <w:proofErr w:type="spellEnd"/>
+      <w:r>
+        <w:t xml:space="preserve"> and </w:t>
+      </w:r>
+      <w:proofErr w:type="spellStart"/>
+      <w:r>
+        <w:t>clinical</w:t>
+      </w:r>
+      <w:proofErr w:type="spellEnd"/>
+      <w:r>
+        <w:t xml:space="preserve"> </w:t>
+      </w:r>
+      <w:proofErr w:type="spellStart"/>
+      <w:r>
+        <w:t>records</w:t>
+      </w:r>
+      <w:proofErr w:type="spellEnd"/>
+      <w:r>
+        <w:t xml:space="preserve">. The </w:t>
+      </w:r>
+      <w:proofErr w:type="spellStart"/>
+      <w:r>
+        <w:t>system</w:t>
+      </w:r>
+      <w:proofErr w:type="spellEnd"/>
+      <w:r>
+        <w:t xml:space="preserve"> </w:t>
+      </w:r>
+      <w:proofErr w:type="spellStart"/>
+      <w:r>
+        <w:t>seeks</w:t>
+      </w:r>
+      <w:proofErr w:type="spellEnd"/>
+      <w:r>
+        <w:t xml:space="preserve"> </w:t>
+      </w:r>
+      <w:proofErr w:type="spellStart"/>
+      <w:r>
+        <w:t>to</w:t>
+      </w:r>
+      <w:proofErr w:type="spellEnd"/>
+      <w:r>
+        <w:t xml:space="preserve"> </w:t>
+      </w:r>
+      <w:proofErr w:type="spellStart"/>
+      <w:r>
+        <w:t>digitize</w:t>
+      </w:r>
+      <w:proofErr w:type="spellEnd"/>
+      <w:r>
+        <w:t xml:space="preserve"> </w:t>
+      </w:r>
+      <w:proofErr w:type="spellStart"/>
+      <w:r>
+        <w:t>these</w:t>
+      </w:r>
+      <w:proofErr w:type="spellEnd"/>
+      <w:r>
+        <w:t xml:space="preserve"> </w:t>
+      </w:r>
+      <w:proofErr w:type="spellStart"/>
+      <w:r>
+        <w:t>processes</w:t>
+      </w:r>
+      <w:proofErr w:type="spellEnd"/>
+      <w:r>
+        <w:t xml:space="preserve"> </w:t>
+      </w:r>
+      <w:proofErr w:type="spellStart"/>
+      <w:r>
+        <w:t>to</w:t>
+      </w:r>
+      <w:proofErr w:type="spellEnd"/>
+      <w:r>
+        <w:t xml:space="preserve"> reduce </w:t>
+      </w:r>
+      <w:proofErr w:type="spellStart"/>
+      <w:r>
+        <w:t>waiting</w:t>
+      </w:r>
+      <w:proofErr w:type="spellEnd"/>
+      <w:r>
+        <w:t xml:space="preserve"> times and </w:t>
+      </w:r>
+      <w:proofErr w:type="spellStart"/>
+      <w:r>
+        <w:t>improve</w:t>
+      </w:r>
+      <w:proofErr w:type="spellEnd"/>
+      <w:r>
+        <w:t xml:space="preserve"> </w:t>
+      </w:r>
+      <w:proofErr w:type="spellStart"/>
+      <w:r>
+        <w:t>the</w:t>
+      </w:r>
+      <w:proofErr w:type="spellEnd"/>
+      <w:r>
+        <w:t xml:space="preserve"> </w:t>
+      </w:r>
+      <w:proofErr w:type="spellStart"/>
+      <w:r>
+        <w:t>coordination</w:t>
+      </w:r>
+      <w:proofErr w:type="spellEnd"/>
+      <w:r>
+        <w:t xml:space="preserve"> </w:t>
+      </w:r>
+      <w:proofErr w:type="spellStart"/>
+      <w:r>
+        <w:t>of</w:t>
+      </w:r>
+      <w:proofErr w:type="spellEnd"/>
+      <w:r>
+        <w:t xml:space="preserve"> </w:t>
+      </w:r>
+      <w:proofErr w:type="spellStart"/>
+      <w:r>
+        <w:t>patient</w:t>
+      </w:r>
+      <w:proofErr w:type="spellEnd"/>
+      <w:r>
+        <w:t xml:space="preserve"> care, </w:t>
+      </w:r>
+      <w:proofErr w:type="spellStart"/>
+      <w:r>
+        <w:t>especially</w:t>
+      </w:r>
+      <w:proofErr w:type="spellEnd"/>
+      <w:r>
+        <w:t xml:space="preserve"> in </w:t>
+      </w:r>
+      <w:proofErr w:type="spellStart"/>
+      <w:r>
+        <w:t>high-demand</w:t>
+      </w:r>
+      <w:proofErr w:type="spellEnd"/>
+      <w:r>
+        <w:t xml:space="preserve"> </w:t>
+      </w:r>
+      <w:proofErr w:type="spellStart"/>
+      <w:r>
+        <w:t>municipalities</w:t>
+      </w:r>
+      <w:proofErr w:type="spellEnd"/>
+      <w:r>
+        <w:t xml:space="preserve"> </w:t>
+      </w:r>
+      <w:proofErr w:type="spellStart"/>
+      <w:r>
+        <w:t>such</w:t>
+      </w:r>
+      <w:proofErr w:type="spellEnd"/>
+      <w:r>
+        <w:t xml:space="preserve"> as Maipú. The </w:t>
+      </w:r>
+      <w:proofErr w:type="spellStart"/>
+      <w:r>
+        <w:t>technical</w:t>
+      </w:r>
+      <w:proofErr w:type="spellEnd"/>
+      <w:r>
+        <w:t xml:space="preserve"> </w:t>
+      </w:r>
+      <w:proofErr w:type="spellStart"/>
+      <w:r>
+        <w:t>solution</w:t>
+      </w:r>
+      <w:proofErr w:type="spellEnd"/>
+      <w:r>
+        <w:t xml:space="preserve"> </w:t>
+      </w:r>
+      <w:proofErr w:type="spellStart"/>
+      <w:r>
+        <w:t>will</w:t>
+      </w:r>
+      <w:proofErr w:type="spellEnd"/>
+      <w:r>
+        <w:t xml:space="preserve"> be </w:t>
+      </w:r>
+      <w:proofErr w:type="spellStart"/>
+      <w:r>
+        <w:t>built</w:t>
+      </w:r>
+      <w:proofErr w:type="spellEnd"/>
+      <w:r>
+        <w:t xml:space="preserve"> </w:t>
+      </w:r>
+      <w:proofErr w:type="spellStart"/>
+      <w:r>
+        <w:t>using</w:t>
+      </w:r>
+      <w:proofErr w:type="spellEnd"/>
+      <w:r>
+        <w:t xml:space="preserve"> Django and PostgreSQL, </w:t>
+      </w:r>
+      <w:proofErr w:type="spellStart"/>
+      <w:r>
+        <w:t>integrating</w:t>
+      </w:r>
+      <w:proofErr w:type="spellEnd"/>
+      <w:r>
+        <w:t xml:space="preserve"> </w:t>
+      </w:r>
+      <w:proofErr w:type="spellStart"/>
+      <w:r>
+        <w:t>three</w:t>
+      </w:r>
+      <w:proofErr w:type="spellEnd"/>
+      <w:r>
+        <w:t xml:space="preserve"> </w:t>
+      </w:r>
+      <w:proofErr w:type="spellStart"/>
+      <w:r>
+        <w:t>core</w:t>
+      </w:r>
+      <w:proofErr w:type="spellEnd"/>
+      <w:r>
+        <w:t xml:space="preserve"> modules: </w:t>
+      </w:r>
+      <w:proofErr w:type="spellStart"/>
+      <w:r>
+        <w:t>patient</w:t>
+      </w:r>
+      <w:proofErr w:type="spellEnd"/>
+      <w:r>
+        <w:t xml:space="preserve"> </w:t>
+      </w:r>
+      <w:proofErr w:type="spellStart"/>
+      <w:r>
+        <w:t>management</w:t>
+      </w:r>
+      <w:proofErr w:type="spellEnd"/>
+      <w:r>
+        <w:t xml:space="preserve">, medical </w:t>
+      </w:r>
+      <w:proofErr w:type="spellStart"/>
+      <w:r>
+        <w:t>scheduling</w:t>
+      </w:r>
+      <w:proofErr w:type="spellEnd"/>
+      <w:r>
+        <w:t xml:space="preserve">, and care </w:t>
+      </w:r>
+      <w:proofErr w:type="spellStart"/>
+      <w:r>
+        <w:t>registration</w:t>
+      </w:r>
+      <w:proofErr w:type="spellEnd"/>
+      <w:r>
+        <w:t xml:space="preserve">, </w:t>
+      </w:r>
+      <w:proofErr w:type="spellStart"/>
+      <w:r>
+        <w:t>ensuring</w:t>
+      </w:r>
+      <w:proofErr w:type="spellEnd"/>
+      <w:r>
+        <w:t xml:space="preserve"> </w:t>
+      </w:r>
+      <w:proofErr w:type="spellStart"/>
+      <w:r>
+        <w:t>controlled</w:t>
+      </w:r>
+      <w:proofErr w:type="spellEnd"/>
+      <w:r>
+        <w:t xml:space="preserve"> </w:t>
+      </w:r>
+      <w:proofErr w:type="spellStart"/>
+      <w:r>
+        <w:t>access</w:t>
+      </w:r>
+      <w:proofErr w:type="spellEnd"/>
+      <w:r>
+        <w:t xml:space="preserve"> </w:t>
+      </w:r>
+      <w:proofErr w:type="spellStart"/>
+      <w:r>
+        <w:t>through</w:t>
+      </w:r>
+      <w:proofErr w:type="spellEnd"/>
+      <w:r>
+        <w:t xml:space="preserve"> </w:t>
+      </w:r>
+      <w:proofErr w:type="spellStart"/>
+      <w:r>
+        <w:t>specific</w:t>
+      </w:r>
+      <w:proofErr w:type="spellEnd"/>
+      <w:r>
+        <w:t xml:space="preserve"> </w:t>
+      </w:r>
+      <w:proofErr w:type="spellStart"/>
+      <w:r>
+        <w:t>user</w:t>
+      </w:r>
+      <w:proofErr w:type="spellEnd"/>
+      <w:r>
+        <w:t xml:space="preserve"> roles (</w:t>
+      </w:r>
+      <w:proofErr w:type="spellStart"/>
+      <w:r>
+        <w:t>administrator</w:t>
+      </w:r>
+      <w:proofErr w:type="spellEnd"/>
+      <w:r>
+        <w:t xml:space="preserve">, doctor, and </w:t>
+      </w:r>
+      <w:proofErr w:type="spellStart"/>
+      <w:r>
+        <w:t>paramedic</w:t>
+      </w:r>
+      <w:proofErr w:type="spellEnd"/>
+      <w:r>
+        <w:t xml:space="preserve"> </w:t>
+      </w:r>
+      <w:proofErr w:type="spellStart"/>
+      <w:r>
+        <w:t>technician</w:t>
+      </w:r>
+      <w:proofErr w:type="spellEnd"/>
+      <w:r>
+        <w:t>).</w:t>
+      </w:r>
+    </w:p>
+    <w:p>
+      <w:pPr>
+        <w:pStyle w:val="Ttulo2"/>
+        <w:rPr>
+          <w:color w:val="1A73E8"/>
+        </w:rPr>
+      </w:pPr>
+      <w:r>
+        <w:rPr>
+          <w:color w:val="1A73E8"/>
+        </w:rPr>
+        <w:t>2. Descripción del Proyecto APT</w:t>
+      </w:r>
+    </w:p>
+    <w:p>
+      <w:pPr>
+        <w:pBdr>
+          <w:top w:val="nil"/>
+          <w:left w:val="nil"/>
+          <w:bottom w:val="nil"/>
+          <w:right w:val="nil"/>
+          <w:between w:val="nil"/>
+        </w:pBdr>
+        <w:spacing w:line="300" w:lineRule="auto"/>
+        <w:jc w:val="both"/>
+      </w:pPr>
+      <w:r>
+        <w:t>El objetivo central del proyecto es desarrollar una plataforma web que permita a los CESFAM municipales gestionar de forma eficiente la asignación de horas médicas en línea, mantener un registro digital básico de las fichas clínicas de los pacientes y generar reportes de atención filtrados por especialidad y período.</w:t>
+      </w:r>
+    </w:p>
+    <w:p>
+      <w:pPr>
+        <w:pBdr>
+          <w:top w:val="nil"/>
+          <w:left w:val="nil"/>
+          <w:bottom w:val="nil"/>
+          <w:right w:val="nil"/>
+          <w:between w:val="nil"/>
+        </w:pBdr>
+        <w:spacing w:line="300" w:lineRule="auto"/>
+      </w:pPr>
+      <w:r>
+        <w:t>El sistema estará compuesto por tres módulos principales:</w:t>
+      </w:r>
+    </w:p>
+    <w:p>
+      <w:pPr>
+        <w:widowControl w:val="0"/>
+        <w:numPr>
+          <w:ilvl w:val="0"/>
+          <w:numId w:val="30"/>
+        </w:numPr>
+        <w:pBdr>
+          <w:top w:val="nil"/>
+          <w:left w:val="nil"/>
+          <w:bottom w:val="nil"/>
+          <w:right w:val="nil"/>
+          <w:between w:val="nil"/>
+        </w:pBdr>
+        <w:spacing w:line="300" w:lineRule="auto"/>
+      </w:pPr>
+      <w:r>
+        <w:rPr>
+          <w:b/>
+          <w:bCs/>
+        </w:rPr>
+        <w:t>Gestión de pacientes:</w:t>
+      </w:r>
+      <w:r>
+        <w:t xml:space="preserve"> Registro y administración de datos.</w:t>
+      </w:r>
+    </w:p>
+    <w:p>
+      <w:pPr>
+        <w:widowControl w:val="0"/>
+        <w:numPr>
+          <w:ilvl w:val="0"/>
+          <w:numId w:val="30"/>
+        </w:numPr>
+        <w:pBdr>
+          <w:top w:val="nil"/>
+          <w:left w:val="nil"/>
+          <w:bottom w:val="nil"/>
+          <w:right w:val="nil"/>
+          <w:between w:val="nil"/>
+        </w:pBdr>
+        <w:spacing w:line="300" w:lineRule="auto"/>
+      </w:pPr>
+      <w:r>
+        <w:rPr>
+          <w:b/>
+          <w:bCs/>
+        </w:rPr>
+        <w:t>Agenda médica:</w:t>
+      </w:r>
+      <w:r>
+        <w:t xml:space="preserve"> Asignación y control de turnos.</w:t>
+      </w:r>
+    </w:p>
+    <w:p>
+      <w:pPr>
+        <w:widowControl w:val="0"/>
+        <w:numPr>
+          <w:ilvl w:val="0"/>
+          <w:numId w:val="30"/>
+        </w:numPr>
+        <w:pBdr>
+          <w:top w:val="nil"/>
+          <w:left w:val="nil"/>
+          <w:bottom w:val="nil"/>
+          <w:right w:val="nil"/>
+          <w:between w:val="nil"/>
+        </w:pBdr>
+        <w:spacing w:line="300" w:lineRule="auto"/>
+      </w:pPr>
+      <w:r>
+        <w:rPr>
+          <w:b/>
+          <w:bCs/>
+        </w:rPr>
+        <w:t>Registro de atenciones:</w:t>
+      </w:r>
+      <w:r>
+        <w:t xml:space="preserve"> Mantenimiento de la ficha clínica básica.</w:t>
+      </w:r>
+    </w:p>
+    <w:p>
+      <w:pPr>
+        <w:pBdr>
+          <w:top w:val="nil"/>
+          <w:left w:val="nil"/>
+          <w:bottom w:val="nil"/>
+          <w:right w:val="nil"/>
+          <w:between w:val="nil"/>
+        </w:pBdr>
+        <w:spacing w:line="300" w:lineRule="auto"/>
+        <w:jc w:val="both"/>
+      </w:pPr>
+      <w:r>
+        <w:lastRenderedPageBreak/>
+        <w:t xml:space="preserve">Para su construcción, se utilizará el </w:t>
+      </w:r>
+      <w:proofErr w:type="spellStart"/>
+      <w:r>
+        <w:t>framework</w:t>
+      </w:r>
+      <w:proofErr w:type="spellEnd"/>
+      <w:r>
+        <w:t xml:space="preserve"> Django (Python) en el </w:t>
+      </w:r>
+      <w:proofErr w:type="spellStart"/>
+      <w:r>
+        <w:t>backend</w:t>
+      </w:r>
+      <w:proofErr w:type="spellEnd"/>
+      <w:r>
+        <w:t xml:space="preserve"> y PostgreSQL como motor de base de datos. Contará con una interfaz responsiva orientada a dispositivos móviles y un sistema de control de acceso diferenciado por roles (administrador, médico y técnico paramédico). El desarrollo seguirá las fases del ciclo de vida del software y utilizará datos simulados que representen a un CESFAM típico de la Región Metropolitana.</w:t>
+      </w:r>
+    </w:p>
+    <w:p>
+      <w:pPr>
+        <w:pStyle w:val="Ttulo2"/>
+        <w:rPr>
+          <w:color w:val="1A73E8"/>
+        </w:rPr>
+      </w:pPr>
+      <w:r>
+        <w:rPr>
+          <w:color w:val="1A73E8"/>
+        </w:rPr>
+        <w:t>3. Relación con las Competencias del Perfil de Egreso</w:t>
+      </w:r>
+    </w:p>
+    <w:p>
+      <w:pPr>
+        <w:pBdr>
+          <w:top w:val="nil"/>
+          <w:left w:val="nil"/>
+          <w:bottom w:val="nil"/>
+          <w:right w:val="nil"/>
+          <w:between w:val="nil"/>
+        </w:pBdr>
+        <w:spacing w:line="300" w:lineRule="auto"/>
+        <w:jc w:val="both"/>
+      </w:pPr>
+      <w:r>
+        <w:t>Este proyecto guarda una relación directa y profunda con el perfil de egreso de la carrera de Ingeniería en Informática:</w:t>
+      </w:r>
+    </w:p>
+    <w:p>
+      <w:pPr>
+        <w:widowControl w:val="0"/>
+        <w:numPr>
+          <w:ilvl w:val="0"/>
+          <w:numId w:val="31"/>
+        </w:numPr>
+        <w:pBdr>
+          <w:top w:val="nil"/>
+          <w:left w:val="nil"/>
+          <w:bottom w:val="nil"/>
+          <w:right w:val="nil"/>
+          <w:between w:val="nil"/>
+        </w:pBdr>
+        <w:spacing w:line="300" w:lineRule="auto"/>
+        <w:jc w:val="both"/>
+      </w:pPr>
+      <w:r>
+        <w:rPr>
+          <w:b/>
+          <w:bCs/>
+        </w:rPr>
+        <w:t>Construcción de modelo arquitectónico:</w:t>
+      </w:r>
+      <w:r>
+        <w:t xml:space="preserve"> Se ejercita a través del diseño de la arquitectura multicapa (cliente, servidor y base de datos) que soportará la plataforma.</w:t>
+      </w:r>
+    </w:p>
+    <w:p>
+      <w:pPr>
+        <w:widowControl w:val="0"/>
+        <w:numPr>
+          <w:ilvl w:val="0"/>
+          <w:numId w:val="31"/>
+        </w:numPr>
+        <w:pBdr>
+          <w:top w:val="nil"/>
+          <w:left w:val="nil"/>
+          <w:bottom w:val="nil"/>
+          <w:right w:val="nil"/>
+          <w:between w:val="nil"/>
+        </w:pBdr>
+        <w:spacing w:line="300" w:lineRule="auto"/>
+        <w:jc w:val="both"/>
+      </w:pPr>
+      <w:r>
+        <w:rPr>
+          <w:b/>
+          <w:bCs/>
+        </w:rPr>
+        <w:t>Implementación de soluciones sistémicas:</w:t>
+      </w:r>
+      <w:r>
+        <w:t xml:space="preserve"> Se pone en práctica mediante el desarrollo técnico y la integración de los módulos de agenda, pacientes y atenciones.</w:t>
+      </w:r>
+    </w:p>
+    <w:p>
+      <w:pPr>
+        <w:widowControl w:val="0"/>
+        <w:numPr>
+          <w:ilvl w:val="0"/>
+          <w:numId w:val="31"/>
+        </w:numPr>
+        <w:pBdr>
+          <w:top w:val="nil"/>
+          <w:left w:val="nil"/>
+          <w:bottom w:val="nil"/>
+          <w:right w:val="nil"/>
+          <w:between w:val="nil"/>
+        </w:pBdr>
+        <w:spacing w:line="300" w:lineRule="auto"/>
+        <w:jc w:val="both"/>
+      </w:pPr>
+      <w:r>
+        <w:rPr>
+          <w:b/>
+          <w:bCs/>
+        </w:rPr>
+        <w:t>Resolución de vulnerabilidades sistémicas:</w:t>
+      </w:r>
+      <w:r>
+        <w:t xml:space="preserve"> Al tratar con datos de salud altamente sensibles, el proyecto incorporará validación de entradas, protección contra inyección SQL y control de acceso por roles.</w:t>
+      </w:r>
+    </w:p>
+    <w:p>
+      <w:pPr>
+        <w:widowControl w:val="0"/>
+        <w:numPr>
+          <w:ilvl w:val="0"/>
+          <w:numId w:val="31"/>
+        </w:numPr>
+        <w:pBdr>
+          <w:top w:val="nil"/>
+          <w:left w:val="nil"/>
+          <w:bottom w:val="nil"/>
+          <w:right w:val="nil"/>
+          <w:between w:val="nil"/>
+        </w:pBdr>
+        <w:spacing w:line="300" w:lineRule="auto"/>
+        <w:jc w:val="both"/>
+      </w:pPr>
+      <w:r>
+        <w:rPr>
+          <w:b/>
+          <w:bCs/>
+        </w:rPr>
+        <w:t>Análisis de requerimientos:</w:t>
+      </w:r>
+      <w:r>
+        <w:t xml:space="preserve"> Se activa en la fase inicial al realizar el levantamiento de las necesidades operativas de los distintos actores involucrados en un CESFAM.</w:t>
+      </w:r>
+    </w:p>
+    <w:p>
+      <w:pPr>
+        <w:pStyle w:val="Ttulo2"/>
+        <w:rPr>
+          <w:color w:val="1A73E8"/>
+        </w:rPr>
+      </w:pPr>
+      <w:r>
+        <w:rPr>
+          <w:color w:val="1A73E8"/>
+        </w:rPr>
+        <w:t>4. Relación con Intereses Profesionales</w:t>
+      </w:r>
+    </w:p>
+    <w:p>
+      <w:pPr>
+        <w:pBdr>
+          <w:top w:val="nil"/>
+          <w:left w:val="nil"/>
+          <w:bottom w:val="nil"/>
+          <w:right w:val="nil"/>
+          <w:between w:val="nil"/>
+        </w:pBdr>
+        <w:spacing w:line="300" w:lineRule="auto"/>
+        <w:jc w:val="both"/>
+      </w:pPr>
+      <w:r>
+        <w:t>Este proyecto refleja un fuerte interés en el impacto social que la tecnología puede generar, específicamente en el ámbito del servicio público y la salud. Más allá de construir un sistema funcional, el propósito es contribuir a mejorar la calidad de la atención que reciben miles de usuarios en la red pública.</w:t>
+      </w:r>
+    </w:p>
+    <w:p>
+      <w:pPr>
+        <w:pBdr>
+          <w:top w:val="nil"/>
+          <w:left w:val="nil"/>
+          <w:bottom w:val="nil"/>
+          <w:right w:val="nil"/>
+          <w:between w:val="nil"/>
+        </w:pBdr>
+        <w:spacing w:line="300" w:lineRule="auto"/>
+        <w:jc w:val="both"/>
+      </w:pPr>
+      <w:r>
+        <w:t>El desarrollo de este APT permitirá profundizar conocimientos técnicos avanzados, tales como:</w:t>
+      </w:r>
+    </w:p>
+    <w:p>
+      <w:pPr>
+        <w:widowControl w:val="0"/>
+        <w:numPr>
+          <w:ilvl w:val="0"/>
+          <w:numId w:val="32"/>
+        </w:numPr>
+        <w:pBdr>
+          <w:top w:val="nil"/>
+          <w:left w:val="nil"/>
+          <w:bottom w:val="nil"/>
+          <w:right w:val="nil"/>
+          <w:between w:val="nil"/>
+        </w:pBdr>
+        <w:spacing w:line="300" w:lineRule="auto"/>
+        <w:jc w:val="both"/>
+      </w:pPr>
+      <w:r>
+        <w:t>Seguridad informática aplicada a la protección de datos sensibles.</w:t>
+      </w:r>
+    </w:p>
+    <w:p>
+      <w:pPr>
+        <w:widowControl w:val="0"/>
+        <w:numPr>
+          <w:ilvl w:val="0"/>
+          <w:numId w:val="32"/>
+        </w:numPr>
+        <w:pBdr>
+          <w:top w:val="nil"/>
+          <w:left w:val="nil"/>
+          <w:bottom w:val="nil"/>
+          <w:right w:val="nil"/>
+          <w:between w:val="nil"/>
+        </w:pBdr>
+        <w:spacing w:line="300" w:lineRule="auto"/>
+        <w:jc w:val="both"/>
+      </w:pPr>
+      <w:r>
+        <w:t>Diseño y estructuración de sistemas con múltiples roles de usuario.</w:t>
+      </w:r>
+    </w:p>
+    <w:p>
+      <w:pPr>
+        <w:widowControl w:val="0"/>
+        <w:numPr>
+          <w:ilvl w:val="0"/>
+          <w:numId w:val="32"/>
+        </w:numPr>
+        <w:pBdr>
+          <w:top w:val="nil"/>
+          <w:left w:val="nil"/>
+          <w:bottom w:val="nil"/>
+          <w:right w:val="nil"/>
+          <w:between w:val="nil"/>
+        </w:pBdr>
+        <w:spacing w:line="300" w:lineRule="auto"/>
+        <w:jc w:val="both"/>
+      </w:pPr>
+      <w:r>
+        <w:t xml:space="preserve">Gestión de proyectos tecnológicos interactuando con </w:t>
+      </w:r>
+      <w:proofErr w:type="spellStart"/>
+      <w:r>
+        <w:t>stakeholders</w:t>
+      </w:r>
+      <w:proofErr w:type="spellEnd"/>
+      <w:r>
+        <w:t xml:space="preserve"> reales.</w:t>
+      </w:r>
+    </w:p>
+    <w:p>
+      <w:pPr>
+        <w:pStyle w:val="Ttulo2"/>
+        <w:rPr>
+          <w:color w:val="1A73E8"/>
+        </w:rPr>
+      </w:pPr>
+      <w:r>
+        <w:rPr>
+          <w:color w:val="1A73E8"/>
+        </w:rPr>
+        <w:t>5. Factibilidad del Proyecto</w:t>
+      </w:r>
+    </w:p>
+    <w:p>
+      <w:pPr>
+        <w:pBdr>
+          <w:top w:val="nil"/>
+          <w:left w:val="nil"/>
+          <w:bottom w:val="nil"/>
+          <w:right w:val="nil"/>
+          <w:between w:val="nil"/>
+        </w:pBdr>
+        <w:spacing w:line="300" w:lineRule="auto"/>
+        <w:jc w:val="both"/>
+      </w:pPr>
+      <w:r>
+        <w:t>El proyecto es completamente viable de realizar dentro de un semestre académico debido a que su alcance ha sido delimitado estrictamente a tres módulos funcionales esenciales, lo que asegura la entrega de un prototipo funcional a tiempo.</w:t>
+      </w:r>
+    </w:p>
+    <w:p>
+      <w:pPr>
+        <w:pBdr>
+          <w:top w:val="nil"/>
+          <w:left w:val="nil"/>
+          <w:bottom w:val="nil"/>
+          <w:right w:val="nil"/>
+          <w:between w:val="nil"/>
+        </w:pBdr>
+        <w:spacing w:line="300" w:lineRule="auto"/>
+        <w:jc w:val="both"/>
+      </w:pPr>
+      <w:r>
+        <w:t>Los factores que aseguran su factibilidad incluyen:</w:t>
+      </w:r>
+    </w:p>
+    <w:p>
+      <w:pPr>
+        <w:widowControl w:val="0"/>
+        <w:numPr>
+          <w:ilvl w:val="0"/>
+          <w:numId w:val="33"/>
+        </w:numPr>
+        <w:pBdr>
+          <w:top w:val="nil"/>
+          <w:left w:val="nil"/>
+          <w:bottom w:val="nil"/>
+          <w:right w:val="nil"/>
+          <w:between w:val="nil"/>
+        </w:pBdr>
+        <w:spacing w:line="300" w:lineRule="auto"/>
+        <w:jc w:val="both"/>
+      </w:pPr>
+      <w:r>
+        <w:rPr>
+          <w:b/>
+          <w:bCs/>
+        </w:rPr>
+        <w:t>Tecnologías:</w:t>
+      </w:r>
+      <w:r>
+        <w:t xml:space="preserve"> Uso de herramientas de código abierto (Django, PostgreSQL, HTML/CSS/Bootstrap) previamente dominadas en asignaturas anteriores.</w:t>
+      </w:r>
+    </w:p>
+    <w:p>
+      <w:pPr>
+        <w:widowControl w:val="0"/>
+        <w:numPr>
+          <w:ilvl w:val="0"/>
+          <w:numId w:val="33"/>
+        </w:numPr>
+        <w:pBdr>
+          <w:top w:val="nil"/>
+          <w:left w:val="nil"/>
+          <w:bottom w:val="nil"/>
+          <w:right w:val="nil"/>
+          <w:between w:val="nil"/>
+        </w:pBdr>
+        <w:spacing w:line="300" w:lineRule="auto"/>
+        <w:jc w:val="both"/>
+      </w:pPr>
+      <w:r>
+        <w:rPr>
+          <w:b/>
+          <w:bCs/>
+        </w:rPr>
+        <w:t>Costos:</w:t>
+      </w:r>
+      <w:r>
+        <w:t xml:space="preserve"> El despliegue y las pruebas se realizarán en un servidor local sin incurrir en costos adicionales de infraestructura.</w:t>
+      </w:r>
+    </w:p>
+    <w:p>
+      <w:pPr>
+        <w:widowControl w:val="0"/>
+        <w:numPr>
+          <w:ilvl w:val="0"/>
+          <w:numId w:val="33"/>
+        </w:numPr>
+        <w:pBdr>
+          <w:top w:val="nil"/>
+          <w:left w:val="nil"/>
+          <w:bottom w:val="nil"/>
+          <w:right w:val="nil"/>
+          <w:between w:val="nil"/>
+        </w:pBdr>
+        <w:spacing w:line="300" w:lineRule="auto"/>
+        <w:jc w:val="both"/>
+      </w:pPr>
+      <w:r>
+        <w:rPr>
+          <w:b/>
+          <w:bCs/>
+        </w:rPr>
+        <w:lastRenderedPageBreak/>
+        <w:t>Documentación:</w:t>
+      </w:r>
+      <w:r>
+        <w:t xml:space="preserve"> Existencia de documentación pública del MINSAL sobre flujos de atención, lo que facilita el levantamiento de requerimientos.</w:t>
+      </w:r>
+    </w:p>
+    <w:p>
+      <w:pPr>
+        <w:widowControl w:val="0"/>
+        <w:numPr>
+          <w:ilvl w:val="0"/>
+          <w:numId w:val="33"/>
+        </w:numPr>
+        <w:pBdr>
+          <w:top w:val="nil"/>
+          <w:left w:val="nil"/>
+          <w:bottom w:val="nil"/>
+          <w:right w:val="nil"/>
+          <w:between w:val="nil"/>
+        </w:pBdr>
+        <w:spacing w:line="300" w:lineRule="auto"/>
+        <w:jc w:val="both"/>
+      </w:pPr>
+      <w:r>
+        <w:rPr>
+          <w:b/>
+          <w:bCs/>
+        </w:rPr>
+        <w:t>Gestión de Riesgos:</w:t>
+      </w:r>
+      <w:r>
+        <w:t xml:space="preserve"> La complejidad inherente al módulo de seguridad se abordará mediante un desarrollo iterativo, construyendo primero la funcionalidad básica y aplicando las capas de seguridad en una segunda fase.</w:t>
+      </w:r>
+    </w:p>
+    <w:p>
+      <w:pPr>
+        <w:pStyle w:val="Ttulo2"/>
+        <w:spacing w:after="240"/>
+        <w:rPr>
+          <w:color w:val="1A73E8"/>
+        </w:rPr>
+      </w:pPr>
+      <w:r>
+        <w:rPr>
+          <w:color w:val="1A73E8"/>
+        </w:rPr>
+        <w:t>6. Objetivos</w:t>
+      </w:r>
+    </w:p>
+    <w:p>
+      <w:pPr>
+        <w:pStyle w:val="Ttulo3"/>
+        <w:spacing w:before="0"/>
+      </w:pPr>
+      <w:r>
+        <w:t>Objetivo General:</w:t>
+      </w:r>
+    </w:p>
+    <w:p>
+      <w:pPr>
+        <w:pBdr>
+          <w:top w:val="nil"/>
+          <w:left w:val="nil"/>
+          <w:bottom w:val="nil"/>
+          <w:right w:val="nil"/>
+          <w:between w:val="nil"/>
+        </w:pBdr>
+        <w:spacing w:after="240" w:line="300" w:lineRule="auto"/>
+        <w:jc w:val="both"/>
+      </w:pPr>
+      <w:r>
+        <w:t>Desarrollar un prototipo funcional de plataforma web segura y escalable para la gestión de turnos médicos y registro de fichas clínicas básicas, orientado a optimizar los procesos de atención en los CESFAM municipales.</w:t>
+      </w:r>
+    </w:p>
+    <w:p>
+      <w:pPr>
+        <w:pStyle w:val="Ttulo3"/>
+        <w:spacing w:before="0"/>
+        <w:jc w:val="both"/>
+      </w:pPr>
+      <w:r>
+        <w:t>Objetivos Específicos:</w:t>
+      </w:r>
+    </w:p>
+    <w:p>
+      <w:pPr>
+        <w:widowControl w:val="0"/>
+        <w:numPr>
+          <w:ilvl w:val="0"/>
+          <w:numId w:val="34"/>
+        </w:numPr>
+        <w:pBdr>
+          <w:top w:val="nil"/>
+          <w:left w:val="nil"/>
+          <w:bottom w:val="nil"/>
+          <w:right w:val="nil"/>
+          <w:between w:val="nil"/>
+        </w:pBdr>
+        <w:spacing w:line="300" w:lineRule="auto"/>
+        <w:jc w:val="both"/>
+      </w:pPr>
+      <w:r>
+        <w:rPr>
+          <w:b/>
+          <w:bCs/>
+        </w:rPr>
+        <w:t>Levantar y modelar</w:t>
+      </w:r>
+      <w:r>
+        <w:t xml:space="preserve"> los requerimientos funcionales y no funcionales basados en los flujos de atención documentados por el MINSAL.</w:t>
+      </w:r>
+    </w:p>
+    <w:p>
+      <w:pPr>
+        <w:widowControl w:val="0"/>
+        <w:numPr>
+          <w:ilvl w:val="0"/>
+          <w:numId w:val="34"/>
+        </w:numPr>
+        <w:pBdr>
+          <w:top w:val="nil"/>
+          <w:left w:val="nil"/>
+          <w:bottom w:val="nil"/>
+          <w:right w:val="nil"/>
+          <w:between w:val="nil"/>
+        </w:pBdr>
+        <w:spacing w:line="300" w:lineRule="auto"/>
+        <w:jc w:val="both"/>
+      </w:pPr>
+      <w:r>
+        <w:rPr>
+          <w:b/>
+          <w:bCs/>
+        </w:rPr>
+        <w:t>Diseñar</w:t>
+      </w:r>
+      <w:r>
+        <w:t xml:space="preserve"> la arquitectura de software multicapa y el modelo de datos relacional en PostgreSQL que soporte de manera eficiente la concurrencia de usuarios.</w:t>
+      </w:r>
+    </w:p>
+    <w:p>
+      <w:pPr>
+        <w:widowControl w:val="0"/>
+        <w:numPr>
+          <w:ilvl w:val="0"/>
+          <w:numId w:val="34"/>
+        </w:numPr>
+        <w:pBdr>
+          <w:top w:val="nil"/>
+          <w:left w:val="nil"/>
+          <w:bottom w:val="nil"/>
+          <w:right w:val="nil"/>
+          <w:between w:val="nil"/>
+        </w:pBdr>
+        <w:spacing w:line="300" w:lineRule="auto"/>
+        <w:jc w:val="both"/>
+      </w:pPr>
+      <w:r>
+        <w:rPr>
+          <w:b/>
+          <w:bCs/>
+        </w:rPr>
+        <w:t>Desarrollar</w:t>
+      </w:r>
+      <w:r>
+        <w:t xml:space="preserve"> los módulos de gestión de pacientes, agenda médica y registro de atenciones utilizando el </w:t>
+      </w:r>
+      <w:proofErr w:type="spellStart"/>
+      <w:r>
+        <w:t>framework</w:t>
+      </w:r>
+      <w:proofErr w:type="spellEnd"/>
+      <w:r>
+        <w:t xml:space="preserve"> Django.</w:t>
+      </w:r>
+    </w:p>
+    <w:p>
+      <w:pPr>
+        <w:widowControl w:val="0"/>
+        <w:numPr>
+          <w:ilvl w:val="0"/>
+          <w:numId w:val="34"/>
+        </w:numPr>
+        <w:pBdr>
+          <w:top w:val="nil"/>
+          <w:left w:val="nil"/>
+          <w:bottom w:val="nil"/>
+          <w:right w:val="nil"/>
+          <w:between w:val="nil"/>
+        </w:pBdr>
+        <w:spacing w:line="300" w:lineRule="auto"/>
+        <w:jc w:val="both"/>
+      </w:pPr>
+      <w:r>
+        <w:rPr>
+          <w:b/>
+          <w:bCs/>
+        </w:rPr>
+        <w:t>Implementar</w:t>
+      </w:r>
+      <w:r>
+        <w:t xml:space="preserve"> mecanismos de ciberseguridad, incluyendo control de acceso basado en roles (RBAC) y prevención de inyecciones SQL, para garantizar la privacidad de los datos médicos.</w:t>
+      </w:r>
+    </w:p>
+    <w:p>
+      <w:pPr>
+        <w:pStyle w:val="Ttulo2"/>
+        <w:rPr>
+          <w:color w:val="1A73E8"/>
+        </w:rPr>
+      </w:pPr>
+      <w:r>
+        <w:rPr>
+          <w:color w:val="1A73E8"/>
+        </w:rPr>
+        <w:t>7. Propuesta Metodológica de Trabajo</w:t>
+      </w:r>
+    </w:p>
+    <w:p>
+      <w:pPr>
+        <w:pBdr>
+          <w:top w:val="nil"/>
+          <w:left w:val="nil"/>
+          <w:bottom w:val="nil"/>
+          <w:right w:val="nil"/>
+          <w:between w:val="nil"/>
+        </w:pBdr>
+        <w:spacing w:line="300" w:lineRule="auto"/>
+        <w:jc w:val="both"/>
+      </w:pPr>
+      <w:r>
+        <w:t xml:space="preserve">Para asegurar el cumplimiento de los objetivos dentro del plazo de la asignatura, se utilizará una metodología ágil basada en </w:t>
+      </w:r>
+      <w:r>
+        <w:rPr>
+          <w:b/>
+          <w:bCs/>
+        </w:rPr>
+        <w:t>Scrum</w:t>
+      </w:r>
+      <w:r>
+        <w:t xml:space="preserve"> adaptada a un entorno académico:</w:t>
+      </w:r>
+    </w:p>
+    <w:p>
+      <w:pPr>
+        <w:widowControl w:val="0"/>
+        <w:numPr>
+          <w:ilvl w:val="0"/>
+          <w:numId w:val="35"/>
+        </w:numPr>
+        <w:pBdr>
+          <w:top w:val="nil"/>
+          <w:left w:val="nil"/>
+          <w:bottom w:val="nil"/>
+          <w:right w:val="nil"/>
+          <w:between w:val="nil"/>
+        </w:pBdr>
+        <w:spacing w:line="300" w:lineRule="auto"/>
+        <w:jc w:val="both"/>
+      </w:pPr>
+      <w:proofErr w:type="spellStart"/>
+      <w:r>
+        <w:rPr>
+          <w:b/>
+          <w:bCs/>
+        </w:rPr>
+        <w:t>Sprints</w:t>
+      </w:r>
+      <w:proofErr w:type="spellEnd"/>
+      <w:r>
+        <w:rPr>
+          <w:b/>
+          <w:bCs/>
+        </w:rPr>
+        <w:t>:</w:t>
+      </w:r>
+      <w:r>
+        <w:t xml:space="preserve"> Ciclos de desarrollo de 2 a 3 semanas orientados a entregar incrementos funcionales (ej. Sprint 1: Autenticación y Base de Datos; Sprint 2: Módulo Agenda; Sprint 3: Módulo Fichas).</w:t>
+      </w:r>
+    </w:p>
+    <w:p>
+      <w:pPr>
+        <w:widowControl w:val="0"/>
+        <w:numPr>
+          <w:ilvl w:val="0"/>
+          <w:numId w:val="35"/>
+        </w:numPr>
+        <w:pBdr>
+          <w:top w:val="nil"/>
+          <w:left w:val="nil"/>
+          <w:bottom w:val="nil"/>
+          <w:right w:val="nil"/>
+          <w:between w:val="nil"/>
+        </w:pBdr>
+        <w:spacing w:line="300" w:lineRule="auto"/>
+        <w:jc w:val="both"/>
+      </w:pPr>
+      <w:r>
+        <w:rPr>
+          <w:b/>
+          <w:bCs/>
+        </w:rPr>
+        <w:t>Desarrollo Iterativo e Incremental:</w:t>
+      </w:r>
+      <w:r>
+        <w:t xml:space="preserve"> Se construirá primero el "Core" funcional y en iteraciones posteriores se endurecerá la seguridad.</w:t>
+      </w:r>
+    </w:p>
+    <w:p>
+      <w:pPr>
+        <w:widowControl w:val="0"/>
+        <w:numPr>
+          <w:ilvl w:val="0"/>
+          <w:numId w:val="35"/>
+        </w:numPr>
+        <w:pBdr>
+          <w:top w:val="nil"/>
+          <w:left w:val="nil"/>
+          <w:bottom w:val="nil"/>
+          <w:right w:val="nil"/>
+          <w:between w:val="nil"/>
+        </w:pBdr>
+        <w:spacing w:line="300" w:lineRule="auto"/>
+        <w:jc w:val="both"/>
+      </w:pPr>
+      <w:r>
+        <w:rPr>
+          <w:b/>
+          <w:bCs/>
+        </w:rPr>
+        <w:t>Control de Versiones:</w:t>
+      </w:r>
+      <w:r>
+        <w:t xml:space="preserve"> Uso de Git/GitHub para la gestión del código fuente, permitiendo un seguimiento claro del progreso y facilitando el despliegue en entornos locales.</w:t>
+      </w:r>
+    </w:p>
+    <w:p>
+      <w:pPr>
+        <w:rPr>
+          <w:b/>
+          <w:bCs/>
+          <w:color w:val="1A73E8"/>
+          <w:sz w:val="36"/>
+          <w:szCs w:val="36"/>
+        </w:rPr>
+      </w:pPr>
+      <w:r>
+        <w:rPr>
+          <w:color w:val="1A73E8"/>
+        </w:rPr>
+        <w:br w:type="page"/>
+      </w:r>
+    </w:p>
+    <w:p>
+      <w:pPr>
+        <w:pStyle w:val="Ttulo2"/>
+        <w:rPr>
+          <w:color w:val="1A73E8"/>
+        </w:rPr>
+      </w:pPr>
+      <w:r>
+        <w:rPr>
+          <w:color w:val="1A73E8"/>
+        </w:rPr>
+        <w:lastRenderedPageBreak/>
+        <w:t>8. Plan de Trabajo (Hitos Principales)</w:t>
+      </w:r>
+    </w:p>
+    <w:p>
+      <w:pPr>
+        <w:widowControl w:val="0"/>
+        <w:numPr>
+          <w:ilvl w:val="0"/>
+          <w:numId w:val="36"/>
+        </w:numPr>
+        <w:pBdr>
+          <w:top w:val="nil"/>
+          <w:left w:val="nil"/>
+          <w:bottom w:val="nil"/>
+          <w:right w:val="nil"/>
+          <w:between w:val="nil"/>
+        </w:pBdr>
+        <w:spacing w:line="300" w:lineRule="auto"/>
+        <w:jc w:val="both"/>
+      </w:pPr>
+      <w:r>
+        <w:rPr>
+          <w:b/>
+          <w:bCs/>
+        </w:rPr>
+        <w:t>Mes 1 - Definición y Diseño:</w:t>
+      </w:r>
+      <w:r>
+        <w:t xml:space="preserve"> Levantamiento de requerimientos, diseño de la base de datos (PostgreSQL), creación de mockups y configuración del entorno de desarrollo (Django).</w:t>
+      </w:r>
+    </w:p>
+    <w:p>
+      <w:pPr>
+        <w:widowControl w:val="0"/>
+        <w:numPr>
+          <w:ilvl w:val="0"/>
+          <w:numId w:val="36"/>
+        </w:numPr>
+        <w:pBdr>
+          <w:top w:val="nil"/>
+          <w:left w:val="nil"/>
+          <w:bottom w:val="nil"/>
+          <w:right w:val="nil"/>
+          <w:between w:val="nil"/>
+        </w:pBdr>
+        <w:spacing w:line="300" w:lineRule="auto"/>
+        <w:jc w:val="both"/>
+      </w:pPr>
+      <w:r>
+        <w:rPr>
+          <w:b/>
+          <w:bCs/>
+        </w:rPr>
+        <w:t>Mes 2 - Desarrollo Core:</w:t>
+      </w:r>
+      <w:r>
+        <w:t xml:space="preserve"> Programación del módulo de usuarios (roles) y módulo de gestión de pacientes.</w:t>
+      </w:r>
+    </w:p>
+    <w:p>
+      <w:pPr>
+        <w:widowControl w:val="0"/>
+        <w:numPr>
+          <w:ilvl w:val="0"/>
+          <w:numId w:val="36"/>
+        </w:numPr>
+        <w:pBdr>
+          <w:top w:val="nil"/>
+          <w:left w:val="nil"/>
+          <w:bottom w:val="nil"/>
+          <w:right w:val="nil"/>
+          <w:between w:val="nil"/>
+        </w:pBdr>
+        <w:spacing w:line="300" w:lineRule="auto"/>
+        <w:jc w:val="both"/>
+      </w:pPr>
+      <w:r>
+        <w:rPr>
+          <w:b/>
+          <w:bCs/>
+        </w:rPr>
+        <w:t>Mes 3 - Desarrollo Lógica de Negocio:</w:t>
+      </w:r>
+      <w:r>
+        <w:t xml:space="preserve"> Programación del módulo de agenda médica y registro de atenciones.</w:t>
+      </w:r>
+    </w:p>
+    <w:p>
+      <w:pPr>
+        <w:widowControl w:val="0"/>
+        <w:numPr>
+          <w:ilvl w:val="0"/>
+          <w:numId w:val="36"/>
+        </w:numPr>
+        <w:pBdr>
+          <w:top w:val="nil"/>
+          <w:left w:val="nil"/>
+          <w:bottom w:val="nil"/>
+          <w:right w:val="nil"/>
+          <w:between w:val="nil"/>
+        </w:pBdr>
+        <w:spacing w:line="300" w:lineRule="auto"/>
+        <w:jc w:val="both"/>
+      </w:pPr>
+      <w:r>
+        <w:rPr>
+          <w:b/>
+          <w:bCs/>
+        </w:rPr>
+        <w:t>Mes 4 - Seguridad y Pruebas:</w:t>
+      </w:r>
+      <w:r>
+        <w:t xml:space="preserve"> Implementación de validaciones de seguridad, control de vulnerabilidades, pruebas unitarias y generación de reportes. Documentación final.</w:t>
+      </w:r>
+    </w:p>
+    <w:p>
+      <w:pPr>
+        <w:pStyle w:val="Ttulo2"/>
+        <w:rPr>
+          <w:color w:val="1A73E8"/>
+        </w:rPr>
+      </w:pPr>
+      <w:r>
+        <w:rPr>
+          <w:color w:val="1A73E8"/>
+        </w:rPr>
+        <w:t>9. Propuesta de Evidencias</w:t>
+      </w:r>
+    </w:p>
+    <w:p>
+      <w:pPr>
+        <w:pBdr>
+          <w:top w:val="nil"/>
+          <w:left w:val="nil"/>
+          <w:bottom w:val="nil"/>
+          <w:right w:val="nil"/>
+          <w:between w:val="nil"/>
+        </w:pBdr>
+        <w:spacing w:line="300" w:lineRule="auto"/>
+        <w:jc w:val="both"/>
+      </w:pPr>
+      <w:r>
+        <w:t>Para demostrar el logro de las actividades del proyecto, se entregarán las siguientes evidencias:</w:t>
+      </w:r>
+    </w:p>
+    <w:p>
+      <w:pPr>
+        <w:widowControl w:val="0"/>
+        <w:numPr>
+          <w:ilvl w:val="0"/>
+          <w:numId w:val="37"/>
+        </w:numPr>
+        <w:pBdr>
+          <w:top w:val="nil"/>
+          <w:left w:val="nil"/>
+          <w:bottom w:val="nil"/>
+          <w:right w:val="nil"/>
+          <w:between w:val="nil"/>
+        </w:pBdr>
+        <w:spacing w:line="300" w:lineRule="auto"/>
+        <w:jc w:val="both"/>
+      </w:pPr>
+      <w:r>
+        <w:rPr>
+          <w:b/>
+          <w:bCs/>
+        </w:rPr>
+        <w:t>Documento de Arquitectura y Requerimientos:</w:t>
+      </w:r>
+      <w:r>
+        <w:t xml:space="preserve"> Diagramas de Casos de Uso, Diagrama Entidad-Relación (DER) y Diagrama de Arquitectura Multicapa.</w:t>
+      </w:r>
+    </w:p>
+    <w:p>
+      <w:pPr>
+        <w:widowControl w:val="0"/>
+        <w:numPr>
+          <w:ilvl w:val="0"/>
+          <w:numId w:val="37"/>
+        </w:numPr>
+        <w:pBdr>
+          <w:top w:val="nil"/>
+          <w:left w:val="nil"/>
+          <w:bottom w:val="nil"/>
+          <w:right w:val="nil"/>
+          <w:between w:val="nil"/>
+        </w:pBdr>
+        <w:spacing w:line="300" w:lineRule="auto"/>
+        <w:jc w:val="both"/>
+      </w:pPr>
+      <w:r>
+        <w:rPr>
+          <w:b/>
+          <w:bCs/>
+        </w:rPr>
+        <w:t>Repositorio de Código (GitHub):</w:t>
+      </w:r>
+      <w:r>
+        <w:t xml:space="preserve"> Código fuente documentado del </w:t>
+      </w:r>
+      <w:proofErr w:type="spellStart"/>
+      <w:r>
+        <w:t>backend</w:t>
+      </w:r>
+      <w:proofErr w:type="spellEnd"/>
+      <w:r>
+        <w:t xml:space="preserve"> y </w:t>
+      </w:r>
+      <w:proofErr w:type="spellStart"/>
+      <w:r>
+        <w:t>frontend</w:t>
+      </w:r>
+      <w:proofErr w:type="spellEnd"/>
+      <w:r>
+        <w:t>, evidenciando el uso de buenas prácticas.</w:t>
+      </w:r>
+    </w:p>
+    <w:p>
+      <w:pPr>
+        <w:widowControl w:val="0"/>
+        <w:numPr>
+          <w:ilvl w:val="0"/>
+          <w:numId w:val="37"/>
+        </w:numPr>
+        <w:pBdr>
+          <w:top w:val="nil"/>
+          <w:left w:val="nil"/>
+          <w:bottom w:val="nil"/>
+          <w:right w:val="nil"/>
+          <w:between w:val="nil"/>
+        </w:pBdr>
+        <w:spacing w:line="300" w:lineRule="auto"/>
+        <w:jc w:val="both"/>
+      </w:pPr>
+      <w:r>
+        <w:rPr>
+          <w:b/>
+          <w:bCs/>
+        </w:rPr>
+        <w:t>Scripts de Base de Datos:</w:t>
+      </w:r>
+      <w:r>
+        <w:t xml:space="preserve"> Archivos .</w:t>
+      </w:r>
+      <w:proofErr w:type="spellStart"/>
+      <w:r>
+        <w:t>sql</w:t>
+      </w:r>
+      <w:proofErr w:type="spellEnd"/>
+      <w:r>
+        <w:t xml:space="preserve"> con la estructura de la base de datos y un set de datos simulados representativos de un CESFAM.</w:t>
+      </w:r>
+    </w:p>
+    <w:p>
+      <w:pPr>
+        <w:widowControl w:val="0"/>
+        <w:numPr>
+          <w:ilvl w:val="0"/>
+          <w:numId w:val="37"/>
+        </w:numPr>
+        <w:pBdr>
+          <w:top w:val="nil"/>
+          <w:left w:val="nil"/>
+          <w:bottom w:val="nil"/>
+          <w:right w:val="nil"/>
+          <w:between w:val="nil"/>
+        </w:pBdr>
+        <w:spacing w:line="300" w:lineRule="auto"/>
+        <w:jc w:val="both"/>
+      </w:pPr>
+      <w:r>
+        <w:rPr>
+          <w:b/>
+          <w:bCs/>
+        </w:rPr>
+        <w:t>Prototipo Funcional:</w:t>
+      </w:r>
+      <w:r>
+        <w:t xml:space="preserve"> Plataforma desplegada en entorno local (o servicio </w:t>
+      </w:r>
+      <w:proofErr w:type="spellStart"/>
+      <w:r>
+        <w:t>cloud</w:t>
+      </w:r>
+      <w:proofErr w:type="spellEnd"/>
+      <w:r>
+        <w:t xml:space="preserve"> gratuito) demostrando la funcionalidad de los tres módulos y la restricción por roles.</w:t>
+      </w:r>
+    </w:p>
+    <w:p>
+      <w:pPr>
+        <w:rPr>
+          <w:b/>
+          <w:bCs/>
+          <w:color w:val="1A73E8"/>
+          <w:sz w:val="36"/>
+          <w:szCs w:val="36"/>
+        </w:rPr>
+      </w:pPr>
+      <w:r>
+        <w:rPr>
+          <w:color w:val="1A73E8"/>
+        </w:rPr>
+        <w:br w:type="page"/>
+      </w:r>
+    </w:p>
+    <w:p>
+      <w:pPr>
+        <w:pStyle w:val="Ttulo2"/>
+        <w:spacing w:after="240"/>
+        <w:rPr>
+          <w:color w:val="1A73E8"/>
+        </w:rPr>
+      </w:pPr>
+      <w:r>
+        <w:rPr>
+          <w:color w:val="1A73E8"/>
+        </w:rPr>
+        <w:lastRenderedPageBreak/>
+        <w:t>10. Conclusiones y Reflexión (Individual)</w:t>
+      </w:r>
+    </w:p>
+    <w:p>
+      <w:pPr>
+        <w:pStyle w:val="Ttulo3"/>
+        <w:spacing w:before="0"/>
+      </w:pPr>
+      <w:proofErr w:type="spellStart"/>
+      <w:r>
+        <w:t>Conclusions</w:t>
+      </w:r>
+      <w:proofErr w:type="spellEnd"/>
+    </w:p>
+    <w:p>
+      <w:pPr>
+        <w:pBdr>
+          <w:top w:val="nil"/>
+          <w:left w:val="nil"/>
+          <w:bottom w:val="nil"/>
+          <w:right w:val="nil"/>
+          <w:between w:val="nil"/>
+        </w:pBdr>
+        <w:spacing w:after="240" w:line="300" w:lineRule="auto"/>
+        <w:jc w:val="both"/>
+      </w:pPr>
+      <w:r>
+        <w:t xml:space="preserve">The </w:t>
+      </w:r>
+      <w:proofErr w:type="spellStart"/>
+      <w:r>
+        <w:t>development</w:t>
+      </w:r>
+      <w:proofErr w:type="spellEnd"/>
+      <w:r>
+        <w:t xml:space="preserve"> </w:t>
+      </w:r>
+      <w:proofErr w:type="spellStart"/>
+      <w:r>
+        <w:t>of</w:t>
+      </w:r>
+      <w:proofErr w:type="spellEnd"/>
+      <w:r>
+        <w:t xml:space="preserve"> </w:t>
+      </w:r>
+      <w:proofErr w:type="spellStart"/>
+      <w:r>
+        <w:t>this</w:t>
+      </w:r>
+      <w:proofErr w:type="spellEnd"/>
+      <w:r>
+        <w:t xml:space="preserve"> </w:t>
+      </w:r>
+      <w:proofErr w:type="spellStart"/>
+      <w:r>
+        <w:t>project</w:t>
+      </w:r>
+      <w:proofErr w:type="spellEnd"/>
+      <w:r>
+        <w:t xml:space="preserve"> </w:t>
+      </w:r>
+      <w:proofErr w:type="spellStart"/>
+      <w:r>
+        <w:t>proposal</w:t>
+      </w:r>
+      <w:proofErr w:type="spellEnd"/>
+      <w:r>
+        <w:t xml:space="preserve"> has </w:t>
+      </w:r>
+      <w:proofErr w:type="spellStart"/>
+      <w:r>
+        <w:t>highlighted</w:t>
+      </w:r>
+      <w:proofErr w:type="spellEnd"/>
+      <w:r>
+        <w:t xml:space="preserve"> </w:t>
+      </w:r>
+      <w:proofErr w:type="spellStart"/>
+      <w:r>
+        <w:t>the</w:t>
+      </w:r>
+      <w:proofErr w:type="spellEnd"/>
+      <w:r>
+        <w:t xml:space="preserve"> </w:t>
+      </w:r>
+      <w:proofErr w:type="spellStart"/>
+      <w:r>
+        <w:t>critical</w:t>
+      </w:r>
+      <w:proofErr w:type="spellEnd"/>
+      <w:r>
+        <w:t xml:space="preserve"> </w:t>
+      </w:r>
+      <w:proofErr w:type="spellStart"/>
+      <w:r>
+        <w:t>intersection</w:t>
+      </w:r>
+      <w:proofErr w:type="spellEnd"/>
+      <w:r>
+        <w:t xml:space="preserve"> </w:t>
+      </w:r>
+      <w:proofErr w:type="spellStart"/>
+      <w:r>
+        <w:t>between</w:t>
+      </w:r>
+      <w:proofErr w:type="spellEnd"/>
+      <w:r>
+        <w:t xml:space="preserve"> software </w:t>
+      </w:r>
+      <w:proofErr w:type="spellStart"/>
+      <w:r>
+        <w:t>engineering</w:t>
+      </w:r>
+      <w:proofErr w:type="spellEnd"/>
+      <w:r>
+        <w:t xml:space="preserve"> and </w:t>
+      </w:r>
+      <w:proofErr w:type="spellStart"/>
+      <w:r>
+        <w:t>public</w:t>
+      </w:r>
+      <w:proofErr w:type="spellEnd"/>
+      <w:r>
+        <w:t xml:space="preserve"> </w:t>
+      </w:r>
+      <w:proofErr w:type="spellStart"/>
+      <w:r>
+        <w:t>service</w:t>
+      </w:r>
+      <w:proofErr w:type="spellEnd"/>
+      <w:r>
+        <w:t xml:space="preserve">. The </w:t>
+      </w:r>
+      <w:proofErr w:type="spellStart"/>
+      <w:r>
+        <w:t>design</w:t>
+      </w:r>
+      <w:proofErr w:type="spellEnd"/>
+      <w:r>
+        <w:t xml:space="preserve"> </w:t>
+      </w:r>
+      <w:proofErr w:type="spellStart"/>
+      <w:r>
+        <w:t>of</w:t>
+      </w:r>
+      <w:proofErr w:type="spellEnd"/>
+      <w:r>
+        <w:t xml:space="preserve"> </w:t>
+      </w:r>
+      <w:proofErr w:type="spellStart"/>
+      <w:r>
+        <w:t>this</w:t>
+      </w:r>
+      <w:proofErr w:type="spellEnd"/>
+      <w:r>
+        <w:t xml:space="preserve"> web </w:t>
+      </w:r>
+      <w:proofErr w:type="spellStart"/>
+      <w:r>
+        <w:t>platform</w:t>
+      </w:r>
+      <w:proofErr w:type="spellEnd"/>
+      <w:r>
+        <w:t xml:space="preserve"> </w:t>
+      </w:r>
+      <w:proofErr w:type="spellStart"/>
+      <w:r>
+        <w:t>for</w:t>
+      </w:r>
+      <w:proofErr w:type="spellEnd"/>
+      <w:r>
+        <w:t xml:space="preserve"> municipal CESFAM </w:t>
+      </w:r>
+      <w:proofErr w:type="spellStart"/>
+      <w:r>
+        <w:t>not</w:t>
+      </w:r>
+      <w:proofErr w:type="spellEnd"/>
+      <w:r>
+        <w:t xml:space="preserve"> </w:t>
+      </w:r>
+      <w:proofErr w:type="spellStart"/>
+      <w:r>
+        <w:t>only</w:t>
+      </w:r>
+      <w:proofErr w:type="spellEnd"/>
+      <w:r>
+        <w:t xml:space="preserve"> </w:t>
+      </w:r>
+      <w:proofErr w:type="spellStart"/>
+      <w:r>
+        <w:t>addresses</w:t>
+      </w:r>
+      <w:proofErr w:type="spellEnd"/>
+      <w:r>
+        <w:t xml:space="preserve"> </w:t>
+      </w:r>
+      <w:proofErr w:type="spellStart"/>
+      <w:r>
+        <w:t>an</w:t>
+      </w:r>
+      <w:proofErr w:type="spellEnd"/>
+      <w:r>
+        <w:t xml:space="preserve"> </w:t>
+      </w:r>
+      <w:proofErr w:type="spellStart"/>
+      <w:r>
+        <w:t>evident</w:t>
+      </w:r>
+      <w:proofErr w:type="spellEnd"/>
+      <w:r>
+        <w:t xml:space="preserve"> </w:t>
+      </w:r>
+      <w:proofErr w:type="spellStart"/>
+      <w:r>
+        <w:t>technological</w:t>
+      </w:r>
+      <w:proofErr w:type="spellEnd"/>
+      <w:r>
+        <w:t xml:space="preserve"> </w:t>
+      </w:r>
+      <w:proofErr w:type="spellStart"/>
+      <w:r>
+        <w:t>deficit</w:t>
+      </w:r>
+      <w:proofErr w:type="spellEnd"/>
+      <w:r>
+        <w:t xml:space="preserve"> in </w:t>
+      </w:r>
+      <w:proofErr w:type="spellStart"/>
+      <w:r>
+        <w:t>current</w:t>
+      </w:r>
+      <w:proofErr w:type="spellEnd"/>
+      <w:r>
+        <w:t xml:space="preserve"> </w:t>
+      </w:r>
+      <w:proofErr w:type="spellStart"/>
+      <w:r>
+        <w:t>healthcare</w:t>
+      </w:r>
+      <w:proofErr w:type="spellEnd"/>
+      <w:r>
+        <w:t xml:space="preserve"> </w:t>
+      </w:r>
+      <w:proofErr w:type="spellStart"/>
+      <w:r>
+        <w:t>administration</w:t>
+      </w:r>
+      <w:proofErr w:type="spellEnd"/>
+      <w:r>
+        <w:t xml:space="preserve">, </w:t>
+      </w:r>
+      <w:proofErr w:type="spellStart"/>
+      <w:r>
+        <w:t>but</w:t>
+      </w:r>
+      <w:proofErr w:type="spellEnd"/>
+      <w:r>
+        <w:t xml:space="preserve"> </w:t>
+      </w:r>
+      <w:proofErr w:type="spellStart"/>
+      <w:r>
+        <w:t>also</w:t>
+      </w:r>
+      <w:proofErr w:type="spellEnd"/>
+      <w:r>
+        <w:t xml:space="preserve"> </w:t>
+      </w:r>
+      <w:proofErr w:type="spellStart"/>
+      <w:r>
+        <w:t>applies</w:t>
+      </w:r>
+      <w:proofErr w:type="spellEnd"/>
+      <w:r>
+        <w:t xml:space="preserve"> fundamental </w:t>
+      </w:r>
+      <w:proofErr w:type="spellStart"/>
+      <w:r>
+        <w:t>academic</w:t>
+      </w:r>
+      <w:proofErr w:type="spellEnd"/>
+      <w:r>
+        <w:t xml:space="preserve"> </w:t>
+      </w:r>
+      <w:proofErr w:type="spellStart"/>
+      <w:r>
+        <w:t>competencies</w:t>
+      </w:r>
+      <w:proofErr w:type="spellEnd"/>
+      <w:r>
+        <w:t xml:space="preserve"> </w:t>
+      </w:r>
+      <w:proofErr w:type="spellStart"/>
+      <w:r>
+        <w:t>to</w:t>
+      </w:r>
+      <w:proofErr w:type="spellEnd"/>
+      <w:r>
+        <w:t xml:space="preserve"> a real-</w:t>
+      </w:r>
+      <w:proofErr w:type="spellStart"/>
+      <w:r>
+        <w:t>world</w:t>
+      </w:r>
+      <w:proofErr w:type="spellEnd"/>
+      <w:r>
+        <w:t xml:space="preserve"> </w:t>
+      </w:r>
+      <w:proofErr w:type="spellStart"/>
+      <w:r>
+        <w:t>scenario</w:t>
+      </w:r>
+      <w:proofErr w:type="spellEnd"/>
+      <w:r>
+        <w:t xml:space="preserve">. </w:t>
+      </w:r>
+      <w:proofErr w:type="spellStart"/>
+      <w:r>
+        <w:t>By</w:t>
+      </w:r>
+      <w:proofErr w:type="spellEnd"/>
+      <w:r>
+        <w:t xml:space="preserve"> </w:t>
+      </w:r>
+      <w:proofErr w:type="spellStart"/>
+      <w:r>
+        <w:t>structuring</w:t>
+      </w:r>
+      <w:proofErr w:type="spellEnd"/>
+      <w:r>
+        <w:t xml:space="preserve"> a </w:t>
+      </w:r>
+      <w:proofErr w:type="spellStart"/>
+      <w:r>
+        <w:t>solution</w:t>
+      </w:r>
+      <w:proofErr w:type="spellEnd"/>
+      <w:r>
+        <w:t xml:space="preserve"> </w:t>
+      </w:r>
+      <w:proofErr w:type="spellStart"/>
+      <w:r>
+        <w:t>involving</w:t>
+      </w:r>
+      <w:proofErr w:type="spellEnd"/>
+      <w:r>
+        <w:t xml:space="preserve"> Django, PostgreSQL, and </w:t>
+      </w:r>
+      <w:proofErr w:type="spellStart"/>
+      <w:r>
+        <w:t>strict</w:t>
+      </w:r>
+      <w:proofErr w:type="spellEnd"/>
+      <w:r>
+        <w:t xml:space="preserve"> role-</w:t>
+      </w:r>
+      <w:proofErr w:type="spellStart"/>
+      <w:r>
+        <w:t>based</w:t>
+      </w:r>
+      <w:proofErr w:type="spellEnd"/>
+      <w:r>
+        <w:t xml:space="preserve"> </w:t>
+      </w:r>
+      <w:proofErr w:type="spellStart"/>
+      <w:r>
+        <w:t>access</w:t>
+      </w:r>
+      <w:proofErr w:type="spellEnd"/>
+      <w:r>
+        <w:t xml:space="preserve"> control, </w:t>
+      </w:r>
+      <w:proofErr w:type="spellStart"/>
+      <w:r>
+        <w:t>the</w:t>
+      </w:r>
+      <w:proofErr w:type="spellEnd"/>
+      <w:r>
+        <w:t xml:space="preserve"> </w:t>
+      </w:r>
+      <w:proofErr w:type="spellStart"/>
+      <w:r>
+        <w:t>technical</w:t>
+      </w:r>
+      <w:proofErr w:type="spellEnd"/>
+      <w:r>
+        <w:t xml:space="preserve"> </w:t>
+      </w:r>
+      <w:proofErr w:type="spellStart"/>
+      <w:r>
+        <w:t>requirements</w:t>
+      </w:r>
+      <w:proofErr w:type="spellEnd"/>
+      <w:r>
+        <w:t xml:space="preserve"> </w:t>
+      </w:r>
+      <w:proofErr w:type="spellStart"/>
+      <w:r>
+        <w:t>align</w:t>
+      </w:r>
+      <w:proofErr w:type="spellEnd"/>
+      <w:r>
+        <w:t xml:space="preserve"> </w:t>
+      </w:r>
+      <w:proofErr w:type="spellStart"/>
+      <w:r>
+        <w:t>perfectly</w:t>
+      </w:r>
+      <w:proofErr w:type="spellEnd"/>
+      <w:r>
+        <w:t xml:space="preserve"> </w:t>
+      </w:r>
+      <w:proofErr w:type="spellStart"/>
+      <w:r>
+        <w:t>with</w:t>
+      </w:r>
+      <w:proofErr w:type="spellEnd"/>
+      <w:r>
+        <w:t xml:space="preserve"> </w:t>
+      </w:r>
+      <w:proofErr w:type="spellStart"/>
+      <w:r>
+        <w:t>the</w:t>
+      </w:r>
+      <w:proofErr w:type="spellEnd"/>
+      <w:r>
+        <w:t xml:space="preserve"> </w:t>
+      </w:r>
+      <w:proofErr w:type="spellStart"/>
+      <w:r>
+        <w:t>expected</w:t>
+      </w:r>
+      <w:proofErr w:type="spellEnd"/>
+      <w:r>
+        <w:t xml:space="preserve"> </w:t>
+      </w:r>
+      <w:proofErr w:type="spellStart"/>
+      <w:r>
+        <w:t>graduate</w:t>
+      </w:r>
+      <w:proofErr w:type="spellEnd"/>
+      <w:r>
+        <w:t xml:space="preserve"> </w:t>
+      </w:r>
+      <w:proofErr w:type="spellStart"/>
+      <w:r>
+        <w:t>profile</w:t>
+      </w:r>
+      <w:proofErr w:type="spellEnd"/>
+      <w:r>
+        <w:t xml:space="preserve">. </w:t>
+      </w:r>
+      <w:proofErr w:type="spellStart"/>
+      <w:r>
+        <w:t>Ultimately</w:t>
+      </w:r>
+      <w:proofErr w:type="spellEnd"/>
+      <w:r>
+        <w:t xml:space="preserve">, </w:t>
+      </w:r>
+      <w:proofErr w:type="spellStart"/>
+      <w:r>
+        <w:t>this</w:t>
+      </w:r>
+      <w:proofErr w:type="spellEnd"/>
+      <w:r>
+        <w:t xml:space="preserve"> </w:t>
+      </w:r>
+      <w:proofErr w:type="spellStart"/>
+      <w:r>
+        <w:t>project</w:t>
+      </w:r>
+      <w:proofErr w:type="spellEnd"/>
+      <w:r>
+        <w:t xml:space="preserve"> </w:t>
+      </w:r>
+      <w:proofErr w:type="spellStart"/>
+      <w:r>
+        <w:t>demonstrates</w:t>
+      </w:r>
+      <w:proofErr w:type="spellEnd"/>
+      <w:r>
+        <w:t xml:space="preserve"> </w:t>
+      </w:r>
+      <w:proofErr w:type="spellStart"/>
+      <w:r>
+        <w:t>that</w:t>
+      </w:r>
+      <w:proofErr w:type="spellEnd"/>
+      <w:r>
+        <w:t xml:space="preserve"> </w:t>
+      </w:r>
+      <w:proofErr w:type="spellStart"/>
+      <w:r>
+        <w:t>scalable</w:t>
+      </w:r>
+      <w:proofErr w:type="spellEnd"/>
+      <w:r>
+        <w:t xml:space="preserve"> and </w:t>
+      </w:r>
+      <w:proofErr w:type="spellStart"/>
+      <w:r>
+        <w:t>secure</w:t>
+      </w:r>
+      <w:proofErr w:type="spellEnd"/>
+      <w:r>
+        <w:t xml:space="preserve"> software can </w:t>
+      </w:r>
+      <w:proofErr w:type="spellStart"/>
+      <w:r>
+        <w:t>directly</w:t>
+      </w:r>
+      <w:proofErr w:type="spellEnd"/>
+      <w:r>
+        <w:t xml:space="preserve"> </w:t>
+      </w:r>
+      <w:proofErr w:type="spellStart"/>
+      <w:r>
+        <w:t>improve</w:t>
+      </w:r>
+      <w:proofErr w:type="spellEnd"/>
+      <w:r>
+        <w:t xml:space="preserve"> </w:t>
+      </w:r>
+      <w:proofErr w:type="spellStart"/>
+      <w:r>
+        <w:t>the</w:t>
+      </w:r>
+      <w:proofErr w:type="spellEnd"/>
+      <w:r>
+        <w:t xml:space="preserve"> </w:t>
+      </w:r>
+      <w:proofErr w:type="spellStart"/>
+      <w:r>
+        <w:t>coordination</w:t>
+      </w:r>
+      <w:proofErr w:type="spellEnd"/>
+      <w:r>
+        <w:t xml:space="preserve"> </w:t>
+      </w:r>
+      <w:proofErr w:type="spellStart"/>
+      <w:r>
+        <w:t>of</w:t>
+      </w:r>
+      <w:proofErr w:type="spellEnd"/>
+      <w:r>
+        <w:t xml:space="preserve"> </w:t>
+      </w:r>
+      <w:proofErr w:type="spellStart"/>
+      <w:r>
+        <w:t>patient</w:t>
+      </w:r>
+      <w:proofErr w:type="spellEnd"/>
+      <w:r>
+        <w:t xml:space="preserve"> care and </w:t>
+      </w:r>
+      <w:proofErr w:type="spellStart"/>
+      <w:r>
+        <w:t>optimize</w:t>
+      </w:r>
+      <w:proofErr w:type="spellEnd"/>
+      <w:r>
+        <w:t xml:space="preserve"> administrative </w:t>
+      </w:r>
+      <w:proofErr w:type="spellStart"/>
+      <w:r>
+        <w:t>workflows</w:t>
+      </w:r>
+      <w:proofErr w:type="spellEnd"/>
+      <w:r>
+        <w:t xml:space="preserve"> in </w:t>
+      </w:r>
+      <w:proofErr w:type="spellStart"/>
+      <w:r>
+        <w:t>high-demand</w:t>
+      </w:r>
+      <w:proofErr w:type="spellEnd"/>
+      <w:r>
+        <w:t xml:space="preserve"> </w:t>
+      </w:r>
+      <w:proofErr w:type="spellStart"/>
+      <w:r>
+        <w:t>environments</w:t>
+      </w:r>
+      <w:proofErr w:type="spellEnd"/>
+      <w:r>
+        <w:t>.</w:t>
+      </w:r>
+    </w:p>
+    <w:p>
+      <w:pPr>
+        <w:pStyle w:val="Ttulo3"/>
+        <w:spacing w:before="0"/>
+      </w:pPr>
+      <w:proofErr w:type="spellStart"/>
+      <w:r>
+        <w:t>Reflection</w:t>
+      </w:r>
+      <w:proofErr w:type="spellEnd"/>
+    </w:p>
+    <w:p>
+      <w:pPr>
+        <w:pBdr>
+          <w:top w:val="nil"/>
+          <w:left w:val="nil"/>
+          <w:bottom w:val="nil"/>
+          <w:right w:val="nil"/>
+          <w:between w:val="nil"/>
+        </w:pBdr>
+        <w:spacing w:after="240" w:line="300" w:lineRule="auto"/>
+        <w:jc w:val="both"/>
+      </w:pPr>
+      <w:proofErr w:type="spellStart"/>
+      <w:r>
+        <w:t>This</w:t>
+      </w:r>
+      <w:proofErr w:type="spellEnd"/>
+      <w:r>
+        <w:t xml:space="preserve"> </w:t>
+      </w:r>
+      <w:proofErr w:type="spellStart"/>
+      <w:r>
+        <w:t>initial</w:t>
+      </w:r>
+      <w:proofErr w:type="spellEnd"/>
+      <w:r>
+        <w:t xml:space="preserve"> </w:t>
+      </w:r>
+      <w:proofErr w:type="spellStart"/>
+      <w:r>
+        <w:t>phase</w:t>
+      </w:r>
+      <w:proofErr w:type="spellEnd"/>
+      <w:r>
+        <w:t xml:space="preserve"> has </w:t>
+      </w:r>
+      <w:proofErr w:type="spellStart"/>
+      <w:r>
+        <w:t>challenged</w:t>
+      </w:r>
+      <w:proofErr w:type="spellEnd"/>
+      <w:r>
+        <w:t xml:space="preserve"> me </w:t>
+      </w:r>
+      <w:proofErr w:type="spellStart"/>
+      <w:r>
+        <w:t>to</w:t>
+      </w:r>
+      <w:proofErr w:type="spellEnd"/>
+      <w:r>
+        <w:t xml:space="preserve"> bridge </w:t>
+      </w:r>
+      <w:proofErr w:type="spellStart"/>
+      <w:r>
+        <w:t>the</w:t>
+      </w:r>
+      <w:proofErr w:type="spellEnd"/>
+      <w:r>
+        <w:t xml:space="preserve"> gap </w:t>
+      </w:r>
+      <w:proofErr w:type="spellStart"/>
+      <w:r>
+        <w:t>between</w:t>
+      </w:r>
+      <w:proofErr w:type="spellEnd"/>
+      <w:r>
+        <w:t xml:space="preserve"> </w:t>
+      </w:r>
+      <w:proofErr w:type="spellStart"/>
+      <w:r>
+        <w:t>technical</w:t>
+      </w:r>
+      <w:proofErr w:type="spellEnd"/>
+      <w:r>
+        <w:t xml:space="preserve"> </w:t>
+      </w:r>
+      <w:proofErr w:type="spellStart"/>
+      <w:r>
+        <w:t>execution</w:t>
+      </w:r>
+      <w:proofErr w:type="spellEnd"/>
+      <w:r>
+        <w:t xml:space="preserve"> and social </w:t>
+      </w:r>
+      <w:proofErr w:type="spellStart"/>
+      <w:r>
+        <w:t>impact</w:t>
+      </w:r>
+      <w:proofErr w:type="spellEnd"/>
+      <w:r>
+        <w:t xml:space="preserve">. </w:t>
+      </w:r>
+      <w:proofErr w:type="spellStart"/>
+      <w:r>
+        <w:t>Planning</w:t>
+      </w:r>
+      <w:proofErr w:type="spellEnd"/>
+      <w:r>
+        <w:t xml:space="preserve"> </w:t>
+      </w:r>
+      <w:proofErr w:type="spellStart"/>
+      <w:r>
+        <w:t>the</w:t>
+      </w:r>
+      <w:proofErr w:type="spellEnd"/>
+      <w:r>
+        <w:t xml:space="preserve"> </w:t>
+      </w:r>
+      <w:proofErr w:type="spellStart"/>
+      <w:r>
+        <w:t>architecture</w:t>
+      </w:r>
+      <w:proofErr w:type="spellEnd"/>
+      <w:r>
+        <w:t xml:space="preserve"> and </w:t>
+      </w:r>
+      <w:proofErr w:type="spellStart"/>
+      <w:r>
+        <w:t>considering</w:t>
+      </w:r>
+      <w:proofErr w:type="spellEnd"/>
+      <w:r>
+        <w:t xml:space="preserve"> </w:t>
+      </w:r>
+      <w:proofErr w:type="spellStart"/>
+      <w:r>
+        <w:t>the</w:t>
+      </w:r>
+      <w:proofErr w:type="spellEnd"/>
+      <w:r>
+        <w:t xml:space="preserve"> </w:t>
+      </w:r>
+      <w:proofErr w:type="spellStart"/>
+      <w:r>
+        <w:t>specific</w:t>
+      </w:r>
+      <w:proofErr w:type="spellEnd"/>
+      <w:r>
+        <w:t xml:space="preserve"> </w:t>
+      </w:r>
+      <w:proofErr w:type="spellStart"/>
+      <w:r>
+        <w:t>security</w:t>
+      </w:r>
+      <w:proofErr w:type="spellEnd"/>
+      <w:r>
+        <w:t xml:space="preserve"> </w:t>
+      </w:r>
+      <w:proofErr w:type="spellStart"/>
+      <w:r>
+        <w:t>vulnerabilities</w:t>
+      </w:r>
+      <w:proofErr w:type="spellEnd"/>
+      <w:r>
+        <w:t xml:space="preserve"> </w:t>
+      </w:r>
+      <w:proofErr w:type="spellStart"/>
+      <w:r>
+        <w:t>associated</w:t>
+      </w:r>
+      <w:proofErr w:type="spellEnd"/>
+      <w:r>
+        <w:t xml:space="preserve"> </w:t>
+      </w:r>
+      <w:proofErr w:type="spellStart"/>
+      <w:r>
+        <w:t>with</w:t>
+      </w:r>
+      <w:proofErr w:type="spellEnd"/>
+      <w:r>
+        <w:t xml:space="preserve"> </w:t>
+      </w:r>
+      <w:proofErr w:type="spellStart"/>
+      <w:r>
+        <w:t>health</w:t>
+      </w:r>
+      <w:proofErr w:type="spellEnd"/>
+      <w:r>
+        <w:t xml:space="preserve"> data has </w:t>
+      </w:r>
+      <w:proofErr w:type="spellStart"/>
+      <w:r>
+        <w:t>made</w:t>
+      </w:r>
+      <w:proofErr w:type="spellEnd"/>
+      <w:r>
+        <w:t xml:space="preserve"> me </w:t>
+      </w:r>
+      <w:proofErr w:type="spellStart"/>
+      <w:r>
+        <w:t>aware</w:t>
+      </w:r>
+      <w:proofErr w:type="spellEnd"/>
+      <w:r>
+        <w:t xml:space="preserve"> </w:t>
+      </w:r>
+      <w:proofErr w:type="spellStart"/>
+      <w:r>
+        <w:t>of</w:t>
+      </w:r>
+      <w:proofErr w:type="spellEnd"/>
+      <w:r>
+        <w:t xml:space="preserve"> </w:t>
+      </w:r>
+      <w:proofErr w:type="spellStart"/>
+      <w:r>
+        <w:t>the</w:t>
+      </w:r>
+      <w:proofErr w:type="spellEnd"/>
+      <w:r>
+        <w:t xml:space="preserve"> </w:t>
+      </w:r>
+      <w:proofErr w:type="spellStart"/>
+      <w:r>
+        <w:t>ethical</w:t>
+      </w:r>
+      <w:proofErr w:type="spellEnd"/>
+      <w:r>
+        <w:t xml:space="preserve"> </w:t>
+      </w:r>
+      <w:proofErr w:type="spellStart"/>
+      <w:r>
+        <w:t>responsibility</w:t>
+      </w:r>
+      <w:proofErr w:type="spellEnd"/>
+      <w:r>
+        <w:t xml:space="preserve"> </w:t>
+      </w:r>
+      <w:proofErr w:type="spellStart"/>
+      <w:r>
+        <w:t>that</w:t>
+      </w:r>
+      <w:proofErr w:type="spellEnd"/>
+      <w:r>
+        <w:t xml:space="preserve"> software </w:t>
+      </w:r>
+      <w:proofErr w:type="spellStart"/>
+      <w:r>
+        <w:t>development</w:t>
+      </w:r>
+      <w:proofErr w:type="spellEnd"/>
+      <w:r>
+        <w:t xml:space="preserve"> </w:t>
+      </w:r>
+      <w:proofErr w:type="spellStart"/>
+      <w:r>
+        <w:t>entails</w:t>
+      </w:r>
+      <w:proofErr w:type="spellEnd"/>
+      <w:r>
+        <w:t xml:space="preserve">. </w:t>
+      </w:r>
+      <w:proofErr w:type="spellStart"/>
+      <w:r>
+        <w:t>Anticipating</w:t>
+      </w:r>
+      <w:proofErr w:type="spellEnd"/>
+      <w:r>
+        <w:t xml:space="preserve"> </w:t>
+      </w:r>
+      <w:proofErr w:type="spellStart"/>
+      <w:r>
+        <w:t>the</w:t>
+      </w:r>
+      <w:proofErr w:type="spellEnd"/>
+      <w:r>
+        <w:t xml:space="preserve"> </w:t>
+      </w:r>
+      <w:proofErr w:type="spellStart"/>
+      <w:r>
+        <w:t>complexity</w:t>
+      </w:r>
+      <w:proofErr w:type="spellEnd"/>
+      <w:r>
+        <w:t xml:space="preserve"> </w:t>
+      </w:r>
+      <w:proofErr w:type="spellStart"/>
+      <w:r>
+        <w:t>of</w:t>
+      </w:r>
+      <w:proofErr w:type="spellEnd"/>
+      <w:r>
+        <w:t xml:space="preserve"> </w:t>
+      </w:r>
+      <w:proofErr w:type="spellStart"/>
+      <w:r>
+        <w:t>the</w:t>
+      </w:r>
+      <w:proofErr w:type="spellEnd"/>
+      <w:r>
+        <w:t xml:space="preserve"> </w:t>
+      </w:r>
+      <w:proofErr w:type="spellStart"/>
+      <w:r>
+        <w:t>security</w:t>
+      </w:r>
+      <w:proofErr w:type="spellEnd"/>
+      <w:r>
+        <w:t xml:space="preserve"> modules and </w:t>
+      </w:r>
+      <w:proofErr w:type="spellStart"/>
+      <w:r>
+        <w:t>deciding</w:t>
+      </w:r>
+      <w:proofErr w:type="spellEnd"/>
+      <w:r>
+        <w:t xml:space="preserve"> </w:t>
+      </w:r>
+      <w:proofErr w:type="spellStart"/>
+      <w:r>
+        <w:t>to</w:t>
+      </w:r>
+      <w:proofErr w:type="spellEnd"/>
+      <w:r>
+        <w:t xml:space="preserve"> </w:t>
+      </w:r>
+      <w:proofErr w:type="spellStart"/>
+      <w:r>
+        <w:t>address</w:t>
+      </w:r>
+      <w:proofErr w:type="spellEnd"/>
+      <w:r>
+        <w:t xml:space="preserve"> </w:t>
+      </w:r>
+      <w:proofErr w:type="spellStart"/>
+      <w:r>
+        <w:t>them</w:t>
+      </w:r>
+      <w:proofErr w:type="spellEnd"/>
+      <w:r>
+        <w:t xml:space="preserve"> in a </w:t>
+      </w:r>
+      <w:proofErr w:type="spellStart"/>
+      <w:r>
+        <w:t>secondary</w:t>
+      </w:r>
+      <w:proofErr w:type="spellEnd"/>
+      <w:r>
+        <w:t xml:space="preserve"> </w:t>
+      </w:r>
+      <w:proofErr w:type="spellStart"/>
+      <w:r>
+        <w:t>iteration</w:t>
+      </w:r>
+      <w:proofErr w:type="spellEnd"/>
+      <w:r>
+        <w:t xml:space="preserve"> </w:t>
+      </w:r>
+      <w:proofErr w:type="spellStart"/>
+      <w:r>
+        <w:t>reflects</w:t>
+      </w:r>
+      <w:proofErr w:type="spellEnd"/>
+      <w:r>
+        <w:t xml:space="preserve"> </w:t>
+      </w:r>
+      <w:proofErr w:type="spellStart"/>
+      <w:r>
+        <w:t>an</w:t>
+      </w:r>
+      <w:proofErr w:type="spellEnd"/>
+      <w:r>
+        <w:t xml:space="preserve"> agile and </w:t>
+      </w:r>
+      <w:proofErr w:type="spellStart"/>
+      <w:r>
+        <w:t>mature</w:t>
+      </w:r>
+      <w:proofErr w:type="spellEnd"/>
+      <w:r>
+        <w:t xml:space="preserve"> </w:t>
+      </w:r>
+      <w:proofErr w:type="spellStart"/>
+      <w:r>
+        <w:t>mindset</w:t>
+      </w:r>
+      <w:proofErr w:type="spellEnd"/>
+      <w:r>
+        <w:t xml:space="preserve">, </w:t>
+      </w:r>
+      <w:proofErr w:type="spellStart"/>
+      <w:r>
+        <w:t>which</w:t>
+      </w:r>
+      <w:proofErr w:type="spellEnd"/>
+      <w:r>
+        <w:t xml:space="preserve"> </w:t>
+      </w:r>
+      <w:proofErr w:type="spellStart"/>
+      <w:r>
+        <w:t>will</w:t>
+      </w:r>
+      <w:proofErr w:type="spellEnd"/>
+      <w:r>
+        <w:t xml:space="preserve"> be fundamental </w:t>
+      </w:r>
+      <w:proofErr w:type="spellStart"/>
+      <w:r>
+        <w:t>to</w:t>
+      </w:r>
+      <w:proofErr w:type="spellEnd"/>
+      <w:r>
+        <w:t xml:space="preserve"> </w:t>
+      </w:r>
+      <w:proofErr w:type="spellStart"/>
+      <w:r>
+        <w:t>my</w:t>
+      </w:r>
+      <w:proofErr w:type="spellEnd"/>
+      <w:r>
+        <w:t xml:space="preserve"> </w:t>
+      </w:r>
+      <w:proofErr w:type="spellStart"/>
+      <w:r>
+        <w:t>professional</w:t>
+      </w:r>
+      <w:proofErr w:type="spellEnd"/>
+      <w:r>
+        <w:t xml:space="preserve"> </w:t>
+      </w:r>
+      <w:proofErr w:type="spellStart"/>
+      <w:r>
+        <w:t>career</w:t>
+      </w:r>
+      <w:proofErr w:type="spellEnd"/>
+      <w:r>
+        <w:t xml:space="preserve">. </w:t>
+      </w:r>
+      <w:proofErr w:type="spellStart"/>
+      <w:r>
+        <w:t>This</w:t>
+      </w:r>
+      <w:proofErr w:type="spellEnd"/>
+      <w:r>
+        <w:t xml:space="preserve"> </w:t>
+      </w:r>
+      <w:proofErr w:type="spellStart"/>
+      <w:r>
+        <w:t>project</w:t>
+      </w:r>
+      <w:proofErr w:type="spellEnd"/>
+      <w:r>
+        <w:t xml:space="preserve"> </w:t>
+      </w:r>
+      <w:proofErr w:type="spellStart"/>
+      <w:r>
+        <w:t>not</w:t>
+      </w:r>
+      <w:proofErr w:type="spellEnd"/>
+      <w:r>
+        <w:t xml:space="preserve"> </w:t>
+      </w:r>
+      <w:proofErr w:type="spellStart"/>
+      <w:r>
+        <w:t>only</w:t>
+      </w:r>
+      <w:proofErr w:type="spellEnd"/>
+      <w:r>
+        <w:t xml:space="preserve"> </w:t>
+      </w:r>
+      <w:proofErr w:type="spellStart"/>
+      <w:r>
+        <w:t>consolidates</w:t>
+      </w:r>
+      <w:proofErr w:type="spellEnd"/>
+      <w:r>
+        <w:t xml:space="preserve"> </w:t>
+      </w:r>
+      <w:proofErr w:type="spellStart"/>
+      <w:r>
+        <w:t>my</w:t>
+      </w:r>
+      <w:proofErr w:type="spellEnd"/>
+      <w:r>
+        <w:t xml:space="preserve"> </w:t>
+      </w:r>
+      <w:proofErr w:type="spellStart"/>
+      <w:r>
+        <w:t>programming</w:t>
+      </w:r>
+      <w:proofErr w:type="spellEnd"/>
+      <w:r>
+        <w:t xml:space="preserve"> and </w:t>
+      </w:r>
+      <w:proofErr w:type="spellStart"/>
+      <w:r>
+        <w:t>architecture</w:t>
+      </w:r>
+      <w:proofErr w:type="spellEnd"/>
+      <w:r>
+        <w:t xml:space="preserve"> </w:t>
+      </w:r>
+      <w:proofErr w:type="spellStart"/>
+      <w:r>
+        <w:t>skills</w:t>
+      </w:r>
+      <w:proofErr w:type="spellEnd"/>
+      <w:r>
+        <w:t xml:space="preserve">, </w:t>
+      </w:r>
+      <w:proofErr w:type="spellStart"/>
+      <w:r>
+        <w:t>but</w:t>
+      </w:r>
+      <w:proofErr w:type="spellEnd"/>
+      <w:r>
+        <w:t xml:space="preserve"> </w:t>
+      </w:r>
+      <w:proofErr w:type="spellStart"/>
+      <w:r>
+        <w:t>also</w:t>
+      </w:r>
+      <w:proofErr w:type="spellEnd"/>
+      <w:r>
+        <w:t xml:space="preserve"> </w:t>
+      </w:r>
+      <w:proofErr w:type="spellStart"/>
+      <w:r>
+        <w:t>aligns</w:t>
+      </w:r>
+      <w:proofErr w:type="spellEnd"/>
+      <w:r>
+        <w:t xml:space="preserve"> </w:t>
+      </w:r>
+      <w:proofErr w:type="spellStart"/>
+      <w:r>
+        <w:t>with</w:t>
+      </w:r>
+      <w:proofErr w:type="spellEnd"/>
+      <w:r>
+        <w:t xml:space="preserve"> </w:t>
+      </w:r>
+      <w:proofErr w:type="spellStart"/>
+      <w:r>
+        <w:t>my</w:t>
+      </w:r>
+      <w:proofErr w:type="spellEnd"/>
+      <w:r>
+        <w:t xml:space="preserve"> </w:t>
+      </w:r>
+      <w:proofErr w:type="spellStart"/>
+      <w:r>
+        <w:t>professional</w:t>
+      </w:r>
+      <w:proofErr w:type="spellEnd"/>
+      <w:r>
+        <w:t xml:space="preserve"> </w:t>
+      </w:r>
+      <w:proofErr w:type="spellStart"/>
+      <w:r>
+        <w:t>goal</w:t>
+      </w:r>
+      <w:proofErr w:type="spellEnd"/>
+      <w:r>
+        <w:t xml:space="preserve"> </w:t>
+      </w:r>
+      <w:proofErr w:type="spellStart"/>
+      <w:r>
+        <w:t>of</w:t>
+      </w:r>
+      <w:proofErr w:type="spellEnd"/>
+      <w:r>
+        <w:t xml:space="preserve"> </w:t>
+      </w:r>
+      <w:proofErr w:type="spellStart"/>
+      <w:r>
+        <w:t>designing</w:t>
+      </w:r>
+      <w:proofErr w:type="spellEnd"/>
+      <w:r>
+        <w:t xml:space="preserve"> </w:t>
+      </w:r>
+      <w:proofErr w:type="spellStart"/>
+      <w:r>
+        <w:t>meaningful</w:t>
+      </w:r>
+      <w:proofErr w:type="spellEnd"/>
+      <w:r>
+        <w:t xml:space="preserve"> and </w:t>
+      </w:r>
+      <w:proofErr w:type="spellStart"/>
+      <w:r>
+        <w:t>secure</w:t>
+      </w:r>
+      <w:proofErr w:type="spellEnd"/>
+      <w:r>
+        <w:t xml:space="preserve"> </w:t>
+      </w:r>
+      <w:proofErr w:type="spellStart"/>
+      <w:r>
+        <w:t>technological</w:t>
+      </w:r>
+      <w:proofErr w:type="spellEnd"/>
+      <w:r>
+        <w:t xml:space="preserve"> </w:t>
+      </w:r>
+      <w:proofErr w:type="spellStart"/>
+      <w:r>
+        <w:t>solutions</w:t>
+      </w:r>
+      <w:proofErr w:type="spellEnd"/>
+      <w:r>
+        <w:t>.</w:t>
+      </w:r>
+    </w:p>
+    <w:p>
+      <w:pPr>
+        <w:spacing w:after="160" w:line="259" w:lineRule="auto"/>
+        <w:rPr>
+          <w:rFonts w:asciiTheme="minorHAnsi" w:eastAsiaTheme="minorEastAsia" w:hAnsiTheme="minorHAnsi" w:cstheme="minorBidi"/>
+          <w:color w:val="000000"/>
+          <w:sz w:val="22"/>
+          <w:szCs w:val="22"/>
+          <w:u w:val="single"/>
+        </w:rPr>
+      </w:pPr>
+      <w:r>
+        <w:rPr>
+          <w:rFonts w:asciiTheme="minorHAnsi" w:eastAsiaTheme="minorEastAsia" w:hAnsiTheme="minorHAnsi" w:cstheme="minorBidi"/>
+          <w:color w:val="000000"/>
+          <w:sz w:val="22"/>
+          <w:szCs w:val="22"/>
+          <w:u w:val="single"/>
+        </w:rPr>
+        <w:br w:type="page"/>
+      </w:r>
+    </w:p>
+    <w:p>
+      <w:pPr>
+        <w:pStyle w:val="Ttulo2"/>
+        <w:spacing w:after="240"/>
+        <w:rPr>
+          <w:color w:val="1A73E8"/>
+        </w:rPr>
+      </w:pPr>
+      <w:r>
+        <w:rPr>
+          <w:color w:val="1A73E8"/>
+        </w:rPr>
+        <w:lastRenderedPageBreak/>
+        <w:t xml:space="preserve">11. </w:t>
+      </w:r>
+      <w:r>
+        <w:rPr>
+          <w:color w:val="1A73E8"/>
+        </w:rPr>
+        <w:t>Autoevaluación</w:t>
+      </w:r>
+    </w:p>
+    <w:p>
+      <w:pPr>
+        <w:rPr>
+          <w:rFonts w:asciiTheme="minorHAnsi" w:eastAsiaTheme="minorEastAsia" w:hAnsiTheme="minorHAnsi" w:cstheme="minorBidi"/>
+          <w:color w:val="000000"/>
+          <w:sz w:val="22"/>
+          <w:szCs w:val="22"/>
+          <w:u w:val="single"/>
+        </w:rPr>
+      </w:pPr>
+    </w:p>
+    <w:tbl>
+      <w:tblPr>
+        <w:tblW w:w="14930" w:type="dxa"/>
+        <w:tblInd w:w="-1139" w:type="dxa"/>
+        <w:tblCellMar>
+          <w:left w:w="70" w:type="dxa"/>
+          <w:right w:w="70" w:type="dxa"/>
+        </w:tblCellMar>
+        <w:tblLook w:val="04A0" w:firstRow="1" w:lastRow="0" w:firstColumn="1" w:lastColumn="0" w:noHBand="0" w:noVBand="1"/>
+      </w:tblPr>
+      <w:tblGrid>
+        <w:gridCol w:w="414"/>
+        <w:gridCol w:w="3281"/>
+        <w:gridCol w:w="2232"/>
+        <w:gridCol w:w="829"/>
+        <w:gridCol w:w="1473"/>
+        <w:gridCol w:w="1051"/>
+        <w:gridCol w:w="5650"/>
+      </w:tblGrid>
+      <w:tr>
+        <w:trPr>
+          <w:trHeight w:val="600"/>
+        </w:trPr>
+        <w:tc>
+          <w:tcPr>
+            <w:tcW w:w="414" w:type="dxa"/>
+            <w:tcBorders>
+              <w:top w:val="single" w:sz="4" w:space="0" w:color="B7B7B7"/>
+              <w:left w:val="single" w:sz="4" w:space="0" w:color="B7B7B7"/>
+              <w:bottom w:val="single" w:sz="4" w:space="0" w:color="B7B7B7"/>
+              <w:right w:val="single" w:sz="4" w:space="0" w:color="B7B7B7"/>
+            </w:tcBorders>
+            <w:shd w:val="clear" w:color="666699" w:fill="4472C4"/>
+            <w:vAlign w:val="center"/>
+            <w:hideMark/>
+          </w:tcPr>
+          <w:p>
+            <w:pPr>
+              <w:jc w:val="center"/>
+              <w:rPr>
+                <w:rFonts w:ascii="Arial" w:hAnsi="Arial" w:cs="Arial"/>
+                <w:b/>
+                <w:bCs/>
+                <w:color w:val="FFFFFF"/>
+                <w:sz w:val="22"/>
+                <w:szCs w:val="22"/>
+                <w:lang w:val="es-CL" w:eastAsia="es-CL"/>
+              </w:rPr>
+            </w:pPr>
+            <w:r>
+              <w:rPr>
+                <w:rFonts w:ascii="Arial" w:hAnsi="Arial" w:cs="Arial"/>
+                <w:b/>
+                <w:bCs/>
+                <w:color w:val="FFFFFF"/>
+                <w:sz w:val="22"/>
+                <w:szCs w:val="22"/>
+                <w:lang w:val="es-CL" w:eastAsia="es-CL"/>
+              </w:rPr>
+              <w:t>#</w:t>
+            </w:r>
+          </w:p>
+        </w:tc>
+        <w:tc>
+          <w:tcPr>
+            <w:tcW w:w="3281" w:type="dxa"/>
+            <w:tcBorders>
+              <w:top w:val="single" w:sz="4" w:space="0" w:color="B7B7B7"/>
+              <w:left w:val="nil"/>
+              <w:bottom w:val="single" w:sz="4" w:space="0" w:color="B7B7B7"/>
+              <w:right w:val="single" w:sz="4" w:space="0" w:color="B7B7B7"/>
+            </w:tcBorders>
+            <w:shd w:val="clear" w:color="666699" w:fill="4472C4"/>
+            <w:vAlign w:val="center"/>
+            <w:hideMark/>
+          </w:tcPr>
+          <w:p>
+            <w:pPr>
+              <w:jc w:val="center"/>
+              <w:rPr>
+                <w:rFonts w:ascii="Arial" w:hAnsi="Arial" w:cs="Arial"/>
+                <w:b/>
+                <w:bCs/>
+                <w:color w:val="FFFFFF"/>
+                <w:sz w:val="22"/>
+                <w:szCs w:val="22"/>
+                <w:lang w:val="es-CL" w:eastAsia="es-CL"/>
+              </w:rPr>
+            </w:pPr>
+            <w:r>
+              <w:rPr>
+                <w:rFonts w:ascii="Arial" w:hAnsi="Arial" w:cs="Arial"/>
+                <w:b/>
+                <w:bCs/>
+                <w:color w:val="FFFFFF"/>
+                <w:sz w:val="22"/>
+                <w:szCs w:val="22"/>
+                <w:lang w:val="es-CL" w:eastAsia="es-CL"/>
+              </w:rPr>
+              <w:t>Indicador</w:t>
+            </w:r>
+          </w:p>
+        </w:tc>
+        <w:tc>
+          <w:tcPr>
+            <w:tcW w:w="2232" w:type="dxa"/>
+            <w:tcBorders>
+              <w:top w:val="single" w:sz="4" w:space="0" w:color="B7B7B7"/>
+              <w:left w:val="nil"/>
+              <w:bottom w:val="single" w:sz="4" w:space="0" w:color="B7B7B7"/>
+              <w:right w:val="single" w:sz="4" w:space="0" w:color="B7B7B7"/>
+            </w:tcBorders>
+            <w:shd w:val="clear" w:color="666699" w:fill="4472C4"/>
+            <w:vAlign w:val="center"/>
+            <w:hideMark/>
+          </w:tcPr>
+          <w:p>
+            <w:pPr>
+              <w:jc w:val="center"/>
+              <w:rPr>
+                <w:rFonts w:ascii="Arial" w:hAnsi="Arial" w:cs="Arial"/>
+                <w:b/>
+                <w:bCs/>
+                <w:color w:val="FFFFFF"/>
+                <w:sz w:val="22"/>
+                <w:szCs w:val="22"/>
+                <w:lang w:val="es-CL" w:eastAsia="es-CL"/>
+              </w:rPr>
+            </w:pPr>
+            <w:r>
+              <w:rPr>
+                <w:rFonts w:ascii="Arial" w:hAnsi="Arial" w:cs="Arial"/>
+                <w:b/>
+                <w:bCs/>
+                <w:color w:val="FFFFFF"/>
+                <w:sz w:val="22"/>
+                <w:szCs w:val="22"/>
+                <w:lang w:val="es-CL" w:eastAsia="es-CL"/>
+              </w:rPr>
+              <w:t>Nivel logrado</w:t>
+            </w:r>
+          </w:p>
+        </w:tc>
+        <w:tc>
+          <w:tcPr>
+            <w:tcW w:w="829" w:type="dxa"/>
+            <w:tcBorders>
+              <w:top w:val="single" w:sz="4" w:space="0" w:color="B7B7B7"/>
+              <w:left w:val="nil"/>
+              <w:bottom w:val="single" w:sz="4" w:space="0" w:color="B7B7B7"/>
+              <w:right w:val="single" w:sz="4" w:space="0" w:color="B7B7B7"/>
+            </w:tcBorders>
+            <w:shd w:val="clear" w:color="666699" w:fill="4472C4"/>
+            <w:vAlign w:val="center"/>
+            <w:hideMark/>
+          </w:tcPr>
+          <w:p>
+            <w:pPr>
+              <w:jc w:val="center"/>
+              <w:rPr>
+                <w:rFonts w:ascii="Arial" w:hAnsi="Arial" w:cs="Arial"/>
+                <w:b/>
+                <w:bCs/>
+                <w:color w:val="FFFFFF"/>
+                <w:sz w:val="22"/>
+                <w:szCs w:val="22"/>
+                <w:lang w:val="es-CL" w:eastAsia="es-CL"/>
+              </w:rPr>
+            </w:pPr>
+            <w:r>
+              <w:rPr>
+                <w:rFonts w:ascii="Arial" w:hAnsi="Arial" w:cs="Arial"/>
+                <w:b/>
+                <w:bCs/>
+                <w:color w:val="FFFFFF"/>
+                <w:sz w:val="22"/>
+                <w:szCs w:val="22"/>
+                <w:lang w:val="es-CL" w:eastAsia="es-CL"/>
+              </w:rPr>
+              <w:t>%</w:t>
+            </w:r>
+          </w:p>
+        </w:tc>
+        <w:tc>
+          <w:tcPr>
+            <w:tcW w:w="1473" w:type="dxa"/>
+            <w:tcBorders>
+              <w:top w:val="single" w:sz="4" w:space="0" w:color="B7B7B7"/>
+              <w:left w:val="nil"/>
+              <w:bottom w:val="single" w:sz="4" w:space="0" w:color="B7B7B7"/>
+              <w:right w:val="single" w:sz="4" w:space="0" w:color="B7B7B7"/>
+            </w:tcBorders>
+            <w:shd w:val="clear" w:color="666699" w:fill="4472C4"/>
+            <w:vAlign w:val="center"/>
+            <w:hideMark/>
+          </w:tcPr>
+          <w:p>
+            <w:pPr>
+              <w:jc w:val="center"/>
+              <w:rPr>
+                <w:rFonts w:ascii="Arial" w:hAnsi="Arial" w:cs="Arial"/>
+                <w:b/>
+                <w:bCs/>
+                <w:color w:val="FFFFFF"/>
+                <w:sz w:val="22"/>
+                <w:szCs w:val="22"/>
+                <w:lang w:val="es-CL" w:eastAsia="es-CL"/>
+              </w:rPr>
+            </w:pPr>
+            <w:r>
+              <w:rPr>
+                <w:rFonts w:ascii="Arial" w:hAnsi="Arial" w:cs="Arial"/>
+                <w:b/>
+                <w:bCs/>
+                <w:color w:val="FFFFFF"/>
+                <w:sz w:val="22"/>
+                <w:szCs w:val="22"/>
+                <w:lang w:val="es-CL" w:eastAsia="es-CL"/>
+              </w:rPr>
+              <w:t>Ponderación</w:t>
+            </w:r>
+          </w:p>
+        </w:tc>
+        <w:tc>
+          <w:tcPr>
+            <w:tcW w:w="1051" w:type="dxa"/>
+            <w:tcBorders>
+              <w:top w:val="single" w:sz="4" w:space="0" w:color="B7B7B7"/>
+              <w:left w:val="nil"/>
+              <w:bottom w:val="single" w:sz="4" w:space="0" w:color="B7B7B7"/>
+              <w:right w:val="single" w:sz="4" w:space="0" w:color="B7B7B7"/>
+            </w:tcBorders>
+            <w:shd w:val="clear" w:color="666699" w:fill="4472C4"/>
+            <w:vAlign w:val="center"/>
+            <w:hideMark/>
+          </w:tcPr>
+          <w:p>
+            <w:pPr>
+              <w:jc w:val="center"/>
+              <w:rPr>
+                <w:rFonts w:ascii="Arial" w:hAnsi="Arial" w:cs="Arial"/>
+                <w:b/>
+                <w:bCs/>
+                <w:color w:val="FFFFFF"/>
+                <w:sz w:val="22"/>
+                <w:szCs w:val="22"/>
+                <w:lang w:val="es-CL" w:eastAsia="es-CL"/>
+              </w:rPr>
+            </w:pPr>
+            <w:r>
+              <w:rPr>
+                <w:rFonts w:ascii="Arial" w:hAnsi="Arial" w:cs="Arial"/>
+                <w:b/>
+                <w:bCs/>
+                <w:color w:val="FFFFFF"/>
+                <w:sz w:val="22"/>
+                <w:szCs w:val="22"/>
+                <w:lang w:val="es-CL" w:eastAsia="es-CL"/>
+              </w:rPr>
+              <w:t>Puntaje</w:t>
+            </w:r>
+          </w:p>
+        </w:tc>
+        <w:tc>
+          <w:tcPr>
+            <w:tcW w:w="5650" w:type="dxa"/>
+            <w:tcBorders>
+              <w:top w:val="single" w:sz="4" w:space="0" w:color="B7B7B7"/>
+              <w:left w:val="nil"/>
+              <w:bottom w:val="single" w:sz="4" w:space="0" w:color="B7B7B7"/>
+              <w:right w:val="single" w:sz="4" w:space="0" w:color="B7B7B7"/>
+            </w:tcBorders>
+            <w:shd w:val="clear" w:color="666699" w:fill="4472C4"/>
+            <w:vAlign w:val="center"/>
+            <w:hideMark/>
+          </w:tcPr>
+          <w:p>
+            <w:pPr>
+              <w:jc w:val="center"/>
+              <w:rPr>
+                <w:rFonts w:ascii="Arial" w:hAnsi="Arial" w:cs="Arial"/>
+                <w:b/>
+                <w:bCs/>
+                <w:color w:val="FFFFFF"/>
+                <w:sz w:val="22"/>
+                <w:szCs w:val="22"/>
+                <w:lang w:val="es-CL" w:eastAsia="es-CL"/>
+              </w:rPr>
+            </w:pPr>
+            <w:r>
+              <w:rPr>
+                <w:rFonts w:ascii="Arial" w:hAnsi="Arial" w:cs="Arial"/>
+                <w:b/>
+                <w:bCs/>
+                <w:color w:val="FFFFFF"/>
+                <w:sz w:val="22"/>
+                <w:szCs w:val="22"/>
+                <w:lang w:val="es-CL" w:eastAsia="es-CL"/>
+              </w:rPr>
+              <w:t>Justificación breve</w:t>
+            </w:r>
+          </w:p>
+        </w:tc>
+      </w:tr>
+      <w:tr>
+        <w:trPr>
+          <w:trHeight w:val="1200"/>
+        </w:trPr>
+        <w:tc>
+          <w:tcPr>
+            <w:tcW w:w="414" w:type="dxa"/>
+            <w:tcBorders>
+              <w:top w:val="nil"/>
+              <w:left w:val="single" w:sz="4" w:space="0" w:color="B7B7B7"/>
+              <w:bottom w:val="single" w:sz="4" w:space="0" w:color="B7B7B7"/>
+              <w:right w:val="single" w:sz="4" w:space="0" w:color="B7B7B7"/>
+            </w:tcBorders>
+            <w:noWrap/>
+            <w:vAlign w:val="center"/>
+            <w:hideMark/>
+          </w:tcPr>
+          <w:p>
+            <w:pPr>
+              <w:jc w:val="center"/>
+              <w:rPr>
+                <w:rFonts w:ascii="Arial" w:hAnsi="Arial" w:cs="Arial"/>
+                <w:lang w:val="es-CL" w:eastAsia="es-CL"/>
+              </w:rPr>
+            </w:pPr>
+            <w:r>
+              <w:rPr>
+                <w:rFonts w:ascii="Arial" w:hAnsi="Arial" w:cs="Arial"/>
+                <w:lang w:val="es-CL" w:eastAsia="es-CL"/>
+              </w:rPr>
+              <w:t>1</w:t>
+            </w:r>
+          </w:p>
+        </w:tc>
+        <w:tc>
+          <w:tcPr>
+            <w:tcW w:w="3281" w:type="dxa"/>
+            <w:tcBorders>
+              <w:top w:val="nil"/>
+              <w:left w:val="nil"/>
+              <w:bottom w:val="single" w:sz="4" w:space="0" w:color="B7B7B7"/>
+              <w:right w:val="single" w:sz="4" w:space="0" w:color="B7B7B7"/>
+            </w:tcBorders>
+            <w:vAlign w:val="center"/>
+            <w:hideMark/>
+          </w:tcPr>
+          <w:p>
+            <w:pPr>
+              <w:jc w:val="center"/>
+              <w:rPr>
+                <w:rFonts w:ascii="Arial" w:hAnsi="Arial" w:cs="Arial"/>
+                <w:lang w:val="es-CL" w:eastAsia="es-CL"/>
+              </w:rPr>
+            </w:pPr>
+            <w:r>
+              <w:rPr>
+                <w:rFonts w:ascii="Arial" w:hAnsi="Arial" w:cs="Arial"/>
+                <w:lang w:val="es-CL" w:eastAsia="es-CL"/>
+              </w:rPr>
+              <w:t>Describe el proyecto y justifica relevancia laboral</w:t>
+            </w:r>
+          </w:p>
+        </w:tc>
+        <w:tc>
+          <w:tcPr>
+            <w:tcW w:w="2232" w:type="dxa"/>
+            <w:tcBorders>
+              <w:top w:val="nil"/>
+              <w:left w:val="nil"/>
+              <w:bottom w:val="single" w:sz="4" w:space="0" w:color="B7B7B7"/>
+              <w:right w:val="single" w:sz="4" w:space="0" w:color="B7B7B7"/>
+            </w:tcBorders>
+            <w:noWrap/>
+            <w:vAlign w:val="center"/>
+            <w:hideMark/>
+          </w:tcPr>
+          <w:p>
+            <w:pPr>
+              <w:jc w:val="center"/>
+              <w:rPr>
+                <w:rFonts w:ascii="Arial" w:hAnsi="Arial" w:cs="Arial"/>
+                <w:lang w:val="es-CL" w:eastAsia="es-CL"/>
+              </w:rPr>
+            </w:pPr>
+            <w:r>
+              <w:rPr>
+                <w:rFonts w:ascii="Arial" w:hAnsi="Arial" w:cs="Arial"/>
+                <w:lang w:val="es-CL" w:eastAsia="es-CL"/>
+              </w:rPr>
+              <w:t>Logrado</w:t>
+            </w:r>
+          </w:p>
+        </w:tc>
+        <w:tc>
+          <w:tcPr>
+            <w:tcW w:w="829" w:type="dxa"/>
+            <w:tcBorders>
+              <w:top w:val="nil"/>
+              <w:left w:val="nil"/>
+              <w:bottom w:val="single" w:sz="4" w:space="0" w:color="B7B7B7"/>
+              <w:right w:val="single" w:sz="4" w:space="0" w:color="B7B7B7"/>
+            </w:tcBorders>
+            <w:noWrap/>
+            <w:vAlign w:val="center"/>
+            <w:hideMark/>
+          </w:tcPr>
+          <w:p>
+            <w:pPr>
+              <w:jc w:val="center"/>
+              <w:rPr>
+                <w:rFonts w:ascii="Arial" w:hAnsi="Arial" w:cs="Arial"/>
+                <w:lang w:val="es-CL" w:eastAsia="es-CL"/>
+              </w:rPr>
+            </w:pPr>
+            <w:r>
+              <w:rPr>
+                <w:rFonts w:ascii="Arial" w:hAnsi="Arial" w:cs="Arial"/>
+                <w:lang w:val="es-CL" w:eastAsia="es-CL"/>
+              </w:rPr>
+              <w:t>60%</w:t>
+            </w:r>
+          </w:p>
+        </w:tc>
+        <w:tc>
+          <w:tcPr>
+            <w:tcW w:w="1473" w:type="dxa"/>
+            <w:tcBorders>
+              <w:top w:val="nil"/>
+              <w:left w:val="nil"/>
+              <w:bottom w:val="single" w:sz="4" w:space="0" w:color="B7B7B7"/>
+              <w:right w:val="single" w:sz="4" w:space="0" w:color="B7B7B7"/>
+            </w:tcBorders>
+            <w:noWrap/>
+            <w:vAlign w:val="center"/>
+            <w:hideMark/>
+          </w:tcPr>
+          <w:p>
+            <w:pPr>
+              <w:jc w:val="center"/>
+              <w:rPr>
+                <w:rFonts w:ascii="Arial" w:hAnsi="Arial" w:cs="Arial"/>
+                <w:lang w:val="es-CL" w:eastAsia="es-CL"/>
+              </w:rPr>
+            </w:pPr>
+            <w:r>
+              <w:rPr>
+                <w:rFonts w:ascii="Arial" w:hAnsi="Arial" w:cs="Arial"/>
+                <w:lang w:val="es-CL" w:eastAsia="es-CL"/>
+              </w:rPr>
+              <w:t>5</w:t>
+            </w:r>
+          </w:p>
+        </w:tc>
+        <w:tc>
+          <w:tcPr>
+            <w:tcW w:w="1051" w:type="dxa"/>
+            <w:tcBorders>
+              <w:top w:val="nil"/>
+              <w:left w:val="nil"/>
+              <w:bottom w:val="single" w:sz="4" w:space="0" w:color="B7B7B7"/>
+              <w:right w:val="single" w:sz="4" w:space="0" w:color="B7B7B7"/>
+            </w:tcBorders>
+            <w:noWrap/>
+            <w:vAlign w:val="center"/>
+            <w:hideMark/>
+          </w:tcPr>
+          <w:p>
+            <w:pPr>
+              <w:jc w:val="center"/>
+              <w:rPr>
+                <w:rFonts w:ascii="Arial" w:hAnsi="Arial" w:cs="Arial"/>
+                <w:lang w:val="es-CL" w:eastAsia="es-CL"/>
+              </w:rPr>
+            </w:pPr>
+            <w:r>
+              <w:rPr>
+                <w:rFonts w:ascii="Arial" w:hAnsi="Arial" w:cs="Arial"/>
+                <w:lang w:val="es-CL" w:eastAsia="es-CL"/>
+              </w:rPr>
+              <w:t>3,0</w:t>
+            </w:r>
+          </w:p>
+        </w:tc>
+        <w:tc>
+          <w:tcPr>
+            <w:tcW w:w="5650" w:type="dxa"/>
+            <w:tcBorders>
+              <w:top w:val="nil"/>
+              <w:left w:val="nil"/>
+              <w:bottom w:val="single" w:sz="4" w:space="0" w:color="B7B7B7"/>
+              <w:right w:val="single" w:sz="4" w:space="0" w:color="B7B7B7"/>
+            </w:tcBorders>
+            <w:vAlign w:val="center"/>
+            <w:hideMark/>
+          </w:tcPr>
+          <w:p>
+            <w:pPr>
+              <w:jc w:val="center"/>
+              <w:rPr>
+                <w:rFonts w:ascii="Arial" w:hAnsi="Arial" w:cs="Arial"/>
+                <w:lang w:val="es-CL" w:eastAsia="es-CL"/>
+              </w:rPr>
+            </w:pPr>
+            <w:r>
+              <w:rPr>
+                <w:rFonts w:ascii="Arial" w:hAnsi="Arial" w:cs="Arial"/>
+                <w:lang w:val="es-CL" w:eastAsia="es-CL"/>
+              </w:rPr>
+              <w:t>La descripción (sec. 2) es clara, pero la relevancia para el campo laboral de la carrera queda repartida entre las secciones 3 y 4 en vez de estar explícita junto a la descripción.</w:t>
+            </w:r>
+          </w:p>
+        </w:tc>
+      </w:tr>
+      <w:tr>
+        <w:trPr>
+          <w:trHeight w:val="1200"/>
+        </w:trPr>
+        <w:tc>
+          <w:tcPr>
+            <w:tcW w:w="414" w:type="dxa"/>
+            <w:tcBorders>
+              <w:top w:val="nil"/>
+              <w:left w:val="single" w:sz="4" w:space="0" w:color="B7B7B7"/>
+              <w:bottom w:val="single" w:sz="4" w:space="0" w:color="B7B7B7"/>
+              <w:right w:val="single" w:sz="4" w:space="0" w:color="B7B7B7"/>
+            </w:tcBorders>
+            <w:noWrap/>
+            <w:vAlign w:val="center"/>
+            <w:hideMark/>
+          </w:tcPr>
+          <w:p>
+            <w:pPr>
+              <w:jc w:val="center"/>
+              <w:rPr>
+                <w:rFonts w:ascii="Arial" w:hAnsi="Arial" w:cs="Arial"/>
+                <w:lang w:val="es-CL" w:eastAsia="es-CL"/>
+              </w:rPr>
+            </w:pPr>
+            <w:r>
+              <w:rPr>
+                <w:rFonts w:ascii="Arial" w:hAnsi="Arial" w:cs="Arial"/>
+                <w:lang w:val="es-CL" w:eastAsia="es-CL"/>
+              </w:rPr>
+              <w:t>2</w:t>
+            </w:r>
+          </w:p>
+        </w:tc>
+        <w:tc>
+          <w:tcPr>
+            <w:tcW w:w="3281" w:type="dxa"/>
+            <w:tcBorders>
+              <w:top w:val="nil"/>
+              <w:left w:val="nil"/>
+              <w:bottom w:val="single" w:sz="4" w:space="0" w:color="B7B7B7"/>
+              <w:right w:val="single" w:sz="4" w:space="0" w:color="B7B7B7"/>
+            </w:tcBorders>
+            <w:vAlign w:val="center"/>
+            <w:hideMark/>
+          </w:tcPr>
+          <w:p>
+            <w:pPr>
+              <w:jc w:val="center"/>
+              <w:rPr>
+                <w:rFonts w:ascii="Arial" w:hAnsi="Arial" w:cs="Arial"/>
+                <w:lang w:val="es-CL" w:eastAsia="es-CL"/>
+              </w:rPr>
+            </w:pPr>
+            <w:r>
+              <w:rPr>
+                <w:rFonts w:ascii="Arial" w:hAnsi="Arial" w:cs="Arial"/>
+                <w:lang w:val="es-CL" w:eastAsia="es-CL"/>
+              </w:rPr>
+              <w:t>Relación con perfil de egreso</w:t>
+            </w:r>
+          </w:p>
+        </w:tc>
+        <w:tc>
+          <w:tcPr>
+            <w:tcW w:w="2232" w:type="dxa"/>
+            <w:tcBorders>
+              <w:top w:val="nil"/>
+              <w:left w:val="nil"/>
+              <w:bottom w:val="single" w:sz="4" w:space="0" w:color="B7B7B7"/>
+              <w:right w:val="single" w:sz="4" w:space="0" w:color="B7B7B7"/>
+            </w:tcBorders>
+            <w:noWrap/>
+            <w:vAlign w:val="center"/>
+            <w:hideMark/>
+          </w:tcPr>
+          <w:p>
+            <w:pPr>
+              <w:jc w:val="center"/>
+              <w:rPr>
+                <w:rFonts w:ascii="Arial" w:hAnsi="Arial" w:cs="Arial"/>
+                <w:lang w:val="es-CL" w:eastAsia="es-CL"/>
+              </w:rPr>
+            </w:pPr>
+            <w:r>
+              <w:rPr>
+                <w:rFonts w:ascii="Arial" w:hAnsi="Arial" w:cs="Arial"/>
+                <w:lang w:val="es-CL" w:eastAsia="es-CL"/>
+              </w:rPr>
+              <w:t>Completamente Logrado</w:t>
+            </w:r>
+          </w:p>
+        </w:tc>
+        <w:tc>
+          <w:tcPr>
+            <w:tcW w:w="829" w:type="dxa"/>
+            <w:tcBorders>
+              <w:top w:val="nil"/>
+              <w:left w:val="nil"/>
+              <w:bottom w:val="single" w:sz="4" w:space="0" w:color="B7B7B7"/>
+              <w:right w:val="single" w:sz="4" w:space="0" w:color="B7B7B7"/>
+            </w:tcBorders>
+            <w:noWrap/>
+            <w:vAlign w:val="center"/>
+            <w:hideMark/>
+          </w:tcPr>
+          <w:p>
+            <w:pPr>
+              <w:jc w:val="center"/>
+              <w:rPr>
+                <w:rFonts w:ascii="Arial" w:hAnsi="Arial" w:cs="Arial"/>
+                <w:lang w:val="es-CL" w:eastAsia="es-CL"/>
+              </w:rPr>
+            </w:pPr>
+            <w:r>
+              <w:rPr>
+                <w:rFonts w:ascii="Arial" w:hAnsi="Arial" w:cs="Arial"/>
+                <w:lang w:val="es-CL" w:eastAsia="es-CL"/>
+              </w:rPr>
+              <w:t>100%</w:t>
+            </w:r>
+          </w:p>
+        </w:tc>
+        <w:tc>
+          <w:tcPr>
+            <w:tcW w:w="1473" w:type="dxa"/>
+            <w:tcBorders>
+              <w:top w:val="nil"/>
+              <w:left w:val="nil"/>
+              <w:bottom w:val="single" w:sz="4" w:space="0" w:color="B7B7B7"/>
+              <w:right w:val="single" w:sz="4" w:space="0" w:color="B7B7B7"/>
+            </w:tcBorders>
+            <w:noWrap/>
+            <w:vAlign w:val="center"/>
+            <w:hideMark/>
+          </w:tcPr>
+          <w:p>
+            <w:pPr>
+              <w:jc w:val="center"/>
+              <w:rPr>
+                <w:rFonts w:ascii="Arial" w:hAnsi="Arial" w:cs="Arial"/>
+                <w:lang w:val="es-CL" w:eastAsia="es-CL"/>
+              </w:rPr>
+            </w:pPr>
+            <w:r>
+              <w:rPr>
+                <w:rFonts w:ascii="Arial" w:hAnsi="Arial" w:cs="Arial"/>
+                <w:lang w:val="es-CL" w:eastAsia="es-CL"/>
+              </w:rPr>
+              <w:t>5</w:t>
+            </w:r>
+          </w:p>
+        </w:tc>
+        <w:tc>
+          <w:tcPr>
+            <w:tcW w:w="1051" w:type="dxa"/>
+            <w:tcBorders>
+              <w:top w:val="nil"/>
+              <w:left w:val="nil"/>
+              <w:bottom w:val="single" w:sz="4" w:space="0" w:color="B7B7B7"/>
+              <w:right w:val="single" w:sz="4" w:space="0" w:color="B7B7B7"/>
+            </w:tcBorders>
+            <w:noWrap/>
+            <w:vAlign w:val="center"/>
+            <w:hideMark/>
+          </w:tcPr>
+          <w:p>
+            <w:pPr>
+              <w:jc w:val="center"/>
+              <w:rPr>
+                <w:rFonts w:ascii="Arial" w:hAnsi="Arial" w:cs="Arial"/>
+                <w:lang w:val="es-CL" w:eastAsia="es-CL"/>
+              </w:rPr>
+            </w:pPr>
+            <w:r>
+              <w:rPr>
+                <w:rFonts w:ascii="Arial" w:hAnsi="Arial" w:cs="Arial"/>
+                <w:lang w:val="es-CL" w:eastAsia="es-CL"/>
+              </w:rPr>
+              <w:t>5,0</w:t>
+            </w:r>
+          </w:p>
+        </w:tc>
+        <w:tc>
+          <w:tcPr>
+            <w:tcW w:w="5650" w:type="dxa"/>
+            <w:tcBorders>
+              <w:top w:val="nil"/>
+              <w:left w:val="nil"/>
+              <w:bottom w:val="single" w:sz="4" w:space="0" w:color="B7B7B7"/>
+              <w:right w:val="single" w:sz="4" w:space="0" w:color="B7B7B7"/>
+            </w:tcBorders>
+            <w:vAlign w:val="center"/>
+            <w:hideMark/>
+          </w:tcPr>
+          <w:p>
+            <w:pPr>
+              <w:jc w:val="center"/>
+              <w:rPr>
+                <w:rFonts w:ascii="Arial" w:hAnsi="Arial" w:cs="Arial"/>
+                <w:lang w:val="es-CL" w:eastAsia="es-CL"/>
+              </w:rPr>
+            </w:pPr>
+            <w:r>
+              <w:rPr>
+                <w:rFonts w:ascii="Arial" w:hAnsi="Arial" w:cs="Arial"/>
+                <w:lang w:val="es-CL" w:eastAsia="es-CL"/>
+              </w:rPr>
+              <w:t>Sec. 3 vincula 4 competencias específicas explicando cómo se aplican cada una.</w:t>
+            </w:r>
+          </w:p>
+        </w:tc>
+      </w:tr>
+      <w:tr>
+        <w:trPr>
+          <w:trHeight w:val="1200"/>
+        </w:trPr>
+        <w:tc>
+          <w:tcPr>
+            <w:tcW w:w="414" w:type="dxa"/>
+            <w:tcBorders>
+              <w:top w:val="nil"/>
+              <w:left w:val="single" w:sz="4" w:space="0" w:color="B7B7B7"/>
+              <w:bottom w:val="single" w:sz="4" w:space="0" w:color="B7B7B7"/>
+              <w:right w:val="single" w:sz="4" w:space="0" w:color="B7B7B7"/>
+            </w:tcBorders>
+            <w:noWrap/>
+            <w:vAlign w:val="center"/>
+            <w:hideMark/>
+          </w:tcPr>
+          <w:p>
+            <w:pPr>
+              <w:jc w:val="center"/>
+              <w:rPr>
+                <w:rFonts w:ascii="Arial" w:hAnsi="Arial" w:cs="Arial"/>
+                <w:lang w:val="es-CL" w:eastAsia="es-CL"/>
+              </w:rPr>
+            </w:pPr>
+            <w:r>
+              <w:rPr>
+                <w:rFonts w:ascii="Arial" w:hAnsi="Arial" w:cs="Arial"/>
+                <w:lang w:val="es-CL" w:eastAsia="es-CL"/>
+              </w:rPr>
+              <w:t>3</w:t>
+            </w:r>
+          </w:p>
+        </w:tc>
+        <w:tc>
+          <w:tcPr>
+            <w:tcW w:w="3281" w:type="dxa"/>
+            <w:tcBorders>
+              <w:top w:val="nil"/>
+              <w:left w:val="nil"/>
+              <w:bottom w:val="single" w:sz="4" w:space="0" w:color="B7B7B7"/>
+              <w:right w:val="single" w:sz="4" w:space="0" w:color="B7B7B7"/>
+            </w:tcBorders>
+            <w:vAlign w:val="center"/>
+            <w:hideMark/>
+          </w:tcPr>
+          <w:p>
+            <w:pPr>
+              <w:jc w:val="center"/>
+              <w:rPr>
+                <w:rFonts w:ascii="Arial" w:hAnsi="Arial" w:cs="Arial"/>
+                <w:lang w:val="es-CL" w:eastAsia="es-CL"/>
+              </w:rPr>
+            </w:pPr>
+            <w:r>
+              <w:rPr>
+                <w:rFonts w:ascii="Arial" w:hAnsi="Arial" w:cs="Arial"/>
+                <w:lang w:val="es-CL" w:eastAsia="es-CL"/>
+              </w:rPr>
+              <w:t>Relación con intereses profesionales</w:t>
+            </w:r>
+          </w:p>
+        </w:tc>
+        <w:tc>
+          <w:tcPr>
+            <w:tcW w:w="2232" w:type="dxa"/>
+            <w:tcBorders>
+              <w:top w:val="nil"/>
+              <w:left w:val="nil"/>
+              <w:bottom w:val="single" w:sz="4" w:space="0" w:color="B7B7B7"/>
+              <w:right w:val="single" w:sz="4" w:space="0" w:color="B7B7B7"/>
+            </w:tcBorders>
+            <w:noWrap/>
+            <w:vAlign w:val="center"/>
+            <w:hideMark/>
+          </w:tcPr>
+          <w:p>
+            <w:pPr>
+              <w:jc w:val="center"/>
+              <w:rPr>
+                <w:rFonts w:ascii="Arial" w:hAnsi="Arial" w:cs="Arial"/>
+                <w:lang w:val="es-CL" w:eastAsia="es-CL"/>
+              </w:rPr>
+            </w:pPr>
+            <w:r>
+              <w:rPr>
+                <w:rFonts w:ascii="Arial" w:hAnsi="Arial" w:cs="Arial"/>
+                <w:lang w:val="es-CL" w:eastAsia="es-CL"/>
+              </w:rPr>
+              <w:t>Completamente Logrado</w:t>
+            </w:r>
+          </w:p>
+        </w:tc>
+        <w:tc>
+          <w:tcPr>
+            <w:tcW w:w="829" w:type="dxa"/>
+            <w:tcBorders>
+              <w:top w:val="nil"/>
+              <w:left w:val="nil"/>
+              <w:bottom w:val="single" w:sz="4" w:space="0" w:color="B7B7B7"/>
+              <w:right w:val="single" w:sz="4" w:space="0" w:color="B7B7B7"/>
+            </w:tcBorders>
+            <w:noWrap/>
+            <w:vAlign w:val="center"/>
+            <w:hideMark/>
+          </w:tcPr>
+          <w:p>
+            <w:pPr>
+              <w:jc w:val="center"/>
+              <w:rPr>
+                <w:rFonts w:ascii="Arial" w:hAnsi="Arial" w:cs="Arial"/>
+                <w:lang w:val="es-CL" w:eastAsia="es-CL"/>
+              </w:rPr>
+            </w:pPr>
+            <w:r>
+              <w:rPr>
+                <w:rFonts w:ascii="Arial" w:hAnsi="Arial" w:cs="Arial"/>
+                <w:lang w:val="es-CL" w:eastAsia="es-CL"/>
+              </w:rPr>
+              <w:t>100%</w:t>
+            </w:r>
+          </w:p>
+        </w:tc>
+        <w:tc>
+          <w:tcPr>
+            <w:tcW w:w="1473" w:type="dxa"/>
+            <w:tcBorders>
+              <w:top w:val="nil"/>
+              <w:left w:val="nil"/>
+              <w:bottom w:val="single" w:sz="4" w:space="0" w:color="B7B7B7"/>
+              <w:right w:val="single" w:sz="4" w:space="0" w:color="B7B7B7"/>
+            </w:tcBorders>
+            <w:noWrap/>
+            <w:vAlign w:val="center"/>
+            <w:hideMark/>
+          </w:tcPr>
+          <w:p>
+            <w:pPr>
+              <w:jc w:val="center"/>
+              <w:rPr>
+                <w:rFonts w:ascii="Arial" w:hAnsi="Arial" w:cs="Arial"/>
+                <w:lang w:val="es-CL" w:eastAsia="es-CL"/>
+              </w:rPr>
+            </w:pPr>
+            <w:r>
+              <w:rPr>
+                <w:rFonts w:ascii="Arial" w:hAnsi="Arial" w:cs="Arial"/>
+                <w:lang w:val="es-CL" w:eastAsia="es-CL"/>
+              </w:rPr>
+              <w:t>5</w:t>
+            </w:r>
+          </w:p>
+        </w:tc>
+        <w:tc>
+          <w:tcPr>
+            <w:tcW w:w="1051" w:type="dxa"/>
+            <w:tcBorders>
+              <w:top w:val="nil"/>
+              <w:left w:val="nil"/>
+              <w:bottom w:val="single" w:sz="4" w:space="0" w:color="B7B7B7"/>
+              <w:right w:val="single" w:sz="4" w:space="0" w:color="B7B7B7"/>
+            </w:tcBorders>
+            <w:noWrap/>
+            <w:vAlign w:val="center"/>
+            <w:hideMark/>
+          </w:tcPr>
+          <w:p>
+            <w:pPr>
+              <w:jc w:val="center"/>
+              <w:rPr>
+                <w:rFonts w:ascii="Arial" w:hAnsi="Arial" w:cs="Arial"/>
+                <w:lang w:val="es-CL" w:eastAsia="es-CL"/>
+              </w:rPr>
+            </w:pPr>
+            <w:r>
+              <w:rPr>
+                <w:rFonts w:ascii="Arial" w:hAnsi="Arial" w:cs="Arial"/>
+                <w:lang w:val="es-CL" w:eastAsia="es-CL"/>
+              </w:rPr>
+              <w:t>5,0</w:t>
+            </w:r>
+          </w:p>
+        </w:tc>
+        <w:tc>
+          <w:tcPr>
+            <w:tcW w:w="5650" w:type="dxa"/>
+            <w:tcBorders>
+              <w:top w:val="nil"/>
+              <w:left w:val="nil"/>
+              <w:bottom w:val="single" w:sz="4" w:space="0" w:color="B7B7B7"/>
+              <w:right w:val="single" w:sz="4" w:space="0" w:color="B7B7B7"/>
+            </w:tcBorders>
+            <w:vAlign w:val="center"/>
+            <w:hideMark/>
+          </w:tcPr>
+          <w:p>
+            <w:pPr>
+              <w:jc w:val="center"/>
+              <w:rPr>
+                <w:rFonts w:ascii="Arial" w:hAnsi="Arial" w:cs="Arial"/>
+                <w:lang w:val="es-CL" w:eastAsia="es-CL"/>
+              </w:rPr>
+            </w:pPr>
+            <w:r>
+              <w:rPr>
+                <w:rFonts w:ascii="Arial" w:hAnsi="Arial" w:cs="Arial"/>
+                <w:lang w:val="es-CL" w:eastAsia="es-CL"/>
+              </w:rPr>
+              <w:t>Sec. 4 explica con claridad el interés en impacto social/salud y su reflejo en el proyecto.</w:t>
+            </w:r>
+          </w:p>
+        </w:tc>
+      </w:tr>
+      <w:tr>
+        <w:trPr>
+          <w:trHeight w:val="1200"/>
+        </w:trPr>
+        <w:tc>
+          <w:tcPr>
+            <w:tcW w:w="414" w:type="dxa"/>
+            <w:tcBorders>
+              <w:top w:val="nil"/>
+              <w:left w:val="single" w:sz="4" w:space="0" w:color="B7B7B7"/>
+              <w:bottom w:val="single" w:sz="4" w:space="0" w:color="B7B7B7"/>
+              <w:right w:val="single" w:sz="4" w:space="0" w:color="B7B7B7"/>
+            </w:tcBorders>
+            <w:noWrap/>
+            <w:vAlign w:val="center"/>
+            <w:hideMark/>
+          </w:tcPr>
+          <w:p>
+            <w:pPr>
+              <w:jc w:val="center"/>
+              <w:rPr>
+                <w:rFonts w:ascii="Arial" w:hAnsi="Arial" w:cs="Arial"/>
+                <w:lang w:val="es-CL" w:eastAsia="es-CL"/>
+              </w:rPr>
+            </w:pPr>
+            <w:r>
+              <w:rPr>
+                <w:rFonts w:ascii="Arial" w:hAnsi="Arial" w:cs="Arial"/>
+                <w:lang w:val="es-CL" w:eastAsia="es-CL"/>
+              </w:rPr>
+              <w:t>4</w:t>
+            </w:r>
+          </w:p>
+        </w:tc>
+        <w:tc>
+          <w:tcPr>
+            <w:tcW w:w="3281" w:type="dxa"/>
+            <w:tcBorders>
+              <w:top w:val="nil"/>
+              <w:left w:val="nil"/>
+              <w:bottom w:val="single" w:sz="4" w:space="0" w:color="B7B7B7"/>
+              <w:right w:val="single" w:sz="4" w:space="0" w:color="B7B7B7"/>
+            </w:tcBorders>
+            <w:vAlign w:val="center"/>
+            <w:hideMark/>
+          </w:tcPr>
+          <w:p>
+            <w:pPr>
+              <w:jc w:val="center"/>
+              <w:rPr>
+                <w:rFonts w:ascii="Arial" w:hAnsi="Arial" w:cs="Arial"/>
+                <w:lang w:val="es-CL" w:eastAsia="es-CL"/>
+              </w:rPr>
+            </w:pPr>
+            <w:r>
+              <w:rPr>
+                <w:rFonts w:ascii="Arial" w:hAnsi="Arial" w:cs="Arial"/>
+                <w:lang w:val="es-CL" w:eastAsia="es-CL"/>
+              </w:rPr>
+              <w:t>Argumenta factibilidad</w:t>
+            </w:r>
+          </w:p>
+        </w:tc>
+        <w:tc>
+          <w:tcPr>
+            <w:tcW w:w="2232" w:type="dxa"/>
+            <w:tcBorders>
+              <w:top w:val="nil"/>
+              <w:left w:val="nil"/>
+              <w:bottom w:val="single" w:sz="4" w:space="0" w:color="B7B7B7"/>
+              <w:right w:val="single" w:sz="4" w:space="0" w:color="B7B7B7"/>
+            </w:tcBorders>
+            <w:noWrap/>
+            <w:vAlign w:val="center"/>
+            <w:hideMark/>
+          </w:tcPr>
+          <w:p>
+            <w:pPr>
+              <w:jc w:val="center"/>
+              <w:rPr>
+                <w:rFonts w:ascii="Arial" w:hAnsi="Arial" w:cs="Arial"/>
+                <w:lang w:val="es-CL" w:eastAsia="es-CL"/>
+              </w:rPr>
+            </w:pPr>
+            <w:r>
+              <w:rPr>
+                <w:rFonts w:ascii="Arial" w:hAnsi="Arial" w:cs="Arial"/>
+                <w:lang w:val="es-CL" w:eastAsia="es-CL"/>
+              </w:rPr>
+              <w:t>Completamente Logrado</w:t>
+            </w:r>
+          </w:p>
+        </w:tc>
+        <w:tc>
+          <w:tcPr>
+            <w:tcW w:w="829" w:type="dxa"/>
+            <w:tcBorders>
+              <w:top w:val="nil"/>
+              <w:left w:val="nil"/>
+              <w:bottom w:val="single" w:sz="4" w:space="0" w:color="B7B7B7"/>
+              <w:right w:val="single" w:sz="4" w:space="0" w:color="B7B7B7"/>
+            </w:tcBorders>
+            <w:noWrap/>
+            <w:vAlign w:val="center"/>
+            <w:hideMark/>
+          </w:tcPr>
+          <w:p>
+            <w:pPr>
+              <w:jc w:val="center"/>
+              <w:rPr>
+                <w:rFonts w:ascii="Arial" w:hAnsi="Arial" w:cs="Arial"/>
+                <w:lang w:val="es-CL" w:eastAsia="es-CL"/>
+              </w:rPr>
+            </w:pPr>
+            <w:r>
+              <w:rPr>
+                <w:rFonts w:ascii="Arial" w:hAnsi="Arial" w:cs="Arial"/>
+                <w:lang w:val="es-CL" w:eastAsia="es-CL"/>
+              </w:rPr>
+              <w:t>100%</w:t>
+            </w:r>
+          </w:p>
+        </w:tc>
+        <w:tc>
+          <w:tcPr>
+            <w:tcW w:w="1473" w:type="dxa"/>
+            <w:tcBorders>
+              <w:top w:val="nil"/>
+              <w:left w:val="nil"/>
+              <w:bottom w:val="single" w:sz="4" w:space="0" w:color="B7B7B7"/>
+              <w:right w:val="single" w:sz="4" w:space="0" w:color="B7B7B7"/>
+            </w:tcBorders>
+            <w:noWrap/>
+            <w:vAlign w:val="center"/>
+            <w:hideMark/>
+          </w:tcPr>
+          <w:p>
+            <w:pPr>
+              <w:jc w:val="center"/>
+              <w:rPr>
+                <w:rFonts w:ascii="Arial" w:hAnsi="Arial" w:cs="Arial"/>
+                <w:lang w:val="es-CL" w:eastAsia="es-CL"/>
+              </w:rPr>
+            </w:pPr>
+            <w:r>
+              <w:rPr>
+                <w:rFonts w:ascii="Arial" w:hAnsi="Arial" w:cs="Arial"/>
+                <w:lang w:val="es-CL" w:eastAsia="es-CL"/>
+              </w:rPr>
+              <w:t>5</w:t>
+            </w:r>
+          </w:p>
+        </w:tc>
+        <w:tc>
+          <w:tcPr>
+            <w:tcW w:w="1051" w:type="dxa"/>
+            <w:tcBorders>
+              <w:top w:val="nil"/>
+              <w:left w:val="nil"/>
+              <w:bottom w:val="single" w:sz="4" w:space="0" w:color="B7B7B7"/>
+              <w:right w:val="single" w:sz="4" w:space="0" w:color="B7B7B7"/>
+            </w:tcBorders>
+            <w:noWrap/>
+            <w:vAlign w:val="center"/>
+            <w:hideMark/>
+          </w:tcPr>
+          <w:p>
+            <w:pPr>
+              <w:jc w:val="center"/>
+              <w:rPr>
+                <w:rFonts w:ascii="Arial" w:hAnsi="Arial" w:cs="Arial"/>
+                <w:lang w:val="es-CL" w:eastAsia="es-CL"/>
+              </w:rPr>
+            </w:pPr>
+            <w:r>
+              <w:rPr>
+                <w:rFonts w:ascii="Arial" w:hAnsi="Arial" w:cs="Arial"/>
+                <w:lang w:val="es-CL" w:eastAsia="es-CL"/>
+              </w:rPr>
+              <w:t>5,0</w:t>
+            </w:r>
+          </w:p>
+        </w:tc>
+        <w:tc>
+          <w:tcPr>
+            <w:tcW w:w="5650" w:type="dxa"/>
+            <w:tcBorders>
+              <w:top w:val="nil"/>
+              <w:left w:val="nil"/>
+              <w:bottom w:val="single" w:sz="4" w:space="0" w:color="B7B7B7"/>
+              <w:right w:val="single" w:sz="4" w:space="0" w:color="B7B7B7"/>
+            </w:tcBorders>
+            <w:vAlign w:val="center"/>
+            <w:hideMark/>
+          </w:tcPr>
+          <w:p>
+            <w:pPr>
+              <w:jc w:val="center"/>
+              <w:rPr>
+                <w:rFonts w:ascii="Arial" w:hAnsi="Arial" w:cs="Arial"/>
+                <w:lang w:val="es-CL" w:eastAsia="es-CL"/>
+              </w:rPr>
+            </w:pPr>
+            <w:r>
+              <w:rPr>
+                <w:rFonts w:ascii="Arial" w:hAnsi="Arial" w:cs="Arial"/>
+                <w:lang w:val="es-CL" w:eastAsia="es-CL"/>
+              </w:rPr>
+              <w:t>Sec. 5 cubre tecnología, costos, documentación y manejo de dificultades (enfoque iterativo para seguridad).</w:t>
+            </w:r>
+          </w:p>
+        </w:tc>
+      </w:tr>
+      <w:tr>
+        <w:trPr>
+          <w:trHeight w:val="1200"/>
+        </w:trPr>
+        <w:tc>
+          <w:tcPr>
+            <w:tcW w:w="414" w:type="dxa"/>
+            <w:tcBorders>
+              <w:top w:val="nil"/>
+              <w:left w:val="single" w:sz="4" w:space="0" w:color="B7B7B7"/>
+              <w:bottom w:val="single" w:sz="4" w:space="0" w:color="B7B7B7"/>
+              <w:right w:val="single" w:sz="4" w:space="0" w:color="B7B7B7"/>
+            </w:tcBorders>
+            <w:noWrap/>
+            <w:vAlign w:val="center"/>
+            <w:hideMark/>
+          </w:tcPr>
+          <w:p>
+            <w:pPr>
+              <w:jc w:val="center"/>
+              <w:rPr>
+                <w:rFonts w:ascii="Arial" w:hAnsi="Arial" w:cs="Arial"/>
+                <w:lang w:val="es-CL" w:eastAsia="es-CL"/>
+              </w:rPr>
+            </w:pPr>
+            <w:r>
+              <w:rPr>
+                <w:rFonts w:ascii="Arial" w:hAnsi="Arial" w:cs="Arial"/>
+                <w:lang w:val="es-CL" w:eastAsia="es-CL"/>
+              </w:rPr>
+              <w:t>5</w:t>
+            </w:r>
+          </w:p>
+        </w:tc>
+        <w:tc>
+          <w:tcPr>
+            <w:tcW w:w="3281" w:type="dxa"/>
+            <w:tcBorders>
+              <w:top w:val="nil"/>
+              <w:left w:val="nil"/>
+              <w:bottom w:val="single" w:sz="4" w:space="0" w:color="B7B7B7"/>
+              <w:right w:val="single" w:sz="4" w:space="0" w:color="B7B7B7"/>
+            </w:tcBorders>
+            <w:vAlign w:val="center"/>
+            <w:hideMark/>
+          </w:tcPr>
+          <w:p>
+            <w:pPr>
+              <w:jc w:val="center"/>
+              <w:rPr>
+                <w:rFonts w:ascii="Arial" w:hAnsi="Arial" w:cs="Arial"/>
+                <w:lang w:val="es-CL" w:eastAsia="es-CL"/>
+              </w:rPr>
+            </w:pPr>
+            <w:r>
+              <w:rPr>
+                <w:rFonts w:ascii="Arial" w:hAnsi="Arial" w:cs="Arial"/>
+                <w:lang w:val="es-CL" w:eastAsia="es-CL"/>
+              </w:rPr>
+              <w:t>Formula objetivos</w:t>
+            </w:r>
+          </w:p>
+        </w:tc>
+        <w:tc>
+          <w:tcPr>
+            <w:tcW w:w="2232" w:type="dxa"/>
+            <w:tcBorders>
+              <w:top w:val="nil"/>
+              <w:left w:val="nil"/>
+              <w:bottom w:val="single" w:sz="4" w:space="0" w:color="B7B7B7"/>
+              <w:right w:val="single" w:sz="4" w:space="0" w:color="B7B7B7"/>
+            </w:tcBorders>
+            <w:noWrap/>
+            <w:vAlign w:val="center"/>
+            <w:hideMark/>
+          </w:tcPr>
+          <w:p>
+            <w:pPr>
+              <w:jc w:val="center"/>
+              <w:rPr>
+                <w:rFonts w:ascii="Arial" w:hAnsi="Arial" w:cs="Arial"/>
+                <w:lang w:val="es-CL" w:eastAsia="es-CL"/>
+              </w:rPr>
+            </w:pPr>
+            <w:r>
+              <w:rPr>
+                <w:rFonts w:ascii="Arial" w:hAnsi="Arial" w:cs="Arial"/>
+                <w:lang w:val="es-CL" w:eastAsia="es-CL"/>
+              </w:rPr>
+              <w:t>Completamente Logrado</w:t>
+            </w:r>
+          </w:p>
+        </w:tc>
+        <w:tc>
+          <w:tcPr>
+            <w:tcW w:w="829" w:type="dxa"/>
+            <w:tcBorders>
+              <w:top w:val="nil"/>
+              <w:left w:val="nil"/>
+              <w:bottom w:val="single" w:sz="4" w:space="0" w:color="B7B7B7"/>
+              <w:right w:val="single" w:sz="4" w:space="0" w:color="B7B7B7"/>
+            </w:tcBorders>
+            <w:noWrap/>
+            <w:vAlign w:val="center"/>
+            <w:hideMark/>
+          </w:tcPr>
+          <w:p>
+            <w:pPr>
+              <w:jc w:val="center"/>
+              <w:rPr>
+                <w:rFonts w:ascii="Arial" w:hAnsi="Arial" w:cs="Arial"/>
+                <w:lang w:val="es-CL" w:eastAsia="es-CL"/>
+              </w:rPr>
+            </w:pPr>
+            <w:r>
+              <w:rPr>
+                <w:rFonts w:ascii="Arial" w:hAnsi="Arial" w:cs="Arial"/>
+                <w:lang w:val="es-CL" w:eastAsia="es-CL"/>
+              </w:rPr>
+              <w:t>100%</w:t>
+            </w:r>
+          </w:p>
+        </w:tc>
+        <w:tc>
+          <w:tcPr>
+            <w:tcW w:w="1473" w:type="dxa"/>
+            <w:tcBorders>
+              <w:top w:val="nil"/>
+              <w:left w:val="nil"/>
+              <w:bottom w:val="single" w:sz="4" w:space="0" w:color="B7B7B7"/>
+              <w:right w:val="single" w:sz="4" w:space="0" w:color="B7B7B7"/>
+            </w:tcBorders>
+            <w:noWrap/>
+            <w:vAlign w:val="center"/>
+            <w:hideMark/>
+          </w:tcPr>
+          <w:p>
+            <w:pPr>
+              <w:jc w:val="center"/>
+              <w:rPr>
+                <w:rFonts w:ascii="Arial" w:hAnsi="Arial" w:cs="Arial"/>
+                <w:lang w:val="es-CL" w:eastAsia="es-CL"/>
+              </w:rPr>
+            </w:pPr>
+            <w:r>
+              <w:rPr>
+                <w:rFonts w:ascii="Arial" w:hAnsi="Arial" w:cs="Arial"/>
+                <w:lang w:val="es-CL" w:eastAsia="es-CL"/>
+              </w:rPr>
+              <w:t>10</w:t>
+            </w:r>
+          </w:p>
+        </w:tc>
+        <w:tc>
+          <w:tcPr>
+            <w:tcW w:w="1051" w:type="dxa"/>
+            <w:tcBorders>
+              <w:top w:val="nil"/>
+              <w:left w:val="nil"/>
+              <w:bottom w:val="single" w:sz="4" w:space="0" w:color="B7B7B7"/>
+              <w:right w:val="single" w:sz="4" w:space="0" w:color="B7B7B7"/>
+            </w:tcBorders>
+            <w:noWrap/>
+            <w:vAlign w:val="center"/>
+            <w:hideMark/>
+          </w:tcPr>
+          <w:p>
+            <w:pPr>
+              <w:jc w:val="center"/>
+              <w:rPr>
+                <w:rFonts w:ascii="Arial" w:hAnsi="Arial" w:cs="Arial"/>
+                <w:lang w:val="es-CL" w:eastAsia="es-CL"/>
+              </w:rPr>
+            </w:pPr>
+            <w:r>
+              <w:rPr>
+                <w:rFonts w:ascii="Arial" w:hAnsi="Arial" w:cs="Arial"/>
+                <w:lang w:val="es-CL" w:eastAsia="es-CL"/>
+              </w:rPr>
+              <w:t>10,0</w:t>
+            </w:r>
+          </w:p>
+        </w:tc>
+        <w:tc>
+          <w:tcPr>
+            <w:tcW w:w="5650" w:type="dxa"/>
+            <w:tcBorders>
+              <w:top w:val="nil"/>
+              <w:left w:val="nil"/>
+              <w:bottom w:val="single" w:sz="4" w:space="0" w:color="B7B7B7"/>
+              <w:right w:val="single" w:sz="4" w:space="0" w:color="B7B7B7"/>
+            </w:tcBorders>
+            <w:vAlign w:val="center"/>
+            <w:hideMark/>
+          </w:tcPr>
+          <w:p>
+            <w:pPr>
+              <w:jc w:val="center"/>
+              <w:rPr>
+                <w:rFonts w:ascii="Arial" w:hAnsi="Arial" w:cs="Arial"/>
+                <w:lang w:val="es-CL" w:eastAsia="es-CL"/>
+              </w:rPr>
+            </w:pPr>
+            <w:r>
+              <w:rPr>
+                <w:rFonts w:ascii="Arial" w:hAnsi="Arial" w:cs="Arial"/>
+                <w:lang w:val="es-CL" w:eastAsia="es-CL"/>
+              </w:rPr>
+              <w:t>Objetivo general y 4 específicos, claros y coherentes con la disciplina.</w:t>
+            </w:r>
+          </w:p>
+        </w:tc>
+      </w:tr>
+      <w:tr>
+        <w:trPr>
+          <w:trHeight w:val="1200"/>
+        </w:trPr>
+        <w:tc>
+          <w:tcPr>
+            <w:tcW w:w="414" w:type="dxa"/>
+            <w:tcBorders>
+              <w:top w:val="nil"/>
+              <w:left w:val="single" w:sz="4" w:space="0" w:color="B7B7B7"/>
+              <w:bottom w:val="single" w:sz="4" w:space="0" w:color="B7B7B7"/>
+              <w:right w:val="single" w:sz="4" w:space="0" w:color="B7B7B7"/>
+            </w:tcBorders>
+            <w:noWrap/>
+            <w:vAlign w:val="center"/>
+            <w:hideMark/>
+          </w:tcPr>
+          <w:p>
+            <w:pPr>
+              <w:jc w:val="center"/>
+              <w:rPr>
+                <w:rFonts w:ascii="Arial" w:hAnsi="Arial" w:cs="Arial"/>
+                <w:lang w:val="es-CL" w:eastAsia="es-CL"/>
+              </w:rPr>
+            </w:pPr>
+            <w:r>
+              <w:rPr>
+                <w:rFonts w:ascii="Arial" w:hAnsi="Arial" w:cs="Arial"/>
+                <w:lang w:val="es-CL" w:eastAsia="es-CL"/>
+              </w:rPr>
+              <w:t>6</w:t>
+            </w:r>
+          </w:p>
+        </w:tc>
+        <w:tc>
+          <w:tcPr>
+            <w:tcW w:w="3281" w:type="dxa"/>
+            <w:tcBorders>
+              <w:top w:val="nil"/>
+              <w:left w:val="nil"/>
+              <w:bottom w:val="single" w:sz="4" w:space="0" w:color="B7B7B7"/>
+              <w:right w:val="single" w:sz="4" w:space="0" w:color="B7B7B7"/>
+            </w:tcBorders>
+            <w:vAlign w:val="center"/>
+            <w:hideMark/>
+          </w:tcPr>
+          <w:p>
+            <w:pPr>
+              <w:jc w:val="center"/>
+              <w:rPr>
+                <w:rFonts w:ascii="Arial" w:hAnsi="Arial" w:cs="Arial"/>
+                <w:lang w:val="es-CL" w:eastAsia="es-CL"/>
+              </w:rPr>
+            </w:pPr>
+            <w:r>
+              <w:rPr>
+                <w:rFonts w:ascii="Arial" w:hAnsi="Arial" w:cs="Arial"/>
+                <w:lang w:val="es-CL" w:eastAsia="es-CL"/>
+              </w:rPr>
+              <w:t>Propone metodología</w:t>
+            </w:r>
+          </w:p>
+        </w:tc>
+        <w:tc>
+          <w:tcPr>
+            <w:tcW w:w="2232" w:type="dxa"/>
+            <w:tcBorders>
+              <w:top w:val="nil"/>
+              <w:left w:val="nil"/>
+              <w:bottom w:val="single" w:sz="4" w:space="0" w:color="B7B7B7"/>
+              <w:right w:val="single" w:sz="4" w:space="0" w:color="B7B7B7"/>
+            </w:tcBorders>
+            <w:noWrap/>
+            <w:vAlign w:val="center"/>
+            <w:hideMark/>
+          </w:tcPr>
+          <w:p>
+            <w:pPr>
+              <w:jc w:val="center"/>
+              <w:rPr>
+                <w:rFonts w:ascii="Arial" w:hAnsi="Arial" w:cs="Arial"/>
+                <w:lang w:val="es-CL" w:eastAsia="es-CL"/>
+              </w:rPr>
+            </w:pPr>
+            <w:r>
+              <w:rPr>
+                <w:rFonts w:ascii="Arial" w:hAnsi="Arial" w:cs="Arial"/>
+                <w:lang w:val="es-CL" w:eastAsia="es-CL"/>
+              </w:rPr>
+              <w:t>Completamente Logrado</w:t>
+            </w:r>
+          </w:p>
+        </w:tc>
+        <w:tc>
+          <w:tcPr>
+            <w:tcW w:w="829" w:type="dxa"/>
+            <w:tcBorders>
+              <w:top w:val="nil"/>
+              <w:left w:val="nil"/>
+              <w:bottom w:val="single" w:sz="4" w:space="0" w:color="B7B7B7"/>
+              <w:right w:val="single" w:sz="4" w:space="0" w:color="B7B7B7"/>
+            </w:tcBorders>
+            <w:noWrap/>
+            <w:vAlign w:val="center"/>
+            <w:hideMark/>
+          </w:tcPr>
+          <w:p>
+            <w:pPr>
+              <w:jc w:val="center"/>
+              <w:rPr>
+                <w:rFonts w:ascii="Arial" w:hAnsi="Arial" w:cs="Arial"/>
+                <w:lang w:val="es-CL" w:eastAsia="es-CL"/>
+              </w:rPr>
+            </w:pPr>
+            <w:r>
+              <w:rPr>
+                <w:rFonts w:ascii="Arial" w:hAnsi="Arial" w:cs="Arial"/>
+                <w:lang w:val="es-CL" w:eastAsia="es-CL"/>
+              </w:rPr>
+              <w:t>100%</w:t>
+            </w:r>
+          </w:p>
+        </w:tc>
+        <w:tc>
+          <w:tcPr>
+            <w:tcW w:w="1473" w:type="dxa"/>
+            <w:tcBorders>
+              <w:top w:val="nil"/>
+              <w:left w:val="nil"/>
+              <w:bottom w:val="single" w:sz="4" w:space="0" w:color="B7B7B7"/>
+              <w:right w:val="single" w:sz="4" w:space="0" w:color="B7B7B7"/>
+            </w:tcBorders>
+            <w:noWrap/>
+            <w:vAlign w:val="center"/>
+            <w:hideMark/>
+          </w:tcPr>
+          <w:p>
+            <w:pPr>
+              <w:jc w:val="center"/>
+              <w:rPr>
+                <w:rFonts w:ascii="Arial" w:hAnsi="Arial" w:cs="Arial"/>
+                <w:lang w:val="es-CL" w:eastAsia="es-CL"/>
+              </w:rPr>
+            </w:pPr>
+            <w:r>
+              <w:rPr>
+                <w:rFonts w:ascii="Arial" w:hAnsi="Arial" w:cs="Arial"/>
+                <w:lang w:val="es-CL" w:eastAsia="es-CL"/>
+              </w:rPr>
+              <w:t>10</w:t>
+            </w:r>
+          </w:p>
+        </w:tc>
+        <w:tc>
+          <w:tcPr>
+            <w:tcW w:w="1051" w:type="dxa"/>
+            <w:tcBorders>
+              <w:top w:val="nil"/>
+              <w:left w:val="nil"/>
+              <w:bottom w:val="single" w:sz="4" w:space="0" w:color="B7B7B7"/>
+              <w:right w:val="single" w:sz="4" w:space="0" w:color="B7B7B7"/>
+            </w:tcBorders>
+            <w:noWrap/>
+            <w:vAlign w:val="center"/>
+            <w:hideMark/>
+          </w:tcPr>
+          <w:p>
+            <w:pPr>
+              <w:jc w:val="center"/>
+              <w:rPr>
+                <w:rFonts w:ascii="Arial" w:hAnsi="Arial" w:cs="Arial"/>
+                <w:lang w:val="es-CL" w:eastAsia="es-CL"/>
+              </w:rPr>
+            </w:pPr>
+            <w:r>
+              <w:rPr>
+                <w:rFonts w:ascii="Arial" w:hAnsi="Arial" w:cs="Arial"/>
+                <w:lang w:val="es-CL" w:eastAsia="es-CL"/>
+              </w:rPr>
+              <w:t>10,0</w:t>
+            </w:r>
+          </w:p>
+        </w:tc>
+        <w:tc>
+          <w:tcPr>
+            <w:tcW w:w="5650" w:type="dxa"/>
+            <w:tcBorders>
+              <w:top w:val="nil"/>
+              <w:left w:val="nil"/>
+              <w:bottom w:val="single" w:sz="4" w:space="0" w:color="B7B7B7"/>
+              <w:right w:val="single" w:sz="4" w:space="0" w:color="B7B7B7"/>
+            </w:tcBorders>
+            <w:vAlign w:val="center"/>
+            <w:hideMark/>
+          </w:tcPr>
+          <w:p>
+            <w:pPr>
+              <w:jc w:val="center"/>
+              <w:rPr>
+                <w:rFonts w:ascii="Arial" w:hAnsi="Arial" w:cs="Arial"/>
+                <w:lang w:val="es-CL" w:eastAsia="es-CL"/>
+              </w:rPr>
+            </w:pPr>
+            <w:r>
+              <w:rPr>
+                <w:rFonts w:ascii="Arial" w:hAnsi="Arial" w:cs="Arial"/>
+                <w:lang w:val="es-CL" w:eastAsia="es-CL"/>
+              </w:rPr>
+              <w:t xml:space="preserve">Scrum adaptado, </w:t>
+            </w:r>
+            <w:proofErr w:type="spellStart"/>
+            <w:r>
+              <w:rPr>
+                <w:rFonts w:ascii="Arial" w:hAnsi="Arial" w:cs="Arial"/>
+                <w:lang w:val="es-CL" w:eastAsia="es-CL"/>
+              </w:rPr>
+              <w:t>sprints</w:t>
+            </w:r>
+            <w:proofErr w:type="spellEnd"/>
+            <w:r>
+              <w:rPr>
+                <w:rFonts w:ascii="Arial" w:hAnsi="Arial" w:cs="Arial"/>
+                <w:lang w:val="es-CL" w:eastAsia="es-CL"/>
+              </w:rPr>
+              <w:t xml:space="preserve"> definidos, control de versiones; pertinente y completa.</w:t>
+            </w:r>
+          </w:p>
+        </w:tc>
+      </w:tr>
+      <w:tr>
+        <w:trPr>
+          <w:trHeight w:val="1200"/>
+        </w:trPr>
+        <w:tc>
+          <w:tcPr>
+            <w:tcW w:w="414" w:type="dxa"/>
+            <w:tcBorders>
+              <w:top w:val="nil"/>
+              <w:left w:val="single" w:sz="4" w:space="0" w:color="B7B7B7"/>
+              <w:bottom w:val="single" w:sz="4" w:space="0" w:color="B7B7B7"/>
+              <w:right w:val="single" w:sz="4" w:space="0" w:color="B7B7B7"/>
+            </w:tcBorders>
+            <w:noWrap/>
+            <w:vAlign w:val="center"/>
+            <w:hideMark/>
+          </w:tcPr>
+          <w:p>
+            <w:pPr>
+              <w:jc w:val="center"/>
+              <w:rPr>
+                <w:rFonts w:ascii="Arial" w:hAnsi="Arial" w:cs="Arial"/>
+                <w:lang w:val="es-CL" w:eastAsia="es-CL"/>
+              </w:rPr>
+            </w:pPr>
+            <w:r>
+              <w:rPr>
+                <w:rFonts w:ascii="Arial" w:hAnsi="Arial" w:cs="Arial"/>
+                <w:lang w:val="es-CL" w:eastAsia="es-CL"/>
+              </w:rPr>
+              <w:lastRenderedPageBreak/>
+              <w:t>7</w:t>
+            </w:r>
+          </w:p>
+        </w:tc>
+        <w:tc>
+          <w:tcPr>
+            <w:tcW w:w="3281" w:type="dxa"/>
+            <w:tcBorders>
+              <w:top w:val="nil"/>
+              <w:left w:val="nil"/>
+              <w:bottom w:val="single" w:sz="4" w:space="0" w:color="B7B7B7"/>
+              <w:right w:val="single" w:sz="4" w:space="0" w:color="B7B7B7"/>
+            </w:tcBorders>
+            <w:vAlign w:val="center"/>
+            <w:hideMark/>
+          </w:tcPr>
+          <w:p>
+            <w:pPr>
+              <w:jc w:val="center"/>
+              <w:rPr>
+                <w:rFonts w:ascii="Arial" w:hAnsi="Arial" w:cs="Arial"/>
+                <w:lang w:val="es-CL" w:eastAsia="es-CL"/>
+              </w:rPr>
+            </w:pPr>
+            <w:r>
+              <w:rPr>
+                <w:rFonts w:ascii="Arial" w:hAnsi="Arial" w:cs="Arial"/>
+                <w:lang w:val="es-CL" w:eastAsia="es-CL"/>
+              </w:rPr>
+              <w:t>Plan de trabajo</w:t>
+            </w:r>
+          </w:p>
+        </w:tc>
+        <w:tc>
+          <w:tcPr>
+            <w:tcW w:w="2232" w:type="dxa"/>
+            <w:tcBorders>
+              <w:top w:val="nil"/>
+              <w:left w:val="nil"/>
+              <w:bottom w:val="single" w:sz="4" w:space="0" w:color="B7B7B7"/>
+              <w:right w:val="single" w:sz="4" w:space="0" w:color="B7B7B7"/>
+            </w:tcBorders>
+            <w:noWrap/>
+            <w:vAlign w:val="center"/>
+            <w:hideMark/>
+          </w:tcPr>
+          <w:p>
+            <w:pPr>
+              <w:jc w:val="center"/>
+              <w:rPr>
+                <w:rFonts w:ascii="Arial" w:hAnsi="Arial" w:cs="Arial"/>
+                <w:lang w:val="es-CL" w:eastAsia="es-CL"/>
+              </w:rPr>
+            </w:pPr>
+            <w:r>
+              <w:rPr>
+                <w:rFonts w:ascii="Arial" w:hAnsi="Arial" w:cs="Arial"/>
+                <w:lang w:val="es-CL" w:eastAsia="es-CL"/>
+              </w:rPr>
+              <w:t>Logrado</w:t>
+            </w:r>
+          </w:p>
+        </w:tc>
+        <w:tc>
+          <w:tcPr>
+            <w:tcW w:w="829" w:type="dxa"/>
+            <w:tcBorders>
+              <w:top w:val="nil"/>
+              <w:left w:val="nil"/>
+              <w:bottom w:val="single" w:sz="4" w:space="0" w:color="B7B7B7"/>
+              <w:right w:val="single" w:sz="4" w:space="0" w:color="B7B7B7"/>
+            </w:tcBorders>
+            <w:noWrap/>
+            <w:vAlign w:val="center"/>
+            <w:hideMark/>
+          </w:tcPr>
+          <w:p>
+            <w:pPr>
+              <w:jc w:val="center"/>
+              <w:rPr>
+                <w:rFonts w:ascii="Arial" w:hAnsi="Arial" w:cs="Arial"/>
+                <w:lang w:val="es-CL" w:eastAsia="es-CL"/>
+              </w:rPr>
+            </w:pPr>
+            <w:r>
+              <w:rPr>
+                <w:rFonts w:ascii="Arial" w:hAnsi="Arial" w:cs="Arial"/>
+                <w:lang w:val="es-CL" w:eastAsia="es-CL"/>
+              </w:rPr>
+              <w:t>60%</w:t>
+            </w:r>
+          </w:p>
+        </w:tc>
+        <w:tc>
+          <w:tcPr>
+            <w:tcW w:w="1473" w:type="dxa"/>
+            <w:tcBorders>
+              <w:top w:val="nil"/>
+              <w:left w:val="nil"/>
+              <w:bottom w:val="single" w:sz="4" w:space="0" w:color="B7B7B7"/>
+              <w:right w:val="single" w:sz="4" w:space="0" w:color="B7B7B7"/>
+            </w:tcBorders>
+            <w:noWrap/>
+            <w:vAlign w:val="center"/>
+            <w:hideMark/>
+          </w:tcPr>
+          <w:p>
+            <w:pPr>
+              <w:jc w:val="center"/>
+              <w:rPr>
+                <w:rFonts w:ascii="Arial" w:hAnsi="Arial" w:cs="Arial"/>
+                <w:lang w:val="es-CL" w:eastAsia="es-CL"/>
+              </w:rPr>
+            </w:pPr>
+            <w:r>
+              <w:rPr>
+                <w:rFonts w:ascii="Arial" w:hAnsi="Arial" w:cs="Arial"/>
+                <w:lang w:val="es-CL" w:eastAsia="es-CL"/>
+              </w:rPr>
+              <w:t>10</w:t>
+            </w:r>
+          </w:p>
+        </w:tc>
+        <w:tc>
+          <w:tcPr>
+            <w:tcW w:w="1051" w:type="dxa"/>
+            <w:tcBorders>
+              <w:top w:val="nil"/>
+              <w:left w:val="nil"/>
+              <w:bottom w:val="single" w:sz="4" w:space="0" w:color="B7B7B7"/>
+              <w:right w:val="single" w:sz="4" w:space="0" w:color="B7B7B7"/>
+            </w:tcBorders>
+            <w:noWrap/>
+            <w:vAlign w:val="center"/>
+            <w:hideMark/>
+          </w:tcPr>
+          <w:p>
+            <w:pPr>
+              <w:jc w:val="center"/>
+              <w:rPr>
+                <w:rFonts w:ascii="Arial" w:hAnsi="Arial" w:cs="Arial"/>
+                <w:lang w:val="es-CL" w:eastAsia="es-CL"/>
+              </w:rPr>
+            </w:pPr>
+            <w:r>
+              <w:rPr>
+                <w:rFonts w:ascii="Arial" w:hAnsi="Arial" w:cs="Arial"/>
+                <w:lang w:val="es-CL" w:eastAsia="es-CL"/>
+              </w:rPr>
+              <w:t>6,0</w:t>
+            </w:r>
+          </w:p>
+        </w:tc>
+        <w:tc>
+          <w:tcPr>
+            <w:tcW w:w="5650" w:type="dxa"/>
+            <w:tcBorders>
+              <w:top w:val="nil"/>
+              <w:left w:val="nil"/>
+              <w:bottom w:val="single" w:sz="4" w:space="0" w:color="B7B7B7"/>
+              <w:right w:val="single" w:sz="4" w:space="0" w:color="B7B7B7"/>
+            </w:tcBorders>
+            <w:vAlign w:val="center"/>
+            <w:hideMark/>
+          </w:tcPr>
+          <w:p>
+            <w:pPr>
+              <w:jc w:val="center"/>
+              <w:rPr>
+                <w:rFonts w:ascii="Arial" w:hAnsi="Arial" w:cs="Arial"/>
+                <w:lang w:val="es-CL" w:eastAsia="es-CL"/>
+              </w:rPr>
+            </w:pPr>
+            <w:r>
+              <w:rPr>
+                <w:rFonts w:ascii="Arial" w:hAnsi="Arial" w:cs="Arial"/>
+                <w:lang w:val="es-CL" w:eastAsia="es-CL"/>
+              </w:rPr>
+              <w:t xml:space="preserve">Hitos mensuales cubren la mayoría de </w:t>
+            </w:r>
+            <w:proofErr w:type="gramStart"/>
+            <w:r>
+              <w:rPr>
+                <w:rFonts w:ascii="Arial" w:hAnsi="Arial" w:cs="Arial"/>
+                <w:lang w:val="es-CL" w:eastAsia="es-CL"/>
+              </w:rPr>
+              <w:t>actividades</w:t>
+            </w:r>
+            <w:proofErr w:type="gramEnd"/>
+            <w:r>
+              <w:rPr>
+                <w:rFonts w:ascii="Arial" w:hAnsi="Arial" w:cs="Arial"/>
+                <w:lang w:val="es-CL" w:eastAsia="es-CL"/>
+              </w:rPr>
+              <w:t>, pero no se detallan explícitamente recursos, facilitadores u obstaculizadores dentro del plan mismo.</w:t>
+            </w:r>
+          </w:p>
+        </w:tc>
+      </w:tr>
+      <w:tr>
+        <w:trPr>
+          <w:trHeight w:val="1200"/>
+        </w:trPr>
+        <w:tc>
+          <w:tcPr>
+            <w:tcW w:w="414" w:type="dxa"/>
+            <w:tcBorders>
+              <w:top w:val="nil"/>
+              <w:left w:val="single" w:sz="4" w:space="0" w:color="B7B7B7"/>
+              <w:bottom w:val="single" w:sz="4" w:space="0" w:color="B7B7B7"/>
+              <w:right w:val="single" w:sz="4" w:space="0" w:color="B7B7B7"/>
+            </w:tcBorders>
+            <w:noWrap/>
+            <w:vAlign w:val="center"/>
+            <w:hideMark/>
+          </w:tcPr>
+          <w:p>
+            <w:pPr>
+              <w:jc w:val="center"/>
+              <w:rPr>
+                <w:rFonts w:ascii="Arial" w:hAnsi="Arial" w:cs="Arial"/>
+                <w:lang w:val="es-CL" w:eastAsia="es-CL"/>
+              </w:rPr>
+            </w:pPr>
+            <w:r>
+              <w:rPr>
+                <w:rFonts w:ascii="Arial" w:hAnsi="Arial" w:cs="Arial"/>
+                <w:lang w:val="es-CL" w:eastAsia="es-CL"/>
+              </w:rPr>
+              <w:t>8</w:t>
+            </w:r>
+          </w:p>
+        </w:tc>
+        <w:tc>
+          <w:tcPr>
+            <w:tcW w:w="3281" w:type="dxa"/>
+            <w:tcBorders>
+              <w:top w:val="nil"/>
+              <w:left w:val="nil"/>
+              <w:bottom w:val="single" w:sz="4" w:space="0" w:color="B7B7B7"/>
+              <w:right w:val="single" w:sz="4" w:space="0" w:color="B7B7B7"/>
+            </w:tcBorders>
+            <w:vAlign w:val="center"/>
+            <w:hideMark/>
+          </w:tcPr>
+          <w:p>
+            <w:pPr>
+              <w:jc w:val="center"/>
+              <w:rPr>
+                <w:rFonts w:ascii="Arial" w:hAnsi="Arial" w:cs="Arial"/>
+                <w:lang w:val="es-CL" w:eastAsia="es-CL"/>
+              </w:rPr>
+            </w:pPr>
+            <w:r>
+              <w:rPr>
+                <w:rFonts w:ascii="Arial" w:hAnsi="Arial" w:cs="Arial"/>
+                <w:lang w:val="es-CL" w:eastAsia="es-CL"/>
+              </w:rPr>
+              <w:t>Determina evidencias</w:t>
+            </w:r>
+          </w:p>
+        </w:tc>
+        <w:tc>
+          <w:tcPr>
+            <w:tcW w:w="2232" w:type="dxa"/>
+            <w:tcBorders>
+              <w:top w:val="nil"/>
+              <w:left w:val="nil"/>
+              <w:bottom w:val="single" w:sz="4" w:space="0" w:color="B7B7B7"/>
+              <w:right w:val="single" w:sz="4" w:space="0" w:color="B7B7B7"/>
+            </w:tcBorders>
+            <w:noWrap/>
+            <w:vAlign w:val="center"/>
+            <w:hideMark/>
+          </w:tcPr>
+          <w:p>
+            <w:pPr>
+              <w:jc w:val="center"/>
+              <w:rPr>
+                <w:rFonts w:ascii="Arial" w:hAnsi="Arial" w:cs="Arial"/>
+                <w:lang w:val="es-CL" w:eastAsia="es-CL"/>
+              </w:rPr>
+            </w:pPr>
+            <w:r>
+              <w:rPr>
+                <w:rFonts w:ascii="Arial" w:hAnsi="Arial" w:cs="Arial"/>
+                <w:lang w:val="es-CL" w:eastAsia="es-CL"/>
+              </w:rPr>
+              <w:t>Logrado</w:t>
+            </w:r>
+          </w:p>
+        </w:tc>
+        <w:tc>
+          <w:tcPr>
+            <w:tcW w:w="829" w:type="dxa"/>
+            <w:tcBorders>
+              <w:top w:val="nil"/>
+              <w:left w:val="nil"/>
+              <w:bottom w:val="single" w:sz="4" w:space="0" w:color="B7B7B7"/>
+              <w:right w:val="single" w:sz="4" w:space="0" w:color="B7B7B7"/>
+            </w:tcBorders>
+            <w:noWrap/>
+            <w:vAlign w:val="center"/>
+            <w:hideMark/>
+          </w:tcPr>
+          <w:p>
+            <w:pPr>
+              <w:jc w:val="center"/>
+              <w:rPr>
+                <w:rFonts w:ascii="Arial" w:hAnsi="Arial" w:cs="Arial"/>
+                <w:lang w:val="es-CL" w:eastAsia="es-CL"/>
+              </w:rPr>
+            </w:pPr>
+            <w:r>
+              <w:rPr>
+                <w:rFonts w:ascii="Arial" w:hAnsi="Arial" w:cs="Arial"/>
+                <w:lang w:val="es-CL" w:eastAsia="es-CL"/>
+              </w:rPr>
+              <w:t>60%</w:t>
+            </w:r>
+          </w:p>
+        </w:tc>
+        <w:tc>
+          <w:tcPr>
+            <w:tcW w:w="1473" w:type="dxa"/>
+            <w:tcBorders>
+              <w:top w:val="nil"/>
+              <w:left w:val="nil"/>
+              <w:bottom w:val="single" w:sz="4" w:space="0" w:color="B7B7B7"/>
+              <w:right w:val="single" w:sz="4" w:space="0" w:color="B7B7B7"/>
+            </w:tcBorders>
+            <w:noWrap/>
+            <w:vAlign w:val="center"/>
+            <w:hideMark/>
+          </w:tcPr>
+          <w:p>
+            <w:pPr>
+              <w:jc w:val="center"/>
+              <w:rPr>
+                <w:rFonts w:ascii="Arial" w:hAnsi="Arial" w:cs="Arial"/>
+                <w:lang w:val="es-CL" w:eastAsia="es-CL"/>
+              </w:rPr>
+            </w:pPr>
+            <w:r>
+              <w:rPr>
+                <w:rFonts w:ascii="Arial" w:hAnsi="Arial" w:cs="Arial"/>
+                <w:lang w:val="es-CL" w:eastAsia="es-CL"/>
+              </w:rPr>
+              <w:t>10</w:t>
+            </w:r>
+          </w:p>
+        </w:tc>
+        <w:tc>
+          <w:tcPr>
+            <w:tcW w:w="1051" w:type="dxa"/>
+            <w:tcBorders>
+              <w:top w:val="nil"/>
+              <w:left w:val="nil"/>
+              <w:bottom w:val="single" w:sz="4" w:space="0" w:color="B7B7B7"/>
+              <w:right w:val="single" w:sz="4" w:space="0" w:color="B7B7B7"/>
+            </w:tcBorders>
+            <w:noWrap/>
+            <w:vAlign w:val="center"/>
+            <w:hideMark/>
+          </w:tcPr>
+          <w:p>
+            <w:pPr>
+              <w:jc w:val="center"/>
+              <w:rPr>
+                <w:rFonts w:ascii="Arial" w:hAnsi="Arial" w:cs="Arial"/>
+                <w:lang w:val="es-CL" w:eastAsia="es-CL"/>
+              </w:rPr>
+            </w:pPr>
+            <w:r>
+              <w:rPr>
+                <w:rFonts w:ascii="Arial" w:hAnsi="Arial" w:cs="Arial"/>
+                <w:lang w:val="es-CL" w:eastAsia="es-CL"/>
+              </w:rPr>
+              <w:t>6,0</w:t>
+            </w:r>
+          </w:p>
+        </w:tc>
+        <w:tc>
+          <w:tcPr>
+            <w:tcW w:w="5650" w:type="dxa"/>
+            <w:tcBorders>
+              <w:top w:val="nil"/>
+              <w:left w:val="nil"/>
+              <w:bottom w:val="single" w:sz="4" w:space="0" w:color="B7B7B7"/>
+              <w:right w:val="single" w:sz="4" w:space="0" w:color="B7B7B7"/>
+            </w:tcBorders>
+            <w:vAlign w:val="center"/>
+            <w:hideMark/>
+          </w:tcPr>
+          <w:p>
+            <w:pPr>
+              <w:jc w:val="center"/>
+              <w:rPr>
+                <w:rFonts w:ascii="Arial" w:hAnsi="Arial" w:cs="Arial"/>
+                <w:lang w:val="es-CL" w:eastAsia="es-CL"/>
+              </w:rPr>
+            </w:pPr>
+            <w:r>
+              <w:rPr>
+                <w:rFonts w:ascii="Arial" w:hAnsi="Arial" w:cs="Arial"/>
+                <w:lang w:val="es-CL" w:eastAsia="es-CL"/>
+              </w:rPr>
+              <w:t>Se listan 4 evidencias razonables, pero la justificación de por qué cada una demuestra el logro es breve/implícita.</w:t>
+            </w:r>
+          </w:p>
+        </w:tc>
+      </w:tr>
+      <w:tr>
+        <w:trPr>
+          <w:trHeight w:val="1200"/>
+        </w:trPr>
+        <w:tc>
+          <w:tcPr>
+            <w:tcW w:w="414" w:type="dxa"/>
+            <w:tcBorders>
+              <w:top w:val="nil"/>
+              <w:left w:val="single" w:sz="4" w:space="0" w:color="B7B7B7"/>
+              <w:bottom w:val="single" w:sz="4" w:space="0" w:color="B7B7B7"/>
+              <w:right w:val="single" w:sz="4" w:space="0" w:color="B7B7B7"/>
+            </w:tcBorders>
+            <w:noWrap/>
+            <w:vAlign w:val="center"/>
+            <w:hideMark/>
+          </w:tcPr>
+          <w:p>
+            <w:pPr>
+              <w:jc w:val="center"/>
+              <w:rPr>
+                <w:rFonts w:ascii="Arial" w:hAnsi="Arial" w:cs="Arial"/>
+                <w:lang w:val="es-CL" w:eastAsia="es-CL"/>
+              </w:rPr>
+            </w:pPr>
+            <w:r>
+              <w:rPr>
+                <w:rFonts w:ascii="Arial" w:hAnsi="Arial" w:cs="Arial"/>
+                <w:lang w:val="es-CL" w:eastAsia="es-CL"/>
+              </w:rPr>
+              <w:t>9</w:t>
+            </w:r>
+          </w:p>
+        </w:tc>
+        <w:tc>
+          <w:tcPr>
+            <w:tcW w:w="3281" w:type="dxa"/>
+            <w:tcBorders>
+              <w:top w:val="nil"/>
+              <w:left w:val="nil"/>
+              <w:bottom w:val="single" w:sz="4" w:space="0" w:color="B7B7B7"/>
+              <w:right w:val="single" w:sz="4" w:space="0" w:color="B7B7B7"/>
+            </w:tcBorders>
+            <w:vAlign w:val="center"/>
+            <w:hideMark/>
+          </w:tcPr>
+          <w:p>
+            <w:pPr>
+              <w:jc w:val="center"/>
+              <w:rPr>
+                <w:rFonts w:ascii="Arial" w:hAnsi="Arial" w:cs="Arial"/>
+                <w:lang w:val="es-CL" w:eastAsia="es-CL"/>
+              </w:rPr>
+            </w:pPr>
+            <w:r>
+              <w:rPr>
+                <w:rFonts w:ascii="Arial" w:hAnsi="Arial" w:cs="Arial"/>
+                <w:lang w:val="es-CL" w:eastAsia="es-CL"/>
+              </w:rPr>
+              <w:t>Ortografía, redacción y citas</w:t>
+            </w:r>
+          </w:p>
+        </w:tc>
+        <w:tc>
+          <w:tcPr>
+            <w:tcW w:w="2232" w:type="dxa"/>
+            <w:tcBorders>
+              <w:top w:val="nil"/>
+              <w:left w:val="nil"/>
+              <w:bottom w:val="single" w:sz="4" w:space="0" w:color="B7B7B7"/>
+              <w:right w:val="single" w:sz="4" w:space="0" w:color="B7B7B7"/>
+            </w:tcBorders>
+            <w:noWrap/>
+            <w:vAlign w:val="center"/>
+            <w:hideMark/>
+          </w:tcPr>
+          <w:p>
+            <w:pPr>
+              <w:jc w:val="center"/>
+              <w:rPr>
+                <w:rFonts w:ascii="Arial" w:hAnsi="Arial" w:cs="Arial"/>
+                <w:lang w:val="es-CL" w:eastAsia="es-CL"/>
+              </w:rPr>
+            </w:pPr>
+            <w:r>
+              <w:rPr>
+                <w:rFonts w:ascii="Arial" w:hAnsi="Arial" w:cs="Arial"/>
+                <w:lang w:val="es-CL" w:eastAsia="es-CL"/>
+              </w:rPr>
+              <w:t>Logrado</w:t>
+            </w:r>
+          </w:p>
+        </w:tc>
+        <w:tc>
+          <w:tcPr>
+            <w:tcW w:w="829" w:type="dxa"/>
+            <w:tcBorders>
+              <w:top w:val="nil"/>
+              <w:left w:val="nil"/>
+              <w:bottom w:val="single" w:sz="4" w:space="0" w:color="B7B7B7"/>
+              <w:right w:val="single" w:sz="4" w:space="0" w:color="B7B7B7"/>
+            </w:tcBorders>
+            <w:noWrap/>
+            <w:vAlign w:val="center"/>
+            <w:hideMark/>
+          </w:tcPr>
+          <w:p>
+            <w:pPr>
+              <w:jc w:val="center"/>
+              <w:rPr>
+                <w:rFonts w:ascii="Arial" w:hAnsi="Arial" w:cs="Arial"/>
+                <w:lang w:val="es-CL" w:eastAsia="es-CL"/>
+              </w:rPr>
+            </w:pPr>
+            <w:r>
+              <w:rPr>
+                <w:rFonts w:ascii="Arial" w:hAnsi="Arial" w:cs="Arial"/>
+                <w:lang w:val="es-CL" w:eastAsia="es-CL"/>
+              </w:rPr>
+              <w:t>60%</w:t>
+            </w:r>
+          </w:p>
+        </w:tc>
+        <w:tc>
+          <w:tcPr>
+            <w:tcW w:w="1473" w:type="dxa"/>
+            <w:tcBorders>
+              <w:top w:val="nil"/>
+              <w:left w:val="nil"/>
+              <w:bottom w:val="single" w:sz="4" w:space="0" w:color="B7B7B7"/>
+              <w:right w:val="single" w:sz="4" w:space="0" w:color="B7B7B7"/>
+            </w:tcBorders>
+            <w:noWrap/>
+            <w:vAlign w:val="center"/>
+            <w:hideMark/>
+          </w:tcPr>
+          <w:p>
+            <w:pPr>
+              <w:jc w:val="center"/>
+              <w:rPr>
+                <w:rFonts w:ascii="Arial" w:hAnsi="Arial" w:cs="Arial"/>
+                <w:lang w:val="es-CL" w:eastAsia="es-CL"/>
+              </w:rPr>
+            </w:pPr>
+            <w:r>
+              <w:rPr>
+                <w:rFonts w:ascii="Arial" w:hAnsi="Arial" w:cs="Arial"/>
+                <w:lang w:val="es-CL" w:eastAsia="es-CL"/>
+              </w:rPr>
+              <w:t>5</w:t>
+            </w:r>
+          </w:p>
+        </w:tc>
+        <w:tc>
+          <w:tcPr>
+            <w:tcW w:w="1051" w:type="dxa"/>
+            <w:tcBorders>
+              <w:top w:val="nil"/>
+              <w:left w:val="nil"/>
+              <w:bottom w:val="single" w:sz="4" w:space="0" w:color="B7B7B7"/>
+              <w:right w:val="single" w:sz="4" w:space="0" w:color="B7B7B7"/>
+            </w:tcBorders>
+            <w:noWrap/>
+            <w:vAlign w:val="center"/>
+            <w:hideMark/>
+          </w:tcPr>
+          <w:p>
+            <w:pPr>
+              <w:jc w:val="center"/>
+              <w:rPr>
+                <w:rFonts w:ascii="Arial" w:hAnsi="Arial" w:cs="Arial"/>
+                <w:lang w:val="es-CL" w:eastAsia="es-CL"/>
+              </w:rPr>
+            </w:pPr>
+            <w:r>
+              <w:rPr>
+                <w:rFonts w:ascii="Arial" w:hAnsi="Arial" w:cs="Arial"/>
+                <w:lang w:val="es-CL" w:eastAsia="es-CL"/>
+              </w:rPr>
+              <w:t>3,0</w:t>
+            </w:r>
+          </w:p>
+        </w:tc>
+        <w:tc>
+          <w:tcPr>
+            <w:tcW w:w="5650" w:type="dxa"/>
+            <w:tcBorders>
+              <w:top w:val="nil"/>
+              <w:left w:val="nil"/>
+              <w:bottom w:val="single" w:sz="4" w:space="0" w:color="B7B7B7"/>
+              <w:right w:val="single" w:sz="4" w:space="0" w:color="B7B7B7"/>
+            </w:tcBorders>
+            <w:vAlign w:val="center"/>
+            <w:hideMark/>
+          </w:tcPr>
+          <w:p>
+            <w:pPr>
+              <w:jc w:val="center"/>
+              <w:rPr>
+                <w:rFonts w:ascii="Arial" w:hAnsi="Arial" w:cs="Arial"/>
+                <w:lang w:val="es-CL" w:eastAsia="es-CL"/>
+              </w:rPr>
+            </w:pPr>
+            <w:r>
+              <w:rPr>
+                <w:rFonts w:ascii="Arial" w:hAnsi="Arial" w:cs="Arial"/>
+                <w:lang w:val="es-CL" w:eastAsia="es-CL"/>
+              </w:rPr>
+              <w:t>Redacción y ortografía correctas, pero se menciona documentación del MINSAL sin incluir citas o referencias formales.</w:t>
+            </w:r>
+          </w:p>
+        </w:tc>
+      </w:tr>
+      <w:tr>
+        <w:trPr>
+          <w:trHeight w:val="1200"/>
+        </w:trPr>
+        <w:tc>
+          <w:tcPr>
+            <w:tcW w:w="414" w:type="dxa"/>
+            <w:tcBorders>
+              <w:top w:val="nil"/>
+              <w:left w:val="single" w:sz="4" w:space="0" w:color="B7B7B7"/>
+              <w:bottom w:val="single" w:sz="4" w:space="0" w:color="B7B7B7"/>
+              <w:right w:val="single" w:sz="4" w:space="0" w:color="B7B7B7"/>
+            </w:tcBorders>
+            <w:noWrap/>
+            <w:vAlign w:val="center"/>
+            <w:hideMark/>
+          </w:tcPr>
+          <w:p>
+            <w:pPr>
+              <w:jc w:val="center"/>
+              <w:rPr>
+                <w:rFonts w:ascii="Arial" w:hAnsi="Arial" w:cs="Arial"/>
+                <w:lang w:val="es-CL" w:eastAsia="es-CL"/>
+              </w:rPr>
+            </w:pPr>
+            <w:r>
+              <w:rPr>
+                <w:rFonts w:ascii="Arial" w:hAnsi="Arial" w:cs="Arial"/>
+                <w:lang w:val="es-CL" w:eastAsia="es-CL"/>
+              </w:rPr>
+              <w:t>10</w:t>
+            </w:r>
+          </w:p>
+        </w:tc>
+        <w:tc>
+          <w:tcPr>
+            <w:tcW w:w="3281" w:type="dxa"/>
+            <w:tcBorders>
+              <w:top w:val="nil"/>
+              <w:left w:val="nil"/>
+              <w:bottom w:val="single" w:sz="4" w:space="0" w:color="B7B7B7"/>
+              <w:right w:val="single" w:sz="4" w:space="0" w:color="B7B7B7"/>
+            </w:tcBorders>
+            <w:vAlign w:val="center"/>
+            <w:hideMark/>
+          </w:tcPr>
+          <w:p>
+            <w:pPr>
+              <w:jc w:val="center"/>
+              <w:rPr>
+                <w:rFonts w:ascii="Arial" w:hAnsi="Arial" w:cs="Arial"/>
+                <w:lang w:val="es-CL" w:eastAsia="es-CL"/>
+              </w:rPr>
+            </w:pPr>
+            <w:r>
+              <w:rPr>
+                <w:rFonts w:ascii="Arial" w:hAnsi="Arial" w:cs="Arial"/>
+                <w:lang w:val="es-CL" w:eastAsia="es-CL"/>
+              </w:rPr>
+              <w:t>Formato del informe</w:t>
+            </w:r>
+          </w:p>
+        </w:tc>
+        <w:tc>
+          <w:tcPr>
+            <w:tcW w:w="2232" w:type="dxa"/>
+            <w:tcBorders>
+              <w:top w:val="nil"/>
+              <w:left w:val="nil"/>
+              <w:bottom w:val="single" w:sz="4" w:space="0" w:color="B7B7B7"/>
+              <w:right w:val="single" w:sz="4" w:space="0" w:color="B7B7B7"/>
+            </w:tcBorders>
+            <w:noWrap/>
+            <w:vAlign w:val="center"/>
+            <w:hideMark/>
+          </w:tcPr>
+          <w:p>
+            <w:pPr>
+              <w:jc w:val="center"/>
+              <w:rPr>
+                <w:rFonts w:ascii="Arial" w:hAnsi="Arial" w:cs="Arial"/>
+                <w:lang w:val="es-CL" w:eastAsia="es-CL"/>
+              </w:rPr>
+            </w:pPr>
+            <w:r>
+              <w:rPr>
+                <w:rFonts w:ascii="Arial" w:hAnsi="Arial" w:cs="Arial"/>
+                <w:lang w:val="es-CL" w:eastAsia="es-CL"/>
+              </w:rPr>
+              <w:t>Logrado</w:t>
+            </w:r>
+          </w:p>
+        </w:tc>
+        <w:tc>
+          <w:tcPr>
+            <w:tcW w:w="829" w:type="dxa"/>
+            <w:tcBorders>
+              <w:top w:val="nil"/>
+              <w:left w:val="nil"/>
+              <w:bottom w:val="single" w:sz="4" w:space="0" w:color="B7B7B7"/>
+              <w:right w:val="single" w:sz="4" w:space="0" w:color="B7B7B7"/>
+            </w:tcBorders>
+            <w:noWrap/>
+            <w:vAlign w:val="center"/>
+            <w:hideMark/>
+          </w:tcPr>
+          <w:p>
+            <w:pPr>
+              <w:jc w:val="center"/>
+              <w:rPr>
+                <w:rFonts w:ascii="Arial" w:hAnsi="Arial" w:cs="Arial"/>
+                <w:lang w:val="es-CL" w:eastAsia="es-CL"/>
+              </w:rPr>
+            </w:pPr>
+            <w:r>
+              <w:rPr>
+                <w:rFonts w:ascii="Arial" w:hAnsi="Arial" w:cs="Arial"/>
+                <w:lang w:val="es-CL" w:eastAsia="es-CL"/>
+              </w:rPr>
+              <w:t>60%</w:t>
+            </w:r>
+          </w:p>
+        </w:tc>
+        <w:tc>
+          <w:tcPr>
+            <w:tcW w:w="1473" w:type="dxa"/>
+            <w:tcBorders>
+              <w:top w:val="nil"/>
+              <w:left w:val="nil"/>
+              <w:bottom w:val="single" w:sz="4" w:space="0" w:color="B7B7B7"/>
+              <w:right w:val="single" w:sz="4" w:space="0" w:color="B7B7B7"/>
+            </w:tcBorders>
+            <w:noWrap/>
+            <w:vAlign w:val="center"/>
+            <w:hideMark/>
+          </w:tcPr>
+          <w:p>
+            <w:pPr>
+              <w:jc w:val="center"/>
+              <w:rPr>
+                <w:rFonts w:ascii="Arial" w:hAnsi="Arial" w:cs="Arial"/>
+                <w:lang w:val="es-CL" w:eastAsia="es-CL"/>
+              </w:rPr>
+            </w:pPr>
+            <w:r>
+              <w:rPr>
+                <w:rFonts w:ascii="Arial" w:hAnsi="Arial" w:cs="Arial"/>
+                <w:lang w:val="es-CL" w:eastAsia="es-CL"/>
+              </w:rPr>
+              <w:t>5</w:t>
+            </w:r>
+          </w:p>
+        </w:tc>
+        <w:tc>
+          <w:tcPr>
+            <w:tcW w:w="1051" w:type="dxa"/>
+            <w:tcBorders>
+              <w:top w:val="nil"/>
+              <w:left w:val="nil"/>
+              <w:bottom w:val="single" w:sz="4" w:space="0" w:color="B7B7B7"/>
+              <w:right w:val="single" w:sz="4" w:space="0" w:color="B7B7B7"/>
+            </w:tcBorders>
+            <w:noWrap/>
+            <w:vAlign w:val="center"/>
+            <w:hideMark/>
+          </w:tcPr>
+          <w:p>
+            <w:pPr>
+              <w:jc w:val="center"/>
+              <w:rPr>
+                <w:rFonts w:ascii="Arial" w:hAnsi="Arial" w:cs="Arial"/>
+                <w:lang w:val="es-CL" w:eastAsia="es-CL"/>
+              </w:rPr>
+            </w:pPr>
+            <w:r>
+              <w:rPr>
+                <w:rFonts w:ascii="Arial" w:hAnsi="Arial" w:cs="Arial"/>
+                <w:lang w:val="es-CL" w:eastAsia="es-CL"/>
+              </w:rPr>
+              <w:t>3,0</w:t>
+            </w:r>
+          </w:p>
+        </w:tc>
+        <w:tc>
+          <w:tcPr>
+            <w:tcW w:w="5650" w:type="dxa"/>
+            <w:tcBorders>
+              <w:top w:val="nil"/>
+              <w:left w:val="nil"/>
+              <w:bottom w:val="single" w:sz="4" w:space="0" w:color="B7B7B7"/>
+              <w:right w:val="single" w:sz="4" w:space="0" w:color="B7B7B7"/>
+            </w:tcBorders>
+            <w:vAlign w:val="center"/>
+            <w:hideMark/>
+          </w:tcPr>
+          <w:p>
+            <w:pPr>
+              <w:jc w:val="center"/>
+              <w:rPr>
+                <w:rFonts w:ascii="Arial" w:hAnsi="Arial" w:cs="Arial"/>
+                <w:lang w:val="es-CL" w:eastAsia="es-CL"/>
+              </w:rPr>
+            </w:pPr>
+            <w:r>
+              <w:rPr>
+                <w:rFonts w:ascii="Arial" w:hAnsi="Arial" w:cs="Arial"/>
+                <w:lang w:val="es-CL" w:eastAsia="es-CL"/>
+              </w:rPr>
+              <w:t>Estructura general presente, pero faltan elementos típicos de formato institucional (portada, índice, referencias).</w:t>
+            </w:r>
+          </w:p>
+        </w:tc>
+      </w:tr>
+      <w:tr>
+        <w:trPr>
+          <w:trHeight w:val="1200"/>
+        </w:trPr>
+        <w:tc>
+          <w:tcPr>
+            <w:tcW w:w="414" w:type="dxa"/>
+            <w:tcBorders>
+              <w:top w:val="nil"/>
+              <w:left w:val="single" w:sz="4" w:space="0" w:color="B7B7B7"/>
+              <w:bottom w:val="single" w:sz="4" w:space="0" w:color="B7B7B7"/>
+              <w:right w:val="single" w:sz="4" w:space="0" w:color="B7B7B7"/>
+            </w:tcBorders>
+            <w:noWrap/>
+            <w:vAlign w:val="center"/>
+            <w:hideMark/>
+          </w:tcPr>
+          <w:p>
+            <w:pPr>
+              <w:jc w:val="center"/>
+              <w:rPr>
+                <w:rFonts w:ascii="Arial" w:hAnsi="Arial" w:cs="Arial"/>
+                <w:lang w:val="es-CL" w:eastAsia="es-CL"/>
+              </w:rPr>
+            </w:pPr>
+            <w:r>
+              <w:rPr>
+                <w:rFonts w:ascii="Arial" w:hAnsi="Arial" w:cs="Arial"/>
+                <w:lang w:val="es-CL" w:eastAsia="es-CL"/>
+              </w:rPr>
+              <w:t>11</w:t>
+            </w:r>
+          </w:p>
+        </w:tc>
+        <w:tc>
+          <w:tcPr>
+            <w:tcW w:w="3281" w:type="dxa"/>
+            <w:tcBorders>
+              <w:top w:val="nil"/>
+              <w:left w:val="nil"/>
+              <w:bottom w:val="single" w:sz="4" w:space="0" w:color="B7B7B7"/>
+              <w:right w:val="single" w:sz="4" w:space="0" w:color="B7B7B7"/>
+            </w:tcBorders>
+            <w:vAlign w:val="center"/>
+            <w:hideMark/>
+          </w:tcPr>
+          <w:p>
+            <w:pPr>
+              <w:jc w:val="center"/>
+              <w:rPr>
+                <w:rFonts w:ascii="Arial" w:hAnsi="Arial" w:cs="Arial"/>
+                <w:lang w:val="es-CL" w:eastAsia="es-CL"/>
+              </w:rPr>
+            </w:pPr>
+            <w:r>
+              <w:rPr>
+                <w:rFonts w:ascii="Arial" w:hAnsi="Arial" w:cs="Arial"/>
+                <w:lang w:val="es-CL" w:eastAsia="es-CL"/>
+              </w:rPr>
+              <w:t>Indicadores de calidad del diseño</w:t>
+            </w:r>
+          </w:p>
+        </w:tc>
+        <w:tc>
+          <w:tcPr>
+            <w:tcW w:w="2232" w:type="dxa"/>
+            <w:tcBorders>
+              <w:top w:val="nil"/>
+              <w:left w:val="nil"/>
+              <w:bottom w:val="single" w:sz="4" w:space="0" w:color="B7B7B7"/>
+              <w:right w:val="single" w:sz="4" w:space="0" w:color="B7B7B7"/>
+            </w:tcBorders>
+            <w:noWrap/>
+            <w:vAlign w:val="center"/>
+            <w:hideMark/>
+          </w:tcPr>
+          <w:p>
+            <w:pPr>
+              <w:jc w:val="center"/>
+              <w:rPr>
+                <w:rFonts w:ascii="Arial" w:hAnsi="Arial" w:cs="Arial"/>
+                <w:lang w:val="es-CL" w:eastAsia="es-CL"/>
+              </w:rPr>
+            </w:pPr>
+            <w:r>
+              <w:rPr>
+                <w:rFonts w:ascii="Arial" w:hAnsi="Arial" w:cs="Arial"/>
+                <w:lang w:val="es-CL" w:eastAsia="es-CL"/>
+              </w:rPr>
+              <w:t>Logrado</w:t>
+            </w:r>
+          </w:p>
+        </w:tc>
+        <w:tc>
+          <w:tcPr>
+            <w:tcW w:w="829" w:type="dxa"/>
+            <w:tcBorders>
+              <w:top w:val="nil"/>
+              <w:left w:val="nil"/>
+              <w:bottom w:val="single" w:sz="4" w:space="0" w:color="B7B7B7"/>
+              <w:right w:val="single" w:sz="4" w:space="0" w:color="B7B7B7"/>
+            </w:tcBorders>
+            <w:noWrap/>
+            <w:vAlign w:val="center"/>
+            <w:hideMark/>
+          </w:tcPr>
+          <w:p>
+            <w:pPr>
+              <w:jc w:val="center"/>
+              <w:rPr>
+                <w:rFonts w:ascii="Arial" w:hAnsi="Arial" w:cs="Arial"/>
+                <w:lang w:val="es-CL" w:eastAsia="es-CL"/>
+              </w:rPr>
+            </w:pPr>
+            <w:r>
+              <w:rPr>
+                <w:rFonts w:ascii="Arial" w:hAnsi="Arial" w:cs="Arial"/>
+                <w:lang w:val="es-CL" w:eastAsia="es-CL"/>
+              </w:rPr>
+              <w:t>60%</w:t>
+            </w:r>
+          </w:p>
+        </w:tc>
+        <w:tc>
+          <w:tcPr>
+            <w:tcW w:w="1473" w:type="dxa"/>
+            <w:tcBorders>
+              <w:top w:val="nil"/>
+              <w:left w:val="nil"/>
+              <w:bottom w:val="single" w:sz="4" w:space="0" w:color="B7B7B7"/>
+              <w:right w:val="single" w:sz="4" w:space="0" w:color="B7B7B7"/>
+            </w:tcBorders>
+            <w:noWrap/>
+            <w:vAlign w:val="center"/>
+            <w:hideMark/>
+          </w:tcPr>
+          <w:p>
+            <w:pPr>
+              <w:jc w:val="center"/>
+              <w:rPr>
+                <w:rFonts w:ascii="Arial" w:hAnsi="Arial" w:cs="Arial"/>
+                <w:lang w:val="es-CL" w:eastAsia="es-CL"/>
+              </w:rPr>
+            </w:pPr>
+            <w:r>
+              <w:rPr>
+                <w:rFonts w:ascii="Arial" w:hAnsi="Arial" w:cs="Arial"/>
+                <w:lang w:val="es-CL" w:eastAsia="es-CL"/>
+              </w:rPr>
+              <w:t>20</w:t>
+            </w:r>
+          </w:p>
+        </w:tc>
+        <w:tc>
+          <w:tcPr>
+            <w:tcW w:w="1051" w:type="dxa"/>
+            <w:tcBorders>
+              <w:top w:val="nil"/>
+              <w:left w:val="nil"/>
+              <w:bottom w:val="single" w:sz="4" w:space="0" w:color="B7B7B7"/>
+              <w:right w:val="single" w:sz="4" w:space="0" w:color="B7B7B7"/>
+            </w:tcBorders>
+            <w:noWrap/>
+            <w:vAlign w:val="center"/>
+            <w:hideMark/>
+          </w:tcPr>
+          <w:p>
+            <w:pPr>
+              <w:jc w:val="center"/>
+              <w:rPr>
+                <w:rFonts w:ascii="Arial" w:hAnsi="Arial" w:cs="Arial"/>
+                <w:lang w:val="es-CL" w:eastAsia="es-CL"/>
+              </w:rPr>
+            </w:pPr>
+            <w:r>
+              <w:rPr>
+                <w:rFonts w:ascii="Arial" w:hAnsi="Arial" w:cs="Arial"/>
+                <w:lang w:val="es-CL" w:eastAsia="es-CL"/>
+              </w:rPr>
+              <w:t>12,0</w:t>
+            </w:r>
+          </w:p>
+        </w:tc>
+        <w:tc>
+          <w:tcPr>
+            <w:tcW w:w="5650" w:type="dxa"/>
+            <w:tcBorders>
+              <w:top w:val="nil"/>
+              <w:left w:val="nil"/>
+              <w:bottom w:val="single" w:sz="4" w:space="0" w:color="B7B7B7"/>
+              <w:right w:val="single" w:sz="4" w:space="0" w:color="B7B7B7"/>
+            </w:tcBorders>
+            <w:vAlign w:val="center"/>
+            <w:hideMark/>
+          </w:tcPr>
+          <w:p>
+            <w:pPr>
+              <w:jc w:val="center"/>
+              <w:rPr>
+                <w:rFonts w:ascii="Arial" w:hAnsi="Arial" w:cs="Arial"/>
+                <w:lang w:val="es-CL" w:eastAsia="es-CL"/>
+              </w:rPr>
+            </w:pPr>
+            <w:r>
+              <w:rPr>
+                <w:rFonts w:ascii="Arial" w:hAnsi="Arial" w:cs="Arial"/>
+                <w:lang w:val="es-CL" w:eastAsia="es-CL"/>
+              </w:rPr>
+              <w:t>Diseño sólido y coherente en general, aunque algunos apartados (plan de trabajo, evidencias) podrían profundizarse más.</w:t>
+            </w:r>
+          </w:p>
+        </w:tc>
+      </w:tr>
+      <w:tr>
+        <w:trPr>
+          <w:trHeight w:val="1200"/>
+        </w:trPr>
+        <w:tc>
+          <w:tcPr>
+            <w:tcW w:w="414" w:type="dxa"/>
+            <w:tcBorders>
+              <w:top w:val="nil"/>
+              <w:left w:val="single" w:sz="4" w:space="0" w:color="B7B7B7"/>
+              <w:bottom w:val="single" w:sz="4" w:space="0" w:color="B7B7B7"/>
+              <w:right w:val="single" w:sz="4" w:space="0" w:color="B7B7B7"/>
+            </w:tcBorders>
+            <w:noWrap/>
+            <w:vAlign w:val="center"/>
+            <w:hideMark/>
+          </w:tcPr>
+          <w:p>
+            <w:pPr>
+              <w:jc w:val="center"/>
+              <w:rPr>
+                <w:rFonts w:ascii="Arial" w:hAnsi="Arial" w:cs="Arial"/>
+                <w:lang w:val="es-CL" w:eastAsia="es-CL"/>
+              </w:rPr>
+            </w:pPr>
+            <w:r>
+              <w:rPr>
+                <w:rFonts w:ascii="Arial" w:hAnsi="Arial" w:cs="Arial"/>
+                <w:lang w:val="es-CL" w:eastAsia="es-CL"/>
+              </w:rPr>
+              <w:t>12</w:t>
+            </w:r>
+          </w:p>
+        </w:tc>
+        <w:tc>
+          <w:tcPr>
+            <w:tcW w:w="3281" w:type="dxa"/>
+            <w:tcBorders>
+              <w:top w:val="nil"/>
+              <w:left w:val="nil"/>
+              <w:bottom w:val="single" w:sz="4" w:space="0" w:color="B7B7B7"/>
+              <w:right w:val="single" w:sz="4" w:space="0" w:color="B7B7B7"/>
+            </w:tcBorders>
+            <w:vAlign w:val="center"/>
+            <w:hideMark/>
+          </w:tcPr>
+          <w:p>
+            <w:pPr>
+              <w:jc w:val="center"/>
+              <w:rPr>
+                <w:rFonts w:ascii="Arial" w:hAnsi="Arial" w:cs="Arial"/>
+                <w:lang w:val="es-CL" w:eastAsia="es-CL"/>
+              </w:rPr>
+            </w:pPr>
+            <w:proofErr w:type="spellStart"/>
+            <w:r>
+              <w:rPr>
+                <w:rFonts w:ascii="Arial" w:hAnsi="Arial" w:cs="Arial"/>
+                <w:lang w:val="es-CL" w:eastAsia="es-CL"/>
+              </w:rPr>
+              <w:t>Abstract</w:t>
+            </w:r>
+            <w:proofErr w:type="spellEnd"/>
+            <w:r>
+              <w:rPr>
+                <w:rFonts w:ascii="Arial" w:hAnsi="Arial" w:cs="Arial"/>
+                <w:lang w:val="es-CL" w:eastAsia="es-CL"/>
+              </w:rPr>
+              <w:t>, conclusiones y reflexión en inglés</w:t>
+            </w:r>
+          </w:p>
+        </w:tc>
+        <w:tc>
+          <w:tcPr>
+            <w:tcW w:w="2232" w:type="dxa"/>
+            <w:tcBorders>
+              <w:top w:val="nil"/>
+              <w:left w:val="nil"/>
+              <w:bottom w:val="single" w:sz="4" w:space="0" w:color="B7B7B7"/>
+              <w:right w:val="single" w:sz="4" w:space="0" w:color="B7B7B7"/>
+            </w:tcBorders>
+            <w:noWrap/>
+            <w:vAlign w:val="center"/>
+            <w:hideMark/>
+          </w:tcPr>
+          <w:p>
+            <w:pPr>
+              <w:jc w:val="center"/>
+              <w:rPr>
+                <w:rFonts w:ascii="Arial" w:hAnsi="Arial" w:cs="Arial"/>
+                <w:lang w:val="es-CL" w:eastAsia="es-CL"/>
+              </w:rPr>
+            </w:pPr>
+            <w:r>
+              <w:rPr>
+                <w:rFonts w:ascii="Arial" w:hAnsi="Arial" w:cs="Arial"/>
+                <w:lang w:val="es-CL" w:eastAsia="es-CL"/>
+              </w:rPr>
+              <w:t>Completamente Logrado</w:t>
+            </w:r>
+          </w:p>
+        </w:tc>
+        <w:tc>
+          <w:tcPr>
+            <w:tcW w:w="829" w:type="dxa"/>
+            <w:tcBorders>
+              <w:top w:val="nil"/>
+              <w:left w:val="nil"/>
+              <w:bottom w:val="single" w:sz="4" w:space="0" w:color="B7B7B7"/>
+              <w:right w:val="single" w:sz="4" w:space="0" w:color="B7B7B7"/>
+            </w:tcBorders>
+            <w:noWrap/>
+            <w:vAlign w:val="center"/>
+            <w:hideMark/>
+          </w:tcPr>
+          <w:p>
+            <w:pPr>
+              <w:jc w:val="center"/>
+              <w:rPr>
+                <w:rFonts w:ascii="Arial" w:hAnsi="Arial" w:cs="Arial"/>
+                <w:lang w:val="es-CL" w:eastAsia="es-CL"/>
+              </w:rPr>
+            </w:pPr>
+            <w:r>
+              <w:rPr>
+                <w:rFonts w:ascii="Arial" w:hAnsi="Arial" w:cs="Arial"/>
+                <w:lang w:val="es-CL" w:eastAsia="es-CL"/>
+              </w:rPr>
+              <w:t>100%</w:t>
+            </w:r>
+          </w:p>
+        </w:tc>
+        <w:tc>
+          <w:tcPr>
+            <w:tcW w:w="1473" w:type="dxa"/>
+            <w:tcBorders>
+              <w:top w:val="nil"/>
+              <w:left w:val="nil"/>
+              <w:bottom w:val="single" w:sz="4" w:space="0" w:color="B7B7B7"/>
+              <w:right w:val="single" w:sz="4" w:space="0" w:color="B7B7B7"/>
+            </w:tcBorders>
+            <w:noWrap/>
+            <w:vAlign w:val="center"/>
+            <w:hideMark/>
+          </w:tcPr>
+          <w:p>
+            <w:pPr>
+              <w:jc w:val="center"/>
+              <w:rPr>
+                <w:rFonts w:ascii="Arial" w:hAnsi="Arial" w:cs="Arial"/>
+                <w:lang w:val="es-CL" w:eastAsia="es-CL"/>
+              </w:rPr>
+            </w:pPr>
+            <w:r>
+              <w:rPr>
+                <w:rFonts w:ascii="Arial" w:hAnsi="Arial" w:cs="Arial"/>
+                <w:lang w:val="es-CL" w:eastAsia="es-CL"/>
+              </w:rPr>
+              <w:t>10</w:t>
+            </w:r>
+          </w:p>
+        </w:tc>
+        <w:tc>
+          <w:tcPr>
+            <w:tcW w:w="1051" w:type="dxa"/>
+            <w:tcBorders>
+              <w:top w:val="nil"/>
+              <w:left w:val="nil"/>
+              <w:bottom w:val="single" w:sz="4" w:space="0" w:color="B7B7B7"/>
+              <w:right w:val="single" w:sz="4" w:space="0" w:color="B7B7B7"/>
+            </w:tcBorders>
+            <w:noWrap/>
+            <w:vAlign w:val="center"/>
+            <w:hideMark/>
+          </w:tcPr>
+          <w:p>
+            <w:pPr>
+              <w:jc w:val="center"/>
+              <w:rPr>
+                <w:rFonts w:ascii="Arial" w:hAnsi="Arial" w:cs="Arial"/>
+                <w:lang w:val="es-CL" w:eastAsia="es-CL"/>
+              </w:rPr>
+            </w:pPr>
+            <w:r>
+              <w:rPr>
+                <w:rFonts w:ascii="Arial" w:hAnsi="Arial" w:cs="Arial"/>
+                <w:lang w:val="es-CL" w:eastAsia="es-CL"/>
+              </w:rPr>
+              <w:t>10,0</w:t>
+            </w:r>
+          </w:p>
+        </w:tc>
+        <w:tc>
+          <w:tcPr>
+            <w:tcW w:w="5650" w:type="dxa"/>
+            <w:tcBorders>
+              <w:top w:val="nil"/>
+              <w:left w:val="nil"/>
+              <w:bottom w:val="single" w:sz="4" w:space="0" w:color="B7B7B7"/>
+              <w:right w:val="single" w:sz="4" w:space="0" w:color="B7B7B7"/>
+            </w:tcBorders>
+            <w:vAlign w:val="center"/>
+            <w:hideMark/>
+          </w:tcPr>
+          <w:p>
+            <w:pPr>
+              <w:jc w:val="center"/>
+              <w:rPr>
+                <w:rFonts w:ascii="Arial" w:hAnsi="Arial" w:cs="Arial"/>
+                <w:lang w:val="es-CL" w:eastAsia="es-CL"/>
+              </w:rPr>
+            </w:pPr>
+            <w:r>
+              <w:rPr>
+                <w:rFonts w:ascii="Arial" w:hAnsi="Arial" w:cs="Arial"/>
+                <w:lang w:val="es-CL" w:eastAsia="es-CL"/>
+              </w:rPr>
+              <w:t xml:space="preserve">Ahora </w:t>
+            </w:r>
+            <w:proofErr w:type="spellStart"/>
+            <w:r>
+              <w:rPr>
+                <w:rFonts w:ascii="Arial" w:hAnsi="Arial" w:cs="Arial"/>
+                <w:lang w:val="es-CL" w:eastAsia="es-CL"/>
+              </w:rPr>
+              <w:t>abstract</w:t>
+            </w:r>
+            <w:proofErr w:type="spellEnd"/>
+            <w:r>
+              <w:rPr>
+                <w:rFonts w:ascii="Arial" w:hAnsi="Arial" w:cs="Arial"/>
+                <w:lang w:val="es-CL" w:eastAsia="es-CL"/>
+              </w:rPr>
+              <w:t>, conclusiones y reflexión están en inglés, con secuencia lógica, buena conexión entre ideas y estructuras gramaticales/</w:t>
+            </w:r>
+            <w:proofErr w:type="gramStart"/>
+            <w:r>
+              <w:rPr>
+                <w:rFonts w:ascii="Arial" w:hAnsi="Arial" w:cs="Arial"/>
+                <w:lang w:val="es-CL" w:eastAsia="es-CL"/>
+              </w:rPr>
+              <w:t>vocabulario correctos</w:t>
+            </w:r>
+            <w:proofErr w:type="gramEnd"/>
+            <w:r>
+              <w:rPr>
+                <w:rFonts w:ascii="Arial" w:hAnsi="Arial" w:cs="Arial"/>
+                <w:lang w:val="es-CL" w:eastAsia="es-CL"/>
+              </w:rPr>
+              <w:t xml:space="preserve"> a nivel intermedio-alto.</w:t>
+            </w:r>
+          </w:p>
+        </w:tc>
+      </w:tr>
+      <w:tr>
+        <w:trPr>
+          <w:trHeight w:val="300"/>
+        </w:trPr>
+        <w:tc>
+          <w:tcPr>
+            <w:tcW w:w="414" w:type="dxa"/>
+            <w:tcBorders>
+              <w:top w:val="nil"/>
+              <w:left w:val="single" w:sz="4" w:space="0" w:color="B7B7B7"/>
+              <w:bottom w:val="single" w:sz="4" w:space="0" w:color="B7B7B7"/>
+              <w:right w:val="single" w:sz="4" w:space="0" w:color="B7B7B7"/>
+            </w:tcBorders>
+            <w:shd w:val="clear" w:color="CCFFFF" w:fill="D9E1F2"/>
+            <w:noWrap/>
+            <w:vAlign w:val="bottom"/>
+            <w:hideMark/>
+          </w:tcPr>
+          <w:p>
+            <w:pPr>
+              <w:rPr>
+                <w:rFonts w:ascii="Calibri" w:hAnsi="Calibri" w:cs="Calibri"/>
+                <w:color w:val="000000"/>
+                <w:sz w:val="22"/>
+                <w:szCs w:val="22"/>
+                <w:lang w:val="es-CL" w:eastAsia="es-CL"/>
+              </w:rPr>
+            </w:pPr>
+            <w:r>
+              <w:rPr>
+                <w:rFonts w:ascii="Calibri" w:hAnsi="Calibri" w:cs="Calibri"/>
+                <w:color w:val="000000"/>
+                <w:sz w:val="22"/>
+                <w:szCs w:val="22"/>
+                <w:lang w:val="es-CL" w:eastAsia="es-CL"/>
+              </w:rPr>
+              <w:t> </w:t>
+            </w:r>
+          </w:p>
+        </w:tc>
+        <w:tc>
+          <w:tcPr>
+            <w:tcW w:w="3281" w:type="dxa"/>
+            <w:tcBorders>
+              <w:top w:val="nil"/>
+              <w:left w:val="nil"/>
+              <w:bottom w:val="single" w:sz="4" w:space="0" w:color="B7B7B7"/>
+              <w:right w:val="single" w:sz="4" w:space="0" w:color="B7B7B7"/>
+            </w:tcBorders>
+            <w:shd w:val="clear" w:color="CCFFFF" w:fill="D9E1F2"/>
+            <w:noWrap/>
+            <w:vAlign w:val="center"/>
+            <w:hideMark/>
+          </w:tcPr>
+          <w:p>
+            <w:pPr>
+              <w:jc w:val="center"/>
+              <w:rPr>
+                <w:rFonts w:ascii="Arial" w:hAnsi="Arial" w:cs="Arial"/>
+                <w:b/>
+                <w:bCs/>
+                <w:lang w:val="es-CL" w:eastAsia="es-CL"/>
+              </w:rPr>
+            </w:pPr>
+            <w:r>
+              <w:rPr>
+                <w:rFonts w:ascii="Arial" w:hAnsi="Arial" w:cs="Arial"/>
+                <w:b/>
+                <w:bCs/>
+                <w:lang w:val="es-CL" w:eastAsia="es-CL"/>
+              </w:rPr>
+              <w:t>Total</w:t>
+            </w:r>
+          </w:p>
+        </w:tc>
+        <w:tc>
+          <w:tcPr>
+            <w:tcW w:w="2232" w:type="dxa"/>
+            <w:tcBorders>
+              <w:top w:val="nil"/>
+              <w:left w:val="nil"/>
+              <w:bottom w:val="single" w:sz="4" w:space="0" w:color="B7B7B7"/>
+              <w:right w:val="single" w:sz="4" w:space="0" w:color="B7B7B7"/>
+            </w:tcBorders>
+            <w:shd w:val="clear" w:color="CCFFFF" w:fill="D9E1F2"/>
+            <w:noWrap/>
+            <w:vAlign w:val="bottom"/>
+            <w:hideMark/>
+          </w:tcPr>
+          <w:p>
+            <w:pPr>
+              <w:rPr>
+                <w:rFonts w:ascii="Calibri" w:hAnsi="Calibri" w:cs="Calibri"/>
+                <w:color w:val="000000"/>
+                <w:sz w:val="22"/>
+                <w:szCs w:val="22"/>
+                <w:lang w:val="es-CL" w:eastAsia="es-CL"/>
+              </w:rPr>
+            </w:pPr>
+            <w:r>
+              <w:rPr>
+                <w:rFonts w:ascii="Calibri" w:hAnsi="Calibri" w:cs="Calibri"/>
+                <w:color w:val="000000"/>
+                <w:sz w:val="22"/>
+                <w:szCs w:val="22"/>
+                <w:lang w:val="es-CL" w:eastAsia="es-CL"/>
+              </w:rPr>
+              <w:t> </w:t>
+            </w:r>
+          </w:p>
+        </w:tc>
+        <w:tc>
+          <w:tcPr>
+            <w:tcW w:w="829" w:type="dxa"/>
+            <w:tcBorders>
+              <w:top w:val="nil"/>
+              <w:left w:val="nil"/>
+              <w:bottom w:val="single" w:sz="4" w:space="0" w:color="B7B7B7"/>
+              <w:right w:val="single" w:sz="4" w:space="0" w:color="B7B7B7"/>
+            </w:tcBorders>
+            <w:shd w:val="clear" w:color="CCFFFF" w:fill="D9E1F2"/>
+            <w:noWrap/>
+            <w:vAlign w:val="bottom"/>
+            <w:hideMark/>
+          </w:tcPr>
+          <w:p>
+            <w:pPr>
+              <w:rPr>
+                <w:rFonts w:ascii="Calibri" w:hAnsi="Calibri" w:cs="Calibri"/>
+                <w:color w:val="000000"/>
+                <w:sz w:val="22"/>
+                <w:szCs w:val="22"/>
+                <w:lang w:val="es-CL" w:eastAsia="es-CL"/>
+              </w:rPr>
+            </w:pPr>
+            <w:r>
+              <w:rPr>
+                <w:rFonts w:ascii="Calibri" w:hAnsi="Calibri" w:cs="Calibri"/>
+                <w:color w:val="000000"/>
+                <w:sz w:val="22"/>
+                <w:szCs w:val="22"/>
+                <w:lang w:val="es-CL" w:eastAsia="es-CL"/>
+              </w:rPr>
+              <w:t> </w:t>
+            </w:r>
+          </w:p>
+        </w:tc>
+        <w:tc>
+          <w:tcPr>
+            <w:tcW w:w="1473" w:type="dxa"/>
+            <w:tcBorders>
+              <w:top w:val="nil"/>
+              <w:left w:val="nil"/>
+              <w:bottom w:val="single" w:sz="4" w:space="0" w:color="B7B7B7"/>
+              <w:right w:val="single" w:sz="4" w:space="0" w:color="B7B7B7"/>
+            </w:tcBorders>
+            <w:shd w:val="clear" w:color="CCFFFF" w:fill="D9E1F2"/>
+            <w:noWrap/>
+            <w:vAlign w:val="center"/>
+            <w:hideMark/>
+          </w:tcPr>
+          <w:p>
+            <w:pPr>
+              <w:jc w:val="center"/>
+              <w:rPr>
+                <w:rFonts w:ascii="Arial" w:hAnsi="Arial" w:cs="Arial"/>
+                <w:b/>
+                <w:bCs/>
+                <w:lang w:val="es-CL" w:eastAsia="es-CL"/>
+              </w:rPr>
+            </w:pPr>
+            <w:r>
+              <w:rPr>
+                <w:rFonts w:ascii="Arial" w:hAnsi="Arial" w:cs="Arial"/>
+                <w:b/>
+                <w:bCs/>
+                <w:lang w:val="es-CL" w:eastAsia="es-CL"/>
+              </w:rPr>
+              <w:t>100</w:t>
+            </w:r>
+          </w:p>
+        </w:tc>
+        <w:tc>
+          <w:tcPr>
+            <w:tcW w:w="1051" w:type="dxa"/>
+            <w:tcBorders>
+              <w:top w:val="nil"/>
+              <w:left w:val="nil"/>
+              <w:bottom w:val="single" w:sz="4" w:space="0" w:color="B7B7B7"/>
+              <w:right w:val="single" w:sz="4" w:space="0" w:color="B7B7B7"/>
+            </w:tcBorders>
+            <w:shd w:val="clear" w:color="CCFFFF" w:fill="D9E1F2"/>
+            <w:noWrap/>
+            <w:vAlign w:val="center"/>
+            <w:hideMark/>
+          </w:tcPr>
+          <w:p>
+            <w:pPr>
+              <w:jc w:val="center"/>
+              <w:rPr>
+                <w:rFonts w:ascii="Arial" w:hAnsi="Arial" w:cs="Arial"/>
+                <w:b/>
+                <w:bCs/>
+                <w:lang w:val="es-CL" w:eastAsia="es-CL"/>
+              </w:rPr>
+            </w:pPr>
+            <w:r>
+              <w:rPr>
+                <w:rFonts w:ascii="Arial" w:hAnsi="Arial" w:cs="Arial"/>
+                <w:b/>
+                <w:bCs/>
+                <w:lang w:val="es-CL" w:eastAsia="es-CL"/>
+              </w:rPr>
+              <w:t>78,0</w:t>
+            </w:r>
+          </w:p>
+        </w:tc>
+        <w:tc>
+          <w:tcPr>
+            <w:tcW w:w="5650" w:type="dxa"/>
+            <w:tcBorders>
+              <w:top w:val="nil"/>
+              <w:left w:val="nil"/>
+              <w:bottom w:val="single" w:sz="4" w:space="0" w:color="B7B7B7"/>
+              <w:right w:val="single" w:sz="4" w:space="0" w:color="B7B7B7"/>
+            </w:tcBorders>
+            <w:shd w:val="clear" w:color="CCFFFF" w:fill="D9E1F2"/>
+            <w:noWrap/>
+            <w:vAlign w:val="bottom"/>
+            <w:hideMark/>
+          </w:tcPr>
+          <w:p>
+            <w:pPr>
+              <w:rPr>
+                <w:rFonts w:ascii="Calibri" w:hAnsi="Calibri" w:cs="Calibri"/>
+                <w:color w:val="000000"/>
+                <w:sz w:val="22"/>
+                <w:szCs w:val="22"/>
+                <w:lang w:val="es-CL" w:eastAsia="es-CL"/>
+              </w:rPr>
+            </w:pPr>
+            <w:r>
+              <w:rPr>
+                <w:rFonts w:ascii="Calibri" w:hAnsi="Calibri" w:cs="Calibri"/>
+                <w:color w:val="000000"/>
+                <w:sz w:val="22"/>
+                <w:szCs w:val="22"/>
+                <w:lang w:val="es-CL" w:eastAsia="es-CL"/>
+              </w:rPr>
+              <w:t> </w:t>
             </w:r>
           </w:p>
         </w:tc>
@@ -9416,15 +15872,15 @@
             </wp:anchor>
           </w:drawing>
         </mc:Choice>
-        <mc:Fallback xmlns:a="http://schemas.openxmlformats.org/drawingml/2006/main">
+        <mc:Fallback>
           <w:pict>
-            <v:group id="Grupo 37" style="position:absolute;left:0;text-align:left;margin-left:416.8pt;margin-top:0;width:468pt;height:25.2pt;z-index:251662336;mso-width-percent:1000;mso-top-percent:200;mso-wrap-distance-left:0;mso-wrap-distance-right:0;mso-position-horizontal:right;mso-position-horizontal-relative:margin;mso-position-vertical-relative:bottom-margin-area;mso-width-percent:1000;mso-top-percent:200;mso-width-relative:margin;mso-height-relative:margin" coordsize="59626,3238" o:spid="_x0000_s1026" w14:anchorId="0F25DB77" o:gfxdata="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">
-              <v:rect id="Rectángulo 38" style="position:absolute;left:190;width:59436;height:188;visibility:visible;mso-wrap-style:square;v-text-anchor:middle" o:spid="_x0000_s1027" fillcolor="black [3213]" stroked="f" strokeweight="1pt" o:gfxdata="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"/>
+            <v:group w14:anchorId="0F25DB77" id="Grupo 37" o:spid="_x0000_s1026" style="position:absolute;left:0;text-align:left;margin-left:416.8pt;margin-top:0;width:468pt;height:25.2pt;z-index:251662336;mso-width-percent:1000;mso-top-percent:200;mso-wrap-distance-left:0;mso-wrap-distance-right:0;mso-position-horizontal:right;mso-position-horizontal-relative:margin;mso-position-vertical-relative:bottom-margin-area;mso-width-percent:1000;mso-top-percent:200;mso-width-relative:margin;mso-height-relative:margin" coordsize="59626,3238" o:gfxdata="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">
+              <v:rect id="Rectángulo 38" o:spid="_x0000_s1027" style="position:absolute;left:190;width:59436;height:188;visibility:visible;mso-wrap-style:square;v-text-anchor:middle" o:gfxdata="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" fillcolor="black [3213]" stroked="f" strokeweight="1pt"/>
               <v:shapetype id="_x0000_t202" coordsize="21600,21600" o:spt="202" path="m,l,21600r21600,l21600,xe">
                 <v:stroke joinstyle="miter"/>
                 <v:path gradientshapeok="t" o:connecttype="rect"/>
               </v:shapetype>
-              <v:shape id="Cuadro de texto 39" style="position:absolute;top:666;width:59436;height:2572;visibility:visible;mso-wrap-style:square;v-text-anchor:bottom" o:spid="_x0000_s1028" filled="f" stroked="f" strokeweight=".5pt" type="#_x0000_t202" o:gfxdata="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">
+              <v:shape id="Cuadro de texto 39" o:spid="_x0000_s1028" type="#_x0000_t202" style="position:absolute;top:666;width:59436;height:2572;visibility:visible;mso-wrap-style:square;v-text-anchor:bottom" o:gfxdata="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" filled="f" stroked="f" strokeweight=".5pt">
                 <v:textbox inset=",,,0">
                   <w:txbxContent>
                     <w:sdt>
@@ -9445,7 +15901,6 @@
                           <w:calendar w:val="gregorian"/>
                         </w:date>
                       </w:sdtPr>
-                      <w:sdtEndPr/>
                       <w:sdtContent>
                         <w:p>
                           <w:pPr>
@@ -9628,9 +16083,9 @@
             </wp:anchor>
           </w:drawing>
         </mc:Choice>
-        <mc:Fallback xmlns:a="http://schemas.openxmlformats.org/drawingml/2006/main">
+        <mc:Fallback>
           <w:pict>
-            <v:rect id="Rectángulo 40" style="position:absolute;left:0;text-align:left;margin-left:0;margin-top:0;width:36pt;height:25.2pt;z-index:251661312;visibility:visible;mso-wrap-style:square;mso-width-percent:0;mso-height-percent:0;mso-top-percent:200;mso-wrap-distance-left:0;mso-wrap-distance-top:0;mso-wrap-distance-right:0;mso-wrap-distance-bottom:0;mso-position-horizontal:left;mso-position-horizontal-relative:right-margin-area;mso-position-vertical-relative:bottom-margin-area;mso-width-percent:0;mso-height-percent:0;mso-top-percent:200;mso-width-relative:margin;mso-height-relative:margin;v-text-anchor:bottom" o:spid="_x0000_s1029" fillcolor="black [3213]" stroked="f" strokeweight="3pt" w14:anchorId="3CF0A8BB" o:gfxdata="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">
+            <v:rect w14:anchorId="3CF0A8BB" id="Rectángulo 40" o:spid="_x0000_s1029" style="position:absolute;left:0;text-align:left;margin-left:0;margin-top:0;width:36pt;height:25.2pt;z-index:251661312;visibility:visible;mso-wrap-style:square;mso-width-percent:0;mso-height-percent:0;mso-top-percent:200;mso-wrap-distance-left:0;mso-wrap-distance-top:0;mso-wrap-distance-right:0;mso-wrap-distance-bottom:0;mso-position-horizontal:left;mso-position-horizontal-relative:right-margin-area;mso-position-vertical-relative:bottom-margin-area;mso-width-percent:0;mso-height-percent:0;mso-top-percent:200;mso-width-relative:margin;mso-height-relative:margin;v-text-anchor:bottom" o:gfxdata="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" fillcolor="black [3213]" stroked="f" strokeweight="3pt">
               <v:textbox>
                 <w:txbxContent>
                   <w:p>
@@ -9822,6 +16277,227 @@
 <file path=word/numbering.xml><?xml version="1.0" encoding="utf-8"?>
 <w:numbering xmlns:wpc="http://schemas.microsoft.com/office/word/2010/wordprocessingCanvas" xmlns:cx="http://schemas.microsoft.com/office/drawing/2014/chartex" xmlns:cx1="http://schemas.microsoft.com/office/drawing/2015/9/8/chartex" xmlns:cx2="http://schemas.microsoft.com/office/drawing/2015/10/21/chartex" xmlns:cx3="http://schemas.microsoft.com/office/drawing/2016/5/9/chartex" xmlns:cx4="http://schemas.microsoft.com/office/drawing/2016/5/10/chartex" xmlns:cx5="http://schemas.microsoft.com/office/drawing/2016/5/11/chartex" xmlns:cx6="http://schemas.microsoft.com/office/drawing/2016/5/12/chartex" xmlns:cx7="http://schemas.microsoft.com/office/drawing/2016/5/13/chartex" xmlns:cx8="http://schemas.microsoft.com/office/drawing/2016/5/14/chartex" xmlns:mc="http://schemas.openxmlformats.org/markup-compatibility/2006" xmlns:aink="http://schemas.microsoft.com/office/drawing/2016/ink" xmlns:am3d="http://schemas.microsoft.com/office/drawing/2017/model3d" xmlns:o="urn:schemas-microsoft-com:office:office" xmlns:oel="http://schemas.microsoft.com/office/2019/extlst" xmlns:r="http://schemas.openxmlformats.org/officeDocument/2006/relationships" xmlns:m="http://schemas.openxmlformats.org/officeDocument/2006/math" xmlns:v="urn:schemas-microsoft-com:vml" xmlns:wp14="http://schemas.microsoft.com/office/word/2010/wordprocessingDrawing" xmlns:wp="http://schemas.openxmlformats.org/drawingml/2006/wordprocessingDrawing" xmlns:w10="urn:schemas-microsoft-com:office:word" xmlns:w="http://schemas.openxmlformats.org/wordprocessingml/2006/main" xmlns:w14="http://schemas.microsoft.com/office/word/2010/wordml" xmlns:w15="http://schemas.microsoft.com/office/word/2012/wordml" xmlns:w16cex="http://schemas.microsoft.com/office/word/2018/wordml/cex" xmlns:w16cid="http://schemas.microsoft.com/office/word/2016/wordml/cid" xmlns:w16="http://schemas.microsoft.com/office/word/2018/wordml" xmlns:w16du="http://schemas.microsoft.com/office/word/2023/wordml/word16du" xmlns:w16sdtdh="http://schemas.microsoft.com/office/word/2020/wordml/sdtdatahash" xmlns:w16sdtfl="http://schemas.microsoft.com/office/word/2024/wordml/sdtformatlock" xmlns:w16se="http://schemas.microsoft.com/office/word/2015/wordml/symex" xmlns:wpg="http://schemas.microsoft.com/office/word/2010/wordprocessingGroup" xmlns:wpi="http://schemas.microsoft.com/office/word/2010/wordprocessingInk" xmlns:wne="http://schemas.microsoft.com/office/word/2006/wordml" xmlns:wps="http://schemas.microsoft.com/office/word/2010/wordprocessingShape" mc:Ignorable="w14 w15 w16se w16cid w16 w16cex w16sdtdh w16sdtfl w16du wp14">
   <w:abstractNum w:abstractNumId="0" w15:restartNumberingAfterBreak="0">
+    <w:nsid w:val="00B25234"/>
+    <w:multiLevelType w:val="multilevel"/>
+    <w:tmpl w:val="964EAE8E"/>
+    <w:lvl w:ilvl="0">
+      <w:start w:val="1"/>
+      <w:numFmt w:val="decimal"/>
+      <w:lvlText w:val="%1."/>
+      <w:lvlJc w:val="left"/>
+      <w:pPr>
+        <w:ind w:left="600" w:hanging="360"/>
+      </w:pPr>
+      <w:rPr>
+        <w:rFonts w:ascii="Arial" w:eastAsia="Arial" w:hAnsi="Arial" w:cs="Arial"/>
+        <w:b w:val="0"/>
+        <w:bCs w:val="0"/>
+        <w:i w:val="0"/>
+        <w:iCs w:val="0"/>
+        <w:smallCaps w:val="0"/>
+        <w:strike w:val="0"/>
+        <w:color w:val="000000"/>
+        <w:sz w:val="22"/>
+        <w:szCs w:val="22"/>
+        <w:u w:val="none"/>
+        <w:shd w:val="clear" w:color="auto" w:fill="auto"/>
+        <w:vertAlign w:val="baseline"/>
+      </w:rPr>
+    </w:lvl>
+    <w:lvl w:ilvl="1">
+      <w:start w:val="1"/>
+      <w:numFmt w:val="bullet"/>
+      <w:lvlText w:val="○"/>
+      <w:lvlJc w:val="left"/>
+      <w:pPr>
+        <w:ind w:left="1440" w:hanging="360"/>
+      </w:pPr>
+      <w:rPr>
+        <w:rFonts w:ascii="Arial" w:eastAsia="Arial" w:hAnsi="Arial" w:cs="Arial"/>
+        <w:b w:val="0"/>
+        <w:bCs w:val="0"/>
+        <w:i w:val="0"/>
+        <w:iCs w:val="0"/>
+        <w:smallCaps w:val="0"/>
+        <w:strike w:val="0"/>
+        <w:color w:val="000000"/>
+        <w:sz w:val="22"/>
+        <w:szCs w:val="22"/>
+        <w:u w:val="none"/>
+        <w:shd w:val="clear" w:color="auto" w:fill="auto"/>
+        <w:vertAlign w:val="baseline"/>
+      </w:rPr>
+    </w:lvl>
+    <w:lvl w:ilvl="2">
+      <w:start w:val="1"/>
+      <w:numFmt w:val="bullet"/>
+      <w:lvlText w:val="■"/>
+      <w:lvlJc w:val="left"/>
+      <w:pPr>
+        <w:ind w:left="2160" w:hanging="360"/>
+      </w:pPr>
+      <w:rPr>
+        <w:rFonts w:ascii="Arial" w:eastAsia="Arial" w:hAnsi="Arial" w:cs="Arial"/>
+        <w:b w:val="0"/>
+        <w:bCs w:val="0"/>
+        <w:i w:val="0"/>
+        <w:iCs w:val="0"/>
+        <w:smallCaps w:val="0"/>
+        <w:strike w:val="0"/>
+        <w:color w:val="000000"/>
+        <w:sz w:val="22"/>
+        <w:szCs w:val="22"/>
+        <w:u w:val="none"/>
+        <w:shd w:val="clear" w:color="auto" w:fill="auto"/>
+        <w:vertAlign w:val="baseline"/>
+      </w:rPr>
+    </w:lvl>
+    <w:lvl w:ilvl="3">
+      <w:start w:val="1"/>
+      <w:numFmt w:val="bullet"/>
+      <w:lvlText w:val="■"/>
+      <w:lvlJc w:val="left"/>
+      <w:pPr>
+        <w:ind w:left="2880" w:hanging="360"/>
+      </w:pPr>
+      <w:rPr>
+        <w:rFonts w:ascii="Arial" w:eastAsia="Arial" w:hAnsi="Arial" w:cs="Arial"/>
+        <w:b w:val="0"/>
+        <w:bCs w:val="0"/>
+        <w:i w:val="0"/>
+        <w:iCs w:val="0"/>
+        <w:smallCaps w:val="0"/>
+        <w:strike w:val="0"/>
+        <w:color w:val="000000"/>
+        <w:sz w:val="22"/>
+        <w:szCs w:val="22"/>
+        <w:u w:val="none"/>
+        <w:shd w:val="clear" w:color="auto" w:fill="auto"/>
+        <w:vertAlign w:val="baseline"/>
+      </w:rPr>
+    </w:lvl>
+    <w:lvl w:ilvl="4">
+      <w:start w:val="1"/>
+      <w:numFmt w:val="bullet"/>
+      <w:lvlText w:val="■"/>
+      <w:lvlJc w:val="left"/>
+      <w:pPr>
+        <w:ind w:left="3600" w:hanging="360"/>
+      </w:pPr>
+      <w:rPr>
+        <w:rFonts w:ascii="Arial" w:eastAsia="Arial" w:hAnsi="Arial" w:cs="Arial"/>
+        <w:b w:val="0"/>
+        <w:bCs w:val="0"/>
+        <w:i w:val="0"/>
+        <w:iCs w:val="0"/>
+        <w:smallCaps w:val="0"/>
+        <w:strike w:val="0"/>
+        <w:color w:val="000000"/>
+        <w:sz w:val="22"/>
+        <w:szCs w:val="22"/>
+        <w:u w:val="none"/>
+        <w:shd w:val="clear" w:color="auto" w:fill="auto"/>
+        <w:vertAlign w:val="baseline"/>
+      </w:rPr>
+    </w:lvl>
+    <w:lvl w:ilvl="5">
+      <w:start w:val="1"/>
+      <w:numFmt w:val="bullet"/>
+      <w:lvlText w:val="■"/>
+      <w:lvlJc w:val="left"/>
+      <w:pPr>
+        <w:ind w:left="4320" w:hanging="360"/>
+      </w:pPr>
+      <w:rPr>
+        <w:rFonts w:ascii="Arial" w:eastAsia="Arial" w:hAnsi="Arial" w:cs="Arial"/>
+        <w:b w:val="0"/>
+        <w:bCs w:val="0"/>
+        <w:i w:val="0"/>
+        <w:iCs w:val="0"/>
+        <w:smallCaps w:val="0"/>
+        <w:strike w:val="0"/>
+        <w:color w:val="000000"/>
+        <w:sz w:val="22"/>
+        <w:szCs w:val="22"/>
+        <w:u w:val="none"/>
+        <w:shd w:val="clear" w:color="auto" w:fill="auto"/>
+        <w:vertAlign w:val="baseline"/>
+      </w:rPr>
+    </w:lvl>
+    <w:lvl w:ilvl="6">
+      <w:start w:val="1"/>
+      <w:numFmt w:val="bullet"/>
+      <w:lvlText w:val="■"/>
+      <w:lvlJc w:val="left"/>
+      <w:pPr>
+        <w:ind w:left="5040" w:hanging="360"/>
+      </w:pPr>
+      <w:rPr>
+        <w:rFonts w:ascii="Arial" w:eastAsia="Arial" w:hAnsi="Arial" w:cs="Arial"/>
+        <w:b w:val="0"/>
+        <w:bCs w:val="0"/>
+        <w:i w:val="0"/>
+        <w:iCs w:val="0"/>
+        <w:smallCaps w:val="0"/>
+        <w:strike w:val="0"/>
+        <w:color w:val="000000"/>
+        <w:sz w:val="22"/>
+        <w:szCs w:val="22"/>
+        <w:u w:val="none"/>
+        <w:shd w:val="clear" w:color="auto" w:fill="auto"/>
+        <w:vertAlign w:val="baseline"/>
+      </w:rPr>
+    </w:lvl>
+    <w:lvl w:ilvl="7">
+      <w:start w:val="1"/>
+      <w:numFmt w:val="bullet"/>
+      <w:lvlText w:val="■"/>
+      <w:lvlJc w:val="left"/>
+      <w:pPr>
+        <w:ind w:left="5760" w:hanging="360"/>
+      </w:pPr>
+      <w:rPr>
+        <w:rFonts w:ascii="Arial" w:eastAsia="Arial" w:hAnsi="Arial" w:cs="Arial"/>
+        <w:b w:val="0"/>
+        <w:bCs w:val="0"/>
+        <w:i w:val="0"/>
+        <w:iCs w:val="0"/>
+        <w:smallCaps w:val="0"/>
+        <w:strike w:val="0"/>
+        <w:color w:val="000000"/>
+        <w:sz w:val="22"/>
+        <w:szCs w:val="22"/>
+        <w:u w:val="none"/>
+        <w:shd w:val="clear" w:color="auto" w:fill="auto"/>
+        <w:vertAlign w:val="baseline"/>
+      </w:rPr>
+    </w:lvl>
+    <w:lvl w:ilvl="8">
+      <w:start w:val="1"/>
+      <w:numFmt w:val="bullet"/>
+      <w:lvlText w:val="■"/>
+      <w:lvlJc w:val="left"/>
+      <w:pPr>
+        <w:ind w:left="6480" w:hanging="360"/>
+      </w:pPr>
+      <w:rPr>
+        <w:rFonts w:ascii="Arial" w:eastAsia="Arial" w:hAnsi="Arial" w:cs="Arial"/>
+        <w:b w:val="0"/>
+        <w:bCs w:val="0"/>
+        <w:i w:val="0"/>
+        <w:iCs w:val="0"/>
+        <w:smallCaps w:val="0"/>
+        <w:strike w:val="0"/>
+        <w:color w:val="000000"/>
+        <w:sz w:val="22"/>
+        <w:szCs w:val="22"/>
+        <w:u w:val="none"/>
+        <w:shd w:val="clear" w:color="auto" w:fill="auto"/>
+        <w:vertAlign w:val="baseline"/>
+      </w:rPr>
+    </w:lvl>
+  </w:abstractNum>
+  <w:abstractNum w:abstractNumId="1" w15:restartNumberingAfterBreak="0">
     <w:nsid w:val="08183884"/>
     <w:multiLevelType w:val="hybridMultilevel"/>
     <w:tmpl w:val="BA76E7FE"/>
@@ -9934,7 +16610,7 @@
       </w:rPr>
     </w:lvl>
   </w:abstractNum>
-  <w:abstractNum w:abstractNumId="1" w15:restartNumberingAfterBreak="0">
+  <w:abstractNum w:abstractNumId="2" w15:restartNumberingAfterBreak="0">
     <w:nsid w:val="09F10A27"/>
     <w:multiLevelType w:val="hybridMultilevel"/>
     <w:tmpl w:val="587049A6"/>
@@ -10047,7 +16723,7 @@
       </w:rPr>
     </w:lvl>
   </w:abstractNum>
-  <w:abstractNum w:abstractNumId="2" w15:restartNumberingAfterBreak="0">
+  <w:abstractNum w:abstractNumId="3" w15:restartNumberingAfterBreak="0">
     <w:nsid w:val="0CFD79BA"/>
     <w:multiLevelType w:val="hybridMultilevel"/>
     <w:tmpl w:val="52F8563E"/>
@@ -10163,7 +16839,7 @@
       </w:rPr>
     </w:lvl>
   </w:abstractNum>
-  <w:abstractNum w:abstractNumId="3" w15:restartNumberingAfterBreak="0">
+  <w:abstractNum w:abstractNumId="4" w15:restartNumberingAfterBreak="0">
     <w:nsid w:val="0D15758A"/>
     <w:multiLevelType w:val="multilevel"/>
     <w:tmpl w:val="E97E493A"/>
@@ -10276,7 +16952,228 @@
       </w:rPr>
     </w:lvl>
   </w:abstractNum>
-  <w:abstractNum w:abstractNumId="4" w15:restartNumberingAfterBreak="0">
+  <w:abstractNum w:abstractNumId="5" w15:restartNumberingAfterBreak="0">
+    <w:nsid w:val="0E3B280B"/>
+    <w:multiLevelType w:val="multilevel"/>
+    <w:tmpl w:val="DC22ADFE"/>
+    <w:lvl w:ilvl="0">
+      <w:start w:val="1"/>
+      <w:numFmt w:val="bullet"/>
+      <w:lvlText w:val="●"/>
+      <w:lvlJc w:val="left"/>
+      <w:pPr>
+        <w:ind w:left="600" w:hanging="360"/>
+      </w:pPr>
+      <w:rPr>
+        <w:rFonts w:ascii="Arial" w:eastAsia="Arial" w:hAnsi="Arial" w:cs="Arial"/>
+        <w:b w:val="0"/>
+        <w:bCs w:val="0"/>
+        <w:i w:val="0"/>
+        <w:iCs w:val="0"/>
+        <w:smallCaps w:val="0"/>
+        <w:strike w:val="0"/>
+        <w:color w:val="000000"/>
+        <w:sz w:val="22"/>
+        <w:szCs w:val="22"/>
+        <w:u w:val="none"/>
+        <w:shd w:val="clear" w:color="auto" w:fill="auto"/>
+        <w:vertAlign w:val="baseline"/>
+      </w:rPr>
+    </w:lvl>
+    <w:lvl w:ilvl="1">
+      <w:start w:val="1"/>
+      <w:numFmt w:val="bullet"/>
+      <w:lvlText w:val="○"/>
+      <w:lvlJc w:val="left"/>
+      <w:pPr>
+        <w:ind w:left="1440" w:hanging="360"/>
+      </w:pPr>
+      <w:rPr>
+        <w:rFonts w:ascii="Arial" w:eastAsia="Arial" w:hAnsi="Arial" w:cs="Arial"/>
+        <w:b w:val="0"/>
+        <w:bCs w:val="0"/>
+        <w:i w:val="0"/>
+        <w:iCs w:val="0"/>
+        <w:smallCaps w:val="0"/>
+        <w:strike w:val="0"/>
+        <w:color w:val="000000"/>
+        <w:sz w:val="22"/>
+        <w:szCs w:val="22"/>
+        <w:u w:val="none"/>
+        <w:shd w:val="clear" w:color="auto" w:fill="auto"/>
+        <w:vertAlign w:val="baseline"/>
+      </w:rPr>
+    </w:lvl>
+    <w:lvl w:ilvl="2">
+      <w:start w:val="1"/>
+      <w:numFmt w:val="bullet"/>
+      <w:lvlText w:val="■"/>
+      <w:lvlJc w:val="left"/>
+      <w:pPr>
+        <w:ind w:left="2160" w:hanging="360"/>
+      </w:pPr>
+      <w:rPr>
+        <w:rFonts w:ascii="Arial" w:eastAsia="Arial" w:hAnsi="Arial" w:cs="Arial"/>
+        <w:b w:val="0"/>
+        <w:bCs w:val="0"/>
+        <w:i w:val="0"/>
+        <w:iCs w:val="0"/>
+        <w:smallCaps w:val="0"/>
+        <w:strike w:val="0"/>
+        <w:color w:val="000000"/>
+        <w:sz w:val="22"/>
+        <w:szCs w:val="22"/>
+        <w:u w:val="none"/>
+        <w:shd w:val="clear" w:color="auto" w:fill="auto"/>
+        <w:vertAlign w:val="baseline"/>
+      </w:rPr>
+    </w:lvl>
+    <w:lvl w:ilvl="3">
+      <w:start w:val="1"/>
+      <w:numFmt w:val="bullet"/>
+      <w:lvlText w:val="■"/>
+      <w:lvlJc w:val="left"/>
+      <w:pPr>
+        <w:ind w:left="2880" w:hanging="360"/>
+      </w:pPr>
+      <w:rPr>
+        <w:rFonts w:ascii="Arial" w:eastAsia="Arial" w:hAnsi="Arial" w:cs="Arial"/>
+        <w:b w:val="0"/>
+        <w:bCs w:val="0"/>
+        <w:i w:val="0"/>
+        <w:iCs w:val="0"/>
+        <w:smallCaps w:val="0"/>
+        <w:strike w:val="0"/>
+        <w:color w:val="000000"/>
+        <w:sz w:val="22"/>
+        <w:szCs w:val="22"/>
+        <w:u w:val="none"/>
+        <w:shd w:val="clear" w:color="auto" w:fill="auto"/>
+        <w:vertAlign w:val="baseline"/>
+      </w:rPr>
+    </w:lvl>
+    <w:lvl w:ilvl="4">
+      <w:start w:val="1"/>
+      <w:numFmt w:val="bullet"/>
+      <w:lvlText w:val="■"/>
+      <w:lvlJc w:val="left"/>
+      <w:pPr>
+        <w:ind w:left="3600" w:hanging="360"/>
+      </w:pPr>
+      <w:rPr>
+        <w:rFonts w:ascii="Arial" w:eastAsia="Arial" w:hAnsi="Arial" w:cs="Arial"/>
+        <w:b w:val="0"/>
+        <w:bCs w:val="0"/>
+        <w:i w:val="0"/>
+        <w:iCs w:val="0"/>
+        <w:smallCaps w:val="0"/>
+        <w:strike w:val="0"/>
+        <w:color w:val="000000"/>
+        <w:sz w:val="22"/>
+        <w:szCs w:val="22"/>
+        <w:u w:val="none"/>
+        <w:shd w:val="clear" w:color="auto" w:fill="auto"/>
+        <w:vertAlign w:val="baseline"/>
+      </w:rPr>
+    </w:lvl>
+    <w:lvl w:ilvl="5">
+      <w:start w:val="1"/>
+      <w:numFmt w:val="bullet"/>
+      <w:lvlText w:val="■"/>
+      <w:lvlJc w:val="left"/>
+      <w:pPr>
+        <w:ind w:left="4320" w:hanging="360"/>
+      </w:pPr>
+      <w:rPr>
+        <w:rFonts w:ascii="Arial" w:eastAsia="Arial" w:hAnsi="Arial" w:cs="Arial"/>
+        <w:b w:val="0"/>
+        <w:bCs w:val="0"/>
+        <w:i w:val="0"/>
+        <w:iCs w:val="0"/>
+        <w:smallCaps w:val="0"/>
+        <w:strike w:val="0"/>
+        <w:color w:val="000000"/>
+        <w:sz w:val="22"/>
+        <w:szCs w:val="22"/>
+        <w:u w:val="none"/>
+        <w:shd w:val="clear" w:color="auto" w:fill="auto"/>
+        <w:vertAlign w:val="baseline"/>
+      </w:rPr>
+    </w:lvl>
+    <w:lvl w:ilvl="6">
+      <w:start w:val="1"/>
+      <w:numFmt w:val="bullet"/>
+      <w:lvlText w:val="■"/>
+      <w:lvlJc w:val="left"/>
+      <w:pPr>
+        <w:ind w:left="5040" w:hanging="360"/>
+      </w:pPr>
+      <w:rPr>
+        <w:rFonts w:ascii="Arial" w:eastAsia="Arial" w:hAnsi="Arial" w:cs="Arial"/>
+        <w:b w:val="0"/>
+        <w:bCs w:val="0"/>
+        <w:i w:val="0"/>
+        <w:iCs w:val="0"/>
+        <w:smallCaps w:val="0"/>
+        <w:strike w:val="0"/>
+        <w:color w:val="000000"/>
+        <w:sz w:val="22"/>
+        <w:szCs w:val="22"/>
+        <w:u w:val="none"/>
+        <w:shd w:val="clear" w:color="auto" w:fill="auto"/>
+        <w:vertAlign w:val="baseline"/>
+      </w:rPr>
+    </w:lvl>
+    <w:lvl w:ilvl="7">
+      <w:start w:val="1"/>
+      <w:numFmt w:val="bullet"/>
+      <w:lvlText w:val="■"/>
+      <w:lvlJc w:val="left"/>
+      <w:pPr>
+        <w:ind w:left="5760" w:hanging="360"/>
+      </w:pPr>
+      <w:rPr>
+        <w:rFonts w:ascii="Arial" w:eastAsia="Arial" w:hAnsi="Arial" w:cs="Arial"/>
+        <w:b w:val="0"/>
+        <w:bCs w:val="0"/>
+        <w:i w:val="0"/>
+        <w:iCs w:val="0"/>
+        <w:smallCaps w:val="0"/>
+        <w:strike w:val="0"/>
+        <w:color w:val="000000"/>
+        <w:sz w:val="22"/>
+        <w:szCs w:val="22"/>
+        <w:u w:val="none"/>
+        <w:shd w:val="clear" w:color="auto" w:fill="auto"/>
+        <w:vertAlign w:val="baseline"/>
+      </w:rPr>
+    </w:lvl>
+    <w:lvl w:ilvl="8">
+      <w:start w:val="1"/>
+      <w:numFmt w:val="bullet"/>
+      <w:lvlText w:val="■"/>
+      <w:lvlJc w:val="left"/>
+      <w:pPr>
+        <w:ind w:left="6480" w:hanging="360"/>
+      </w:pPr>
+      <w:rPr>
+        <w:rFonts w:ascii="Arial" w:eastAsia="Arial" w:hAnsi="Arial" w:cs="Arial"/>
+        <w:b w:val="0"/>
+        <w:bCs w:val="0"/>
+        <w:i w:val="0"/>
+        <w:iCs w:val="0"/>
+        <w:smallCaps w:val="0"/>
+        <w:strike w:val="0"/>
+        <w:color w:val="000000"/>
+        <w:sz w:val="22"/>
+        <w:szCs w:val="22"/>
+        <w:u w:val="none"/>
+        <w:shd w:val="clear" w:color="auto" w:fill="auto"/>
+        <w:vertAlign w:val="baseline"/>
+      </w:rPr>
+    </w:lvl>
+  </w:abstractNum>
+  <w:abstractNum w:abstractNumId="6" w15:restartNumberingAfterBreak="0">
     <w:nsid w:val="0F166A78"/>
     <w:multiLevelType w:val="hybridMultilevel"/>
     <w:tmpl w:val="08FC162C"/>
@@ -10389,7 +17286,7 @@
       </w:rPr>
     </w:lvl>
   </w:abstractNum>
-  <w:abstractNum w:abstractNumId="5" w15:restartNumberingAfterBreak="0">
+  <w:abstractNum w:abstractNumId="7" w15:restartNumberingAfterBreak="0">
     <w:nsid w:val="14570D93"/>
     <w:multiLevelType w:val="hybridMultilevel"/>
     <w:tmpl w:val="FE268478"/>
@@ -10502,7 +17399,7 @@
       </w:rPr>
     </w:lvl>
   </w:abstractNum>
-  <w:abstractNum w:abstractNumId="6" w15:restartNumberingAfterBreak="0">
+  <w:abstractNum w:abstractNumId="8" w15:restartNumberingAfterBreak="0">
     <w:nsid w:val="14A1A553"/>
     <w:multiLevelType w:val="multilevel"/>
     <w:tmpl w:val="A0462738"/>
@@ -10615,7 +17512,7 @@
       </w:rPr>
     </w:lvl>
   </w:abstractNum>
-  <w:abstractNum w:abstractNumId="7" w15:restartNumberingAfterBreak="0">
+  <w:abstractNum w:abstractNumId="9" w15:restartNumberingAfterBreak="0">
     <w:nsid w:val="1DD36961"/>
     <w:multiLevelType w:val="hybridMultilevel"/>
     <w:tmpl w:val="FDD8EFBC"/>
@@ -10731,7 +17628,7 @@
       </w:pPr>
     </w:lvl>
   </w:abstractNum>
-  <w:abstractNum w:abstractNumId="8" w15:restartNumberingAfterBreak="0">
+  <w:abstractNum w:abstractNumId="10" w15:restartNumberingAfterBreak="0">
     <w:nsid w:val="272E6982"/>
     <w:multiLevelType w:val="multilevel"/>
     <w:tmpl w:val="5B52CDCE"/>
@@ -10844,7 +17741,7 @@
       </w:rPr>
     </w:lvl>
   </w:abstractNum>
-  <w:abstractNum w:abstractNumId="9" w15:restartNumberingAfterBreak="0">
+  <w:abstractNum w:abstractNumId="11" w15:restartNumberingAfterBreak="0">
     <w:nsid w:val="31054891"/>
     <w:multiLevelType w:val="hybridMultilevel"/>
     <w:tmpl w:val="60B0A830"/>
@@ -10957,7 +17854,7 @@
       </w:pPr>
     </w:lvl>
   </w:abstractNum>
-  <w:abstractNum w:abstractNumId="10" w15:restartNumberingAfterBreak="0">
+  <w:abstractNum w:abstractNumId="12" w15:restartNumberingAfterBreak="0">
     <w:nsid w:val="3219BD2D"/>
     <w:multiLevelType w:val="multilevel"/>
     <w:tmpl w:val="2CA63540"/>
@@ -11070,7 +17967,7 @@
       </w:rPr>
     </w:lvl>
   </w:abstractNum>
-  <w:abstractNum w:abstractNumId="11" w15:restartNumberingAfterBreak="0">
+  <w:abstractNum w:abstractNumId="13" w15:restartNumberingAfterBreak="0">
     <w:nsid w:val="38A0003A"/>
     <w:multiLevelType w:val="hybridMultilevel"/>
     <w:tmpl w:val="B0B49334"/>
@@ -11164,7 +18061,7 @@
       </w:pPr>
     </w:lvl>
   </w:abstractNum>
-  <w:abstractNum w:abstractNumId="12" w15:restartNumberingAfterBreak="0">
+  <w:abstractNum w:abstractNumId="14" w15:restartNumberingAfterBreak="0">
     <w:nsid w:val="393B57E4"/>
     <w:multiLevelType w:val="hybridMultilevel"/>
     <w:tmpl w:val="F912DB60"/>
@@ -11277,7 +18174,7 @@
       </w:rPr>
     </w:lvl>
   </w:abstractNum>
-  <w:abstractNum w:abstractNumId="13" w15:restartNumberingAfterBreak="0">
+  <w:abstractNum w:abstractNumId="15" w15:restartNumberingAfterBreak="0">
     <w:nsid w:val="3C874C17"/>
     <w:multiLevelType w:val="hybridMultilevel"/>
     <w:tmpl w:val="914C8346"/>
@@ -11366,7 +18263,228 @@
       </w:pPr>
     </w:lvl>
   </w:abstractNum>
-  <w:abstractNum w:abstractNumId="14" w15:restartNumberingAfterBreak="0">
+  <w:abstractNum w:abstractNumId="16" w15:restartNumberingAfterBreak="0">
+    <w:nsid w:val="3F04466C"/>
+    <w:multiLevelType w:val="multilevel"/>
+    <w:tmpl w:val="D9AE79E0"/>
+    <w:lvl w:ilvl="0">
+      <w:start w:val="1"/>
+      <w:numFmt w:val="bullet"/>
+      <w:lvlText w:val="●"/>
+      <w:lvlJc w:val="left"/>
+      <w:pPr>
+        <w:ind w:left="600" w:hanging="360"/>
+      </w:pPr>
+      <w:rPr>
+        <w:rFonts w:ascii="Arial" w:eastAsia="Arial" w:hAnsi="Arial" w:cs="Arial"/>
+        <w:b w:val="0"/>
+        <w:bCs w:val="0"/>
+        <w:i w:val="0"/>
+        <w:iCs w:val="0"/>
+        <w:smallCaps w:val="0"/>
+        <w:strike w:val="0"/>
+        <w:color w:val="000000"/>
+        <w:sz w:val="22"/>
+        <w:szCs w:val="22"/>
+        <w:u w:val="none"/>
+        <w:shd w:val="clear" w:color="auto" w:fill="auto"/>
+        <w:vertAlign w:val="baseline"/>
+      </w:rPr>
+    </w:lvl>
+    <w:lvl w:ilvl="1">
+      <w:start w:val="1"/>
+      <w:numFmt w:val="bullet"/>
+      <w:lvlText w:val="○"/>
+      <w:lvlJc w:val="left"/>
+      <w:pPr>
+        <w:ind w:left="1440" w:hanging="360"/>
+      </w:pPr>
+      <w:rPr>
+        <w:rFonts w:ascii="Arial" w:eastAsia="Arial" w:hAnsi="Arial" w:cs="Arial"/>
+        <w:b w:val="0"/>
+        <w:bCs w:val="0"/>
+        <w:i w:val="0"/>
+        <w:iCs w:val="0"/>
+        <w:smallCaps w:val="0"/>
+        <w:strike w:val="0"/>
+        <w:color w:val="000000"/>
+        <w:sz w:val="22"/>
+        <w:szCs w:val="22"/>
+        <w:u w:val="none"/>
+        <w:shd w:val="clear" w:color="auto" w:fill="auto"/>
+        <w:vertAlign w:val="baseline"/>
+      </w:rPr>
+    </w:lvl>
+    <w:lvl w:ilvl="2">
+      <w:start w:val="1"/>
+      <w:numFmt w:val="bullet"/>
+      <w:lvlText w:val="■"/>
+      <w:lvlJc w:val="left"/>
+      <w:pPr>
+        <w:ind w:left="2160" w:hanging="360"/>
+      </w:pPr>
+      <w:rPr>
+        <w:rFonts w:ascii="Arial" w:eastAsia="Arial" w:hAnsi="Arial" w:cs="Arial"/>
+        <w:b w:val="0"/>
+        <w:bCs w:val="0"/>
+        <w:i w:val="0"/>
+        <w:iCs w:val="0"/>
+        <w:smallCaps w:val="0"/>
+        <w:strike w:val="0"/>
+        <w:color w:val="000000"/>
+        <w:sz w:val="22"/>
+        <w:szCs w:val="22"/>
+        <w:u w:val="none"/>
+        <w:shd w:val="clear" w:color="auto" w:fill="auto"/>
+        <w:vertAlign w:val="baseline"/>
+      </w:rPr>
+    </w:lvl>
+    <w:lvl w:ilvl="3">
+      <w:start w:val="1"/>
+      <w:numFmt w:val="bullet"/>
+      <w:lvlText w:val="■"/>
+      <w:lvlJc w:val="left"/>
+      <w:pPr>
+        <w:ind w:left="2880" w:hanging="360"/>
+      </w:pPr>
+      <w:rPr>
+        <w:rFonts w:ascii="Arial" w:eastAsia="Arial" w:hAnsi="Arial" w:cs="Arial"/>
+        <w:b w:val="0"/>
+        <w:bCs w:val="0"/>
+        <w:i w:val="0"/>
+        <w:iCs w:val="0"/>
+        <w:smallCaps w:val="0"/>
+        <w:strike w:val="0"/>
+        <w:color w:val="000000"/>
+        <w:sz w:val="22"/>
+        <w:szCs w:val="22"/>
+        <w:u w:val="none"/>
+        <w:shd w:val="clear" w:color="auto" w:fill="auto"/>
+        <w:vertAlign w:val="baseline"/>
+      </w:rPr>
+    </w:lvl>
+    <w:lvl w:ilvl="4">
+      <w:start w:val="1"/>
+      <w:numFmt w:val="bullet"/>
+      <w:lvlText w:val="■"/>
+      <w:lvlJc w:val="left"/>
+      <w:pPr>
+        <w:ind w:left="3600" w:hanging="360"/>
+      </w:pPr>
+      <w:rPr>
+        <w:rFonts w:ascii="Arial" w:eastAsia="Arial" w:hAnsi="Arial" w:cs="Arial"/>
+        <w:b w:val="0"/>
+        <w:bCs w:val="0"/>
+        <w:i w:val="0"/>
+        <w:iCs w:val="0"/>
+        <w:smallCaps w:val="0"/>
+        <w:strike w:val="0"/>
+        <w:color w:val="000000"/>
+        <w:sz w:val="22"/>
+        <w:szCs w:val="22"/>
+        <w:u w:val="none"/>
+        <w:shd w:val="clear" w:color="auto" w:fill="auto"/>
+        <w:vertAlign w:val="baseline"/>
+      </w:rPr>
+    </w:lvl>
+    <w:lvl w:ilvl="5">
+      <w:start w:val="1"/>
+      <w:numFmt w:val="bullet"/>
+      <w:lvlText w:val="■"/>
+      <w:lvlJc w:val="left"/>
+      <w:pPr>
+        <w:ind w:left="4320" w:hanging="360"/>
+      </w:pPr>
+      <w:rPr>
+        <w:rFonts w:ascii="Arial" w:eastAsia="Arial" w:hAnsi="Arial" w:cs="Arial"/>
+        <w:b w:val="0"/>
+        <w:bCs w:val="0"/>
+        <w:i w:val="0"/>
+        <w:iCs w:val="0"/>
+        <w:smallCaps w:val="0"/>
+        <w:strike w:val="0"/>
+        <w:color w:val="000000"/>
+        <w:sz w:val="22"/>
+        <w:szCs w:val="22"/>
+        <w:u w:val="none"/>
+        <w:shd w:val="clear" w:color="auto" w:fill="auto"/>
+        <w:vertAlign w:val="baseline"/>
+      </w:rPr>
+    </w:lvl>
+    <w:lvl w:ilvl="6">
+      <w:start w:val="1"/>
+      <w:numFmt w:val="bullet"/>
+      <w:lvlText w:val="■"/>
+      <w:lvlJc w:val="left"/>
+      <w:pPr>
+        <w:ind w:left="5040" w:hanging="360"/>
+      </w:pPr>
+      <w:rPr>
+        <w:rFonts w:ascii="Arial" w:eastAsia="Arial" w:hAnsi="Arial" w:cs="Arial"/>
+        <w:b w:val="0"/>
+        <w:bCs w:val="0"/>
+        <w:i w:val="0"/>
+        <w:iCs w:val="0"/>
+        <w:smallCaps w:val="0"/>
+        <w:strike w:val="0"/>
+        <w:color w:val="000000"/>
+        <w:sz w:val="22"/>
+        <w:szCs w:val="22"/>
+        <w:u w:val="none"/>
+        <w:shd w:val="clear" w:color="auto" w:fill="auto"/>
+        <w:vertAlign w:val="baseline"/>
+      </w:rPr>
+    </w:lvl>
+    <w:lvl w:ilvl="7">
+      <w:start w:val="1"/>
+      <w:numFmt w:val="bullet"/>
+      <w:lvlText w:val="■"/>
+      <w:lvlJc w:val="left"/>
+      <w:pPr>
+        <w:ind w:left="5760" w:hanging="360"/>
+      </w:pPr>
+      <w:rPr>
+        <w:rFonts w:ascii="Arial" w:eastAsia="Arial" w:hAnsi="Arial" w:cs="Arial"/>
+        <w:b w:val="0"/>
+        <w:bCs w:val="0"/>
+        <w:i w:val="0"/>
+        <w:iCs w:val="0"/>
+        <w:smallCaps w:val="0"/>
+        <w:strike w:val="0"/>
+        <w:color w:val="000000"/>
+        <w:sz w:val="22"/>
+        <w:szCs w:val="22"/>
+        <w:u w:val="none"/>
+        <w:shd w:val="clear" w:color="auto" w:fill="auto"/>
+        <w:vertAlign w:val="baseline"/>
+      </w:rPr>
+    </w:lvl>
+    <w:lvl w:ilvl="8">
+      <w:start w:val="1"/>
+      <w:numFmt w:val="bullet"/>
+      <w:lvlText w:val="■"/>
+      <w:lvlJc w:val="left"/>
+      <w:pPr>
+        <w:ind w:left="6480" w:hanging="360"/>
+      </w:pPr>
+      <w:rPr>
+        <w:rFonts w:ascii="Arial" w:eastAsia="Arial" w:hAnsi="Arial" w:cs="Arial"/>
+        <w:b w:val="0"/>
+        <w:bCs w:val="0"/>
+        <w:i w:val="0"/>
+        <w:iCs w:val="0"/>
+        <w:smallCaps w:val="0"/>
+        <w:strike w:val="0"/>
+        <w:color w:val="000000"/>
+        <w:sz w:val="22"/>
+        <w:szCs w:val="22"/>
+        <w:u w:val="none"/>
+        <w:shd w:val="clear" w:color="auto" w:fill="auto"/>
+        <w:vertAlign w:val="baseline"/>
+      </w:rPr>
+    </w:lvl>
+  </w:abstractNum>
+  <w:abstractNum w:abstractNumId="17" w15:restartNumberingAfterBreak="0">
     <w:nsid w:val="3FADCB78"/>
     <w:multiLevelType w:val="multilevel"/>
     <w:tmpl w:val="E10402E8"/>
@@ -11479,7 +18597,228 @@
       </w:rPr>
     </w:lvl>
   </w:abstractNum>
-  <w:abstractNum w:abstractNumId="15" w15:restartNumberingAfterBreak="0">
+  <w:abstractNum w:abstractNumId="18" w15:restartNumberingAfterBreak="0">
+    <w:nsid w:val="3FDE75AB"/>
+    <w:multiLevelType w:val="multilevel"/>
+    <w:tmpl w:val="FC46BAE4"/>
+    <w:lvl w:ilvl="0">
+      <w:start w:val="1"/>
+      <w:numFmt w:val="bullet"/>
+      <w:lvlText w:val="●"/>
+      <w:lvlJc w:val="left"/>
+      <w:pPr>
+        <w:ind w:left="600" w:hanging="360"/>
+      </w:pPr>
+      <w:rPr>
+        <w:rFonts w:ascii="Arial" w:eastAsia="Arial" w:hAnsi="Arial" w:cs="Arial"/>
+        <w:b w:val="0"/>
+        <w:bCs w:val="0"/>
+        <w:i w:val="0"/>
+        <w:iCs w:val="0"/>
+        <w:smallCaps w:val="0"/>
+        <w:strike w:val="0"/>
+        <w:color w:val="000000"/>
+        <w:sz w:val="22"/>
+        <w:szCs w:val="22"/>
+        <w:u w:val="none"/>
+        <w:shd w:val="clear" w:color="auto" w:fill="auto"/>
+        <w:vertAlign w:val="baseline"/>
+      </w:rPr>
+    </w:lvl>
+    <w:lvl w:ilvl="1">
+      <w:start w:val="1"/>
+      <w:numFmt w:val="bullet"/>
+      <w:lvlText w:val="○"/>
+      <w:lvlJc w:val="left"/>
+      <w:pPr>
+        <w:ind w:left="1440" w:hanging="360"/>
+      </w:pPr>
+      <w:rPr>
+        <w:rFonts w:ascii="Arial" w:eastAsia="Arial" w:hAnsi="Arial" w:cs="Arial"/>
+        <w:b w:val="0"/>
+        <w:bCs w:val="0"/>
+        <w:i w:val="0"/>
+        <w:iCs w:val="0"/>
+        <w:smallCaps w:val="0"/>
+        <w:strike w:val="0"/>
+        <w:color w:val="000000"/>
+        <w:sz w:val="22"/>
+        <w:szCs w:val="22"/>
+        <w:u w:val="none"/>
+        <w:shd w:val="clear" w:color="auto" w:fill="auto"/>
+        <w:vertAlign w:val="baseline"/>
+      </w:rPr>
+    </w:lvl>
+    <w:lvl w:ilvl="2">
+      <w:start w:val="1"/>
+      <w:numFmt w:val="bullet"/>
+      <w:lvlText w:val="■"/>
+      <w:lvlJc w:val="left"/>
+      <w:pPr>
+        <w:ind w:left="2160" w:hanging="360"/>
+      </w:pPr>
+      <w:rPr>
+        <w:rFonts w:ascii="Arial" w:eastAsia="Arial" w:hAnsi="Arial" w:cs="Arial"/>
+        <w:b w:val="0"/>
+        <w:bCs w:val="0"/>
+        <w:i w:val="0"/>
+        <w:iCs w:val="0"/>
+        <w:smallCaps w:val="0"/>
+        <w:strike w:val="0"/>
+        <w:color w:val="000000"/>
+        <w:sz w:val="22"/>
+        <w:szCs w:val="22"/>
+        <w:u w:val="none"/>
+        <w:shd w:val="clear" w:color="auto" w:fill="auto"/>
+        <w:vertAlign w:val="baseline"/>
+      </w:rPr>
+    </w:lvl>
+    <w:lvl w:ilvl="3">
+      <w:start w:val="1"/>
+      <w:numFmt w:val="bullet"/>
+      <w:lvlText w:val="■"/>
+      <w:lvlJc w:val="left"/>
+      <w:pPr>
+        <w:ind w:left="2880" w:hanging="360"/>
+      </w:pPr>
+      <w:rPr>
+        <w:rFonts w:ascii="Arial" w:eastAsia="Arial" w:hAnsi="Arial" w:cs="Arial"/>
+        <w:b w:val="0"/>
+        <w:bCs w:val="0"/>
+        <w:i w:val="0"/>
+        <w:iCs w:val="0"/>
+        <w:smallCaps w:val="0"/>
+        <w:strike w:val="0"/>
+        <w:color w:val="000000"/>
+        <w:sz w:val="22"/>
+        <w:szCs w:val="22"/>
+        <w:u w:val="none"/>
+        <w:shd w:val="clear" w:color="auto" w:fill="auto"/>
+        <w:vertAlign w:val="baseline"/>
+      </w:rPr>
+    </w:lvl>
+    <w:lvl w:ilvl="4">
+      <w:start w:val="1"/>
+      <w:numFmt w:val="bullet"/>
+      <w:lvlText w:val="■"/>
+      <w:lvlJc w:val="left"/>
+      <w:pPr>
+        <w:ind w:left="3600" w:hanging="360"/>
+      </w:pPr>
+      <w:rPr>
+        <w:rFonts w:ascii="Arial" w:eastAsia="Arial" w:hAnsi="Arial" w:cs="Arial"/>
+        <w:b w:val="0"/>
+        <w:bCs w:val="0"/>
+        <w:i w:val="0"/>
+        <w:iCs w:val="0"/>
+        <w:smallCaps w:val="0"/>
+        <w:strike w:val="0"/>
+        <w:color w:val="000000"/>
+        <w:sz w:val="22"/>
+        <w:szCs w:val="22"/>
+        <w:u w:val="none"/>
+        <w:shd w:val="clear" w:color="auto" w:fill="auto"/>
+        <w:vertAlign w:val="baseline"/>
+      </w:rPr>
+    </w:lvl>
+    <w:lvl w:ilvl="5">
+      <w:start w:val="1"/>
+      <w:numFmt w:val="bullet"/>
+      <w:lvlText w:val="■"/>
+      <w:lvlJc w:val="left"/>
+      <w:pPr>
+        <w:ind w:left="4320" w:hanging="360"/>
+      </w:pPr>
+      <w:rPr>
+        <w:rFonts w:ascii="Arial" w:eastAsia="Arial" w:hAnsi="Arial" w:cs="Arial"/>
+        <w:b w:val="0"/>
+        <w:bCs w:val="0"/>
+        <w:i w:val="0"/>
+        <w:iCs w:val="0"/>
+        <w:smallCaps w:val="0"/>
+        <w:strike w:val="0"/>
+        <w:color w:val="000000"/>
+        <w:sz w:val="22"/>
+        <w:szCs w:val="22"/>
+        <w:u w:val="none"/>
+        <w:shd w:val="clear" w:color="auto" w:fill="auto"/>
+        <w:vertAlign w:val="baseline"/>
+      </w:rPr>
+    </w:lvl>
+    <w:lvl w:ilvl="6">
+      <w:start w:val="1"/>
+      <w:numFmt w:val="bullet"/>
+      <w:lvlText w:val="■"/>
+      <w:lvlJc w:val="left"/>
+      <w:pPr>
+        <w:ind w:left="5040" w:hanging="360"/>
+      </w:pPr>
+      <w:rPr>
+        <w:rFonts w:ascii="Arial" w:eastAsia="Arial" w:hAnsi="Arial" w:cs="Arial"/>
+        <w:b w:val="0"/>
+        <w:bCs w:val="0"/>
+        <w:i w:val="0"/>
+        <w:iCs w:val="0"/>
+        <w:smallCaps w:val="0"/>
+        <w:strike w:val="0"/>
+        <w:color w:val="000000"/>
+        <w:sz w:val="22"/>
+        <w:szCs w:val="22"/>
+        <w:u w:val="none"/>
+        <w:shd w:val="clear" w:color="auto" w:fill="auto"/>
+        <w:vertAlign w:val="baseline"/>
+      </w:rPr>
+    </w:lvl>
+    <w:lvl w:ilvl="7">
+      <w:start w:val="1"/>
+      <w:numFmt w:val="bullet"/>
+      <w:lvlText w:val="■"/>
+      <w:lvlJc w:val="left"/>
+      <w:pPr>
+        <w:ind w:left="5760" w:hanging="360"/>
+      </w:pPr>
+      <w:rPr>
+        <w:rFonts w:ascii="Arial" w:eastAsia="Arial" w:hAnsi="Arial" w:cs="Arial"/>
+        <w:b w:val="0"/>
+        <w:bCs w:val="0"/>
+        <w:i w:val="0"/>
+        <w:iCs w:val="0"/>
+        <w:smallCaps w:val="0"/>
+        <w:strike w:val="0"/>
+        <w:color w:val="000000"/>
+        <w:sz w:val="22"/>
+        <w:szCs w:val="22"/>
+        <w:u w:val="none"/>
+        <w:shd w:val="clear" w:color="auto" w:fill="auto"/>
+        <w:vertAlign w:val="baseline"/>
+      </w:rPr>
+    </w:lvl>
+    <w:lvl w:ilvl="8">
+      <w:start w:val="1"/>
+      <w:numFmt w:val="bullet"/>
+      <w:lvlText w:val="■"/>
+      <w:lvlJc w:val="left"/>
+      <w:pPr>
+        <w:ind w:left="6480" w:hanging="360"/>
+      </w:pPr>
+      <w:rPr>
+        <w:rFonts w:ascii="Arial" w:eastAsia="Arial" w:hAnsi="Arial" w:cs="Arial"/>
+        <w:b w:val="0"/>
+        <w:bCs w:val="0"/>
+        <w:i w:val="0"/>
+        <w:iCs w:val="0"/>
+        <w:smallCaps w:val="0"/>
+        <w:strike w:val="0"/>
+        <w:color w:val="000000"/>
+        <w:sz w:val="22"/>
+        <w:szCs w:val="22"/>
+        <w:u w:val="none"/>
+        <w:shd w:val="clear" w:color="auto" w:fill="auto"/>
+        <w:vertAlign w:val="baseline"/>
+      </w:rPr>
+    </w:lvl>
+  </w:abstractNum>
+  <w:abstractNum w:abstractNumId="19" w15:restartNumberingAfterBreak="0">
     <w:nsid w:val="4478B93D"/>
     <w:multiLevelType w:val="multilevel"/>
     <w:tmpl w:val="2A6CEC64"/>
@@ -11592,7 +18931,7 @@
       </w:rPr>
     </w:lvl>
   </w:abstractNum>
-  <w:abstractNum w:abstractNumId="16" w15:restartNumberingAfterBreak="0">
+  <w:abstractNum w:abstractNumId="20" w15:restartNumberingAfterBreak="0">
     <w:nsid w:val="481D4B96"/>
     <w:multiLevelType w:val="hybridMultilevel"/>
     <w:tmpl w:val="CED09A64"/>
@@ -11705,7 +19044,7 @@
       </w:pPr>
     </w:lvl>
   </w:abstractNum>
-  <w:abstractNum w:abstractNumId="17" w15:restartNumberingAfterBreak="0">
+  <w:abstractNum w:abstractNumId="21" w15:restartNumberingAfterBreak="0">
     <w:nsid w:val="4F604952"/>
     <w:multiLevelType w:val="multilevel"/>
     <w:tmpl w:val="8AFA3F92"/>
@@ -11818,7 +19157,7 @@
       </w:rPr>
     </w:lvl>
   </w:abstractNum>
-  <w:abstractNum w:abstractNumId="18" w15:restartNumberingAfterBreak="0">
+  <w:abstractNum w:abstractNumId="22" w15:restartNumberingAfterBreak="0">
     <w:nsid w:val="50486095"/>
     <w:multiLevelType w:val="multilevel"/>
     <w:tmpl w:val="F454007C"/>
@@ -11931,7 +19270,7 @@
       </w:rPr>
     </w:lvl>
   </w:abstractNum>
-  <w:abstractNum w:abstractNumId="19" w15:restartNumberingAfterBreak="0">
+  <w:abstractNum w:abstractNumId="23" w15:restartNumberingAfterBreak="0">
     <w:nsid w:val="51C66DE9"/>
     <w:multiLevelType w:val="multilevel"/>
     <w:tmpl w:val="B8BA49F0"/>
@@ -12044,7 +19383,7 @@
       </w:rPr>
     </w:lvl>
   </w:abstractNum>
-  <w:abstractNum w:abstractNumId="20" w15:restartNumberingAfterBreak="0">
+  <w:abstractNum w:abstractNumId="24" w15:restartNumberingAfterBreak="0">
     <w:nsid w:val="52B30FD1"/>
     <w:multiLevelType w:val="multilevel"/>
     <w:tmpl w:val="640EFAF4"/>
@@ -12157,7 +19496,449 @@
       </w:rPr>
     </w:lvl>
   </w:abstractNum>
-  <w:abstractNum w:abstractNumId="21" w15:restartNumberingAfterBreak="0">
+  <w:abstractNum w:abstractNumId="25" w15:restartNumberingAfterBreak="0">
+    <w:nsid w:val="5AF52DE0"/>
+    <w:multiLevelType w:val="multilevel"/>
+    <w:tmpl w:val="4EFCABA6"/>
+    <w:lvl w:ilvl="0">
+      <w:start w:val="1"/>
+      <w:numFmt w:val="bullet"/>
+      <w:lvlText w:val="●"/>
+      <w:lvlJc w:val="left"/>
+      <w:pPr>
+        <w:ind w:left="600" w:hanging="360"/>
+      </w:pPr>
+      <w:rPr>
+        <w:rFonts w:ascii="Arial" w:eastAsia="Arial" w:hAnsi="Arial" w:cs="Arial"/>
+        <w:b w:val="0"/>
+        <w:bCs w:val="0"/>
+        <w:i w:val="0"/>
+        <w:iCs w:val="0"/>
+        <w:smallCaps w:val="0"/>
+        <w:strike w:val="0"/>
+        <w:color w:val="000000"/>
+        <w:sz w:val="22"/>
+        <w:szCs w:val="22"/>
+        <w:u w:val="none"/>
+        <w:shd w:val="clear" w:color="auto" w:fill="auto"/>
+        <w:vertAlign w:val="baseline"/>
+      </w:rPr>
+    </w:lvl>
+    <w:lvl w:ilvl="1">
+      <w:start w:val="1"/>
+      <w:numFmt w:val="bullet"/>
+      <w:lvlText w:val="○"/>
+      <w:lvlJc w:val="left"/>
+      <w:pPr>
+        <w:ind w:left="1440" w:hanging="360"/>
+      </w:pPr>
+      <w:rPr>
+        <w:rFonts w:ascii="Arial" w:eastAsia="Arial" w:hAnsi="Arial" w:cs="Arial"/>
+        <w:b w:val="0"/>
+        <w:bCs w:val="0"/>
+        <w:i w:val="0"/>
+        <w:iCs w:val="0"/>
+        <w:smallCaps w:val="0"/>
+        <w:strike w:val="0"/>
+        <w:color w:val="000000"/>
+        <w:sz w:val="22"/>
+        <w:szCs w:val="22"/>
+        <w:u w:val="none"/>
+        <w:shd w:val="clear" w:color="auto" w:fill="auto"/>
+        <w:vertAlign w:val="baseline"/>
+      </w:rPr>
+    </w:lvl>
+    <w:lvl w:ilvl="2">
+      <w:start w:val="1"/>
+      <w:numFmt w:val="bullet"/>
+      <w:lvlText w:val="■"/>
+      <w:lvlJc w:val="left"/>
+      <w:pPr>
+        <w:ind w:left="2160" w:hanging="360"/>
+      </w:pPr>
+      <w:rPr>
+        <w:rFonts w:ascii="Arial" w:eastAsia="Arial" w:hAnsi="Arial" w:cs="Arial"/>
+        <w:b w:val="0"/>
+        <w:bCs w:val="0"/>
+        <w:i w:val="0"/>
+        <w:iCs w:val="0"/>
+        <w:smallCaps w:val="0"/>
+        <w:strike w:val="0"/>
+        <w:color w:val="000000"/>
+        <w:sz w:val="22"/>
+        <w:szCs w:val="22"/>
+        <w:u w:val="none"/>
+        <w:shd w:val="clear" w:color="auto" w:fill="auto"/>
+        <w:vertAlign w:val="baseline"/>
+      </w:rPr>
+    </w:lvl>
+    <w:lvl w:ilvl="3">
+      <w:start w:val="1"/>
+      <w:numFmt w:val="bullet"/>
+      <w:lvlText w:val="■"/>
+      <w:lvlJc w:val="left"/>
+      <w:pPr>
+        <w:ind w:left="2880" w:hanging="360"/>
+      </w:pPr>
+      <w:rPr>
+        <w:rFonts w:ascii="Arial" w:eastAsia="Arial" w:hAnsi="Arial" w:cs="Arial"/>
+        <w:b w:val="0"/>
+        <w:bCs w:val="0"/>
+        <w:i w:val="0"/>
+        <w:iCs w:val="0"/>
+        <w:smallCaps w:val="0"/>
+        <w:strike w:val="0"/>
+        <w:color w:val="000000"/>
+        <w:sz w:val="22"/>
+        <w:szCs w:val="22"/>
+        <w:u w:val="none"/>
+        <w:shd w:val="clear" w:color="auto" w:fill="auto"/>
+        <w:vertAlign w:val="baseline"/>
+      </w:rPr>
+    </w:lvl>
+    <w:lvl w:ilvl="4">
+      <w:start w:val="1"/>
+      <w:numFmt w:val="bullet"/>
+      <w:lvlText w:val="■"/>
+      <w:lvlJc w:val="left"/>
+      <w:pPr>
+        <w:ind w:left="3600" w:hanging="360"/>
+      </w:pPr>
+      <w:rPr>
+        <w:rFonts w:ascii="Arial" w:eastAsia="Arial" w:hAnsi="Arial" w:cs="Arial"/>
+        <w:b w:val="0"/>
+        <w:bCs w:val="0"/>
+        <w:i w:val="0"/>
+        <w:iCs w:val="0"/>
+        <w:smallCaps w:val="0"/>
+        <w:strike w:val="0"/>
+        <w:color w:val="000000"/>
+        <w:sz w:val="22"/>
+        <w:szCs w:val="22"/>
+        <w:u w:val="none"/>
+        <w:shd w:val="clear" w:color="auto" w:fill="auto"/>
+        <w:vertAlign w:val="baseline"/>
+      </w:rPr>
+    </w:lvl>
+    <w:lvl w:ilvl="5">
+      <w:start w:val="1"/>
+      <w:numFmt w:val="bullet"/>
+      <w:lvlText w:val="■"/>
+      <w:lvlJc w:val="left"/>
+      <w:pPr>
+        <w:ind w:left="4320" w:hanging="360"/>
+      </w:pPr>
+      <w:rPr>
+        <w:rFonts w:ascii="Arial" w:eastAsia="Arial" w:hAnsi="Arial" w:cs="Arial"/>
+        <w:b w:val="0"/>
+        <w:bCs w:val="0"/>
+        <w:i w:val="0"/>
+        <w:iCs w:val="0"/>
+        <w:smallCaps w:val="0"/>
+        <w:strike w:val="0"/>
+        <w:color w:val="000000"/>
+        <w:sz w:val="22"/>
+        <w:szCs w:val="22"/>
+        <w:u w:val="none"/>
+        <w:shd w:val="clear" w:color="auto" w:fill="auto"/>
+        <w:vertAlign w:val="baseline"/>
+      </w:rPr>
+    </w:lvl>
+    <w:lvl w:ilvl="6">
+      <w:start w:val="1"/>
+      <w:numFmt w:val="bullet"/>
+      <w:lvlText w:val="■"/>
+      <w:lvlJc w:val="left"/>
+      <w:pPr>
+        <w:ind w:left="5040" w:hanging="360"/>
+      </w:pPr>
+      <w:rPr>
+        <w:rFonts w:ascii="Arial" w:eastAsia="Arial" w:hAnsi="Arial" w:cs="Arial"/>
+        <w:b w:val="0"/>
+        <w:bCs w:val="0"/>
+        <w:i w:val="0"/>
+        <w:iCs w:val="0"/>
+        <w:smallCaps w:val="0"/>
+        <w:strike w:val="0"/>
+        <w:color w:val="000000"/>
+        <w:sz w:val="22"/>
+        <w:szCs w:val="22"/>
+        <w:u w:val="none"/>
+        <w:shd w:val="clear" w:color="auto" w:fill="auto"/>
+        <w:vertAlign w:val="baseline"/>
+      </w:rPr>
+    </w:lvl>
+    <w:lvl w:ilvl="7">
+      <w:start w:val="1"/>
+      <w:numFmt w:val="bullet"/>
+      <w:lvlText w:val="■"/>
+      <w:lvlJc w:val="left"/>
+      <w:pPr>
+        <w:ind w:left="5760" w:hanging="360"/>
+      </w:pPr>
+      <w:rPr>
+        <w:rFonts w:ascii="Arial" w:eastAsia="Arial" w:hAnsi="Arial" w:cs="Arial"/>
+        <w:b w:val="0"/>
+        <w:bCs w:val="0"/>
+        <w:i w:val="0"/>
+        <w:iCs w:val="0"/>
+        <w:smallCaps w:val="0"/>
+        <w:strike w:val="0"/>
+        <w:color w:val="000000"/>
+        <w:sz w:val="22"/>
+        <w:szCs w:val="22"/>
+        <w:u w:val="none"/>
+        <w:shd w:val="clear" w:color="auto" w:fill="auto"/>
+        <w:vertAlign w:val="baseline"/>
+      </w:rPr>
+    </w:lvl>
+    <w:lvl w:ilvl="8">
+      <w:start w:val="1"/>
+      <w:numFmt w:val="bullet"/>
+      <w:lvlText w:val="■"/>
+      <w:lvlJc w:val="left"/>
+      <w:pPr>
+        <w:ind w:left="6480" w:hanging="360"/>
+      </w:pPr>
+      <w:rPr>
+        <w:rFonts w:ascii="Arial" w:eastAsia="Arial" w:hAnsi="Arial" w:cs="Arial"/>
+        <w:b w:val="0"/>
+        <w:bCs w:val="0"/>
+        <w:i w:val="0"/>
+        <w:iCs w:val="0"/>
+        <w:smallCaps w:val="0"/>
+        <w:strike w:val="0"/>
+        <w:color w:val="000000"/>
+        <w:sz w:val="22"/>
+        <w:szCs w:val="22"/>
+        <w:u w:val="none"/>
+        <w:shd w:val="clear" w:color="auto" w:fill="auto"/>
+        <w:vertAlign w:val="baseline"/>
+      </w:rPr>
+    </w:lvl>
+  </w:abstractNum>
+  <w:abstractNum w:abstractNumId="26" w15:restartNumberingAfterBreak="0">
+    <w:nsid w:val="60E758E2"/>
+    <w:multiLevelType w:val="multilevel"/>
+    <w:tmpl w:val="F4D4224C"/>
+    <w:lvl w:ilvl="0">
+      <w:start w:val="1"/>
+      <w:numFmt w:val="bullet"/>
+      <w:lvlText w:val="●"/>
+      <w:lvlJc w:val="left"/>
+      <w:pPr>
+        <w:ind w:left="600" w:hanging="360"/>
+      </w:pPr>
+      <w:rPr>
+        <w:rFonts w:ascii="Arial" w:eastAsia="Arial" w:hAnsi="Arial" w:cs="Arial"/>
+        <w:b w:val="0"/>
+        <w:bCs w:val="0"/>
+        <w:i w:val="0"/>
+        <w:iCs w:val="0"/>
+        <w:smallCaps w:val="0"/>
+        <w:strike w:val="0"/>
+        <w:color w:val="000000"/>
+        <w:sz w:val="22"/>
+        <w:szCs w:val="22"/>
+        <w:u w:val="none"/>
+        <w:shd w:val="clear" w:color="auto" w:fill="auto"/>
+        <w:vertAlign w:val="baseline"/>
+      </w:rPr>
+    </w:lvl>
+    <w:lvl w:ilvl="1">
+      <w:start w:val="1"/>
+      <w:numFmt w:val="bullet"/>
+      <w:lvlText w:val="○"/>
+      <w:lvlJc w:val="left"/>
+      <w:pPr>
+        <w:ind w:left="1440" w:hanging="360"/>
+      </w:pPr>
+      <w:rPr>
+        <w:rFonts w:ascii="Arial" w:eastAsia="Arial" w:hAnsi="Arial" w:cs="Arial"/>
+        <w:b w:val="0"/>
+        <w:bCs w:val="0"/>
+        <w:i w:val="0"/>
+        <w:iCs w:val="0"/>
+        <w:smallCaps w:val="0"/>
+        <w:strike w:val="0"/>
+        <w:color w:val="000000"/>
+        <w:sz w:val="22"/>
+        <w:szCs w:val="22"/>
+        <w:u w:val="none"/>
+        <w:shd w:val="clear" w:color="auto" w:fill="auto"/>
+        <w:vertAlign w:val="baseline"/>
+      </w:rPr>
+    </w:lvl>
+    <w:lvl w:ilvl="2">
+      <w:start w:val="1"/>
+      <w:numFmt w:val="bullet"/>
+      <w:lvlText w:val="■"/>
+      <w:lvlJc w:val="left"/>
+      <w:pPr>
+        <w:ind w:left="2160" w:hanging="360"/>
+      </w:pPr>
+      <w:rPr>
+        <w:rFonts w:ascii="Arial" w:eastAsia="Arial" w:hAnsi="Arial" w:cs="Arial"/>
+        <w:b w:val="0"/>
+        <w:bCs w:val="0"/>
+        <w:i w:val="0"/>
+        <w:iCs w:val="0"/>
+        <w:smallCaps w:val="0"/>
+        <w:strike w:val="0"/>
+        <w:color w:val="000000"/>
+        <w:sz w:val="22"/>
+        <w:szCs w:val="22"/>
+        <w:u w:val="none"/>
+        <w:shd w:val="clear" w:color="auto" w:fill="auto"/>
+        <w:vertAlign w:val="baseline"/>
+      </w:rPr>
+    </w:lvl>
+    <w:lvl w:ilvl="3">
+      <w:start w:val="1"/>
+      <w:numFmt w:val="bullet"/>
+      <w:lvlText w:val="■"/>
+      <w:lvlJc w:val="left"/>
+      <w:pPr>
+        <w:ind w:left="2880" w:hanging="360"/>
+      </w:pPr>
+      <w:rPr>
+        <w:rFonts w:ascii="Arial" w:eastAsia="Arial" w:hAnsi="Arial" w:cs="Arial"/>
+        <w:b w:val="0"/>
+        <w:bCs w:val="0"/>
+        <w:i w:val="0"/>
+        <w:iCs w:val="0"/>
+        <w:smallCaps w:val="0"/>
+        <w:strike w:val="0"/>
+        <w:color w:val="000000"/>
+        <w:sz w:val="22"/>
+        <w:szCs w:val="22"/>
+        <w:u w:val="none"/>
+        <w:shd w:val="clear" w:color="auto" w:fill="auto"/>
+        <w:vertAlign w:val="baseline"/>
+      </w:rPr>
+    </w:lvl>
+    <w:lvl w:ilvl="4">
+      <w:start w:val="1"/>
+      <w:numFmt w:val="bullet"/>
+      <w:lvlText w:val="■"/>
+      <w:lvlJc w:val="left"/>
+      <w:pPr>
+        <w:ind w:left="3600" w:hanging="360"/>
+      </w:pPr>
+      <w:rPr>
+        <w:rFonts w:ascii="Arial" w:eastAsia="Arial" w:hAnsi="Arial" w:cs="Arial"/>
+        <w:b w:val="0"/>
+        <w:bCs w:val="0"/>
+        <w:i w:val="0"/>
+        <w:iCs w:val="0"/>
+        <w:smallCaps w:val="0"/>
+        <w:strike w:val="0"/>
+        <w:color w:val="000000"/>
+        <w:sz w:val="22"/>
+        <w:szCs w:val="22"/>
+        <w:u w:val="none"/>
+        <w:shd w:val="clear" w:color="auto" w:fill="auto"/>
+        <w:vertAlign w:val="baseline"/>
+      </w:rPr>
+    </w:lvl>
+    <w:lvl w:ilvl="5">
+      <w:start w:val="1"/>
+      <w:numFmt w:val="bullet"/>
+      <w:lvlText w:val="■"/>
+      <w:lvlJc w:val="left"/>
+      <w:pPr>
+        <w:ind w:left="4320" w:hanging="360"/>
+      </w:pPr>
+      <w:rPr>
+        <w:rFonts w:ascii="Arial" w:eastAsia="Arial" w:hAnsi="Arial" w:cs="Arial"/>
+        <w:b w:val="0"/>
+        <w:bCs w:val="0"/>
+        <w:i w:val="0"/>
+        <w:iCs w:val="0"/>
+        <w:smallCaps w:val="0"/>
+        <w:strike w:val="0"/>
+        <w:color w:val="000000"/>
+        <w:sz w:val="22"/>
+        <w:szCs w:val="22"/>
+        <w:u w:val="none"/>
+        <w:shd w:val="clear" w:color="auto" w:fill="auto"/>
+        <w:vertAlign w:val="baseline"/>
+      </w:rPr>
+    </w:lvl>
+    <w:lvl w:ilvl="6">
+      <w:start w:val="1"/>
+      <w:numFmt w:val="bullet"/>
+      <w:lvlText w:val="■"/>
+      <w:lvlJc w:val="left"/>
+      <w:pPr>
+        <w:ind w:left="5040" w:hanging="360"/>
+      </w:pPr>
+      <w:rPr>
+        <w:rFonts w:ascii="Arial" w:eastAsia="Arial" w:hAnsi="Arial" w:cs="Arial"/>
+        <w:b w:val="0"/>
+        <w:bCs w:val="0"/>
+        <w:i w:val="0"/>
+        <w:iCs w:val="0"/>
+        <w:smallCaps w:val="0"/>
+        <w:strike w:val="0"/>
+        <w:color w:val="000000"/>
+        <w:sz w:val="22"/>
+        <w:szCs w:val="22"/>
+        <w:u w:val="none"/>
+        <w:shd w:val="clear" w:color="auto" w:fill="auto"/>
+        <w:vertAlign w:val="baseline"/>
+      </w:rPr>
+    </w:lvl>
+    <w:lvl w:ilvl="7">
+      <w:start w:val="1"/>
+      <w:numFmt w:val="bullet"/>
+      <w:lvlText w:val="■"/>
+      <w:lvlJc w:val="left"/>
+      <w:pPr>
+        <w:ind w:left="5760" w:hanging="360"/>
+      </w:pPr>
+      <w:rPr>
+        <w:rFonts w:ascii="Arial" w:eastAsia="Arial" w:hAnsi="Arial" w:cs="Arial"/>
+        <w:b w:val="0"/>
+        <w:bCs w:val="0"/>
+        <w:i w:val="0"/>
+        <w:iCs w:val="0"/>
+        <w:smallCaps w:val="0"/>
+        <w:strike w:val="0"/>
+        <w:color w:val="000000"/>
+        <w:sz w:val="22"/>
+        <w:szCs w:val="22"/>
+        <w:u w:val="none"/>
+        <w:shd w:val="clear" w:color="auto" w:fill="auto"/>
+        <w:vertAlign w:val="baseline"/>
+      </w:rPr>
+    </w:lvl>
+    <w:lvl w:ilvl="8">
+      <w:start w:val="1"/>
+      <w:numFmt w:val="bullet"/>
+      <w:lvlText w:val="■"/>
+      <w:lvlJc w:val="left"/>
+      <w:pPr>
+        <w:ind w:left="6480" w:hanging="360"/>
+      </w:pPr>
+      <w:rPr>
+        <w:rFonts w:ascii="Arial" w:eastAsia="Arial" w:hAnsi="Arial" w:cs="Arial"/>
+        <w:b w:val="0"/>
+        <w:bCs w:val="0"/>
+        <w:i w:val="0"/>
+        <w:iCs w:val="0"/>
+        <w:smallCaps w:val="0"/>
+        <w:strike w:val="0"/>
+        <w:color w:val="000000"/>
+        <w:sz w:val="22"/>
+        <w:szCs w:val="22"/>
+        <w:u w:val="none"/>
+        <w:shd w:val="clear" w:color="auto" w:fill="auto"/>
+        <w:vertAlign w:val="baseline"/>
+      </w:rPr>
+    </w:lvl>
+  </w:abstractNum>
+  <w:abstractNum w:abstractNumId="27" w15:restartNumberingAfterBreak="0">
     <w:nsid w:val="63FB4D3A"/>
     <w:multiLevelType w:val="hybridMultilevel"/>
     <w:tmpl w:val="0F9427FE"/>
@@ -12270,7 +20051,7 @@
       </w:rPr>
     </w:lvl>
   </w:abstractNum>
-  <w:abstractNum w:abstractNumId="22" w15:restartNumberingAfterBreak="0">
+  <w:abstractNum w:abstractNumId="28" w15:restartNumberingAfterBreak="0">
     <w:nsid w:val="67754D9C"/>
     <w:multiLevelType w:val="hybridMultilevel"/>
     <w:tmpl w:val="57FE19BC"/>
@@ -12410,7 +20191,7 @@
       </w:rPr>
     </w:lvl>
   </w:abstractNum>
-  <w:abstractNum w:abstractNumId="23" w15:restartNumberingAfterBreak="0">
+  <w:abstractNum w:abstractNumId="29" w15:restartNumberingAfterBreak="0">
     <w:nsid w:val="691738F0"/>
     <w:multiLevelType w:val="multilevel"/>
     <w:tmpl w:val="B4A0103E"/>
@@ -12523,7 +20304,228 @@
       </w:rPr>
     </w:lvl>
   </w:abstractNum>
-  <w:abstractNum w:abstractNumId="24" w15:restartNumberingAfterBreak="0">
+  <w:abstractNum w:abstractNumId="30" w15:restartNumberingAfterBreak="0">
+    <w:nsid w:val="69715AD5"/>
+    <w:multiLevelType w:val="multilevel"/>
+    <w:tmpl w:val="CCFC80E2"/>
+    <w:lvl w:ilvl="0">
+      <w:start w:val="1"/>
+      <w:numFmt w:val="bullet"/>
+      <w:lvlText w:val="●"/>
+      <w:lvlJc w:val="left"/>
+      <w:pPr>
+        <w:ind w:left="600" w:hanging="360"/>
+      </w:pPr>
+      <w:rPr>
+        <w:rFonts w:ascii="Arial" w:eastAsia="Arial" w:hAnsi="Arial" w:cs="Arial"/>
+        <w:b w:val="0"/>
+        <w:bCs w:val="0"/>
+        <w:i w:val="0"/>
+        <w:iCs w:val="0"/>
+        <w:smallCaps w:val="0"/>
+        <w:strike w:val="0"/>
+        <w:color w:val="000000"/>
+        <w:sz w:val="22"/>
+        <w:szCs w:val="22"/>
+        <w:u w:val="none"/>
+        <w:shd w:val="clear" w:color="auto" w:fill="auto"/>
+        <w:vertAlign w:val="baseline"/>
+      </w:rPr>
+    </w:lvl>
+    <w:lvl w:ilvl="1">
+      <w:start w:val="1"/>
+      <w:numFmt w:val="bullet"/>
+      <w:lvlText w:val="○"/>
+      <w:lvlJc w:val="left"/>
+      <w:pPr>
+        <w:ind w:left="1440" w:hanging="360"/>
+      </w:pPr>
+      <w:rPr>
+        <w:rFonts w:ascii="Arial" w:eastAsia="Arial" w:hAnsi="Arial" w:cs="Arial"/>
+        <w:b w:val="0"/>
+        <w:bCs w:val="0"/>
+        <w:i w:val="0"/>
+        <w:iCs w:val="0"/>
+        <w:smallCaps w:val="0"/>
+        <w:strike w:val="0"/>
+        <w:color w:val="000000"/>
+        <w:sz w:val="22"/>
+        <w:szCs w:val="22"/>
+        <w:u w:val="none"/>
+        <w:shd w:val="clear" w:color="auto" w:fill="auto"/>
+        <w:vertAlign w:val="baseline"/>
+      </w:rPr>
+    </w:lvl>
+    <w:lvl w:ilvl="2">
+      <w:start w:val="1"/>
+      <w:numFmt w:val="bullet"/>
+      <w:lvlText w:val="■"/>
+      <w:lvlJc w:val="left"/>
+      <w:pPr>
+        <w:ind w:left="2160" w:hanging="360"/>
+      </w:pPr>
+      <w:rPr>
+        <w:rFonts w:ascii="Arial" w:eastAsia="Arial" w:hAnsi="Arial" w:cs="Arial"/>
+        <w:b w:val="0"/>
+        <w:bCs w:val="0"/>
+        <w:i w:val="0"/>
+        <w:iCs w:val="0"/>
+        <w:smallCaps w:val="0"/>
+        <w:strike w:val="0"/>
+        <w:color w:val="000000"/>
+        <w:sz w:val="22"/>
+        <w:szCs w:val="22"/>
+        <w:u w:val="none"/>
+        <w:shd w:val="clear" w:color="auto" w:fill="auto"/>
+        <w:vertAlign w:val="baseline"/>
+      </w:rPr>
+    </w:lvl>
+    <w:lvl w:ilvl="3">
+      <w:start w:val="1"/>
+      <w:numFmt w:val="bullet"/>
+      <w:lvlText w:val="■"/>
+      <w:lvlJc w:val="left"/>
+      <w:pPr>
+        <w:ind w:left="2880" w:hanging="360"/>
+      </w:pPr>
+      <w:rPr>
+        <w:rFonts w:ascii="Arial" w:eastAsia="Arial" w:hAnsi="Arial" w:cs="Arial"/>
+        <w:b w:val="0"/>
+        <w:bCs w:val="0"/>
+        <w:i w:val="0"/>
+        <w:iCs w:val="0"/>
+        <w:smallCaps w:val="0"/>
+        <w:strike w:val="0"/>
+        <w:color w:val="000000"/>
+        <w:sz w:val="22"/>
+        <w:szCs w:val="22"/>
+        <w:u w:val="none"/>
+        <w:shd w:val="clear" w:color="auto" w:fill="auto"/>
+        <w:vertAlign w:val="baseline"/>
+      </w:rPr>
+    </w:lvl>
+    <w:lvl w:ilvl="4">
+      <w:start w:val="1"/>
+      <w:numFmt w:val="bullet"/>
+      <w:lvlText w:val="■"/>
+      <w:lvlJc w:val="left"/>
+      <w:pPr>
+        <w:ind w:left="3600" w:hanging="360"/>
+      </w:pPr>
+      <w:rPr>
+        <w:rFonts w:ascii="Arial" w:eastAsia="Arial" w:hAnsi="Arial" w:cs="Arial"/>
+        <w:b w:val="0"/>
+        <w:bCs w:val="0"/>
+        <w:i w:val="0"/>
+        <w:iCs w:val="0"/>
+        <w:smallCaps w:val="0"/>
+        <w:strike w:val="0"/>
+        <w:color w:val="000000"/>
+        <w:sz w:val="22"/>
+        <w:szCs w:val="22"/>
+        <w:u w:val="none"/>
+        <w:shd w:val="clear" w:color="auto" w:fill="auto"/>
+        <w:vertAlign w:val="baseline"/>
+      </w:rPr>
+    </w:lvl>
+    <w:lvl w:ilvl="5">
+      <w:start w:val="1"/>
+      <w:numFmt w:val="bullet"/>
+      <w:lvlText w:val="■"/>
+      <w:lvlJc w:val="left"/>
+      <w:pPr>
+        <w:ind w:left="4320" w:hanging="360"/>
+      </w:pPr>
+      <w:rPr>
+        <w:rFonts w:ascii="Arial" w:eastAsia="Arial" w:hAnsi="Arial" w:cs="Arial"/>
+        <w:b w:val="0"/>
+        <w:bCs w:val="0"/>
+        <w:i w:val="0"/>
+        <w:iCs w:val="0"/>
+        <w:smallCaps w:val="0"/>
+        <w:strike w:val="0"/>
+        <w:color w:val="000000"/>
+        <w:sz w:val="22"/>
+        <w:szCs w:val="22"/>
+        <w:u w:val="none"/>
+        <w:shd w:val="clear" w:color="auto" w:fill="auto"/>
+        <w:vertAlign w:val="baseline"/>
+      </w:rPr>
+    </w:lvl>
+    <w:lvl w:ilvl="6">
+      <w:start w:val="1"/>
+      <w:numFmt w:val="bullet"/>
+      <w:lvlText w:val="■"/>
+      <w:lvlJc w:val="left"/>
+      <w:pPr>
+        <w:ind w:left="5040" w:hanging="360"/>
+      </w:pPr>
+      <w:rPr>
+        <w:rFonts w:ascii="Arial" w:eastAsia="Arial" w:hAnsi="Arial" w:cs="Arial"/>
+        <w:b w:val="0"/>
+        <w:bCs w:val="0"/>
+        <w:i w:val="0"/>
+        <w:iCs w:val="0"/>
+        <w:smallCaps w:val="0"/>
+        <w:strike w:val="0"/>
+        <w:color w:val="000000"/>
+        <w:sz w:val="22"/>
+        <w:szCs w:val="22"/>
+        <w:u w:val="none"/>
+        <w:shd w:val="clear" w:color="auto" w:fill="auto"/>
+        <w:vertAlign w:val="baseline"/>
+      </w:rPr>
+    </w:lvl>
+    <w:lvl w:ilvl="7">
+      <w:start w:val="1"/>
+      <w:numFmt w:val="bullet"/>
+      <w:lvlText w:val="■"/>
+      <w:lvlJc w:val="left"/>
+      <w:pPr>
+        <w:ind w:left="5760" w:hanging="360"/>
+      </w:pPr>
+      <w:rPr>
+        <w:rFonts w:ascii="Arial" w:eastAsia="Arial" w:hAnsi="Arial" w:cs="Arial"/>
+        <w:b w:val="0"/>
+        <w:bCs w:val="0"/>
+        <w:i w:val="0"/>
+        <w:iCs w:val="0"/>
+        <w:smallCaps w:val="0"/>
+        <w:strike w:val="0"/>
+        <w:color w:val="000000"/>
+        <w:sz w:val="22"/>
+        <w:szCs w:val="22"/>
+        <w:u w:val="none"/>
+        <w:shd w:val="clear" w:color="auto" w:fill="auto"/>
+        <w:vertAlign w:val="baseline"/>
+      </w:rPr>
+    </w:lvl>
+    <w:lvl w:ilvl="8">
+      <w:start w:val="1"/>
+      <w:numFmt w:val="bullet"/>
+      <w:lvlText w:val="■"/>
+      <w:lvlJc w:val="left"/>
+      <w:pPr>
+        <w:ind w:left="6480" w:hanging="360"/>
+      </w:pPr>
+      <w:rPr>
+        <w:rFonts w:ascii="Arial" w:eastAsia="Arial" w:hAnsi="Arial" w:cs="Arial"/>
+        <w:b w:val="0"/>
+        <w:bCs w:val="0"/>
+        <w:i w:val="0"/>
+        <w:iCs w:val="0"/>
+        <w:smallCaps w:val="0"/>
+        <w:strike w:val="0"/>
+        <w:color w:val="000000"/>
+        <w:sz w:val="22"/>
+        <w:szCs w:val="22"/>
+        <w:u w:val="none"/>
+        <w:shd w:val="clear" w:color="auto" w:fill="auto"/>
+        <w:vertAlign w:val="baseline"/>
+      </w:rPr>
+    </w:lvl>
+  </w:abstractNum>
+  <w:abstractNum w:abstractNumId="31" w15:restartNumberingAfterBreak="0">
     <w:nsid w:val="6CBA602B"/>
     <w:multiLevelType w:val="hybridMultilevel"/>
     <w:tmpl w:val="4648CC54"/>
@@ -12636,7 +20638,7 @@
       </w:rPr>
     </w:lvl>
   </w:abstractNum>
-  <w:abstractNum w:abstractNumId="25" w15:restartNumberingAfterBreak="0">
+  <w:abstractNum w:abstractNumId="32" w15:restartNumberingAfterBreak="0">
     <w:nsid w:val="6F4A3FB2"/>
     <w:multiLevelType w:val="multilevel"/>
     <w:tmpl w:val="66B4A72E"/>
@@ -12749,7 +20751,228 @@
       </w:rPr>
     </w:lvl>
   </w:abstractNum>
-  <w:abstractNum w:abstractNumId="26" w15:restartNumberingAfterBreak="0">
+  <w:abstractNum w:abstractNumId="33" w15:restartNumberingAfterBreak="0">
+    <w:nsid w:val="71575ABC"/>
+    <w:multiLevelType w:val="multilevel"/>
+    <w:tmpl w:val="2F94BDF6"/>
+    <w:lvl w:ilvl="0">
+      <w:start w:val="1"/>
+      <w:numFmt w:val="decimal"/>
+      <w:lvlText w:val="%1."/>
+      <w:lvlJc w:val="left"/>
+      <w:pPr>
+        <w:ind w:left="600" w:hanging="360"/>
+      </w:pPr>
+      <w:rPr>
+        <w:rFonts w:ascii="Arial" w:eastAsia="Arial" w:hAnsi="Arial" w:cs="Arial"/>
+        <w:b w:val="0"/>
+        <w:bCs w:val="0"/>
+        <w:i w:val="0"/>
+        <w:iCs w:val="0"/>
+        <w:smallCaps w:val="0"/>
+        <w:strike w:val="0"/>
+        <w:color w:val="000000"/>
+        <w:sz w:val="22"/>
+        <w:szCs w:val="22"/>
+        <w:u w:val="none"/>
+        <w:shd w:val="clear" w:color="auto" w:fill="auto"/>
+        <w:vertAlign w:val="baseline"/>
+      </w:rPr>
+    </w:lvl>
+    <w:lvl w:ilvl="1">
+      <w:start w:val="1"/>
+      <w:numFmt w:val="bullet"/>
+      <w:lvlText w:val="○"/>
+      <w:lvlJc w:val="left"/>
+      <w:pPr>
+        <w:ind w:left="1440" w:hanging="360"/>
+      </w:pPr>
+      <w:rPr>
+        <w:rFonts w:ascii="Arial" w:eastAsia="Arial" w:hAnsi="Arial" w:cs="Arial"/>
+        <w:b w:val="0"/>
+        <w:bCs w:val="0"/>
+        <w:i w:val="0"/>
+        <w:iCs w:val="0"/>
+        <w:smallCaps w:val="0"/>
+        <w:strike w:val="0"/>
+        <w:color w:val="000000"/>
+        <w:sz w:val="22"/>
+        <w:szCs w:val="22"/>
+        <w:u w:val="none"/>
+        <w:shd w:val="clear" w:color="auto" w:fill="auto"/>
+        <w:vertAlign w:val="baseline"/>
+      </w:rPr>
+    </w:lvl>
+    <w:lvl w:ilvl="2">
+      <w:start w:val="1"/>
+      <w:numFmt w:val="bullet"/>
+      <w:lvlText w:val="■"/>
+      <w:lvlJc w:val="left"/>
+      <w:pPr>
+        <w:ind w:left="2160" w:hanging="360"/>
+      </w:pPr>
+      <w:rPr>
+        <w:rFonts w:ascii="Arial" w:eastAsia="Arial" w:hAnsi="Arial" w:cs="Arial"/>
+        <w:b w:val="0"/>
+        <w:bCs w:val="0"/>
+        <w:i w:val="0"/>
+        <w:iCs w:val="0"/>
+        <w:smallCaps w:val="0"/>
+        <w:strike w:val="0"/>
+        <w:color w:val="000000"/>
+        <w:sz w:val="22"/>
+        <w:szCs w:val="22"/>
+        <w:u w:val="none"/>
+        <w:shd w:val="clear" w:color="auto" w:fill="auto"/>
+        <w:vertAlign w:val="baseline"/>
+      </w:rPr>
+    </w:lvl>
+    <w:lvl w:ilvl="3">
+      <w:start w:val="1"/>
+      <w:numFmt w:val="bullet"/>
+      <w:lvlText w:val="■"/>
+      <w:lvlJc w:val="left"/>
+      <w:pPr>
+        <w:ind w:left="2880" w:hanging="360"/>
+      </w:pPr>
+      <w:rPr>
+        <w:rFonts w:ascii="Arial" w:eastAsia="Arial" w:hAnsi="Arial" w:cs="Arial"/>
+        <w:b w:val="0"/>
+        <w:bCs w:val="0"/>
+        <w:i w:val="0"/>
+        <w:iCs w:val="0"/>
+        <w:smallCaps w:val="0"/>
+        <w:strike w:val="0"/>
+        <w:color w:val="000000"/>
+        <w:sz w:val="22"/>
+        <w:szCs w:val="22"/>
+        <w:u w:val="none"/>
+        <w:shd w:val="clear" w:color="auto" w:fill="auto"/>
+        <w:vertAlign w:val="baseline"/>
+      </w:rPr>
+    </w:lvl>
+    <w:lvl w:ilvl="4">
+      <w:start w:val="1"/>
+      <w:numFmt w:val="bullet"/>
+      <w:lvlText w:val="■"/>
+      <w:lvlJc w:val="left"/>
+      <w:pPr>
+        <w:ind w:left="3600" w:hanging="360"/>
+      </w:pPr>
+      <w:rPr>
+        <w:rFonts w:ascii="Arial" w:eastAsia="Arial" w:hAnsi="Arial" w:cs="Arial"/>
+        <w:b w:val="0"/>
+        <w:bCs w:val="0"/>
+        <w:i w:val="0"/>
+        <w:iCs w:val="0"/>
+        <w:smallCaps w:val="0"/>
+        <w:strike w:val="0"/>
+        <w:color w:val="000000"/>
+        <w:sz w:val="22"/>
+        <w:szCs w:val="22"/>
+        <w:u w:val="none"/>
+        <w:shd w:val="clear" w:color="auto" w:fill="auto"/>
+        <w:vertAlign w:val="baseline"/>
+      </w:rPr>
+    </w:lvl>
+    <w:lvl w:ilvl="5">
+      <w:start w:val="1"/>
+      <w:numFmt w:val="bullet"/>
+      <w:lvlText w:val="■"/>
+      <w:lvlJc w:val="left"/>
+      <w:pPr>
+        <w:ind w:left="4320" w:hanging="360"/>
+      </w:pPr>
+      <w:rPr>
+        <w:rFonts w:ascii="Arial" w:eastAsia="Arial" w:hAnsi="Arial" w:cs="Arial"/>
+        <w:b w:val="0"/>
+        <w:bCs w:val="0"/>
+        <w:i w:val="0"/>
+        <w:iCs w:val="0"/>
+        <w:smallCaps w:val="0"/>
+        <w:strike w:val="0"/>
+        <w:color w:val="000000"/>
+        <w:sz w:val="22"/>
+        <w:szCs w:val="22"/>
+        <w:u w:val="none"/>
+        <w:shd w:val="clear" w:color="auto" w:fill="auto"/>
+        <w:vertAlign w:val="baseline"/>
+      </w:rPr>
+    </w:lvl>
+    <w:lvl w:ilvl="6">
+      <w:start w:val="1"/>
+      <w:numFmt w:val="bullet"/>
+      <w:lvlText w:val="■"/>
+      <w:lvlJc w:val="left"/>
+      <w:pPr>
+        <w:ind w:left="5040" w:hanging="360"/>
+      </w:pPr>
+      <w:rPr>
+        <w:rFonts w:ascii="Arial" w:eastAsia="Arial" w:hAnsi="Arial" w:cs="Arial"/>
+        <w:b w:val="0"/>
+        <w:bCs w:val="0"/>
+        <w:i w:val="0"/>
+        <w:iCs w:val="0"/>
+        <w:smallCaps w:val="0"/>
+        <w:strike w:val="0"/>
+        <w:color w:val="000000"/>
+        <w:sz w:val="22"/>
+        <w:szCs w:val="22"/>
+        <w:u w:val="none"/>
+        <w:shd w:val="clear" w:color="auto" w:fill="auto"/>
+        <w:vertAlign w:val="baseline"/>
+      </w:rPr>
+    </w:lvl>
+    <w:lvl w:ilvl="7">
+      <w:start w:val="1"/>
+      <w:numFmt w:val="bullet"/>
+      <w:lvlText w:val="■"/>
+      <w:lvlJc w:val="left"/>
+      <w:pPr>
+        <w:ind w:left="5760" w:hanging="360"/>
+      </w:pPr>
+      <w:rPr>
+        <w:rFonts w:ascii="Arial" w:eastAsia="Arial" w:hAnsi="Arial" w:cs="Arial"/>
+        <w:b w:val="0"/>
+        <w:bCs w:val="0"/>
+        <w:i w:val="0"/>
+        <w:iCs w:val="0"/>
+        <w:smallCaps w:val="0"/>
+        <w:strike w:val="0"/>
+        <w:color w:val="000000"/>
+        <w:sz w:val="22"/>
+        <w:szCs w:val="22"/>
+        <w:u w:val="none"/>
+        <w:shd w:val="clear" w:color="auto" w:fill="auto"/>
+        <w:vertAlign w:val="baseline"/>
+      </w:rPr>
+    </w:lvl>
+    <w:lvl w:ilvl="8">
+      <w:start w:val="1"/>
+      <w:numFmt w:val="bullet"/>
+      <w:lvlText w:val="■"/>
+      <w:lvlJc w:val="left"/>
+      <w:pPr>
+        <w:ind w:left="6480" w:hanging="360"/>
+      </w:pPr>
+      <w:rPr>
+        <w:rFonts w:ascii="Arial" w:eastAsia="Arial" w:hAnsi="Arial" w:cs="Arial"/>
+        <w:b w:val="0"/>
+        <w:bCs w:val="0"/>
+        <w:i w:val="0"/>
+        <w:iCs w:val="0"/>
+        <w:smallCaps w:val="0"/>
+        <w:strike w:val="0"/>
+        <w:color w:val="000000"/>
+        <w:sz w:val="22"/>
+        <w:szCs w:val="22"/>
+        <w:u w:val="none"/>
+        <w:shd w:val="clear" w:color="auto" w:fill="auto"/>
+        <w:vertAlign w:val="baseline"/>
+      </w:rPr>
+    </w:lvl>
+  </w:abstractNum>
+  <w:abstractNum w:abstractNumId="34" w15:restartNumberingAfterBreak="0">
     <w:nsid w:val="739A1C63"/>
     <w:multiLevelType w:val="multilevel"/>
     <w:tmpl w:val="D244FEF4"/>
@@ -12862,7 +21085,7 @@
       </w:rPr>
     </w:lvl>
   </w:abstractNum>
-  <w:abstractNum w:abstractNumId="27" w15:restartNumberingAfterBreak="0">
+  <w:abstractNum w:abstractNumId="35" w15:restartNumberingAfterBreak="0">
     <w:nsid w:val="75028D83"/>
     <w:multiLevelType w:val="multilevel"/>
     <w:tmpl w:val="27904D94"/>
@@ -12975,7 +21198,7 @@
       </w:rPr>
     </w:lvl>
   </w:abstractNum>
-  <w:abstractNum w:abstractNumId="28" w15:restartNumberingAfterBreak="0">
+  <w:abstractNum w:abstractNumId="36" w15:restartNumberingAfterBreak="0">
     <w:nsid w:val="7B400CC9"/>
     <w:multiLevelType w:val="multilevel"/>
     <w:tmpl w:val="158E319E"/>
@@ -13089,91 +21312,115 @@
     </w:lvl>
   </w:abstractNum>
   <w:num w:numId="1" w16cid:durableId="1492868999">
+    <w:abstractNumId w:val="29"/>
+  </w:num>
+  <w:num w:numId="2" w16cid:durableId="1091854877">
+    <w:abstractNumId w:val="8"/>
+  </w:num>
+  <w:num w:numId="3" w16cid:durableId="1109620181">
+    <w:abstractNumId w:val="4"/>
+  </w:num>
+  <w:num w:numId="4" w16cid:durableId="97256077">
+    <w:abstractNumId w:val="14"/>
+  </w:num>
+  <w:num w:numId="5" w16cid:durableId="899288652">
+    <w:abstractNumId w:val="10"/>
+  </w:num>
+  <w:num w:numId="6" w16cid:durableId="490173261">
+    <w:abstractNumId w:val="36"/>
+  </w:num>
+  <w:num w:numId="7" w16cid:durableId="1631863055">
+    <w:abstractNumId w:val="22"/>
+  </w:num>
+  <w:num w:numId="8" w16cid:durableId="392656827">
+    <w:abstractNumId w:val="17"/>
+  </w:num>
+  <w:num w:numId="9" w16cid:durableId="502596224">
+    <w:abstractNumId w:val="34"/>
+  </w:num>
+  <w:num w:numId="10" w16cid:durableId="1862351589">
+    <w:abstractNumId w:val="32"/>
+  </w:num>
+  <w:num w:numId="11" w16cid:durableId="11878667">
+    <w:abstractNumId w:val="35"/>
+  </w:num>
+  <w:num w:numId="12" w16cid:durableId="1505389780">
+    <w:abstractNumId w:val="21"/>
+  </w:num>
+  <w:num w:numId="13" w16cid:durableId="352458040">
+    <w:abstractNumId w:val="19"/>
+  </w:num>
+  <w:num w:numId="14" w16cid:durableId="103505629">
+    <w:abstractNumId w:val="24"/>
+  </w:num>
+  <w:num w:numId="15" w16cid:durableId="65346153">
+    <w:abstractNumId w:val="12"/>
+  </w:num>
+  <w:num w:numId="16" w16cid:durableId="985402121">
+    <w:abstractNumId w:val="7"/>
+  </w:num>
+  <w:num w:numId="17" w16cid:durableId="785004022">
+    <w:abstractNumId w:val="20"/>
+  </w:num>
+  <w:num w:numId="18" w16cid:durableId="848907507">
+    <w:abstractNumId w:val="11"/>
+  </w:num>
+  <w:num w:numId="19" w16cid:durableId="1443308238">
+    <w:abstractNumId w:val="9"/>
+  </w:num>
+  <w:num w:numId="20" w16cid:durableId="403722179">
+    <w:abstractNumId w:val="15"/>
+  </w:num>
+  <w:num w:numId="21" w16cid:durableId="1873111083">
+    <w:abstractNumId w:val="6"/>
+  </w:num>
+  <w:num w:numId="22" w16cid:durableId="1742747362">
+    <w:abstractNumId w:val="2"/>
+  </w:num>
+  <w:num w:numId="23" w16cid:durableId="371806547">
+    <w:abstractNumId w:val="1"/>
+  </w:num>
+  <w:num w:numId="24" w16cid:durableId="1240944087">
     <w:abstractNumId w:val="23"/>
   </w:num>
-  <w:num w:numId="2" w16cid:durableId="1091854877">
-    <w:abstractNumId w:val="6"/>
+  <w:num w:numId="25" w16cid:durableId="1604072944">
+    <w:abstractNumId w:val="28"/>
   </w:num>
-  <w:num w:numId="3" w16cid:durableId="1109620181">
+  <w:num w:numId="26" w16cid:durableId="41490249">
+    <w:abstractNumId w:val="27"/>
+  </w:num>
+  <w:num w:numId="27" w16cid:durableId="868756797">
+    <w:abstractNumId w:val="13"/>
+  </w:num>
+  <w:num w:numId="28" w16cid:durableId="161816726">
     <w:abstractNumId w:val="3"/>
   </w:num>
-  <w:num w:numId="4" w16cid:durableId="97256077">
-    <w:abstractNumId w:val="12"/>
+  <w:num w:numId="29" w16cid:durableId="1199047098">
+    <w:abstractNumId w:val="31"/>
   </w:num>
-  <w:num w:numId="5" w16cid:durableId="899288652">
-    <w:abstractNumId w:val="8"/>
+  <w:num w:numId="30" w16cid:durableId="293020642">
+    <w:abstractNumId w:val="26"/>
   </w:num>
-  <w:num w:numId="6" w16cid:durableId="490173261">
-    <w:abstractNumId w:val="28"/>
+  <w:num w:numId="31" w16cid:durableId="1251817905">
+    <w:abstractNumId w:val="30"/>
   </w:num>
-  <w:num w:numId="7" w16cid:durableId="1631863055">
+  <w:num w:numId="32" w16cid:durableId="1301304701">
+    <w:abstractNumId w:val="25"/>
+  </w:num>
+  <w:num w:numId="33" w16cid:durableId="1510103669">
     <w:abstractNumId w:val="18"/>
   </w:num>
-  <w:num w:numId="8" w16cid:durableId="392656827">
-    <w:abstractNumId w:val="14"/>
+  <w:num w:numId="34" w16cid:durableId="96104229">
+    <w:abstractNumId w:val="33"/>
   </w:num>
-  <w:num w:numId="9" w16cid:durableId="502596224">
-    <w:abstractNumId w:val="26"/>
+  <w:num w:numId="35" w16cid:durableId="1719620735">
+    <w:abstractNumId w:val="16"/>
   </w:num>
-  <w:num w:numId="10" w16cid:durableId="1862351589">
-    <w:abstractNumId w:val="25"/>
-  </w:num>
-  <w:num w:numId="11" w16cid:durableId="11878667">
-    <w:abstractNumId w:val="27"/>
-  </w:num>
-  <w:num w:numId="12" w16cid:durableId="1505389780">
-    <w:abstractNumId w:val="17"/>
-  </w:num>
-  <w:num w:numId="13" w16cid:durableId="352458040">
-    <w:abstractNumId w:val="15"/>
-  </w:num>
-  <w:num w:numId="14" w16cid:durableId="103505629">
-    <w:abstractNumId w:val="20"/>
-  </w:num>
-  <w:num w:numId="15" w16cid:durableId="65346153">
-    <w:abstractNumId w:val="10"/>
-  </w:num>
-  <w:num w:numId="16" w16cid:durableId="985402121">
+  <w:num w:numId="36" w16cid:durableId="589117345">
     <w:abstractNumId w:val="5"/>
   </w:num>
-  <w:num w:numId="17" w16cid:durableId="785004022">
-    <w:abstractNumId w:val="16"/>
-  </w:num>
-  <w:num w:numId="18" w16cid:durableId="848907507">
-    <w:abstractNumId w:val="9"/>
-  </w:num>
-  <w:num w:numId="19" w16cid:durableId="1443308238">
-    <w:abstractNumId w:val="7"/>
-  </w:num>
-  <w:num w:numId="20" w16cid:durableId="403722179">
-    <w:abstractNumId w:val="13"/>
-  </w:num>
-  <w:num w:numId="21" w16cid:durableId="1873111083">
-    <w:abstractNumId w:val="4"/>
-  </w:num>
-  <w:num w:numId="22" w16cid:durableId="1742747362">
-    <w:abstractNumId w:val="1"/>
-  </w:num>
-  <w:num w:numId="23" w16cid:durableId="371806547">
+  <w:num w:numId="37" w16cid:durableId="770324606">
     <w:abstractNumId w:val="0"/>
-  </w:num>
-  <w:num w:numId="24" w16cid:durableId="1240944087">
-    <w:abstractNumId w:val="19"/>
-  </w:num>
-  <w:num w:numId="25" w16cid:durableId="1604072944">
-    <w:abstractNumId w:val="22"/>
-  </w:num>
-  <w:num w:numId="26" w16cid:durableId="41490249">
-    <w:abstractNumId w:val="21"/>
-  </w:num>
-  <w:num w:numId="27" w16cid:durableId="868756797">
-    <w:abstractNumId w:val="11"/>
-  </w:num>
-  <w:num w:numId="28" w16cid:durableId="161816726">
-    <w:abstractNumId w:val="2"/>
-  </w:num>
-  <w:num w:numId="29" w16cid:durableId="1199047098">
-    <w:abstractNumId w:val="24"/>
   </w:num>
 </w:numbering>
 </file>
@@ -13586,10 +21833,98 @@
       <w:lang w:val="es-ES" w:eastAsia="es-ES"/>
     </w:rPr>
   </w:style>
+  <w:style w:type="paragraph" w:styleId="Ttulo1">
+    <w:name w:val="heading 1"/>
+    <w:basedOn w:val="Normal"/>
+    <w:next w:val="Normal"/>
+    <w:link w:val="Ttulo1Car"/>
+    <w:uiPriority w:val="9"/>
+    <w:qFormat/>
+    <w:rsid w:val="003451DA"/>
+    <w:pPr>
+      <w:widowControl w:val="0"/>
+      <w:pBdr>
+        <w:top w:val="nil"/>
+        <w:left w:val="nil"/>
+        <w:bottom w:val="nil"/>
+        <w:right w:val="nil"/>
+        <w:between w:val="nil"/>
+      </w:pBdr>
+      <w:spacing w:before="240" w:after="240"/>
+      <w:outlineLvl w:val="0"/>
+    </w:pPr>
+    <w:rPr>
+      <w:rFonts w:ascii="Arial" w:eastAsia="Arial" w:hAnsi="Arial" w:cs="Arial"/>
+      <w:b/>
+      <w:bCs/>
+      <w:sz w:val="48"/>
+      <w:szCs w:val="48"/>
+      <w:lang w:val="es-CL" w:eastAsia="es-CL"/>
+    </w:rPr>
+  </w:style>
+  <w:style w:type="paragraph" w:styleId="Ttulo2">
+    <w:name w:val="heading 2"/>
+    <w:basedOn w:val="Normal"/>
+    <w:next w:val="Normal"/>
+    <w:link w:val="Ttulo2Car"/>
+    <w:uiPriority w:val="9"/>
+    <w:unhideWhenUsed/>
+    <w:qFormat/>
+    <w:rsid w:val="003451DA"/>
+    <w:pPr>
+      <w:widowControl w:val="0"/>
+      <w:pBdr>
+        <w:top w:val="nil"/>
+        <w:left w:val="nil"/>
+        <w:bottom w:val="nil"/>
+        <w:right w:val="nil"/>
+        <w:between w:val="nil"/>
+      </w:pBdr>
+      <w:spacing w:before="225" w:after="225"/>
+      <w:outlineLvl w:val="1"/>
+    </w:pPr>
+    <w:rPr>
+      <w:rFonts w:ascii="Arial" w:eastAsia="Arial" w:hAnsi="Arial" w:cs="Arial"/>
+      <w:b/>
+      <w:bCs/>
+      <w:sz w:val="36"/>
+      <w:szCs w:val="36"/>
+      <w:lang w:val="es-CL" w:eastAsia="es-CL"/>
+    </w:rPr>
+  </w:style>
+  <w:style w:type="paragraph" w:styleId="Ttulo3">
+    <w:name w:val="heading 3"/>
+    <w:basedOn w:val="Normal"/>
+    <w:next w:val="Normal"/>
+    <w:link w:val="Ttulo3Car"/>
+    <w:uiPriority w:val="9"/>
+    <w:unhideWhenUsed/>
+    <w:qFormat/>
+    <w:rsid w:val="003451DA"/>
+    <w:pPr>
+      <w:widowControl w:val="0"/>
+      <w:pBdr>
+        <w:top w:val="nil"/>
+        <w:left w:val="nil"/>
+        <w:bottom w:val="nil"/>
+        <w:right w:val="nil"/>
+        <w:between w:val="nil"/>
+      </w:pBdr>
+      <w:spacing w:before="240" w:after="240"/>
+      <w:outlineLvl w:val="2"/>
+    </w:pPr>
+    <w:rPr>
+      <w:rFonts w:ascii="Arial" w:eastAsia="Arial" w:hAnsi="Arial" w:cs="Arial"/>
+      <w:b/>
+      <w:bCs/>
+      <w:sz w:val="28"/>
+      <w:szCs w:val="28"/>
+      <w:lang w:val="es-CL" w:eastAsia="es-CL"/>
+    </w:rPr>
+  </w:style>
   <w:style w:type="character" w:default="1" w:styleId="Fuentedeprrafopredeter">
     <w:name w:val="Default Paragraph Font"/>
     <w:uiPriority w:val="1"/>
-    <w:semiHidden/>
     <w:unhideWhenUsed/>
   </w:style>
   <w:style w:type="table" w:default="1" w:styleId="Tablanormal">
@@ -14074,6 +22409,51 @@
       <w:bCs/>
     </w:rPr>
   </w:style>
+  <w:style w:type="character" w:customStyle="1" w:styleId="Ttulo1Car">
+    <w:name w:val="Título 1 Car"/>
+    <w:basedOn w:val="Fuentedeprrafopredeter"/>
+    <w:link w:val="Ttulo1"/>
+    <w:uiPriority w:val="9"/>
+    <w:rsid w:val="003451DA"/>
+    <w:rPr>
+      <w:rFonts w:ascii="Arial" w:eastAsia="Arial" w:hAnsi="Arial" w:cs="Arial"/>
+      <w:b/>
+      <w:bCs/>
+      <w:sz w:val="48"/>
+      <w:szCs w:val="48"/>
+      <w:lang w:eastAsia="es-CL"/>
+    </w:rPr>
+  </w:style>
+  <w:style w:type="character" w:customStyle="1" w:styleId="Ttulo2Car">
+    <w:name w:val="Título 2 Car"/>
+    <w:basedOn w:val="Fuentedeprrafopredeter"/>
+    <w:link w:val="Ttulo2"/>
+    <w:uiPriority w:val="9"/>
+    <w:rsid w:val="003451DA"/>
+    <w:rPr>
+      <w:rFonts w:ascii="Arial" w:eastAsia="Arial" w:hAnsi="Arial" w:cs="Arial"/>
+      <w:b/>
+      <w:bCs/>
+      <w:sz w:val="36"/>
+      <w:szCs w:val="36"/>
+      <w:lang w:eastAsia="es-CL"/>
+    </w:rPr>
+  </w:style>
+  <w:style w:type="character" w:customStyle="1" w:styleId="Ttulo3Car">
+    <w:name w:val="Título 3 Car"/>
+    <w:basedOn w:val="Fuentedeprrafopredeter"/>
+    <w:link w:val="Ttulo3"/>
+    <w:uiPriority w:val="9"/>
+    <w:rsid w:val="003451DA"/>
+    <w:rPr>
+      <w:rFonts w:ascii="Arial" w:eastAsia="Arial" w:hAnsi="Arial" w:cs="Arial"/>
+      <w:b/>
+      <w:bCs/>
+      <w:sz w:val="28"/>
+      <w:szCs w:val="28"/>
+      <w:lang w:eastAsia="es-CL"/>
+    </w:rPr>
+  </w:style>
 </w:styles>
 </file>
 
@@ -14359,6 +22739,16 @@
 </file>
 
 <file path=customXml/item3.xml><?xml version="1.0" encoding="utf-8"?>
+<b:Sources xmlns:b="http://schemas.openxmlformats.org/officeDocument/2006/bibliography" xmlns="http://schemas.openxmlformats.org/officeDocument/2006/bibliography" SelectedStyle="\APASixthEditionOfficeOnline.xsl" StyleName="APA" Version="6"/>
+</file>
+
+<file path=customXml/item4.xml><?xml version="1.0" encoding="utf-8"?>
+<p:properties xmlns:p="http://schemas.microsoft.com/office/2006/metadata/properties" xmlns:xsi="http://www.w3.org/2001/XMLSchema-instance" xmlns:pc="http://schemas.microsoft.com/office/infopath/2007/PartnerControls">
+  <documentManagement/>
+</p:properties>
+</file>
+
+<file path=customXml/item5.xml><?xml version="1.0" encoding="utf-8"?>
 <ct:contentTypeSchema xmlns:ct="http://schemas.microsoft.com/office/2006/metadata/contentType" xmlns:ma="http://schemas.microsoft.com/office/2006/metadata/properties/metaAttributes" ct:_="" ma:_="" ma:contentTypeName="Documento" ma:contentTypeID="0x010100E96778489EE7714D8BD12CC105EB918B" ma:contentTypeVersion="2" ma:contentTypeDescription="Crear nuevo documento." ma:contentTypeScope="" ma:versionID="416c5c7ae9b5d54d83875cd3c65194e3">
   <xsd:schema xmlns:xsd="http://www.w3.org/2001/XMLSchema" xmlns:xs="http://www.w3.org/2001/XMLSchema" xmlns:p="http://schemas.microsoft.com/office/2006/metadata/properties" xmlns:ns2="126e8a1c-9ea9-435a-ac89-d06c80d62e30" targetNamespace="http://schemas.microsoft.com/office/2006/metadata/properties" ma:root="true" ma:fieldsID="70a237c842677bd850644f8595079f5e" ns2:_="">
     <xsd:import namespace="126e8a1c-9ea9-435a-ac89-d06c80d62e30"/>
@@ -14490,16 +22880,6 @@
 </ct:contentTypeSchema>
 </file>
 
-<file path=customXml/item4.xml><?xml version="1.0" encoding="utf-8"?>
-<p:properties xmlns:p="http://schemas.microsoft.com/office/2006/metadata/properties" xmlns:xsi="http://www.w3.org/2001/XMLSchema-instance" xmlns:pc="http://schemas.microsoft.com/office/infopath/2007/PartnerControls">
-  <documentManagement/>
-</p:properties>
-</file>
-
-<file path=customXml/item5.xml><?xml version="1.0" encoding="utf-8"?>
-<b:Sources xmlns:b="http://schemas.openxmlformats.org/officeDocument/2006/bibliography" xmlns="http://schemas.openxmlformats.org/officeDocument/2006/bibliography" SelectedStyle="\APASixthEditionOfficeOnline.xsl" StyleName="APA" Version="6"/>
-</file>
-
 <file path=customXml/itemProps1.xml><?xml version="1.0" encoding="utf-8"?>
 <ds:datastoreItem xmlns:ds="http://schemas.openxmlformats.org/officeDocument/2006/customXml" ds:itemID="{55AF091B-3C7A-41E3-B477-F2FDAA23CFDA}">
   <ds:schemaRefs>
@@ -14517,6 +22897,23 @@
 </file>
 
 <file path=customXml/itemProps3.xml><?xml version="1.0" encoding="utf-8"?>
+<ds:datastoreItem xmlns:ds="http://schemas.openxmlformats.org/officeDocument/2006/customXml" ds:itemID="{028C5B15-B524-4B7C-9DF0-F573AFD0F54E}">
+  <ds:schemaRefs>
+    <ds:schemaRef ds:uri="http://schemas.openxmlformats.org/officeDocument/2006/bibliography"/>
+  </ds:schemaRefs>
+</ds:datastoreItem>
+</file>
+
+<file path=customXml/itemProps4.xml><?xml version="1.0" encoding="utf-8"?>
+<ds:datastoreItem xmlns:ds="http://schemas.openxmlformats.org/officeDocument/2006/customXml" ds:itemID="{5B7B5873-BEF7-4EF9-B783-7B50266FE496}">
+  <ds:schemaRefs>
+    <ds:schemaRef ds:uri="http://schemas.microsoft.com/office/2006/metadata/properties"/>
+    <ds:schemaRef ds:uri="http://schemas.microsoft.com/office/infopath/2007/PartnerControls"/>
+  </ds:schemaRefs>
+</ds:datastoreItem>
+</file>
+
+<file path=customXml/itemProps5.xml><?xml version="1.0" encoding="utf-8"?>
 <ds:datastoreItem xmlns:ds="http://schemas.openxmlformats.org/officeDocument/2006/customXml" ds:itemID="{14D1F39E-8B56-417C-B337-6A9061C37D5D}">
   <ds:schemaRefs>
     <ds:schemaRef ds:uri="http://schemas.microsoft.com/office/2006/metadata/contentType"/>
@@ -14532,21 +22929,4 @@
     <ds:schemaRef ds:uri="http://schemas.microsoft.com/internal/obd"/>
   </ds:schemaRefs>
 </ds:datastoreItem>
-</file>
-
-<file path=customXml/itemProps4.xml><?xml version="1.0" encoding="utf-8"?>
-<ds:datastoreItem xmlns:ds="http://schemas.openxmlformats.org/officeDocument/2006/customXml" ds:itemID="{5B7B5873-BEF7-4EF9-B783-7B50266FE496}">
-  <ds:schemaRefs>
-    <ds:schemaRef ds:uri="http://schemas.microsoft.com/office/2006/metadata/properties"/>
-    <ds:schemaRef ds:uri="http://schemas.microsoft.com/office/infopath/2007/PartnerControls"/>
-  </ds:schemaRefs>
-</ds:datastoreItem>
-</file>
-
-<file path=customXml/itemProps5.xml><?xml version="1.0" encoding="utf-8"?>
-<ds:datastoreItem xmlns:ds="http://schemas.openxmlformats.org/officeDocument/2006/customXml" ds:itemID="{028C5B15-B524-4B7C-9DF0-F573AFD0F54E}">
-  <ds:schemaRefs>
-    <ds:schemaRef ds:uri="http://schemas.openxmlformats.org/officeDocument/2006/bibliography"/>
-  </ds:schemaRefs>
-</ds:datastoreItem>
 </file>